--- a/系統分析/需求規格書.docx
+++ b/系統分析/需求規格書.docx
@@ -7305,6 +7305,21 @@
               <w:rPr>
                 <w:rFonts w:hint="eastAsia"/>
               </w:rPr>
+              <w:t>全部</w:t>
+            </w:r>
+          </w:p>
+          <w:p>
+            <w:pPr>
+              <w:pStyle w:val="140"/>
+              <w:numPr>
+                <w:ilvl w:val="0"/>
+                <w:numId w:val="14"/>
+              </w:numPr>
+            </w:pPr>
+            <w:r>
+              <w:rPr>
+                <w:rFonts w:hint="eastAsia"/>
+              </w:rPr>
               <w:t>是</w:t>
             </w:r>
           </w:p>
@@ -8460,7 +8475,19 @@
               <w:rPr>
                 <w:rFonts w:hint="eastAsia"/>
               </w:rPr>
-              <w:t>帳號類別為「緊急醫療應變中心」方顯示</w:t>
+              <w:t>帳號類別為「緊急醫療應變中心</w:t>
+            </w:r>
+            <w:r>
+              <w:rPr>
+                <w:rFonts w:hint="eastAsia"/>
+              </w:rPr>
+              <w:t>、系統管理者</w:t>
+            </w:r>
+            <w:r>
+              <w:rPr>
+                <w:rFonts w:hint="eastAsia"/>
+              </w:rPr>
+              <w:t>」方顯示</w:t>
             </w:r>
           </w:p>
         </w:tc>
@@ -8549,7 +8576,19 @@
               <w:rPr>
                 <w:rFonts w:hint="eastAsia"/>
               </w:rPr>
-              <w:t>帳號類別為「緊急醫療應變中心」</w:t>
+              <w:t>帳號類別為「緊急醫療應變中心</w:t>
+            </w:r>
+            <w:r>
+              <w:rPr>
+                <w:rFonts w:hint="eastAsia"/>
+              </w:rPr>
+              <w:t>、系統管理者</w:t>
+            </w:r>
+            <w:r>
+              <w:rPr>
+                <w:rFonts w:hint="eastAsia"/>
+              </w:rPr>
+              <w:t>」</w:t>
             </w:r>
             <w:r>
               <w:rPr>
@@ -8770,9 +8809,19 @@
               <w:pStyle w:val="140"/>
               <w:numPr>
                 <w:ilvl w:val="0"/>
-                <w:numId w:val="0"/>
+                <w:numId w:val="65"/>
               </w:numPr>
-              <w:ind w:left="227" w:hanging="216"/>
+            </w:pPr>
+            <w:r>
+              <w:rPr>
+                <w:rFonts w:hint="eastAsia"/>
+              </w:rPr>
+              <w:t>帳號類別為「緊急醫療應變中心、系統管理者」方顯示</w:t>
+            </w:r>
+          </w:p>
+          <w:p>
+            <w:pPr>
+              <w:pStyle w:val="140"/>
               <w:rPr>
                 <w:color w:val="000000"/>
               </w:rPr>
@@ -8781,13 +8830,7 @@
               <w:rPr>
                 <w:rFonts w:hint="eastAsia"/>
               </w:rPr>
-              <w:t>反灰，</w:t>
-            </w:r>
-            <w:r>
-              <w:rPr>
-                <w:rFonts w:hint="eastAsia"/>
-              </w:rPr>
-              <w:t>選取一筆後可用</w:t>
+              <w:t>反灰，選取一筆後可用</w:t>
             </w:r>
           </w:p>
         </w:tc>
@@ -8904,6 +8947,7 @@
               <w:rPr>
                 <w:rFonts w:hint="eastAsia"/>
               </w:rPr>
+              <w:lastRenderedPageBreak/>
               <w:t>範本</w:t>
             </w:r>
             <w:r>
@@ -9139,7 +9183,6 @@
               <w:rPr>
                 <w:rFonts w:hint="eastAsia"/>
               </w:rPr>
-              <w:lastRenderedPageBreak/>
               <w:t>Hover</w:t>
             </w:r>
             <w:r>
@@ -11869,7 +11912,6 @@
         <w:rPr>
           <w:rFonts w:hint="eastAsia"/>
         </w:rPr>
-        <w:lastRenderedPageBreak/>
         <w:t>新增</w:t>
       </w:r>
       <w:r>
@@ -13429,7 +13471,6 @@
                 <w:rPr>
                   <w:rFonts w:hint="eastAsia"/>
                 </w:rPr>
-                <w:lastRenderedPageBreak/>
                 <w:delText>南區</w:delText>
               </w:r>
             </w:del>
@@ -14522,7 +14563,14 @@
                 <w:rPr>
                   <w:rFonts w:hint="eastAsia"/>
                 </w:rPr>
-                <w:t>公用氣體與油料管線、輸電線路災害</w:t>
+                <w:t>公用氣體與油料管線、</w:t>
+              </w:r>
+              <w:r>
+                <w:rPr>
+                  <w:rFonts w:hint="eastAsia"/>
+                </w:rPr>
+                <w:lastRenderedPageBreak/>
+                <w:t>輸電線路災害</w:t>
               </w:r>
             </w:ins>
           </w:p>
@@ -14586,7 +14634,6 @@
                 <w:rPr>
                   <w:rFonts w:hint="eastAsia"/>
                 </w:rPr>
-                <w:lastRenderedPageBreak/>
                 <w:t>火山災害</w:t>
               </w:r>
             </w:ins>
@@ -15391,6 +15438,8 @@
                 </w:rPr>
                 <w:t>)</w:t>
               </w:r>
+              <w:bookmarkStart w:id="176" w:name="_GoBack"/>
+              <w:bookmarkEnd w:id="176"/>
             </w:ins>
           </w:p>
         </w:tc>
@@ -15569,7 +15618,7 @@
       </w:tr>
       <w:tr>
         <w:trPr>
-          <w:del w:id="176" w:author="黃怡萱" w:date="2026-02-25T11:21:00Z"/>
+          <w:del w:id="177" w:author="黃怡萱" w:date="2026-02-25T11:21:00Z"/>
         </w:trPr>
         <w:tc>
           <w:tcPr>
@@ -15584,7 +15633,7 @@
               </w:numPr>
               <w:jc w:val="center"/>
               <w:rPr>
-                <w:del w:id="177" w:author="黃怡萱" w:date="2026-02-25T11:21:00Z"/>
+                <w:del w:id="178" w:author="黃怡萱" w:date="2026-02-25T11:21:00Z"/>
                 <w:color w:val="auto"/>
               </w:rPr>
             </w:pPr>
@@ -15599,12 +15648,12 @@
             <w:pPr>
               <w:pStyle w:val="141"/>
               <w:rPr>
-                <w:del w:id="178" w:author="黃怡萱" w:date="2026-02-25T11:21:00Z"/>
+                <w:del w:id="179" w:author="黃怡萱" w:date="2026-02-25T11:21:00Z"/>
                 <w:rFonts w:ascii="Arial" w:hAnsi="Arial" w:cs="Arial"/>
                 <w:color w:val="auto"/>
               </w:rPr>
             </w:pPr>
-            <w:del w:id="179" w:author="黃怡萱" w:date="2026-02-25T11:20:00Z">
+            <w:del w:id="180" w:author="黃怡萱" w:date="2026-02-25T11:20:00Z">
               <w:r>
                 <w:rPr>
                   <w:rFonts w:ascii="Arial" w:hAnsi="Arial" w:cs="Arial"/>
@@ -15624,11 +15673,11 @@
             <w:pPr>
               <w:pStyle w:val="141"/>
               <w:rPr>
-                <w:del w:id="180" w:author="黃怡萱" w:date="2026-02-25T11:21:00Z"/>
-                <w:color w:val="auto"/>
-              </w:rPr>
-            </w:pPr>
-            <w:del w:id="181" w:author="黃怡萱" w:date="2026-02-25T11:20:00Z">
+                <w:del w:id="181" w:author="黃怡萱" w:date="2026-02-25T11:21:00Z"/>
+                <w:color w:val="auto"/>
+              </w:rPr>
+            </w:pPr>
+            <w:del w:id="182" w:author="黃怡萱" w:date="2026-02-25T11:20:00Z">
               <w:r>
                 <w:rPr>
                   <w:rFonts w:ascii="Arial" w:hAnsi="Arial" w:cs="Arial"/>
@@ -15649,11 +15698,11 @@
               <w:pStyle w:val="141"/>
               <w:jc w:val="center"/>
               <w:rPr>
-                <w:del w:id="182" w:author="黃怡萱" w:date="2026-02-25T11:21:00Z"/>
-                <w:color w:val="auto"/>
-              </w:rPr>
-            </w:pPr>
-            <w:del w:id="183" w:author="黃怡萱" w:date="2026-02-25T11:20:00Z">
+                <w:del w:id="183" w:author="黃怡萱" w:date="2026-02-25T11:21:00Z"/>
+                <w:color w:val="auto"/>
+              </w:rPr>
+            </w:pPr>
+            <w:del w:id="184" w:author="黃怡萱" w:date="2026-02-25T11:20:00Z">
               <w:r>
                 <w:rPr>
                   <w:color w:val="auto"/>
@@ -15671,11 +15720,11 @@
             <w:pPr>
               <w:pStyle w:val="141"/>
               <w:rPr>
-                <w:del w:id="184" w:author="黃怡萱" w:date="2026-02-25T11:21:00Z"/>
+                <w:del w:id="185" w:author="黃怡萱" w:date="2026-02-25T11:21:00Z"/>
                 <w:color w:val="FF0000"/>
               </w:rPr>
             </w:pPr>
-            <w:del w:id="185" w:author="黃怡萱" w:date="2026-02-25T11:20:00Z">
+            <w:del w:id="186" w:author="黃怡萱" w:date="2026-02-25T11:20:00Z">
               <w:r>
                 <w:rPr>
                   <w:rFonts w:hint="eastAsia"/>
@@ -15689,7 +15738,7 @@
       </w:tr>
       <w:tr>
         <w:trPr>
-          <w:del w:id="186" w:author="黃怡萱" w:date="2026-02-25T11:21:00Z"/>
+          <w:del w:id="187" w:author="黃怡萱" w:date="2026-02-25T11:21:00Z"/>
         </w:trPr>
         <w:tc>
           <w:tcPr>
@@ -15704,7 +15753,7 @@
               </w:numPr>
               <w:jc w:val="center"/>
               <w:rPr>
-                <w:del w:id="187" w:author="黃怡萱" w:date="2026-02-25T11:21:00Z"/>
+                <w:del w:id="188" w:author="黃怡萱" w:date="2026-02-25T11:21:00Z"/>
                 <w:color w:val="auto"/>
               </w:rPr>
             </w:pPr>
@@ -15719,12 +15768,12 @@
             <w:pPr>
               <w:pStyle w:val="141"/>
               <w:rPr>
-                <w:del w:id="188" w:author="黃怡萱" w:date="2026-02-25T11:21:00Z"/>
+                <w:del w:id="189" w:author="黃怡萱" w:date="2026-02-25T11:21:00Z"/>
                 <w:rFonts w:ascii="Arial" w:hAnsi="Arial" w:cs="Arial"/>
                 <w:color w:val="auto"/>
               </w:rPr>
             </w:pPr>
-            <w:del w:id="189" w:author="黃怡萱" w:date="2026-02-25T11:20:00Z">
+            <w:del w:id="190" w:author="黃怡萱" w:date="2026-02-25T11:20:00Z">
               <w:r>
                 <w:rPr>
                   <w:rFonts w:ascii="Arial" w:hAnsi="Arial" w:cs="Arial"/>
@@ -15744,11 +15793,11 @@
             <w:pPr>
               <w:pStyle w:val="141"/>
               <w:rPr>
-                <w:del w:id="190" w:author="黃怡萱" w:date="2026-02-25T11:21:00Z"/>
-                <w:color w:val="auto"/>
-              </w:rPr>
-            </w:pPr>
-            <w:del w:id="191" w:author="黃怡萱" w:date="2026-02-25T11:20:00Z">
+                <w:del w:id="191" w:author="黃怡萱" w:date="2026-02-25T11:21:00Z"/>
+                <w:color w:val="auto"/>
+              </w:rPr>
+            </w:pPr>
+            <w:del w:id="192" w:author="黃怡萱" w:date="2026-02-25T11:20:00Z">
               <w:r>
                 <w:rPr>
                   <w:rFonts w:ascii="Arial" w:hAnsi="Arial" w:cs="Arial"/>
@@ -15769,11 +15818,11 @@
               <w:pStyle w:val="141"/>
               <w:jc w:val="center"/>
               <w:rPr>
-                <w:del w:id="192" w:author="黃怡萱" w:date="2026-02-25T11:21:00Z"/>
-                <w:color w:val="auto"/>
-              </w:rPr>
-            </w:pPr>
-            <w:del w:id="193" w:author="黃怡萱" w:date="2026-02-25T11:20:00Z">
+                <w:del w:id="193" w:author="黃怡萱" w:date="2026-02-25T11:21:00Z"/>
+                <w:color w:val="auto"/>
+              </w:rPr>
+            </w:pPr>
+            <w:del w:id="194" w:author="黃怡萱" w:date="2026-02-25T11:20:00Z">
               <w:r>
                 <w:rPr>
                   <w:color w:val="auto"/>
@@ -15791,11 +15840,11 @@
             <w:pPr>
               <w:pStyle w:val="141"/>
               <w:rPr>
-                <w:del w:id="194" w:author="黃怡萱" w:date="2026-02-25T11:21:00Z"/>
+                <w:del w:id="195" w:author="黃怡萱" w:date="2026-02-25T11:21:00Z"/>
                 <w:color w:val="FF0000"/>
               </w:rPr>
             </w:pPr>
-            <w:del w:id="195" w:author="黃怡萱" w:date="2026-02-25T11:20:00Z">
+            <w:del w:id="196" w:author="黃怡萱" w:date="2026-02-25T11:20:00Z">
               <w:r>
                 <w:rPr>
                   <w:rFonts w:hint="eastAsia"/>
@@ -16156,7 +16205,15 @@
                 <w:rFonts w:ascii="Arial" w:hAnsi="Arial" w:cs="Arial" w:hint="eastAsia"/>
                 <w:color w:val="1F1F1F"/>
               </w:rPr>
-              <w:t>詳細發生地</w:t>
+              <w:t>詳細發生</w:t>
+            </w:r>
+            <w:r>
+              <w:rPr>
+                <w:rFonts w:ascii="Arial" w:hAnsi="Arial" w:cs="Arial" w:hint="eastAsia"/>
+                <w:color w:val="1F1F1F"/>
+              </w:rPr>
+              <w:lastRenderedPageBreak/>
+              <w:t>地</w:t>
             </w:r>
           </w:p>
         </w:tc>
@@ -16311,7 +16368,6 @@
               <w:rPr>
                 <w:rFonts w:hint="eastAsia"/>
               </w:rPr>
-              <w:lastRenderedPageBreak/>
               <w:t>至少要有一筆</w:t>
             </w:r>
             <w:r>
@@ -18399,6 +18455,7 @@
         <w:rPr>
           <w:rFonts w:hint="eastAsia"/>
         </w:rPr>
+        <w:lastRenderedPageBreak/>
         <w:t>事件監看紀錄維護</w:t>
       </w:r>
       <w:r>
@@ -19203,7 +19260,7 @@
       <w:pPr>
         <w:pStyle w:val="5"/>
       </w:pPr>
-      <w:bookmarkStart w:id="196" w:name="_Toc219471640"/>
+      <w:bookmarkStart w:id="197" w:name="_Toc219471640"/>
       <w:r>
         <w:rPr>
           <w:rFonts w:hint="eastAsia"/>
@@ -22533,10 +22590,10 @@
                 <w:numId w:val="63"/>
               </w:numPr>
               <w:rPr>
-                <w:ins w:id="197" w:author="黃怡萱" w:date="2026-02-25T11:25:00Z"/>
-              </w:rPr>
-            </w:pPr>
-            <w:ins w:id="198" w:author="黃怡萱" w:date="2026-02-25T11:26:00Z">
+                <w:ins w:id="198" w:author="黃怡萱" w:date="2026-02-25T11:25:00Z"/>
+              </w:rPr>
+            </w:pPr>
+            <w:ins w:id="199" w:author="黃怡萱" w:date="2026-02-25T11:26:00Z">
               <w:r>
                 <w:rPr>
                   <w:rFonts w:hint="eastAsia"/>
@@ -22544,7 +22601,7 @@
                 <w:t>顯示</w:t>
               </w:r>
             </w:ins>
-            <w:ins w:id="199" w:author="黃怡萱" w:date="2026-02-25T11:25:00Z">
+            <w:ins w:id="200" w:author="黃怡萱" w:date="2026-02-25T11:25:00Z">
               <w:r>
                 <w:rPr>
                   <w:rFonts w:hint="eastAsia"/>
@@ -22566,7 +22623,7 @@
               </w:r>
             </w:ins>
             <w:proofErr w:type="gramEnd"/>
-            <w:ins w:id="200" w:author="黃怡萱" w:date="2026-02-25T11:26:00Z">
+            <w:ins w:id="201" w:author="黃怡萱" w:date="2026-02-25T11:26:00Z">
               <w:r>
                 <w:rPr>
                   <w:rFonts w:hint="eastAsia"/>
@@ -22574,7 +22631,7 @@
                 <w:t>資料</w:t>
               </w:r>
             </w:ins>
-            <w:ins w:id="201" w:author="黃怡萱" w:date="2026-02-25T11:25:00Z">
+            <w:ins w:id="202" w:author="黃怡萱" w:date="2026-02-25T11:25:00Z">
               <w:r>
                 <w:rPr>
                   <w:rFonts w:hint="eastAsia"/>
@@ -22973,7 +23030,7 @@
       </w:tr>
       <w:tr>
         <w:trPr>
-          <w:ins w:id="202" w:author="黃怡萱" w:date="2026-02-25T11:26:00Z"/>
+          <w:ins w:id="203" w:author="黃怡萱" w:date="2026-02-25T11:26:00Z"/>
         </w:trPr>
         <w:tc>
           <w:tcPr>
@@ -22984,10 +23041,10 @@
             <w:pPr>
               <w:pStyle w:val="141"/>
               <w:rPr>
-                <w:ins w:id="203" w:author="黃怡萱" w:date="2026-02-25T11:26:00Z"/>
-              </w:rPr>
-            </w:pPr>
-            <w:ins w:id="204" w:author="黃怡萱" w:date="2026-02-25T11:27:00Z">
+                <w:ins w:id="204" w:author="黃怡萱" w:date="2026-02-25T11:26:00Z"/>
+              </w:rPr>
+            </w:pPr>
+            <w:ins w:id="205" w:author="黃怡萱" w:date="2026-02-25T11:27:00Z">
               <w:r>
                 <w:rPr>
                   <w:rFonts w:hint="eastAsia"/>
@@ -23340,7 +23397,7 @@
       </w:tr>
       <w:tr>
         <w:trPr>
-          <w:del w:id="205" w:author="黃怡萱" w:date="2026-02-25T11:27:00Z"/>
+          <w:del w:id="206" w:author="黃怡萱" w:date="2026-02-25T11:27:00Z"/>
         </w:trPr>
         <w:tc>
           <w:tcPr>
@@ -23355,7 +23412,7 @@
               </w:numPr>
               <w:jc w:val="center"/>
               <w:rPr>
-                <w:del w:id="206" w:author="黃怡萱" w:date="2026-02-25T11:27:00Z"/>
+                <w:del w:id="207" w:author="黃怡萱" w:date="2026-02-25T11:27:00Z"/>
                 <w:color w:val="auto"/>
               </w:rPr>
             </w:pPr>
@@ -23369,11 +23426,11 @@
             <w:pPr>
               <w:pStyle w:val="141"/>
               <w:rPr>
-                <w:del w:id="207" w:author="黃怡萱" w:date="2026-02-25T11:27:00Z"/>
-                <w:color w:val="auto"/>
-              </w:rPr>
-            </w:pPr>
-            <w:del w:id="208" w:author="黃怡萱" w:date="2026-02-25T11:27:00Z">
+                <w:del w:id="208" w:author="黃怡萱" w:date="2026-02-25T11:27:00Z"/>
+                <w:color w:val="auto"/>
+              </w:rPr>
+            </w:pPr>
+            <w:del w:id="209" w:author="黃怡萱" w:date="2026-02-25T11:27:00Z">
               <w:r>
                 <w:rPr>
                   <w:rFonts w:hint="eastAsia"/>
@@ -23392,11 +23449,11 @@
             <w:pPr>
               <w:pStyle w:val="141"/>
               <w:rPr>
-                <w:del w:id="209" w:author="黃怡萱" w:date="2026-02-25T11:27:00Z"/>
-                <w:color w:val="auto"/>
-              </w:rPr>
-            </w:pPr>
-            <w:del w:id="210" w:author="黃怡萱" w:date="2026-02-25T11:27:00Z">
+                <w:del w:id="210" w:author="黃怡萱" w:date="2026-02-25T11:27:00Z"/>
+                <w:color w:val="auto"/>
+              </w:rPr>
+            </w:pPr>
+            <w:del w:id="211" w:author="黃怡萱" w:date="2026-02-25T11:27:00Z">
               <w:r>
                 <w:rPr>
                   <w:rFonts w:hint="eastAsia"/>
@@ -23415,7 +23472,7 @@
             <w:pPr>
               <w:pStyle w:val="141"/>
               <w:rPr>
-                <w:del w:id="211" w:author="黃怡萱" w:date="2026-02-25T11:27:00Z"/>
+                <w:del w:id="212" w:author="黃怡萱" w:date="2026-02-25T11:27:00Z"/>
                 <w:color w:val="auto"/>
               </w:rPr>
             </w:pPr>
@@ -23429,7 +23486,7 @@
             <w:pPr>
               <w:pStyle w:val="141"/>
               <w:rPr>
-                <w:del w:id="212" w:author="黃怡萱" w:date="2026-02-25T11:27:00Z"/>
+                <w:del w:id="213" w:author="黃怡萱" w:date="2026-02-25T11:27:00Z"/>
               </w:rPr>
             </w:pPr>
           </w:p>
@@ -23520,7 +23577,7 @@
       </w:tr>
       <w:tr>
         <w:trPr>
-          <w:ins w:id="213" w:author="黃怡萱" w:date="2026-02-25T11:27:00Z"/>
+          <w:ins w:id="214" w:author="黃怡萱" w:date="2026-02-25T11:27:00Z"/>
         </w:trPr>
         <w:tc>
           <w:tcPr>
@@ -23535,7 +23592,7 @@
               </w:numPr>
               <w:jc w:val="center"/>
               <w:rPr>
-                <w:ins w:id="214" w:author="黃怡萱" w:date="2026-02-25T11:27:00Z"/>
+                <w:ins w:id="215" w:author="黃怡萱" w:date="2026-02-25T11:27:00Z"/>
                 <w:color w:val="auto"/>
               </w:rPr>
             </w:pPr>
@@ -23549,11 +23606,11 @@
             <w:pPr>
               <w:pStyle w:val="141"/>
               <w:rPr>
-                <w:ins w:id="215" w:author="黃怡萱" w:date="2026-02-25T11:27:00Z"/>
-                <w:color w:val="auto"/>
-              </w:rPr>
-            </w:pPr>
-            <w:ins w:id="216" w:author="黃怡萱" w:date="2026-02-25T11:27:00Z">
+                <w:ins w:id="216" w:author="黃怡萱" w:date="2026-02-25T11:27:00Z"/>
+                <w:color w:val="auto"/>
+              </w:rPr>
+            </w:pPr>
+            <w:ins w:id="217" w:author="黃怡萱" w:date="2026-02-25T11:27:00Z">
               <w:r>
                 <w:rPr>
                   <w:rFonts w:hint="eastAsia"/>
@@ -23572,11 +23629,11 @@
             <w:pPr>
               <w:pStyle w:val="141"/>
               <w:rPr>
-                <w:ins w:id="217" w:author="黃怡萱" w:date="2026-02-25T11:27:00Z"/>
-                <w:color w:val="auto"/>
-              </w:rPr>
-            </w:pPr>
-            <w:ins w:id="218" w:author="黃怡萱" w:date="2026-02-25T11:27:00Z">
+                <w:ins w:id="218" w:author="黃怡萱" w:date="2026-02-25T11:27:00Z"/>
+                <w:color w:val="auto"/>
+              </w:rPr>
+            </w:pPr>
+            <w:ins w:id="219" w:author="黃怡萱" w:date="2026-02-25T11:27:00Z">
               <w:r>
                 <w:rPr>
                   <w:rFonts w:hint="eastAsia"/>
@@ -23595,7 +23652,7 @@
             <w:pPr>
               <w:pStyle w:val="141"/>
               <w:rPr>
-                <w:ins w:id="219" w:author="黃怡萱" w:date="2026-02-25T11:27:00Z"/>
+                <w:ins w:id="220" w:author="黃怡萱" w:date="2026-02-25T11:27:00Z"/>
                 <w:color w:val="auto"/>
               </w:rPr>
             </w:pPr>
@@ -23609,7 +23666,7 @@
             <w:pPr>
               <w:pStyle w:val="141"/>
               <w:rPr>
-                <w:ins w:id="220" w:author="黃怡萱" w:date="2026-02-25T11:27:00Z"/>
+                <w:ins w:id="221" w:author="黃怡萱" w:date="2026-02-25T11:27:00Z"/>
               </w:rPr>
             </w:pPr>
           </w:p>
@@ -23800,7 +23857,7 @@
             <w:pPr>
               <w:pStyle w:val="141"/>
             </w:pPr>
-            <w:ins w:id="221" w:author="黃怡萱" w:date="2026-02-25T11:26:00Z">
+            <w:ins w:id="222" w:author="黃怡萱" w:date="2026-02-25T11:26:00Z">
               <w:r>
                 <w:rPr>
                   <w:rFonts w:hint="eastAsia"/>
@@ -24700,7 +24757,7 @@
             <w:pPr>
               <w:pStyle w:val="14"/>
               <w:rPr>
-                <w:ins w:id="222" w:author="黃怡萱" w:date="2026-02-25T11:34:00Z"/>
+                <w:ins w:id="223" w:author="黃怡萱" w:date="2026-02-25T11:34:00Z"/>
               </w:rPr>
             </w:pPr>
             <w:r>
@@ -24714,12 +24771,12 @@
             <w:pPr>
               <w:pStyle w:val="141"/>
               <w:rPr>
-                <w:ins w:id="223" w:author="黃怡萱" w:date="2026-02-25T11:34:00Z"/>
+                <w:ins w:id="224" w:author="黃怡萱" w:date="2026-02-25T11:34:00Z"/>
                 <w:rFonts w:ascii="Arial" w:hAnsi="Arial" w:cs="Arial"/>
                 <w:color w:val="FF0000"/>
               </w:rPr>
             </w:pPr>
-            <w:ins w:id="224" w:author="黃怡萱" w:date="2026-02-25T11:34:00Z">
+            <w:ins w:id="225" w:author="黃怡萱" w:date="2026-02-25T11:34:00Z">
               <w:r>
                 <w:rPr>
                   <w:rFonts w:ascii="Arial" w:hAnsi="Arial" w:cs="Arial" w:hint="eastAsia"/>
@@ -24762,7 +24819,7 @@
               <w:pStyle w:val="141"/>
             </w:pPr>
             <w:proofErr w:type="gramStart"/>
-            <w:ins w:id="225" w:author="黃怡萱" w:date="2026-02-25T11:34:00Z">
+            <w:ins w:id="226" w:author="黃怡萱" w:date="2026-02-25T11:34:00Z">
               <w:r>
                 <w:rPr>
                   <w:rFonts w:hint="eastAsia"/>
@@ -24797,7 +24854,7 @@
                 <w:t>{</w:t>
               </w:r>
             </w:ins>
-            <w:ins w:id="226" w:author="黃怡萱" w:date="2026-02-25T11:35:00Z">
+            <w:ins w:id="227" w:author="黃怡萱" w:date="2026-02-25T11:35:00Z">
               <w:r>
                 <w:rPr>
                   <w:rFonts w:hint="eastAsia"/>
@@ -24805,7 +24862,7 @@
                 <w:t>參加活動人員</w:t>
               </w:r>
             </w:ins>
-            <w:ins w:id="227" w:author="黃怡萱" w:date="2026-02-25T11:34:00Z">
+            <w:ins w:id="228" w:author="黃怡萱" w:date="2026-02-25T11:34:00Z">
               <w:r>
                 <w:rPr>
                   <w:rFonts w:ascii="Arial" w:hAnsi="Arial" w:cs="Arial" w:hint="eastAsia"/>
@@ -24813,7 +24870,7 @@
                 <w:t>人數小計</w:t>
               </w:r>
             </w:ins>
-            <w:ins w:id="228" w:author="黃怡萱" w:date="2026-02-25T11:35:00Z">
+            <w:ins w:id="229" w:author="黃怡萱" w:date="2026-02-25T11:35:00Z">
               <w:r>
                 <w:rPr>
                   <w:rFonts w:ascii="Arial" w:hAnsi="Arial" w:cs="Arial" w:hint="eastAsia"/>
@@ -24821,7 +24878,7 @@
                 <w:t>需</w:t>
               </w:r>
             </w:ins>
-            <w:ins w:id="229" w:author="黃怡萱" w:date="2026-02-25T11:34:00Z">
+            <w:ins w:id="230" w:author="黃怡萱" w:date="2026-02-25T11:34:00Z">
               <w:r>
                 <w:rPr>
                   <w:rFonts w:ascii="Arial" w:hAnsi="Arial" w:cs="Arial" w:hint="eastAsia"/>
@@ -25137,7 +25194,7 @@
       </w:tr>
       <w:tr>
         <w:trPr>
-          <w:del w:id="230" w:author="黃怡萱" w:date="2026-02-25T11:30:00Z"/>
+          <w:del w:id="231" w:author="黃怡萱" w:date="2026-02-25T11:30:00Z"/>
         </w:trPr>
         <w:tc>
           <w:tcPr>
@@ -25152,7 +25209,7 @@
               </w:numPr>
               <w:jc w:val="center"/>
               <w:rPr>
-                <w:del w:id="231" w:author="黃怡萱" w:date="2026-02-25T11:30:00Z"/>
+                <w:del w:id="232" w:author="黃怡萱" w:date="2026-02-25T11:30:00Z"/>
                 <w:color w:val="auto"/>
               </w:rPr>
             </w:pPr>
@@ -25166,11 +25223,11 @@
             <w:pPr>
               <w:pStyle w:val="141"/>
               <w:rPr>
-                <w:del w:id="232" w:author="黃怡萱" w:date="2026-02-25T11:30:00Z"/>
-                <w:color w:val="auto"/>
-              </w:rPr>
-            </w:pPr>
-            <w:del w:id="233" w:author="黃怡萱" w:date="2026-02-25T11:30:00Z">
+                <w:del w:id="233" w:author="黃怡萱" w:date="2026-02-25T11:30:00Z"/>
+                <w:color w:val="auto"/>
+              </w:rPr>
+            </w:pPr>
+            <w:del w:id="234" w:author="黃怡萱" w:date="2026-02-25T11:30:00Z">
               <w:r>
                 <w:rPr>
                   <w:rFonts w:ascii="Arial" w:hAnsi="Arial" w:cs="Arial" w:hint="eastAsia"/>
@@ -25189,11 +25246,11 @@
             <w:pPr>
               <w:pStyle w:val="141"/>
               <w:rPr>
-                <w:del w:id="234" w:author="黃怡萱" w:date="2026-02-25T11:30:00Z"/>
-                <w:color w:val="auto"/>
-              </w:rPr>
-            </w:pPr>
-            <w:del w:id="235" w:author="黃怡萱" w:date="2026-02-25T11:30:00Z">
+                <w:del w:id="235" w:author="黃怡萱" w:date="2026-02-25T11:30:00Z"/>
+                <w:color w:val="auto"/>
+              </w:rPr>
+            </w:pPr>
+            <w:del w:id="236" w:author="黃怡萱" w:date="2026-02-25T11:30:00Z">
               <w:r>
                 <w:rPr>
                   <w:rFonts w:ascii="Arial" w:hAnsi="Arial" w:cs="Arial"/>
@@ -25213,10 +25270,10 @@
               <w:pStyle w:val="141"/>
               <w:jc w:val="center"/>
               <w:rPr>
-                <w:del w:id="236" w:author="黃怡萱" w:date="2026-02-25T11:30:00Z"/>
-              </w:rPr>
-            </w:pPr>
-            <w:del w:id="237" w:author="黃怡萱" w:date="2026-02-25T11:30:00Z">
+                <w:del w:id="237" w:author="黃怡萱" w:date="2026-02-25T11:30:00Z"/>
+              </w:rPr>
+            </w:pPr>
+            <w:del w:id="238" w:author="黃怡萱" w:date="2026-02-25T11:30:00Z">
               <w:r>
                 <w:delText>V</w:delText>
               </w:r>
@@ -25236,7 +25293,7 @@
               </w:numPr>
               <w:ind w:left="227" w:hanging="216"/>
               <w:rPr>
-                <w:del w:id="238" w:author="黃怡萱" w:date="2026-02-25T11:30:00Z"/>
+                <w:del w:id="239" w:author="黃怡萱" w:date="2026-02-25T11:30:00Z"/>
               </w:rPr>
             </w:pPr>
           </w:p>
@@ -25476,7 +25533,7 @@
       </w:tr>
       <w:tr>
         <w:trPr>
-          <w:ins w:id="239" w:author="黃怡萱" w:date="2026-02-25T11:30:00Z"/>
+          <w:ins w:id="240" w:author="黃怡萱" w:date="2026-02-25T11:30:00Z"/>
         </w:trPr>
         <w:tc>
           <w:tcPr>
@@ -25491,7 +25548,7 @@
               </w:numPr>
               <w:jc w:val="center"/>
               <w:rPr>
-                <w:ins w:id="240" w:author="黃怡萱" w:date="2026-02-25T11:30:00Z"/>
+                <w:ins w:id="241" w:author="黃怡萱" w:date="2026-02-25T11:30:00Z"/>
                 <w:color w:val="auto"/>
               </w:rPr>
             </w:pPr>
@@ -25505,11 +25562,11 @@
             <w:pPr>
               <w:pStyle w:val="141"/>
               <w:rPr>
-                <w:ins w:id="241" w:author="黃怡萱" w:date="2026-02-25T11:30:00Z"/>
-                <w:color w:val="auto"/>
-              </w:rPr>
-            </w:pPr>
-            <w:ins w:id="242" w:author="黃怡萱" w:date="2026-02-25T11:30:00Z">
+                <w:ins w:id="242" w:author="黃怡萱" w:date="2026-02-25T11:30:00Z"/>
+                <w:color w:val="auto"/>
+              </w:rPr>
+            </w:pPr>
+            <w:ins w:id="243" w:author="黃怡萱" w:date="2026-02-25T11:30:00Z">
               <w:r>
                 <w:rPr>
                   <w:rFonts w:ascii="Arial" w:hAnsi="Arial" w:cs="Arial" w:hint="eastAsia"/>
@@ -25528,11 +25585,11 @@
             <w:pPr>
               <w:pStyle w:val="141"/>
               <w:rPr>
-                <w:ins w:id="243" w:author="黃怡萱" w:date="2026-02-25T11:30:00Z"/>
-                <w:color w:val="auto"/>
-              </w:rPr>
-            </w:pPr>
-            <w:ins w:id="244" w:author="黃怡萱" w:date="2026-02-25T11:30:00Z">
+                <w:ins w:id="244" w:author="黃怡萱" w:date="2026-02-25T11:30:00Z"/>
+                <w:color w:val="auto"/>
+              </w:rPr>
+            </w:pPr>
+            <w:ins w:id="245" w:author="黃怡萱" w:date="2026-02-25T11:30:00Z">
               <w:r>
                 <w:rPr>
                   <w:rFonts w:ascii="Arial" w:hAnsi="Arial" w:cs="Arial"/>
@@ -25552,10 +25609,10 @@
               <w:pStyle w:val="141"/>
               <w:jc w:val="center"/>
               <w:rPr>
-                <w:ins w:id="245" w:author="黃怡萱" w:date="2026-02-25T11:30:00Z"/>
-              </w:rPr>
-            </w:pPr>
-            <w:ins w:id="246" w:author="黃怡萱" w:date="2026-02-25T11:30:00Z">
+                <w:ins w:id="246" w:author="黃怡萱" w:date="2026-02-25T11:30:00Z"/>
+              </w:rPr>
+            </w:pPr>
+            <w:ins w:id="247" w:author="黃怡萱" w:date="2026-02-25T11:30:00Z">
               <w:r>
                 <w:t>V</w:t>
               </w:r>
@@ -25570,7 +25627,7 @@
             <w:pPr>
               <w:pStyle w:val="141"/>
               <w:rPr>
-                <w:ins w:id="247" w:author="黃怡萱" w:date="2026-02-25T11:30:00Z"/>
+                <w:ins w:id="248" w:author="黃怡萱" w:date="2026-02-25T11:30:00Z"/>
               </w:rPr>
             </w:pPr>
           </w:p>
@@ -26097,7 +26154,7 @@
       </w:tr>
       <w:tr>
         <w:trPr>
-          <w:ins w:id="248" w:author="黃怡萱" w:date="2026-02-25T11:31:00Z"/>
+          <w:ins w:id="249" w:author="黃怡萱" w:date="2026-02-25T11:31:00Z"/>
         </w:trPr>
         <w:tc>
           <w:tcPr>
@@ -26112,7 +26169,7 @@
               </w:numPr>
               <w:jc w:val="center"/>
               <w:rPr>
-                <w:ins w:id="249" w:author="黃怡萱" w:date="2026-02-25T11:31:00Z"/>
+                <w:ins w:id="250" w:author="黃怡萱" w:date="2026-02-25T11:31:00Z"/>
                 <w:color w:val="auto"/>
               </w:rPr>
             </w:pPr>
@@ -26126,12 +26183,12 @@
             <w:pPr>
               <w:pStyle w:val="141"/>
               <w:rPr>
-                <w:ins w:id="250" w:author="黃怡萱" w:date="2026-02-25T11:31:00Z"/>
+                <w:ins w:id="251" w:author="黃怡萱" w:date="2026-02-25T11:31:00Z"/>
                 <w:rFonts w:ascii="Arial" w:hAnsi="Arial" w:cs="Arial"/>
                 <w:color w:val="1F1F1F"/>
               </w:rPr>
             </w:pPr>
-            <w:ins w:id="251" w:author="黃怡萱" w:date="2026-02-25T11:31:00Z">
+            <w:ins w:id="252" w:author="黃怡萱" w:date="2026-02-25T11:31:00Z">
               <w:r>
                 <w:rPr>
                   <w:rFonts w:ascii="Arial" w:hAnsi="Arial" w:cs="Arial" w:hint="eastAsia"/>
@@ -26150,12 +26207,12 @@
             <w:pPr>
               <w:pStyle w:val="141"/>
               <w:rPr>
-                <w:ins w:id="252" w:author="黃怡萱" w:date="2026-02-25T11:31:00Z"/>
+                <w:ins w:id="253" w:author="黃怡萱" w:date="2026-02-25T11:31:00Z"/>
                 <w:rFonts w:ascii="Arial" w:hAnsi="Arial" w:cs="Arial"/>
                 <w:color w:val="1F1F1F"/>
               </w:rPr>
             </w:pPr>
-            <w:ins w:id="253" w:author="黃怡萱" w:date="2026-02-25T11:31:00Z">
+            <w:ins w:id="254" w:author="黃怡萱" w:date="2026-02-25T11:31:00Z">
               <w:r>
                 <w:rPr>
                   <w:rFonts w:ascii="Arial" w:hAnsi="Arial" w:cs="Arial"/>
@@ -26175,10 +26232,10 @@
               <w:pStyle w:val="141"/>
               <w:jc w:val="center"/>
               <w:rPr>
-                <w:ins w:id="254" w:author="黃怡萱" w:date="2026-02-25T11:31:00Z"/>
-              </w:rPr>
-            </w:pPr>
-            <w:ins w:id="255" w:author="黃怡萱" w:date="2026-02-25T11:31:00Z">
+                <w:ins w:id="255" w:author="黃怡萱" w:date="2026-02-25T11:31:00Z"/>
+              </w:rPr>
+            </w:pPr>
+            <w:ins w:id="256" w:author="黃怡萱" w:date="2026-02-25T11:31:00Z">
               <w:r>
                 <w:rPr>
                   <w:rFonts w:hint="eastAsia"/>
@@ -26196,7 +26253,7 @@
             <w:pPr>
               <w:pStyle w:val="141"/>
               <w:rPr>
-                <w:ins w:id="256" w:author="黃怡萱" w:date="2026-02-25T11:31:00Z"/>
+                <w:ins w:id="257" w:author="黃怡萱" w:date="2026-02-25T11:31:00Z"/>
               </w:rPr>
             </w:pPr>
           </w:p>
@@ -27135,7 +27192,7 @@
             <w:pPr>
               <w:pStyle w:val="141"/>
             </w:pPr>
-            <w:ins w:id="257" w:author="黃怡萱" w:date="2026-02-25T11:33:00Z">
+            <w:ins w:id="258" w:author="黃怡萱" w:date="2026-02-25T11:33:00Z">
               <w:r>
                 <w:rPr>
                   <w:rFonts w:hint="eastAsia"/>
@@ -27232,7 +27289,7 @@
             <w:pPr>
               <w:pStyle w:val="141"/>
             </w:pPr>
-            <w:ins w:id="258" w:author="黃怡萱" w:date="2026-02-25T11:33:00Z">
+            <w:ins w:id="259" w:author="黃怡萱" w:date="2026-02-25T11:33:00Z">
               <w:r>
                 <w:rPr>
                   <w:rFonts w:hint="eastAsia"/>
@@ -30058,7 +30115,7 @@
             <w:pPr>
               <w:pStyle w:val="141"/>
               <w:rPr>
-                <w:del w:id="259" w:author="黃怡萱" w:date="2026-02-25T11:34:00Z"/>
+                <w:del w:id="260" w:author="黃怡萱" w:date="2026-02-25T11:34:00Z"/>
                 <w:rFonts w:ascii="Arial" w:hAnsi="Arial" w:cs="Arial"/>
                 <w:color w:val="1F1F1F"/>
               </w:rPr>
@@ -30081,12 +30138,12 @@
             <w:pPr>
               <w:pStyle w:val="141"/>
               <w:rPr>
-                <w:del w:id="260" w:author="黃怡萱" w:date="2026-02-25T11:34:00Z"/>
+                <w:del w:id="261" w:author="黃怡萱" w:date="2026-02-25T11:34:00Z"/>
                 <w:rFonts w:ascii="Arial" w:hAnsi="Arial" w:cs="Arial"/>
                 <w:color w:val="FF0000"/>
               </w:rPr>
             </w:pPr>
-            <w:del w:id="261" w:author="黃怡萱" w:date="2026-02-25T11:34:00Z">
+            <w:del w:id="262" w:author="黃怡萱" w:date="2026-02-25T11:34:00Z">
               <w:r>
                 <w:rPr>
                   <w:rFonts w:ascii="Arial" w:hAnsi="Arial" w:cs="Arial" w:hint="eastAsia"/>
@@ -30128,7 +30185,7 @@
             <w:pPr>
               <w:pStyle w:val="141"/>
             </w:pPr>
-            <w:del w:id="262" w:author="黃怡萱" w:date="2026-02-25T11:34:00Z">
+            <w:del w:id="263" w:author="黃怡萱" w:date="2026-02-25T11:34:00Z">
               <w:r>
                 <w:rPr>
                   <w:rFonts w:hint="eastAsia"/>
@@ -31756,10 +31813,10 @@
             <w:pPr>
               <w:pStyle w:val="141"/>
               <w:rPr>
-                <w:ins w:id="263" w:author="黃怡萱" w:date="2026-02-25T11:16:00Z"/>
-              </w:rPr>
-            </w:pPr>
-            <w:ins w:id="264" w:author="黃怡萱" w:date="2026-02-25T11:16:00Z">
+                <w:ins w:id="264" w:author="黃怡萱" w:date="2026-02-25T11:16:00Z"/>
+              </w:rPr>
+            </w:pPr>
+            <w:ins w:id="265" w:author="黃怡萱" w:date="2026-02-25T11:16:00Z">
               <w:r>
                 <w:rPr>
                   <w:rFonts w:hint="eastAsia"/>
@@ -31776,10 +31833,10 @@
                 <w:numId w:val="57"/>
               </w:numPr>
               <w:rPr>
-                <w:ins w:id="265" w:author="黃怡萱" w:date="2026-02-25T11:16:00Z"/>
-              </w:rPr>
-            </w:pPr>
-            <w:ins w:id="266" w:author="黃怡萱" w:date="2026-02-25T11:16:00Z">
+                <w:ins w:id="266" w:author="黃怡萱" w:date="2026-02-25T11:16:00Z"/>
+              </w:rPr>
+            </w:pPr>
+            <w:ins w:id="267" w:author="黃怡萱" w:date="2026-02-25T11:16:00Z">
               <w:r>
                 <w:rPr>
                   <w:rFonts w:hint="eastAsia"/>
@@ -31796,7 +31853,7 @@
                 <w:numId w:val="57"/>
               </w:numPr>
             </w:pPr>
-            <w:ins w:id="267" w:author="黃怡萱" w:date="2026-02-25T11:16:00Z">
+            <w:ins w:id="268" w:author="黃怡萱" w:date="2026-02-25T11:16:00Z">
               <w:r>
                 <w:rPr>
                   <w:rFonts w:hint="eastAsia"/>
@@ -37106,8 +37163,6 @@
               </w:rPr>
               <w:t>yyyyMMdd_hhmm</w:t>
             </w:r>
-            <w:bookmarkStart w:id="268" w:name="_GoBack"/>
-            <w:bookmarkEnd w:id="268"/>
             <w:proofErr w:type="spellEnd"/>
           </w:p>
         </w:tc>
@@ -38952,7 +39007,7 @@
         <w:lastRenderedPageBreak/>
         <w:t>自動發送電子郵件</w:t>
       </w:r>
-      <w:bookmarkEnd w:id="196"/>
+      <w:bookmarkEnd w:id="197"/>
     </w:p>
     <w:p>
       <w:pPr>
@@ -39502,7 +39557,6 @@
         <w:docPartUnique/>
       </w:docPartObj>
     </w:sdtPr>
-    <w:sdtEndPr/>
     <w:sdtContent>
       <w:p>
         <w:pPr>
@@ -39551,7 +39605,6 @@
         <w:docPartUnique/>
       </w:docPartObj>
     </w:sdtPr>
-    <w:sdtEndPr/>
     <w:sdtContent>
       <w:p>
         <w:pPr>
@@ -39579,7 +39632,7 @@
           <w:rPr>
             <w:noProof/>
           </w:rPr>
-          <w:t>26</w:t>
+          <w:t>20</w:t>
         </w:r>
         <w:r>
           <w:fldChar w:fldCharType="end"/>
@@ -42213,6 +42266,12 @@
       <w:startOverride w:val="1"/>
     </w:lvlOverride>
   </w:num>
+  <w:num w:numId="65">
+    <w:abstractNumId w:val="18"/>
+    <w:lvlOverride w:ilvl="0">
+      <w:startOverride w:val="1"/>
+    </w:lvlOverride>
+  </w:num>
   <w:numIdMacAtCleanup w:val="64"/>
 </w:numbering>
 </file>
@@ -44591,7 +44650,7 @@
 </file>
 
 <file path=customXml/itemProps1.xml><?xml version="1.0" encoding="utf-8"?>
-<ds:datastoreItem xmlns:ds="http://schemas.openxmlformats.org/officeDocument/2006/customXml" ds:itemID="{25F72A63-99E5-4BBC-9BAD-4B92F880BE49}">
+<ds:datastoreItem xmlns:ds="http://schemas.openxmlformats.org/officeDocument/2006/customXml" ds:itemID="{56983B07-6948-4ADE-A1E3-A1DB9F1F2097}">
   <ds:schemaRefs>
     <ds:schemaRef ds:uri="http://schemas.openxmlformats.org/officeDocument/2006/bibliography"/>
   </ds:schemaRefs>

--- a/系統分析/需求規格書.docx
+++ b/系統分析/需求規格書.docx
@@ -4780,12 +4780,14 @@
       <w:pPr>
         <w:pStyle w:val="15-"/>
       </w:pPr>
+      <w:proofErr w:type="gramStart"/>
       <w:r>
         <w:rPr>
           <w:rFonts w:hint="eastAsia"/>
         </w:rPr>
-        <w:t>重大災害事件</w:t>
+        <w:t>重大摘害事件</w:t>
       </w:r>
+      <w:proofErr w:type="gramEnd"/>
       <w:r>
         <w:rPr>
           <w:rFonts w:hint="eastAsia"/>
@@ -4796,7 +4798,13 @@
         <w:rPr>
           <w:rFonts w:hint="eastAsia"/>
         </w:rPr>
-        <w:t>災害事件表</w:t>
+        <w:t>查詢列表</w:t>
+      </w:r>
+      <w:r>
+        <w:rPr>
+          <w:rFonts w:hint="eastAsia"/>
+        </w:rPr>
+        <w:t>欄位說明</w:t>
       </w:r>
     </w:p>
     <w:tbl>
@@ -4945,20 +4953,83 @@
       <w:tr>
         <w:tc>
           <w:tcPr>
-            <w:tcW w:w="1" w:type="pct"/>
-            <w:gridSpan w:val="5"/>
-          </w:tcPr>
-          <w:p>
-            <w:pPr>
-              <w:pStyle w:val="141"/>
-            </w:pPr>
-            <w:r>
-              <w:rPr>
-                <w:rFonts w:hint="eastAsia"/>
-                <w:color w:val="auto"/>
-              </w:rPr>
-              <w:t>【一般】</w:t>
-            </w:r>
+            <w:tcW w:w="390" w:type="pct"/>
+          </w:tcPr>
+          <w:p>
+            <w:pPr>
+              <w:pStyle w:val="141"/>
+              <w:numPr>
+                <w:ilvl w:val="0"/>
+                <w:numId w:val="8"/>
+              </w:numPr>
+              <w:jc w:val="center"/>
+              <w:rPr>
+                <w:color w:val="auto"/>
+              </w:rPr>
+            </w:pPr>
+          </w:p>
+        </w:tc>
+        <w:tc>
+          <w:tcPr>
+            <w:tcW w:w="1593" w:type="pct"/>
+          </w:tcPr>
+          <w:p>
+            <w:pPr>
+              <w:pStyle w:val="141"/>
+              <w:rPr>
+                <w:color w:val="auto"/>
+              </w:rPr>
+            </w:pPr>
+            <w:r>
+              <w:rPr>
+                <w:rFonts w:hint="eastAsia"/>
+                <w:color w:val="auto"/>
+              </w:rPr>
+              <w:t>災害編號</w:t>
+            </w:r>
+          </w:p>
+        </w:tc>
+        <w:tc>
+          <w:tcPr>
+            <w:tcW w:w="873" w:type="pct"/>
+          </w:tcPr>
+          <w:p>
+            <w:pPr>
+              <w:pStyle w:val="141"/>
+              <w:rPr>
+                <w:color w:val="auto"/>
+              </w:rPr>
+            </w:pPr>
+            <w:r>
+              <w:rPr>
+                <w:rFonts w:hint="eastAsia"/>
+                <w:color w:val="auto"/>
+              </w:rPr>
+              <w:t>輸入框</w:t>
+            </w:r>
+          </w:p>
+        </w:tc>
+        <w:tc>
+          <w:tcPr>
+            <w:tcW w:w="397" w:type="pct"/>
+          </w:tcPr>
+          <w:p>
+            <w:pPr>
+              <w:pStyle w:val="141"/>
+              <w:rPr>
+                <w:color w:val="auto"/>
+              </w:rPr>
+            </w:pPr>
+          </w:p>
+        </w:tc>
+        <w:tc>
+          <w:tcPr>
+            <w:tcW w:w="1747" w:type="pct"/>
+          </w:tcPr>
+          <w:p>
+            <w:pPr>
+              <w:pStyle w:val="141"/>
+            </w:pPr>
           </w:p>
         </w:tc>
       </w:tr>
@@ -4997,7 +5068,7 @@
                 <w:rFonts w:hint="eastAsia"/>
                 <w:color w:val="auto"/>
               </w:rPr>
-              <w:t>事件</w:t>
+              <w:t>災害</w:t>
             </w:r>
             <w:r>
               <w:rPr>
@@ -5053,7 +5124,13 @@
               <w:rPr>
                 <w:rFonts w:hint="eastAsia"/>
               </w:rPr>
-              <w:t>模糊查詢</w:t>
+              <w:t>災害</w:t>
+            </w:r>
+            <w:r>
+              <w:rPr>
+                <w:rFonts w:hint="eastAsia"/>
+              </w:rPr>
+              <w:t>名稱關鍵字查詢</w:t>
             </w:r>
           </w:p>
         </w:tc>
@@ -5321,7 +5398,1721 @@
           </w:p>
           <w:p>
             <w:pPr>
+              <w:pStyle w:val="141"/>
+            </w:pPr>
+            <w:r>
+              <w:rPr>
+                <w:rFonts w:hint="eastAsia"/>
+              </w:rPr>
+              <w:t>【</w:t>
+            </w:r>
+            <w:r>
+              <w:rPr>
+                <w:rFonts w:hint="eastAsia"/>
+              </w:rPr>
+              <w:t>災害屬性</w:t>
+            </w:r>
+            <w:r>
+              <w:rPr>
+                <w:rFonts w:hint="eastAsia"/>
+              </w:rPr>
+              <w:t xml:space="preserve"> = </w:t>
+            </w:r>
+            <w:r>
+              <w:rPr>
+                <w:rFonts w:hint="eastAsia"/>
+              </w:rPr>
+              <w:t>天然】</w:t>
+            </w:r>
+          </w:p>
+          <w:p>
+            <w:pPr>
+              <w:pStyle w:val="141"/>
+              <w:rPr>
+                <w:rFonts w:ascii="Consolas" w:hAnsi="Consolas"/>
+                <w:shd w:val="pct15" w:color="auto" w:fill="FFFFFF"/>
+              </w:rPr>
+            </w:pPr>
+            <w:r>
+              <w:rPr>
+                <w:rFonts w:ascii="Consolas" w:hAnsi="Consolas"/>
+                <w:shd w:val="pct15" w:color="auto" w:fill="FFFFFF"/>
+              </w:rPr>
+              <w:t xml:space="preserve">CODE_MAPPING WHERE CODE_ID = '53' and CODE_MEMO = 'A' </w:t>
+            </w:r>
+          </w:p>
+          <w:p>
+            <w:pPr>
               <w:pStyle w:val="140"/>
+              <w:numPr>
+                <w:ilvl w:val="0"/>
+                <w:numId w:val="0"/>
+              </w:numPr>
+              <w:ind w:left="11"/>
+            </w:pPr>
+            <w:r>
+              <w:rPr>
+                <w:rFonts w:hint="eastAsia"/>
+              </w:rPr>
+              <w:t>【</w:t>
+            </w:r>
+            <w:r>
+              <w:rPr>
+                <w:rFonts w:hint="eastAsia"/>
+              </w:rPr>
+              <w:t>災害屬性</w:t>
+            </w:r>
+            <w:r>
+              <w:rPr>
+                <w:rFonts w:hint="eastAsia"/>
+              </w:rPr>
+              <w:t xml:space="preserve"> = </w:t>
+            </w:r>
+            <w:r>
+              <w:rPr>
+                <w:rFonts w:hint="eastAsia"/>
+              </w:rPr>
+              <w:t>人為】</w:t>
+            </w:r>
+          </w:p>
+          <w:p>
+            <w:pPr>
+              <w:pStyle w:val="141"/>
+            </w:pPr>
+            <w:r>
+              <w:rPr>
+                <w:rFonts w:ascii="Consolas" w:hAnsi="Consolas"/>
+                <w:shd w:val="pct15" w:color="auto" w:fill="FFFFFF"/>
+              </w:rPr>
+              <w:t>CODE_MAPPING WHERE CODE_ID = '53' and CODE_MEMO = 'B'</w:t>
+            </w:r>
+          </w:p>
+        </w:tc>
+      </w:tr>
+      <w:tr>
+        <w:tc>
+          <w:tcPr>
+            <w:tcW w:w="390" w:type="pct"/>
+          </w:tcPr>
+          <w:p>
+            <w:pPr>
+              <w:pStyle w:val="141"/>
+              <w:numPr>
+                <w:ilvl w:val="0"/>
+                <w:numId w:val="8"/>
+              </w:numPr>
+              <w:jc w:val="center"/>
+              <w:rPr>
+                <w:color w:val="auto"/>
+              </w:rPr>
+            </w:pPr>
+          </w:p>
+        </w:tc>
+        <w:tc>
+          <w:tcPr>
+            <w:tcW w:w="1593" w:type="pct"/>
+          </w:tcPr>
+          <w:p>
+            <w:pPr>
+              <w:pStyle w:val="141"/>
+              <w:rPr>
+                <w:color w:val="auto"/>
+              </w:rPr>
+            </w:pPr>
+            <w:r>
+              <w:rPr>
+                <w:rFonts w:hint="eastAsia"/>
+                <w:color w:val="auto"/>
+              </w:rPr>
+              <w:t>發生日期</w:t>
+            </w:r>
+            <w:r>
+              <w:rPr>
+                <w:rFonts w:hint="eastAsia"/>
+                <w:color w:val="auto"/>
+              </w:rPr>
+              <w:t>(</w:t>
+            </w:r>
+            <w:r>
+              <w:rPr>
+                <w:rFonts w:hint="eastAsia"/>
+                <w:color w:val="auto"/>
+              </w:rPr>
+              <w:t>起</w:t>
+            </w:r>
+            <w:r>
+              <w:rPr>
+                <w:rFonts w:hint="eastAsia"/>
+                <w:color w:val="auto"/>
+              </w:rPr>
+              <w:t>)</w:t>
+            </w:r>
+          </w:p>
+        </w:tc>
+        <w:tc>
+          <w:tcPr>
+            <w:tcW w:w="873" w:type="pct"/>
+          </w:tcPr>
+          <w:p>
+            <w:pPr>
+              <w:pStyle w:val="141"/>
+              <w:rPr>
+                <w:color w:val="auto"/>
+              </w:rPr>
+            </w:pPr>
+            <w:r>
+              <w:rPr>
+                <w:rFonts w:hint="eastAsia"/>
+                <w:color w:val="auto"/>
+              </w:rPr>
+              <w:t>日期選單</w:t>
+            </w:r>
+          </w:p>
+        </w:tc>
+        <w:tc>
+          <w:tcPr>
+            <w:tcW w:w="397" w:type="pct"/>
+          </w:tcPr>
+          <w:p>
+            <w:pPr>
+              <w:pStyle w:val="141"/>
+              <w:rPr>
+                <w:color w:val="auto"/>
+              </w:rPr>
+            </w:pPr>
+          </w:p>
+        </w:tc>
+        <w:tc>
+          <w:tcPr>
+            <w:tcW w:w="1747" w:type="pct"/>
+          </w:tcPr>
+          <w:p>
+            <w:pPr>
+              <w:pStyle w:val="141"/>
+            </w:pPr>
+            <w:r>
+              <w:rPr>
+                <w:rFonts w:hint="eastAsia"/>
+              </w:rPr>
+              <w:t>【預設】</w:t>
+            </w:r>
+            <w:r>
+              <w:rPr>
+                <w:rFonts w:hint="eastAsia"/>
+              </w:rPr>
+              <w:t>系統前一個月日期</w:t>
+            </w:r>
+          </w:p>
+        </w:tc>
+      </w:tr>
+      <w:tr>
+        <w:tc>
+          <w:tcPr>
+            <w:tcW w:w="390" w:type="pct"/>
+          </w:tcPr>
+          <w:p>
+            <w:pPr>
+              <w:pStyle w:val="141"/>
+              <w:numPr>
+                <w:ilvl w:val="0"/>
+                <w:numId w:val="8"/>
+              </w:numPr>
+              <w:jc w:val="center"/>
+              <w:rPr>
+                <w:color w:val="auto"/>
+              </w:rPr>
+            </w:pPr>
+          </w:p>
+        </w:tc>
+        <w:tc>
+          <w:tcPr>
+            <w:tcW w:w="1593" w:type="pct"/>
+          </w:tcPr>
+          <w:p>
+            <w:pPr>
+              <w:pStyle w:val="141"/>
+              <w:rPr>
+                <w:color w:val="auto"/>
+              </w:rPr>
+            </w:pPr>
+            <w:r>
+              <w:rPr>
+                <w:rFonts w:hint="eastAsia"/>
+                <w:color w:val="auto"/>
+              </w:rPr>
+              <w:t>發生日期</w:t>
+            </w:r>
+            <w:r>
+              <w:rPr>
+                <w:rFonts w:hint="eastAsia"/>
+                <w:color w:val="auto"/>
+              </w:rPr>
+              <w:t>(</w:t>
+            </w:r>
+            <w:r>
+              <w:rPr>
+                <w:rFonts w:hint="eastAsia"/>
+                <w:color w:val="auto"/>
+              </w:rPr>
+              <w:t>迄</w:t>
+            </w:r>
+            <w:r>
+              <w:rPr>
+                <w:rFonts w:hint="eastAsia"/>
+                <w:color w:val="auto"/>
+              </w:rPr>
+              <w:t>)</w:t>
+            </w:r>
+          </w:p>
+        </w:tc>
+        <w:tc>
+          <w:tcPr>
+            <w:tcW w:w="873" w:type="pct"/>
+          </w:tcPr>
+          <w:p>
+            <w:pPr>
+              <w:pStyle w:val="141"/>
+              <w:rPr>
+                <w:color w:val="auto"/>
+              </w:rPr>
+            </w:pPr>
+            <w:r>
+              <w:rPr>
+                <w:rFonts w:hint="eastAsia"/>
+                <w:color w:val="auto"/>
+              </w:rPr>
+              <w:t>日期選單</w:t>
+            </w:r>
+          </w:p>
+        </w:tc>
+        <w:tc>
+          <w:tcPr>
+            <w:tcW w:w="397" w:type="pct"/>
+          </w:tcPr>
+          <w:p>
+            <w:pPr>
+              <w:pStyle w:val="141"/>
+              <w:rPr>
+                <w:color w:val="auto"/>
+              </w:rPr>
+            </w:pPr>
+          </w:p>
+        </w:tc>
+        <w:tc>
+          <w:tcPr>
+            <w:tcW w:w="1747" w:type="pct"/>
+          </w:tcPr>
+          <w:p>
+            <w:pPr>
+              <w:pStyle w:val="141"/>
+            </w:pPr>
+            <w:r>
+              <w:rPr>
+                <w:rFonts w:hint="eastAsia"/>
+              </w:rPr>
+              <w:t>【預設】系統現在日期</w:t>
+            </w:r>
+          </w:p>
+          <w:p>
+            <w:pPr>
+              <w:pStyle w:val="141"/>
+            </w:pPr>
+            <w:r>
+              <w:rPr>
+                <w:rFonts w:hint="eastAsia"/>
+              </w:rPr>
+              <w:t>例如</w:t>
+            </w:r>
+            <w:r>
+              <w:rPr>
+                <w:rFonts w:hint="eastAsia"/>
+              </w:rPr>
+              <w:t>:2026-02-02 ~ 2026-03-01</w:t>
+            </w:r>
+          </w:p>
+        </w:tc>
+      </w:tr>
+      <w:tr>
+        <w:tc>
+          <w:tcPr>
+            <w:tcW w:w="390" w:type="pct"/>
+          </w:tcPr>
+          <w:p>
+            <w:pPr>
+              <w:pStyle w:val="141"/>
+              <w:numPr>
+                <w:ilvl w:val="0"/>
+                <w:numId w:val="8"/>
+              </w:numPr>
+              <w:jc w:val="center"/>
+              <w:rPr>
+                <w:color w:val="auto"/>
+              </w:rPr>
+            </w:pPr>
+          </w:p>
+        </w:tc>
+        <w:tc>
+          <w:tcPr>
+            <w:tcW w:w="1593" w:type="pct"/>
+          </w:tcPr>
+          <w:p>
+            <w:pPr>
+              <w:pStyle w:val="141"/>
+              <w:rPr>
+                <w:color w:val="auto"/>
+              </w:rPr>
+            </w:pPr>
+            <w:r>
+              <w:rPr>
+                <w:rFonts w:hint="eastAsia"/>
+                <w:color w:val="auto"/>
+              </w:rPr>
+              <w:t>開案單位類別</w:t>
+            </w:r>
+          </w:p>
+        </w:tc>
+        <w:tc>
+          <w:tcPr>
+            <w:tcW w:w="873" w:type="pct"/>
+          </w:tcPr>
+          <w:p>
+            <w:pPr>
+              <w:pStyle w:val="141"/>
+              <w:rPr>
+                <w:color w:val="auto"/>
+              </w:rPr>
+            </w:pPr>
+            <w:r>
+              <w:rPr>
+                <w:rFonts w:hint="eastAsia"/>
+                <w:color w:val="auto"/>
+              </w:rPr>
+              <w:t>下拉選單</w:t>
+            </w:r>
+          </w:p>
+        </w:tc>
+        <w:tc>
+          <w:tcPr>
+            <w:tcW w:w="397" w:type="pct"/>
+          </w:tcPr>
+          <w:p>
+            <w:pPr>
+              <w:pStyle w:val="141"/>
+              <w:rPr>
+                <w:color w:val="auto"/>
+              </w:rPr>
+            </w:pPr>
+          </w:p>
+        </w:tc>
+        <w:tc>
+          <w:tcPr>
+            <w:tcW w:w="1747" w:type="pct"/>
+          </w:tcPr>
+          <w:p>
+            <w:pPr>
+              <w:pStyle w:val="141"/>
+            </w:pPr>
+            <w:r>
+              <w:rPr>
+                <w:rFonts w:hint="eastAsia"/>
+              </w:rPr>
+              <w:t>選項</w:t>
+            </w:r>
+          </w:p>
+          <w:p>
+            <w:pPr>
+              <w:pStyle w:val="140"/>
+              <w:numPr>
+                <w:ilvl w:val="0"/>
+                <w:numId w:val="11"/>
+              </w:numPr>
+            </w:pPr>
+            <w:r>
+              <w:rPr>
+                <w:rFonts w:hint="eastAsia"/>
+              </w:rPr>
+              <w:t>全部</w:t>
+            </w:r>
+          </w:p>
+          <w:p>
+            <w:pPr>
+              <w:pStyle w:val="140"/>
+              <w:numPr>
+                <w:ilvl w:val="0"/>
+                <w:numId w:val="11"/>
+              </w:numPr>
+            </w:pPr>
+            <w:r>
+              <w:rPr>
+                <w:rFonts w:hint="eastAsia"/>
+              </w:rPr>
+              <w:t>衛生福利部</w:t>
+            </w:r>
+          </w:p>
+          <w:p>
+            <w:pPr>
+              <w:pStyle w:val="140"/>
+              <w:numPr>
+                <w:ilvl w:val="0"/>
+                <w:numId w:val="11"/>
+              </w:numPr>
+            </w:pPr>
+            <w:r>
+              <w:rPr>
+                <w:rFonts w:hint="eastAsia"/>
+              </w:rPr>
+              <w:lastRenderedPageBreak/>
+              <w:t>消防署</w:t>
+            </w:r>
+          </w:p>
+          <w:p>
+            <w:pPr>
+              <w:pStyle w:val="140"/>
+              <w:numPr>
+                <w:ilvl w:val="0"/>
+                <w:numId w:val="11"/>
+              </w:numPr>
+            </w:pPr>
+            <w:r>
+              <w:rPr>
+                <w:rFonts w:hint="eastAsia"/>
+              </w:rPr>
+              <w:t>衛生局</w:t>
+            </w:r>
+          </w:p>
+          <w:p>
+            <w:pPr>
+              <w:pStyle w:val="140"/>
+              <w:numPr>
+                <w:ilvl w:val="0"/>
+                <w:numId w:val="11"/>
+              </w:numPr>
+            </w:pPr>
+            <w:r>
+              <w:rPr>
+                <w:rFonts w:hint="eastAsia"/>
+              </w:rPr>
+              <w:t>消防局</w:t>
+            </w:r>
+          </w:p>
+        </w:tc>
+      </w:tr>
+      <w:tr>
+        <w:tc>
+          <w:tcPr>
+            <w:tcW w:w="390" w:type="pct"/>
+          </w:tcPr>
+          <w:p>
+            <w:pPr>
+              <w:pStyle w:val="141"/>
+              <w:numPr>
+                <w:ilvl w:val="0"/>
+                <w:numId w:val="8"/>
+              </w:numPr>
+              <w:jc w:val="center"/>
+              <w:rPr>
+                <w:color w:val="auto"/>
+              </w:rPr>
+            </w:pPr>
+          </w:p>
+        </w:tc>
+        <w:tc>
+          <w:tcPr>
+            <w:tcW w:w="1593" w:type="pct"/>
+          </w:tcPr>
+          <w:p>
+            <w:pPr>
+              <w:pStyle w:val="141"/>
+              <w:rPr>
+                <w:color w:val="auto"/>
+              </w:rPr>
+            </w:pPr>
+            <w:r>
+              <w:rPr>
+                <w:rFonts w:hint="eastAsia"/>
+                <w:color w:val="auto"/>
+              </w:rPr>
+              <w:t>開案單位</w:t>
+            </w:r>
+          </w:p>
+        </w:tc>
+        <w:tc>
+          <w:tcPr>
+            <w:tcW w:w="873" w:type="pct"/>
+          </w:tcPr>
+          <w:p>
+            <w:pPr>
+              <w:pStyle w:val="141"/>
+              <w:rPr>
+                <w:color w:val="auto"/>
+              </w:rPr>
+            </w:pPr>
+            <w:r>
+              <w:rPr>
+                <w:rFonts w:hint="eastAsia"/>
+                <w:color w:val="auto"/>
+              </w:rPr>
+              <w:t>下拉選單</w:t>
+            </w:r>
+          </w:p>
+        </w:tc>
+        <w:tc>
+          <w:tcPr>
+            <w:tcW w:w="397" w:type="pct"/>
+          </w:tcPr>
+          <w:p>
+            <w:pPr>
+              <w:pStyle w:val="141"/>
+              <w:rPr>
+                <w:color w:val="auto"/>
+              </w:rPr>
+            </w:pPr>
+          </w:p>
+        </w:tc>
+        <w:tc>
+          <w:tcPr>
+            <w:tcW w:w="1747" w:type="pct"/>
+          </w:tcPr>
+          <w:p>
+            <w:pPr>
+              <w:pStyle w:val="141"/>
+            </w:pPr>
+            <w:r>
+              <w:rPr>
+                <w:rFonts w:hint="eastAsia"/>
+              </w:rPr>
+              <w:t>選項</w:t>
+            </w:r>
+          </w:p>
+          <w:p>
+            <w:pPr>
+              <w:pStyle w:val="140"/>
+              <w:numPr>
+                <w:ilvl w:val="0"/>
+                <w:numId w:val="71"/>
+              </w:numPr>
+            </w:pPr>
+            <w:r>
+              <w:rPr>
+                <w:rFonts w:hint="eastAsia"/>
+              </w:rPr>
+              <w:t>全部</w:t>
+            </w:r>
+            <w:r>
+              <w:rPr>
+                <w:rFonts w:hint="eastAsia"/>
+              </w:rPr>
+              <w:t>【預設選定】</w:t>
+            </w:r>
+          </w:p>
+          <w:p>
+            <w:pPr>
+              <w:pStyle w:val="140"/>
+              <w:numPr>
+                <w:ilvl w:val="0"/>
+                <w:numId w:val="0"/>
+              </w:numPr>
+              <w:ind w:left="11"/>
+            </w:pPr>
+            <w:r>
+              <w:rPr>
+                <w:rFonts w:hint="eastAsia"/>
+              </w:rPr>
+              <w:t>【開案單位類別</w:t>
+            </w:r>
+            <w:r>
+              <w:rPr>
+                <w:rFonts w:hint="eastAsia"/>
+              </w:rPr>
+              <w:t>=</w:t>
+            </w:r>
+            <w:r>
+              <w:rPr>
+                <w:rFonts w:hint="eastAsia"/>
+              </w:rPr>
+              <w:t>衛生福利部】</w:t>
+            </w:r>
+          </w:p>
+          <w:p>
+            <w:pPr>
+              <w:pStyle w:val="140"/>
+            </w:pPr>
+            <w:r>
+              <w:rPr>
+                <w:rFonts w:hint="eastAsia"/>
+              </w:rPr>
+              <w:t>衛生福利部</w:t>
+            </w:r>
+          </w:p>
+          <w:p>
+            <w:pPr>
+              <w:pStyle w:val="140"/>
+              <w:numPr>
+                <w:ilvl w:val="0"/>
+                <w:numId w:val="0"/>
+              </w:numPr>
+              <w:ind w:left="11"/>
+            </w:pPr>
+            <w:r>
+              <w:rPr>
+                <w:rFonts w:hint="eastAsia"/>
+              </w:rPr>
+              <w:t>【開案單位類別</w:t>
+            </w:r>
+            <w:r>
+              <w:rPr>
+                <w:rFonts w:hint="eastAsia"/>
+              </w:rPr>
+              <w:t>=</w:t>
+            </w:r>
+            <w:r>
+              <w:rPr>
+                <w:rFonts w:hint="eastAsia"/>
+              </w:rPr>
+              <w:t>消防署】</w:t>
+            </w:r>
+          </w:p>
+          <w:p>
+            <w:pPr>
+              <w:pStyle w:val="140"/>
+            </w:pPr>
+            <w:r>
+              <w:rPr>
+                <w:rFonts w:hint="eastAsia"/>
+              </w:rPr>
+              <w:t>消防署</w:t>
+            </w:r>
+          </w:p>
+          <w:p>
+            <w:pPr>
+              <w:pStyle w:val="140"/>
+              <w:numPr>
+                <w:ilvl w:val="0"/>
+                <w:numId w:val="0"/>
+              </w:numPr>
+              <w:ind w:left="11"/>
+            </w:pPr>
+            <w:r>
+              <w:rPr>
+                <w:rFonts w:hint="eastAsia"/>
+              </w:rPr>
+              <w:t>【開案單位類別</w:t>
+            </w:r>
+            <w:r>
+              <w:rPr>
+                <w:rFonts w:hint="eastAsia"/>
+              </w:rPr>
+              <w:t>=</w:t>
+            </w:r>
+            <w:r>
+              <w:rPr>
+                <w:rFonts w:hint="eastAsia"/>
+              </w:rPr>
+              <w:t>消防</w:t>
+            </w:r>
+            <w:r>
+              <w:rPr>
+                <w:rFonts w:hint="eastAsia"/>
+              </w:rPr>
+              <w:t>局】</w:t>
+            </w:r>
+          </w:p>
+          <w:p>
+            <w:pPr>
+              <w:pStyle w:val="140"/>
+            </w:pPr>
+            <w:r>
+              <w:rPr>
+                <w:rFonts w:hint="eastAsia"/>
+              </w:rPr>
+              <w:t>資料來源：資料表「</w:t>
+            </w:r>
+            <w:r>
+              <w:t>HEALTH_BUREAU</w:t>
+            </w:r>
+            <w:r>
+              <w:rPr>
+                <w:rFonts w:hint="eastAsia"/>
+              </w:rPr>
+              <w:t>」</w:t>
+            </w:r>
+          </w:p>
+          <w:p>
+            <w:pPr>
+              <w:pStyle w:val="140"/>
+              <w:numPr>
+                <w:ilvl w:val="0"/>
+                <w:numId w:val="0"/>
+              </w:numPr>
+              <w:ind w:left="11"/>
+            </w:pPr>
+            <w:r>
+              <w:rPr>
+                <w:rFonts w:hint="eastAsia"/>
+              </w:rPr>
+              <w:t>【開案單位類別</w:t>
+            </w:r>
+            <w:r>
+              <w:rPr>
+                <w:rFonts w:hint="eastAsia"/>
+              </w:rPr>
+              <w:t>=</w:t>
+            </w:r>
+            <w:r>
+              <w:rPr>
+                <w:rFonts w:hint="eastAsia"/>
+              </w:rPr>
+              <w:t>衛生局】</w:t>
+            </w:r>
+          </w:p>
+          <w:p>
+            <w:pPr>
+              <w:pStyle w:val="140"/>
+            </w:pPr>
+            <w:r>
+              <w:rPr>
+                <w:rFonts w:hint="eastAsia"/>
+              </w:rPr>
+              <w:t>資料來源：資料表「</w:t>
+            </w:r>
+            <w:r>
+              <w:t>FIRE_BUREAU_INFO</w:t>
+            </w:r>
+            <w:r>
+              <w:rPr>
+                <w:rFonts w:hint="eastAsia"/>
+              </w:rPr>
+              <w:t>」</w:t>
+            </w:r>
+          </w:p>
+        </w:tc>
+      </w:tr>
+      <w:tr>
+        <w:tc>
+          <w:tcPr>
+            <w:tcW w:w="390" w:type="pct"/>
+          </w:tcPr>
+          <w:p>
+            <w:pPr>
+              <w:pStyle w:val="141"/>
+              <w:numPr>
+                <w:ilvl w:val="0"/>
+                <w:numId w:val="8"/>
+              </w:numPr>
+              <w:jc w:val="center"/>
+              <w:rPr>
+                <w:color w:val="auto"/>
+              </w:rPr>
+            </w:pPr>
+          </w:p>
+        </w:tc>
+        <w:tc>
+          <w:tcPr>
+            <w:tcW w:w="1593" w:type="pct"/>
+          </w:tcPr>
+          <w:p>
+            <w:pPr>
+              <w:pStyle w:val="141"/>
+              <w:rPr>
+                <w:color w:val="auto"/>
+              </w:rPr>
+            </w:pPr>
+            <w:r>
+              <w:rPr>
+                <w:rFonts w:hint="eastAsia"/>
+                <w:color w:val="auto"/>
+              </w:rPr>
+              <w:t>開案類別</w:t>
+            </w:r>
+          </w:p>
+        </w:tc>
+        <w:tc>
+          <w:tcPr>
+            <w:tcW w:w="873" w:type="pct"/>
+          </w:tcPr>
+          <w:p>
+            <w:pPr>
+              <w:pStyle w:val="141"/>
+              <w:rPr>
+                <w:color w:val="auto"/>
+              </w:rPr>
+            </w:pPr>
+            <w:r>
+              <w:rPr>
+                <w:rFonts w:hint="eastAsia"/>
+                <w:color w:val="auto"/>
+              </w:rPr>
+              <w:t>下拉選單</w:t>
+            </w:r>
+          </w:p>
+        </w:tc>
+        <w:tc>
+          <w:tcPr>
+            <w:tcW w:w="397" w:type="pct"/>
+          </w:tcPr>
+          <w:p>
+            <w:pPr>
+              <w:pStyle w:val="141"/>
+              <w:rPr>
+                <w:color w:val="auto"/>
+              </w:rPr>
+            </w:pPr>
+          </w:p>
+        </w:tc>
+        <w:tc>
+          <w:tcPr>
+            <w:tcW w:w="1747" w:type="pct"/>
+          </w:tcPr>
+          <w:p>
+            <w:pPr>
+              <w:pStyle w:val="141"/>
+            </w:pPr>
+            <w:r>
+              <w:rPr>
+                <w:rFonts w:hint="eastAsia"/>
+              </w:rPr>
+              <w:t>選項</w:t>
+            </w:r>
+          </w:p>
+          <w:p>
+            <w:pPr>
+              <w:pStyle w:val="140"/>
+              <w:numPr>
+                <w:ilvl w:val="0"/>
+                <w:numId w:val="73"/>
+              </w:numPr>
+            </w:pPr>
+            <w:r>
+              <w:rPr>
+                <w:rFonts w:hint="eastAsia"/>
+              </w:rPr>
+              <w:t>一般</w:t>
+            </w:r>
+          </w:p>
+          <w:p>
+            <w:pPr>
+              <w:pStyle w:val="140"/>
+            </w:pPr>
+            <w:r>
+              <w:rPr>
+                <w:rFonts w:hint="eastAsia"/>
+              </w:rPr>
+              <w:t>演習</w:t>
+            </w:r>
+          </w:p>
+          <w:p>
+            <w:pPr>
+              <w:pStyle w:val="140"/>
+            </w:pPr>
+            <w:r>
+              <w:rPr>
+                <w:rFonts w:hint="eastAsia"/>
+              </w:rPr>
+              <w:t>測試</w:t>
+            </w:r>
+          </w:p>
+        </w:tc>
+      </w:tr>
+      <w:tr>
+        <w:tc>
+          <w:tcPr>
+            <w:tcW w:w="390" w:type="pct"/>
+          </w:tcPr>
+          <w:p>
+            <w:pPr>
+              <w:pStyle w:val="141"/>
+              <w:numPr>
+                <w:ilvl w:val="0"/>
+                <w:numId w:val="8"/>
+              </w:numPr>
+              <w:jc w:val="center"/>
+              <w:rPr>
+                <w:color w:val="auto"/>
+              </w:rPr>
+            </w:pPr>
+          </w:p>
+        </w:tc>
+        <w:tc>
+          <w:tcPr>
+            <w:tcW w:w="1593" w:type="pct"/>
+          </w:tcPr>
+          <w:p>
+            <w:pPr>
+              <w:pStyle w:val="141"/>
+              <w:rPr>
+                <w:color w:val="auto"/>
+              </w:rPr>
+            </w:pPr>
+            <w:r>
+              <w:rPr>
+                <w:rFonts w:hint="eastAsia"/>
+                <w:color w:val="auto"/>
+              </w:rPr>
+              <w:t>發生地</w:t>
+            </w:r>
+          </w:p>
+        </w:tc>
+        <w:tc>
+          <w:tcPr>
+            <w:tcW w:w="873" w:type="pct"/>
+          </w:tcPr>
+          <w:p>
+            <w:pPr>
+              <w:pStyle w:val="141"/>
+              <w:rPr>
+                <w:color w:val="auto"/>
+              </w:rPr>
+            </w:pPr>
+            <w:r>
+              <w:rPr>
+                <w:rFonts w:hint="eastAsia"/>
+                <w:color w:val="auto"/>
+              </w:rPr>
+              <w:t>下拉選單</w:t>
+            </w:r>
+          </w:p>
+        </w:tc>
+        <w:tc>
+          <w:tcPr>
+            <w:tcW w:w="397" w:type="pct"/>
+          </w:tcPr>
+          <w:p>
+            <w:pPr>
+              <w:pStyle w:val="141"/>
+              <w:rPr>
+                <w:color w:val="auto"/>
+              </w:rPr>
+            </w:pPr>
+          </w:p>
+        </w:tc>
+        <w:tc>
+          <w:tcPr>
+            <w:tcW w:w="1747" w:type="pct"/>
+          </w:tcPr>
+          <w:p>
+            <w:pPr>
+              <w:pStyle w:val="141"/>
+            </w:pPr>
+            <w:r>
+              <w:rPr>
+                <w:rFonts w:hint="eastAsia"/>
+              </w:rPr>
+              <w:t>選項</w:t>
+            </w:r>
+          </w:p>
+          <w:p>
+            <w:pPr>
+              <w:pStyle w:val="140"/>
+              <w:numPr>
+                <w:ilvl w:val="0"/>
+                <w:numId w:val="12"/>
+              </w:numPr>
+            </w:pPr>
+            <w:r>
+              <w:rPr>
+                <w:rFonts w:hint="eastAsia"/>
+              </w:rPr>
+              <w:t>全部</w:t>
+            </w:r>
+          </w:p>
+          <w:p>
+            <w:pPr>
+              <w:pStyle w:val="140"/>
+              <w:numPr>
+                <w:ilvl w:val="0"/>
+                <w:numId w:val="12"/>
+              </w:numPr>
+            </w:pPr>
+            <w:r>
+              <w:rPr>
+                <w:rFonts w:hint="eastAsia"/>
+              </w:rPr>
+              <w:t>台灣</w:t>
+            </w:r>
+          </w:p>
+          <w:p>
+            <w:pPr>
+              <w:pStyle w:val="140"/>
+              <w:numPr>
+                <w:ilvl w:val="0"/>
+                <w:numId w:val="12"/>
+              </w:numPr>
+            </w:pPr>
+            <w:r>
+              <w:rPr>
+                <w:szCs w:val="24"/>
+              </w:rPr>
+              <w:t>資料來源</w:t>
+            </w:r>
+            <w:r>
+              <w:rPr>
+                <w:rFonts w:hint="eastAsia"/>
+                <w:szCs w:val="24"/>
+              </w:rPr>
+              <w:t>：</w:t>
+            </w:r>
+            <w:r>
+              <w:rPr>
+                <w:rFonts w:hint="eastAsia"/>
+                <w:szCs w:val="24"/>
+              </w:rPr>
+              <w:t>檢視</w:t>
+            </w:r>
+            <w:r>
+              <w:rPr>
+                <w:rFonts w:hint="eastAsia"/>
+                <w:szCs w:val="24"/>
+              </w:rPr>
+              <w:t>「</w:t>
+            </w:r>
+            <w:r>
+              <w:rPr>
+                <w:szCs w:val="24"/>
+              </w:rPr>
+              <w:t>VW_FIREDEPT_COUNTY</w:t>
+            </w:r>
+            <w:r>
+              <w:rPr>
+                <w:rFonts w:hint="eastAsia"/>
+                <w:szCs w:val="24"/>
+              </w:rPr>
+              <w:t>」</w:t>
+            </w:r>
+          </w:p>
+        </w:tc>
+      </w:tr>
+      <w:tr>
+        <w:tc>
+          <w:tcPr>
+            <w:tcW w:w="390" w:type="pct"/>
+          </w:tcPr>
+          <w:p>
+            <w:pPr>
+              <w:pStyle w:val="141"/>
+              <w:numPr>
+                <w:ilvl w:val="0"/>
+                <w:numId w:val="8"/>
+              </w:numPr>
+              <w:jc w:val="center"/>
+              <w:rPr>
+                <w:color w:val="auto"/>
+              </w:rPr>
+            </w:pPr>
+          </w:p>
+        </w:tc>
+        <w:tc>
+          <w:tcPr>
+            <w:tcW w:w="1593" w:type="pct"/>
+          </w:tcPr>
+          <w:p>
+            <w:pPr>
+              <w:pStyle w:val="141"/>
+              <w:rPr>
+                <w:color w:val="auto"/>
+              </w:rPr>
+            </w:pPr>
+            <w:r>
+              <w:rPr>
+                <w:rFonts w:hint="eastAsia"/>
+                <w:color w:val="auto"/>
+              </w:rPr>
+              <w:t>是否結案</w:t>
+            </w:r>
+          </w:p>
+        </w:tc>
+        <w:tc>
+          <w:tcPr>
+            <w:tcW w:w="873" w:type="pct"/>
+          </w:tcPr>
+          <w:p>
+            <w:pPr>
+              <w:pStyle w:val="141"/>
+              <w:rPr>
+                <w:color w:val="auto"/>
+              </w:rPr>
+            </w:pPr>
+            <w:r>
+              <w:rPr>
+                <w:rFonts w:hint="eastAsia"/>
+                <w:color w:val="auto"/>
+              </w:rPr>
+              <w:t>下拉選單</w:t>
+            </w:r>
+          </w:p>
+        </w:tc>
+        <w:tc>
+          <w:tcPr>
+            <w:tcW w:w="397" w:type="pct"/>
+          </w:tcPr>
+          <w:p>
+            <w:pPr>
+              <w:pStyle w:val="141"/>
+              <w:rPr>
+                <w:color w:val="auto"/>
+              </w:rPr>
+            </w:pPr>
+          </w:p>
+        </w:tc>
+        <w:tc>
+          <w:tcPr>
+            <w:tcW w:w="1747" w:type="pct"/>
+          </w:tcPr>
+          <w:p>
+            <w:pPr>
+              <w:pStyle w:val="141"/>
+            </w:pPr>
+            <w:r>
+              <w:rPr>
+                <w:rFonts w:hint="eastAsia"/>
+              </w:rPr>
+              <w:t>選項</w:t>
+            </w:r>
+          </w:p>
+          <w:p>
+            <w:pPr>
+              <w:pStyle w:val="140"/>
+              <w:numPr>
+                <w:ilvl w:val="0"/>
+                <w:numId w:val="13"/>
+              </w:numPr>
+            </w:pPr>
+            <w:r>
+              <w:rPr>
+                <w:rFonts w:hint="eastAsia"/>
+              </w:rPr>
+              <w:t>全部</w:t>
+            </w:r>
+          </w:p>
+          <w:p>
+            <w:pPr>
+              <w:pStyle w:val="140"/>
+              <w:numPr>
+                <w:ilvl w:val="0"/>
+                <w:numId w:val="13"/>
+              </w:numPr>
+            </w:pPr>
+            <w:r>
+              <w:rPr>
+                <w:rFonts w:hint="eastAsia"/>
+              </w:rPr>
+              <w:t>已結案</w:t>
+            </w:r>
+          </w:p>
+          <w:p>
+            <w:pPr>
+              <w:pStyle w:val="140"/>
+              <w:numPr>
+                <w:ilvl w:val="0"/>
+                <w:numId w:val="13"/>
+              </w:numPr>
+            </w:pPr>
+            <w:r>
+              <w:rPr>
+                <w:rFonts w:hint="eastAsia"/>
+              </w:rPr>
+              <w:t>未結案</w:t>
+            </w:r>
+          </w:p>
+        </w:tc>
+      </w:tr>
+      <w:tr>
+        <w:tc>
+          <w:tcPr>
+            <w:tcW w:w="390" w:type="pct"/>
+          </w:tcPr>
+          <w:p>
+            <w:pPr>
+              <w:pStyle w:val="141"/>
+              <w:numPr>
+                <w:ilvl w:val="0"/>
+                <w:numId w:val="8"/>
+              </w:numPr>
+              <w:jc w:val="center"/>
+              <w:rPr>
+                <w:color w:val="auto"/>
+              </w:rPr>
+            </w:pPr>
+          </w:p>
+        </w:tc>
+        <w:tc>
+          <w:tcPr>
+            <w:tcW w:w="1593" w:type="pct"/>
+          </w:tcPr>
+          <w:p>
+            <w:pPr>
+              <w:pStyle w:val="141"/>
+              <w:rPr>
+                <w:color w:val="auto"/>
+              </w:rPr>
+            </w:pPr>
+            <w:r>
+              <w:rPr>
+                <w:rFonts w:hint="eastAsia"/>
+                <w:color w:val="auto"/>
+              </w:rPr>
+              <w:t>收治單位縣市</w:t>
+            </w:r>
+          </w:p>
+        </w:tc>
+        <w:tc>
+          <w:tcPr>
+            <w:tcW w:w="873" w:type="pct"/>
+          </w:tcPr>
+          <w:p>
+            <w:pPr>
+              <w:pStyle w:val="141"/>
+              <w:rPr>
+                <w:color w:val="auto"/>
+              </w:rPr>
+            </w:pPr>
+            <w:r>
+              <w:rPr>
+                <w:rFonts w:hint="eastAsia"/>
+                <w:color w:val="auto"/>
+              </w:rPr>
+              <w:t>下拉選單</w:t>
+            </w:r>
+          </w:p>
+        </w:tc>
+        <w:tc>
+          <w:tcPr>
+            <w:tcW w:w="397" w:type="pct"/>
+          </w:tcPr>
+          <w:p>
+            <w:pPr>
+              <w:pStyle w:val="141"/>
+              <w:rPr>
+                <w:color w:val="auto"/>
+              </w:rPr>
+            </w:pPr>
+          </w:p>
+        </w:tc>
+        <w:tc>
+          <w:tcPr>
+            <w:tcW w:w="1747" w:type="pct"/>
+          </w:tcPr>
+          <w:p>
+            <w:pPr>
+              <w:pStyle w:val="141"/>
+            </w:pPr>
+            <w:r>
+              <w:rPr>
+                <w:rFonts w:hint="eastAsia"/>
+              </w:rPr>
+              <w:t>選單</w:t>
+            </w:r>
+          </w:p>
+          <w:p>
+            <w:pPr>
+              <w:pStyle w:val="140"/>
+            </w:pPr>
+          </w:p>
+        </w:tc>
+      </w:tr>
+      <w:tr>
+        <w:tc>
+          <w:tcPr>
+            <w:tcW w:w="390" w:type="pct"/>
+          </w:tcPr>
+          <w:p>
+            <w:pPr>
+              <w:pStyle w:val="141"/>
+              <w:numPr>
+                <w:ilvl w:val="0"/>
+                <w:numId w:val="8"/>
+              </w:numPr>
+              <w:jc w:val="center"/>
+              <w:rPr>
+                <w:color w:val="auto"/>
+              </w:rPr>
+            </w:pPr>
+          </w:p>
+        </w:tc>
+        <w:tc>
+          <w:tcPr>
+            <w:tcW w:w="1593" w:type="pct"/>
+          </w:tcPr>
+          <w:p>
+            <w:pPr>
+              <w:pStyle w:val="141"/>
+              <w:rPr>
+                <w:color w:val="auto"/>
+              </w:rPr>
+            </w:pPr>
+            <w:r>
+              <w:rPr>
+                <w:rFonts w:hint="eastAsia"/>
+                <w:color w:val="auto"/>
+              </w:rPr>
+              <w:t>收治單位</w:t>
+            </w:r>
+          </w:p>
+        </w:tc>
+        <w:tc>
+          <w:tcPr>
+            <w:tcW w:w="873" w:type="pct"/>
+          </w:tcPr>
+          <w:p>
+            <w:pPr>
+              <w:pStyle w:val="141"/>
+              <w:rPr>
+                <w:color w:val="auto"/>
+              </w:rPr>
+            </w:pPr>
+            <w:r>
+              <w:rPr>
+                <w:rFonts w:hint="eastAsia"/>
+                <w:color w:val="auto"/>
+              </w:rPr>
+              <w:t>下拉選單</w:t>
+            </w:r>
+          </w:p>
+        </w:tc>
+        <w:tc>
+          <w:tcPr>
+            <w:tcW w:w="397" w:type="pct"/>
+          </w:tcPr>
+          <w:p>
+            <w:pPr>
+              <w:pStyle w:val="141"/>
+              <w:rPr>
+                <w:color w:val="auto"/>
+              </w:rPr>
+            </w:pPr>
+          </w:p>
+        </w:tc>
+        <w:tc>
+          <w:tcPr>
+            <w:tcW w:w="1747" w:type="pct"/>
+          </w:tcPr>
+          <w:p>
+            <w:pPr>
+              <w:pStyle w:val="141"/>
+            </w:pPr>
+            <w:r>
+              <w:rPr>
+                <w:rFonts w:hint="eastAsia"/>
+              </w:rPr>
+              <w:t>選項</w:t>
+            </w:r>
+          </w:p>
+          <w:p>
+            <w:pPr>
+              <w:pStyle w:val="140"/>
+              <w:numPr>
+                <w:ilvl w:val="0"/>
+                <w:numId w:val="14"/>
+              </w:numPr>
+            </w:pPr>
+            <w:r>
+              <w:rPr>
+                <w:rFonts w:hint="eastAsia"/>
+              </w:rPr>
+              <w:t>全部</w:t>
+            </w:r>
+            <w:r>
+              <w:rPr>
+                <w:rFonts w:hint="eastAsia"/>
+              </w:rPr>
+              <w:t>【預設選定】</w:t>
+            </w:r>
+          </w:p>
+          <w:p>
+            <w:pPr>
+              <w:pStyle w:val="140"/>
+              <w:numPr>
+                <w:ilvl w:val="0"/>
+                <w:numId w:val="14"/>
+              </w:numPr>
+            </w:pPr>
+            <w:r>
+              <w:rPr>
+                <w:rFonts w:hint="eastAsia"/>
+              </w:rPr>
+              <w:t>是</w:t>
+            </w:r>
+          </w:p>
+          <w:p>
+            <w:pPr>
+              <w:pStyle w:val="140"/>
+              <w:numPr>
+                <w:ilvl w:val="0"/>
+                <w:numId w:val="14"/>
+              </w:numPr>
+            </w:pPr>
+            <w:r>
+              <w:rPr>
+                <w:rFonts w:hint="eastAsia"/>
+              </w:rPr>
+              <w:lastRenderedPageBreak/>
+              <w:t>否</w:t>
+            </w:r>
+          </w:p>
+        </w:tc>
+      </w:tr>
+      <w:tr>
+        <w:tc>
+          <w:tcPr>
+            <w:tcW w:w="390" w:type="pct"/>
+          </w:tcPr>
+          <w:p>
+            <w:pPr>
+              <w:pStyle w:val="141"/>
+              <w:numPr>
+                <w:ilvl w:val="0"/>
+                <w:numId w:val="8"/>
+              </w:numPr>
+              <w:jc w:val="center"/>
+              <w:rPr>
+                <w:color w:val="auto"/>
+              </w:rPr>
+            </w:pPr>
+          </w:p>
+        </w:tc>
+        <w:tc>
+          <w:tcPr>
+            <w:tcW w:w="1593" w:type="pct"/>
+          </w:tcPr>
+          <w:p>
+            <w:pPr>
+              <w:pStyle w:val="141"/>
+              <w:rPr>
+                <w:color w:val="auto"/>
+              </w:rPr>
+            </w:pPr>
+            <w:r>
+              <w:rPr>
+                <w:rFonts w:hint="eastAsia"/>
+                <w:color w:val="auto"/>
+              </w:rPr>
+              <w:t>查詢</w:t>
+            </w:r>
+          </w:p>
+        </w:tc>
+        <w:tc>
+          <w:tcPr>
+            <w:tcW w:w="873" w:type="pct"/>
+          </w:tcPr>
+          <w:p>
+            <w:pPr>
+              <w:pStyle w:val="141"/>
+              <w:rPr>
+                <w:color w:val="auto"/>
+              </w:rPr>
+            </w:pPr>
+            <w:r>
+              <w:rPr>
+                <w:rFonts w:hint="eastAsia"/>
+                <w:color w:val="auto"/>
+              </w:rPr>
+              <w:t>按鈕</w:t>
+            </w:r>
+          </w:p>
+        </w:tc>
+        <w:tc>
+          <w:tcPr>
+            <w:tcW w:w="397" w:type="pct"/>
+          </w:tcPr>
+          <w:p>
+            <w:pPr>
+              <w:pStyle w:val="141"/>
+              <w:rPr>
+                <w:color w:val="auto"/>
+              </w:rPr>
+            </w:pPr>
+          </w:p>
+        </w:tc>
+        <w:tc>
+          <w:tcPr>
+            <w:tcW w:w="1747" w:type="pct"/>
+          </w:tcPr>
+          <w:p>
+            <w:pPr>
+              <w:pStyle w:val="141"/>
+            </w:pPr>
+            <w:r>
+              <w:rPr>
+                <w:rFonts w:hint="eastAsia"/>
+              </w:rPr>
+              <w:t>點擊後進行查詢，並將結果呈現於查詢結果清單</w:t>
+            </w:r>
+          </w:p>
+        </w:tc>
+      </w:tr>
+      <w:tr>
+        <w:tc>
+          <w:tcPr>
+            <w:tcW w:w="390" w:type="pct"/>
+          </w:tcPr>
+          <w:p>
+            <w:pPr>
+              <w:pStyle w:val="141"/>
+              <w:numPr>
+                <w:ilvl w:val="0"/>
+                <w:numId w:val="8"/>
+              </w:numPr>
+              <w:jc w:val="center"/>
+              <w:rPr>
+                <w:color w:val="auto"/>
+              </w:rPr>
+            </w:pPr>
+          </w:p>
+        </w:tc>
+        <w:tc>
+          <w:tcPr>
+            <w:tcW w:w="1593" w:type="pct"/>
+          </w:tcPr>
+          <w:p>
+            <w:pPr>
+              <w:pStyle w:val="141"/>
+              <w:rPr>
+                <w:color w:val="auto"/>
+              </w:rPr>
+            </w:pPr>
+            <w:r>
+              <w:rPr>
+                <w:rFonts w:hint="eastAsia"/>
+                <w:color w:val="auto"/>
+              </w:rPr>
+              <w:t>清除</w:t>
+            </w:r>
+          </w:p>
+        </w:tc>
+        <w:tc>
+          <w:tcPr>
+            <w:tcW w:w="873" w:type="pct"/>
+          </w:tcPr>
+          <w:p>
+            <w:pPr>
+              <w:pStyle w:val="141"/>
+              <w:rPr>
+                <w:color w:val="auto"/>
+              </w:rPr>
+            </w:pPr>
+            <w:r>
+              <w:rPr>
+                <w:rFonts w:hint="eastAsia"/>
+                <w:color w:val="auto"/>
+              </w:rPr>
+              <w:t>按鈕</w:t>
+            </w:r>
+          </w:p>
+        </w:tc>
+        <w:tc>
+          <w:tcPr>
+            <w:tcW w:w="397" w:type="pct"/>
+          </w:tcPr>
+          <w:p>
+            <w:pPr>
+              <w:pStyle w:val="141"/>
+              <w:rPr>
+                <w:color w:val="auto"/>
+              </w:rPr>
+            </w:pPr>
+          </w:p>
+        </w:tc>
+        <w:tc>
+          <w:tcPr>
+            <w:tcW w:w="1747" w:type="pct"/>
+          </w:tcPr>
+          <w:p>
+            <w:pPr>
+              <w:pStyle w:val="141"/>
+            </w:pPr>
+            <w:r>
+              <w:rPr>
+                <w:rFonts w:hint="eastAsia"/>
+              </w:rPr>
+              <w:t>點擊後</w:t>
+            </w:r>
+            <w:r>
+              <w:rPr>
+                <w:rFonts w:hint="eastAsia"/>
+              </w:rPr>
+              <w:t>查詢條件改為預設值</w:t>
+            </w:r>
+          </w:p>
+        </w:tc>
+      </w:tr>
+      <w:tr>
+        <w:tc>
+          <w:tcPr>
+            <w:tcW w:w="390" w:type="pct"/>
+          </w:tcPr>
+          <w:p>
+            <w:pPr>
+              <w:pStyle w:val="141"/>
+              <w:numPr>
+                <w:ilvl w:val="0"/>
+                <w:numId w:val="8"/>
+              </w:numPr>
+              <w:jc w:val="center"/>
+              <w:rPr>
+                <w:color w:val="auto"/>
+              </w:rPr>
+            </w:pPr>
+          </w:p>
+        </w:tc>
+        <w:tc>
+          <w:tcPr>
+            <w:tcW w:w="1593" w:type="pct"/>
+          </w:tcPr>
+          <w:p>
+            <w:pPr>
+              <w:pStyle w:val="141"/>
+              <w:rPr>
+                <w:color w:val="auto"/>
+              </w:rPr>
+            </w:pPr>
+            <w:r>
+              <w:rPr>
+                <w:rFonts w:hint="eastAsia"/>
+                <w:color w:val="auto"/>
+              </w:rPr>
+              <w:t>關閉</w:t>
+            </w:r>
+          </w:p>
+        </w:tc>
+        <w:tc>
+          <w:tcPr>
+            <w:tcW w:w="873" w:type="pct"/>
+          </w:tcPr>
+          <w:p>
+            <w:pPr>
+              <w:pStyle w:val="141"/>
+              <w:rPr>
+                <w:color w:val="auto"/>
+              </w:rPr>
+            </w:pPr>
+            <w:r>
+              <w:rPr>
+                <w:rFonts w:hint="eastAsia"/>
+                <w:color w:val="auto"/>
+              </w:rPr>
+              <w:t>按鈕</w:t>
+            </w:r>
+          </w:p>
+        </w:tc>
+        <w:tc>
+          <w:tcPr>
+            <w:tcW w:w="397" w:type="pct"/>
+          </w:tcPr>
+          <w:p>
+            <w:pPr>
+              <w:pStyle w:val="141"/>
+              <w:rPr>
+                <w:color w:val="auto"/>
+              </w:rPr>
+            </w:pPr>
+          </w:p>
+        </w:tc>
+        <w:tc>
+          <w:tcPr>
+            <w:tcW w:w="1747" w:type="pct"/>
+          </w:tcPr>
+          <w:p>
+            <w:pPr>
+              <w:pStyle w:val="141"/>
             </w:pPr>
           </w:p>
         </w:tc>
@@ -5330,13 +7121,3791 @@
     <w:p>
       <w:pPr>
         <w:pStyle w:val="15-"/>
-        <w:numPr>
-          <w:ilvl w:val="0"/>
-          <w:numId w:val="0"/>
-        </w:numPr>
-        <w:ind w:left="764" w:hanging="480"/>
       </w:pPr>
+      <w:proofErr w:type="gramStart"/>
+      <w:r>
+        <w:rPr>
+          <w:rFonts w:hint="eastAsia"/>
+        </w:rPr>
+        <w:t>重大摘害事件</w:t>
+      </w:r>
+      <w:proofErr w:type="gramEnd"/>
+      <w:r>
+        <w:rPr>
+          <w:rFonts w:hint="eastAsia"/>
+        </w:rPr>
+        <w:t>-</w:t>
+      </w:r>
+      <w:r>
+        <w:rPr>
+          <w:rFonts w:hint="eastAsia"/>
+        </w:rPr>
+        <w:t>查詢結果</w:t>
+      </w:r>
+      <w:r>
+        <w:rPr>
+          <w:rFonts w:hint="eastAsia"/>
+        </w:rPr>
+        <w:t>欄位說明</w:t>
+      </w:r>
     </w:p>
+    <w:tbl>
+      <w:tblPr>
+        <w:tblStyle w:val="ac"/>
+        <w:tblW w:w="4926" w:type="pct"/>
+        <w:tblLook w:val="04A0" w:firstRow="1" w:lastRow="0" w:firstColumn="1" w:lastColumn="0" w:noHBand="0" w:noVBand="1"/>
+      </w:tblPr>
+      <w:tblGrid>
+        <w:gridCol w:w="696"/>
+        <w:gridCol w:w="2844"/>
+        <w:gridCol w:w="1558"/>
+        <w:gridCol w:w="709"/>
+        <w:gridCol w:w="3119"/>
+      </w:tblGrid>
+      <w:tr>
+        <w:tc>
+          <w:tcPr>
+            <w:tcW w:w="390" w:type="pct"/>
+            <w:shd w:val="clear" w:color="auto" w:fill="D9D9D9" w:themeFill="background1" w:themeFillShade="D9"/>
+          </w:tcPr>
+          <w:p>
+            <w:pPr>
+              <w:pStyle w:val="141"/>
+            </w:pPr>
+            <w:r>
+              <w:rPr>
+                <w:rFonts w:hint="eastAsia"/>
+              </w:rPr>
+              <w:t>項次</w:t>
+            </w:r>
+          </w:p>
+        </w:tc>
+        <w:tc>
+          <w:tcPr>
+            <w:tcW w:w="1593" w:type="pct"/>
+            <w:shd w:val="clear" w:color="auto" w:fill="D9D9D9" w:themeFill="background1" w:themeFillShade="D9"/>
+          </w:tcPr>
+          <w:p>
+            <w:pPr>
+              <w:pStyle w:val="141"/>
+            </w:pPr>
+            <w:r>
+              <w:rPr>
+                <w:rFonts w:hint="eastAsia"/>
+              </w:rPr>
+              <w:t>UI</w:t>
+            </w:r>
+            <w:r>
+              <w:rPr>
+                <w:rFonts w:hint="eastAsia"/>
+              </w:rPr>
+              <w:t>欄位名稱</w:t>
+            </w:r>
+          </w:p>
+        </w:tc>
+        <w:tc>
+          <w:tcPr>
+            <w:tcW w:w="873" w:type="pct"/>
+            <w:shd w:val="clear" w:color="auto" w:fill="D9D9D9" w:themeFill="background1" w:themeFillShade="D9"/>
+          </w:tcPr>
+          <w:p>
+            <w:pPr>
+              <w:pStyle w:val="141"/>
+            </w:pPr>
+            <w:r>
+              <w:rPr>
+                <w:rFonts w:hint="eastAsia"/>
+              </w:rPr>
+              <w:t>呈現方式</w:t>
+            </w:r>
+          </w:p>
+        </w:tc>
+        <w:tc>
+          <w:tcPr>
+            <w:tcW w:w="397" w:type="pct"/>
+            <w:shd w:val="clear" w:color="auto" w:fill="D9D9D9" w:themeFill="background1" w:themeFillShade="D9"/>
+          </w:tcPr>
+          <w:p>
+            <w:pPr>
+              <w:pStyle w:val="141"/>
+            </w:pPr>
+            <w:proofErr w:type="gramStart"/>
+            <w:r>
+              <w:rPr>
+                <w:rFonts w:hint="eastAsia"/>
+              </w:rPr>
+              <w:t>必填</w:t>
+            </w:r>
+            <w:proofErr w:type="gramEnd"/>
+          </w:p>
+        </w:tc>
+        <w:tc>
+          <w:tcPr>
+            <w:tcW w:w="1747" w:type="pct"/>
+            <w:shd w:val="clear" w:color="auto" w:fill="D9D9D9" w:themeFill="background1" w:themeFillShade="D9"/>
+          </w:tcPr>
+          <w:p>
+            <w:pPr>
+              <w:pStyle w:val="141"/>
+            </w:pPr>
+            <w:r>
+              <w:rPr>
+                <w:rFonts w:hint="eastAsia"/>
+              </w:rPr>
+              <w:t>備註</w:t>
+            </w:r>
+            <w:r>
+              <w:rPr>
+                <w:rFonts w:hint="eastAsia"/>
+              </w:rPr>
+              <w:t>/</w:t>
+            </w:r>
+            <w:r>
+              <w:rPr>
+                <w:rFonts w:hint="eastAsia"/>
+              </w:rPr>
+              <w:t>說明</w:t>
+            </w:r>
+          </w:p>
+        </w:tc>
+      </w:tr>
+      <w:tr>
+        <w:tc>
+          <w:tcPr>
+            <w:tcW w:w="1" w:type="pct"/>
+            <w:gridSpan w:val="5"/>
+          </w:tcPr>
+          <w:p>
+            <w:pPr>
+              <w:pStyle w:val="141"/>
+            </w:pPr>
+            <w:r>
+              <w:rPr>
+                <w:rFonts w:hint="eastAsia"/>
+              </w:rPr>
+              <w:t>災害事件列表</w:t>
+            </w:r>
+          </w:p>
+          <w:p>
+            <w:pPr>
+              <w:pStyle w:val="141"/>
+            </w:pPr>
+            <w:r>
+              <w:rPr>
+                <w:rFonts w:hint="eastAsia"/>
+              </w:rPr>
+              <w:t>分頁【一般】【演習】【測試】</w:t>
+            </w:r>
+          </w:p>
+        </w:tc>
+      </w:tr>
+      <w:tr>
+        <w:tc>
+          <w:tcPr>
+            <w:tcW w:w="390" w:type="pct"/>
+          </w:tcPr>
+          <w:p>
+            <w:pPr>
+              <w:pStyle w:val="141"/>
+              <w:numPr>
+                <w:ilvl w:val="0"/>
+                <w:numId w:val="15"/>
+              </w:numPr>
+              <w:jc w:val="center"/>
+              <w:rPr>
+                <w:color w:val="auto"/>
+              </w:rPr>
+            </w:pPr>
+          </w:p>
+        </w:tc>
+        <w:tc>
+          <w:tcPr>
+            <w:tcW w:w="1593" w:type="pct"/>
+          </w:tcPr>
+          <w:p>
+            <w:pPr>
+              <w:pStyle w:val="141"/>
+              <w:rPr>
+                <w:color w:val="auto"/>
+              </w:rPr>
+            </w:pPr>
+            <w:proofErr w:type="gramStart"/>
+            <w:r>
+              <w:rPr>
+                <w:rFonts w:hint="eastAsia"/>
+                <w:color w:val="auto"/>
+              </w:rPr>
+              <w:t>置頂</w:t>
+            </w:r>
+            <w:proofErr w:type="gramEnd"/>
+            <w:r>
+              <w:rPr>
+                <w:rFonts w:hint="eastAsia"/>
+                <w:color w:val="auto"/>
+              </w:rPr>
+              <w:t>i</w:t>
+            </w:r>
+            <w:r>
+              <w:rPr>
+                <w:color w:val="auto"/>
+              </w:rPr>
+              <w:t>con</w:t>
+            </w:r>
+          </w:p>
+        </w:tc>
+        <w:tc>
+          <w:tcPr>
+            <w:tcW w:w="873" w:type="pct"/>
+          </w:tcPr>
+          <w:p>
+            <w:pPr>
+              <w:pStyle w:val="141"/>
+              <w:rPr>
+                <w:color w:val="auto"/>
+              </w:rPr>
+            </w:pPr>
+            <w:r>
+              <w:rPr>
+                <w:rFonts w:hint="eastAsia"/>
+                <w:color w:val="auto"/>
+              </w:rPr>
+              <w:t>輸出</w:t>
+            </w:r>
+          </w:p>
+        </w:tc>
+        <w:tc>
+          <w:tcPr>
+            <w:tcW w:w="397" w:type="pct"/>
+          </w:tcPr>
+          <w:p>
+            <w:pPr>
+              <w:pStyle w:val="141"/>
+              <w:rPr>
+                <w:color w:val="auto"/>
+              </w:rPr>
+            </w:pPr>
+          </w:p>
+        </w:tc>
+        <w:tc>
+          <w:tcPr>
+            <w:tcW w:w="1747" w:type="pct"/>
+          </w:tcPr>
+          <w:p>
+            <w:pPr>
+              <w:pStyle w:val="141"/>
+            </w:pPr>
+            <w:r>
+              <w:rPr>
+                <w:rFonts w:hint="eastAsia"/>
+              </w:rPr>
+              <w:t>災害</w:t>
+            </w:r>
+            <w:proofErr w:type="gramStart"/>
+            <w:r>
+              <w:rPr>
+                <w:rFonts w:hint="eastAsia"/>
+              </w:rPr>
+              <w:t>置頂方</w:t>
+            </w:r>
+            <w:proofErr w:type="gramEnd"/>
+            <w:r>
+              <w:rPr>
+                <w:rFonts w:hint="eastAsia"/>
+              </w:rPr>
+              <w:t>顯示</w:t>
+            </w:r>
+          </w:p>
+        </w:tc>
+      </w:tr>
+      <w:tr>
+        <w:tc>
+          <w:tcPr>
+            <w:tcW w:w="390" w:type="pct"/>
+          </w:tcPr>
+          <w:p>
+            <w:pPr>
+              <w:pStyle w:val="141"/>
+              <w:numPr>
+                <w:ilvl w:val="0"/>
+                <w:numId w:val="15"/>
+              </w:numPr>
+              <w:jc w:val="center"/>
+              <w:rPr>
+                <w:color w:val="auto"/>
+              </w:rPr>
+            </w:pPr>
+          </w:p>
+        </w:tc>
+        <w:tc>
+          <w:tcPr>
+            <w:tcW w:w="1593" w:type="pct"/>
+          </w:tcPr>
+          <w:p>
+            <w:pPr>
+              <w:pStyle w:val="141"/>
+              <w:rPr>
+                <w:color w:val="auto"/>
+              </w:rPr>
+            </w:pPr>
+            <w:r>
+              <w:rPr>
+                <w:rFonts w:hint="eastAsia"/>
+                <w:color w:val="auto"/>
+              </w:rPr>
+              <w:t>查詢時間</w:t>
+            </w:r>
+          </w:p>
+        </w:tc>
+        <w:tc>
+          <w:tcPr>
+            <w:tcW w:w="873" w:type="pct"/>
+          </w:tcPr>
+          <w:p>
+            <w:pPr>
+              <w:pStyle w:val="141"/>
+              <w:rPr>
+                <w:color w:val="auto"/>
+              </w:rPr>
+            </w:pPr>
+            <w:r>
+              <w:rPr>
+                <w:rFonts w:hint="eastAsia"/>
+                <w:color w:val="auto"/>
+              </w:rPr>
+              <w:t>輸出</w:t>
+            </w:r>
+          </w:p>
+        </w:tc>
+        <w:tc>
+          <w:tcPr>
+            <w:tcW w:w="397" w:type="pct"/>
+          </w:tcPr>
+          <w:p>
+            <w:pPr>
+              <w:pStyle w:val="141"/>
+              <w:rPr>
+                <w:color w:val="auto"/>
+              </w:rPr>
+            </w:pPr>
+          </w:p>
+        </w:tc>
+        <w:tc>
+          <w:tcPr>
+            <w:tcW w:w="1747" w:type="pct"/>
+          </w:tcPr>
+          <w:p>
+            <w:pPr>
+              <w:pStyle w:val="140"/>
+              <w:numPr>
+                <w:ilvl w:val="0"/>
+                <w:numId w:val="0"/>
+              </w:numPr>
+              <w:ind w:left="227" w:hanging="216"/>
+            </w:pPr>
+            <w:r>
+              <w:rPr>
+                <w:rFonts w:hint="eastAsia"/>
+                <w:color w:val="000000"/>
+              </w:rPr>
+              <w:t>執行查詢</w:t>
+            </w:r>
+            <w:r>
+              <w:rPr>
+                <w:rFonts w:hint="eastAsia"/>
+                <w:color w:val="000000"/>
+              </w:rPr>
+              <w:t>時間</w:t>
+            </w:r>
+          </w:p>
+        </w:tc>
+      </w:tr>
+      <w:tr>
+        <w:tc>
+          <w:tcPr>
+            <w:tcW w:w="390" w:type="pct"/>
+          </w:tcPr>
+          <w:p>
+            <w:pPr>
+              <w:pStyle w:val="141"/>
+              <w:numPr>
+                <w:ilvl w:val="0"/>
+                <w:numId w:val="15"/>
+              </w:numPr>
+              <w:jc w:val="center"/>
+              <w:rPr>
+                <w:color w:val="auto"/>
+              </w:rPr>
+            </w:pPr>
+          </w:p>
+        </w:tc>
+        <w:tc>
+          <w:tcPr>
+            <w:tcW w:w="1593" w:type="pct"/>
+          </w:tcPr>
+          <w:p>
+            <w:pPr>
+              <w:pStyle w:val="141"/>
+              <w:rPr>
+                <w:color w:val="auto"/>
+              </w:rPr>
+            </w:pPr>
+            <w:r>
+              <w:rPr>
+                <w:rFonts w:hint="eastAsia"/>
+                <w:color w:val="auto"/>
+              </w:rPr>
+              <w:t>新增</w:t>
+            </w:r>
+          </w:p>
+        </w:tc>
+        <w:tc>
+          <w:tcPr>
+            <w:tcW w:w="873" w:type="pct"/>
+          </w:tcPr>
+          <w:p>
+            <w:pPr>
+              <w:pStyle w:val="141"/>
+              <w:rPr>
+                <w:color w:val="auto"/>
+              </w:rPr>
+            </w:pPr>
+            <w:r>
+              <w:t>按鈕</w:t>
+            </w:r>
+          </w:p>
+        </w:tc>
+        <w:tc>
+          <w:tcPr>
+            <w:tcW w:w="397" w:type="pct"/>
+          </w:tcPr>
+          <w:p>
+            <w:pPr>
+              <w:pStyle w:val="141"/>
+              <w:rPr>
+                <w:color w:val="auto"/>
+              </w:rPr>
+            </w:pPr>
+          </w:p>
+        </w:tc>
+        <w:tc>
+          <w:tcPr>
+            <w:tcW w:w="1747" w:type="pct"/>
+          </w:tcPr>
+          <w:p>
+            <w:pPr>
+              <w:pStyle w:val="141"/>
+            </w:pPr>
+            <w:r>
+              <w:rPr>
+                <w:rFonts w:hint="eastAsia"/>
+              </w:rPr>
+              <w:t>帳號類別為「緊急醫療應變中心</w:t>
+            </w:r>
+            <w:r>
+              <w:rPr>
+                <w:rFonts w:hint="eastAsia"/>
+              </w:rPr>
+              <w:t>、系統管理者</w:t>
+            </w:r>
+            <w:r>
+              <w:rPr>
+                <w:rFonts w:hint="eastAsia"/>
+              </w:rPr>
+              <w:t>」方顯示</w:t>
+            </w:r>
+          </w:p>
+        </w:tc>
+      </w:tr>
+      <w:tr>
+        <w:tc>
+          <w:tcPr>
+            <w:tcW w:w="390" w:type="pct"/>
+          </w:tcPr>
+          <w:p>
+            <w:pPr>
+              <w:pStyle w:val="141"/>
+              <w:numPr>
+                <w:ilvl w:val="0"/>
+                <w:numId w:val="15"/>
+              </w:numPr>
+              <w:jc w:val="center"/>
+              <w:rPr>
+                <w:color w:val="auto"/>
+              </w:rPr>
+            </w:pPr>
+          </w:p>
+        </w:tc>
+        <w:tc>
+          <w:tcPr>
+            <w:tcW w:w="1593" w:type="pct"/>
+          </w:tcPr>
+          <w:p>
+            <w:pPr>
+              <w:pStyle w:val="141"/>
+              <w:rPr>
+                <w:color w:val="auto"/>
+              </w:rPr>
+            </w:pPr>
+            <w:r>
+              <w:rPr>
+                <w:rFonts w:hint="eastAsia"/>
+                <w:color w:val="auto"/>
+              </w:rPr>
+              <w:t>修改</w:t>
+            </w:r>
+          </w:p>
+        </w:tc>
+        <w:tc>
+          <w:tcPr>
+            <w:tcW w:w="873" w:type="pct"/>
+          </w:tcPr>
+          <w:p>
+            <w:pPr>
+              <w:pStyle w:val="141"/>
+              <w:rPr>
+                <w:color w:val="auto"/>
+              </w:rPr>
+            </w:pPr>
+            <w:r>
+              <w:t>按鈕</w:t>
+            </w:r>
+          </w:p>
+        </w:tc>
+        <w:tc>
+          <w:tcPr>
+            <w:tcW w:w="397" w:type="pct"/>
+          </w:tcPr>
+          <w:p>
+            <w:pPr>
+              <w:pStyle w:val="141"/>
+              <w:rPr>
+                <w:color w:val="auto"/>
+              </w:rPr>
+            </w:pPr>
+          </w:p>
+        </w:tc>
+        <w:tc>
+          <w:tcPr>
+            <w:tcW w:w="1747" w:type="pct"/>
+          </w:tcPr>
+          <w:p>
+            <w:pPr>
+              <w:pStyle w:val="140"/>
+              <w:numPr>
+                <w:ilvl w:val="0"/>
+                <w:numId w:val="16"/>
+              </w:numPr>
+            </w:pPr>
+            <w:r>
+              <w:rPr>
+                <w:rFonts w:hint="eastAsia"/>
+              </w:rPr>
+              <w:t>帳號類別為「緊急醫療應變中心</w:t>
+            </w:r>
+            <w:r>
+              <w:rPr>
+                <w:rFonts w:hint="eastAsia"/>
+              </w:rPr>
+              <w:t>、系統管理者</w:t>
+            </w:r>
+            <w:r>
+              <w:rPr>
+                <w:rFonts w:hint="eastAsia"/>
+              </w:rPr>
+              <w:t>」</w:t>
+            </w:r>
+            <w:r>
+              <w:rPr>
+                <w:rFonts w:hint="eastAsia"/>
+              </w:rPr>
+              <w:t>且資料未刪除</w:t>
+            </w:r>
+            <w:r>
+              <w:rPr>
+                <w:rFonts w:hint="eastAsia"/>
+              </w:rPr>
+              <w:t>方顯示</w:t>
+            </w:r>
+          </w:p>
+          <w:p>
+            <w:pPr>
+              <w:pStyle w:val="140"/>
+              <w:numPr>
+                <w:ilvl w:val="0"/>
+                <w:numId w:val="16"/>
+              </w:numPr>
+            </w:pPr>
+            <w:r>
+              <w:rPr>
+                <w:rFonts w:hint="eastAsia"/>
+              </w:rPr>
+              <w:t>反灰，</w:t>
+            </w:r>
+            <w:r>
+              <w:rPr>
+                <w:rFonts w:hint="eastAsia"/>
+              </w:rPr>
+              <w:t>選取一筆後可用</w:t>
+            </w:r>
+          </w:p>
+        </w:tc>
+      </w:tr>
+      <w:tr>
+        <w:tc>
+          <w:tcPr>
+            <w:tcW w:w="390" w:type="pct"/>
+          </w:tcPr>
+          <w:p>
+            <w:pPr>
+              <w:pStyle w:val="141"/>
+              <w:numPr>
+                <w:ilvl w:val="0"/>
+                <w:numId w:val="15"/>
+              </w:numPr>
+              <w:jc w:val="center"/>
+              <w:rPr>
+                <w:color w:val="auto"/>
+              </w:rPr>
+            </w:pPr>
+          </w:p>
+        </w:tc>
+        <w:tc>
+          <w:tcPr>
+            <w:tcW w:w="1593" w:type="pct"/>
+          </w:tcPr>
+          <w:p>
+            <w:pPr>
+              <w:pStyle w:val="141"/>
+              <w:rPr>
+                <w:color w:val="auto"/>
+              </w:rPr>
+            </w:pPr>
+            <w:r>
+              <w:rPr>
+                <w:rFonts w:hint="eastAsia"/>
+                <w:color w:val="auto"/>
+              </w:rPr>
+              <w:t>檢視</w:t>
+            </w:r>
+          </w:p>
+        </w:tc>
+        <w:tc>
+          <w:tcPr>
+            <w:tcW w:w="873" w:type="pct"/>
+          </w:tcPr>
+          <w:p>
+            <w:pPr>
+              <w:pStyle w:val="141"/>
+              <w:rPr>
+                <w:color w:val="auto"/>
+              </w:rPr>
+            </w:pPr>
+            <w:r>
+              <w:t>按鈕</w:t>
+            </w:r>
+          </w:p>
+        </w:tc>
+        <w:tc>
+          <w:tcPr>
+            <w:tcW w:w="397" w:type="pct"/>
+          </w:tcPr>
+          <w:p>
+            <w:pPr>
+              <w:pStyle w:val="141"/>
+              <w:rPr>
+                <w:color w:val="auto"/>
+              </w:rPr>
+            </w:pPr>
+          </w:p>
+        </w:tc>
+        <w:tc>
+          <w:tcPr>
+            <w:tcW w:w="1747" w:type="pct"/>
+          </w:tcPr>
+          <w:p>
+            <w:pPr>
+              <w:pStyle w:val="141"/>
+            </w:pPr>
+            <w:r>
+              <w:rPr>
+                <w:rFonts w:hint="eastAsia"/>
+              </w:rPr>
+              <w:t>反灰，</w:t>
+            </w:r>
+            <w:r>
+              <w:rPr>
+                <w:rFonts w:hint="eastAsia"/>
+              </w:rPr>
+              <w:t>選取一筆後可用</w:t>
+            </w:r>
+          </w:p>
+        </w:tc>
+      </w:tr>
+      <w:tr>
+        <w:tc>
+          <w:tcPr>
+            <w:tcW w:w="390" w:type="pct"/>
+            <w:tcBorders>
+              <w:bottom w:val="single" w:sz="4" w:space="0" w:color="auto"/>
+            </w:tcBorders>
+          </w:tcPr>
+          <w:p>
+            <w:pPr>
+              <w:pStyle w:val="141"/>
+              <w:numPr>
+                <w:ilvl w:val="0"/>
+                <w:numId w:val="15"/>
+              </w:numPr>
+              <w:jc w:val="center"/>
+              <w:rPr>
+                <w:color w:val="auto"/>
+              </w:rPr>
+            </w:pPr>
+          </w:p>
+        </w:tc>
+        <w:tc>
+          <w:tcPr>
+            <w:tcW w:w="1593" w:type="pct"/>
+            <w:tcBorders>
+              <w:bottom w:val="single" w:sz="4" w:space="0" w:color="auto"/>
+            </w:tcBorders>
+          </w:tcPr>
+          <w:p>
+            <w:pPr>
+              <w:pStyle w:val="141"/>
+              <w:rPr>
+                <w:color w:val="auto"/>
+              </w:rPr>
+            </w:pPr>
+            <w:r>
+              <w:rPr>
+                <w:rFonts w:hint="eastAsia"/>
+                <w:color w:val="auto"/>
+              </w:rPr>
+              <w:t>刪除</w:t>
+            </w:r>
+          </w:p>
+        </w:tc>
+        <w:tc>
+          <w:tcPr>
+            <w:tcW w:w="873" w:type="pct"/>
+            <w:tcBorders>
+              <w:bottom w:val="single" w:sz="4" w:space="0" w:color="auto"/>
+            </w:tcBorders>
+          </w:tcPr>
+          <w:p>
+            <w:pPr>
+              <w:pStyle w:val="141"/>
+              <w:rPr>
+                <w:color w:val="auto"/>
+              </w:rPr>
+            </w:pPr>
+            <w:r>
+              <w:t>按鈕</w:t>
+            </w:r>
+          </w:p>
+        </w:tc>
+        <w:tc>
+          <w:tcPr>
+            <w:tcW w:w="397" w:type="pct"/>
+            <w:tcBorders>
+              <w:bottom w:val="single" w:sz="4" w:space="0" w:color="auto"/>
+            </w:tcBorders>
+          </w:tcPr>
+          <w:p>
+            <w:pPr>
+              <w:pStyle w:val="141"/>
+              <w:rPr>
+                <w:color w:val="auto"/>
+              </w:rPr>
+            </w:pPr>
+          </w:p>
+        </w:tc>
+        <w:tc>
+          <w:tcPr>
+            <w:tcW w:w="1747" w:type="pct"/>
+            <w:tcBorders>
+              <w:bottom w:val="single" w:sz="4" w:space="0" w:color="auto"/>
+            </w:tcBorders>
+          </w:tcPr>
+          <w:p>
+            <w:pPr>
+              <w:pStyle w:val="140"/>
+              <w:numPr>
+                <w:ilvl w:val="0"/>
+                <w:numId w:val="65"/>
+              </w:numPr>
+            </w:pPr>
+            <w:r>
+              <w:rPr>
+                <w:rFonts w:hint="eastAsia"/>
+              </w:rPr>
+              <w:t>帳號類別為「緊急醫療應變中心、系統管理者」方顯示</w:t>
+            </w:r>
+          </w:p>
+          <w:p>
+            <w:pPr>
+              <w:pStyle w:val="140"/>
+              <w:rPr>
+                <w:color w:val="000000"/>
+              </w:rPr>
+            </w:pPr>
+            <w:r>
+              <w:rPr>
+                <w:rFonts w:hint="eastAsia"/>
+              </w:rPr>
+              <w:t>反灰，選取一筆後可用</w:t>
+            </w:r>
+          </w:p>
+        </w:tc>
+      </w:tr>
+      <w:tr>
+        <w:tc>
+          <w:tcPr>
+            <w:tcW w:w="390" w:type="pct"/>
+            <w:tcBorders>
+              <w:bottom w:val="thickThinSmallGap" w:sz="24" w:space="0" w:color="auto"/>
+            </w:tcBorders>
+          </w:tcPr>
+          <w:p>
+            <w:pPr>
+              <w:pStyle w:val="141"/>
+              <w:numPr>
+                <w:ilvl w:val="0"/>
+                <w:numId w:val="15"/>
+              </w:numPr>
+              <w:jc w:val="center"/>
+              <w:rPr>
+                <w:color w:val="auto"/>
+              </w:rPr>
+            </w:pPr>
+          </w:p>
+        </w:tc>
+        <w:tc>
+          <w:tcPr>
+            <w:tcW w:w="1593" w:type="pct"/>
+            <w:tcBorders>
+              <w:bottom w:val="thickThinSmallGap" w:sz="24" w:space="0" w:color="auto"/>
+            </w:tcBorders>
+          </w:tcPr>
+          <w:p>
+            <w:pPr>
+              <w:pStyle w:val="141"/>
+              <w:rPr>
+                <w:color w:val="auto"/>
+              </w:rPr>
+            </w:pPr>
+            <w:r>
+              <w:rPr>
+                <w:rFonts w:hint="eastAsia"/>
+                <w:color w:val="auto"/>
+              </w:rPr>
+              <w:t>匯出</w:t>
+            </w:r>
+          </w:p>
+        </w:tc>
+        <w:tc>
+          <w:tcPr>
+            <w:tcW w:w="873" w:type="pct"/>
+            <w:tcBorders>
+              <w:bottom w:val="thickThinSmallGap" w:sz="24" w:space="0" w:color="auto"/>
+            </w:tcBorders>
+          </w:tcPr>
+          <w:p>
+            <w:pPr>
+              <w:pStyle w:val="141"/>
+              <w:rPr>
+                <w:color w:val="auto"/>
+              </w:rPr>
+            </w:pPr>
+            <w:r>
+              <w:t>按鈕</w:t>
+            </w:r>
+          </w:p>
+        </w:tc>
+        <w:tc>
+          <w:tcPr>
+            <w:tcW w:w="397" w:type="pct"/>
+            <w:tcBorders>
+              <w:bottom w:val="thickThinSmallGap" w:sz="24" w:space="0" w:color="auto"/>
+            </w:tcBorders>
+          </w:tcPr>
+          <w:p>
+            <w:pPr>
+              <w:pStyle w:val="141"/>
+              <w:rPr>
+                <w:color w:val="auto"/>
+              </w:rPr>
+            </w:pPr>
+          </w:p>
+        </w:tc>
+        <w:tc>
+          <w:tcPr>
+            <w:tcW w:w="1747" w:type="pct"/>
+            <w:tcBorders>
+              <w:bottom w:val="thickThinSmallGap" w:sz="24" w:space="0" w:color="auto"/>
+            </w:tcBorders>
+          </w:tcPr>
+          <w:p>
+            <w:pPr>
+              <w:pStyle w:val="141"/>
+            </w:pPr>
+            <w:r>
+              <w:rPr>
+                <w:rFonts w:hint="eastAsia"/>
+              </w:rPr>
+              <w:t>點擊後下載報表</w:t>
+            </w:r>
+          </w:p>
+          <w:p>
+            <w:pPr>
+              <w:pStyle w:val="141"/>
+            </w:pPr>
+            <w:r>
+              <w:rPr>
+                <w:rFonts w:hint="eastAsia"/>
+              </w:rPr>
+              <w:t>範本</w:t>
+            </w:r>
+            <w:r>
+              <w:rPr>
+                <w:rFonts w:hint="eastAsia"/>
+              </w:rPr>
+              <w:t>:</w:t>
+            </w:r>
+            <w:r>
+              <w:rPr>
+                <w:rFonts w:hint="eastAsia"/>
+              </w:rPr>
+              <w:t xml:space="preserve"> </w:t>
+            </w:r>
+            <w:proofErr w:type="spellStart"/>
+            <w:r>
+              <w:rPr>
+                <w:rFonts w:hint="eastAsia"/>
+              </w:rPr>
+              <w:t>y</w:t>
+            </w:r>
+            <w:r>
+              <w:t>yyy</w:t>
+            </w:r>
+            <w:r>
+              <w:rPr>
+                <w:rFonts w:hint="eastAsia"/>
+              </w:rPr>
+              <w:t>MMdd</w:t>
+            </w:r>
+            <w:proofErr w:type="spellEnd"/>
+            <w:r>
+              <w:rPr>
+                <w:rFonts w:hint="eastAsia"/>
+              </w:rPr>
+              <w:t>(</w:t>
+            </w:r>
+            <w:r>
+              <w:rPr>
+                <w:rFonts w:hint="eastAsia"/>
+              </w:rPr>
+              <w:t>起</w:t>
+            </w:r>
+            <w:r>
+              <w:rPr>
+                <w:rFonts w:hint="eastAsia"/>
+              </w:rPr>
+              <w:t>)-</w:t>
+            </w:r>
+            <w:proofErr w:type="spellStart"/>
+            <w:r>
+              <w:t>yyyy</w:t>
+            </w:r>
+            <w:r>
+              <w:rPr>
+                <w:rFonts w:hint="eastAsia"/>
+              </w:rPr>
+              <w:t>MMdd</w:t>
+            </w:r>
+            <w:proofErr w:type="spellEnd"/>
+            <w:r>
+              <w:rPr>
+                <w:rFonts w:hint="eastAsia"/>
+              </w:rPr>
+              <w:t>(</w:t>
+            </w:r>
+            <w:r>
+              <w:rPr>
+                <w:rFonts w:hint="eastAsia"/>
+              </w:rPr>
+              <w:t>迄</w:t>
+            </w:r>
+            <w:r>
+              <w:rPr>
+                <w:rFonts w:hint="eastAsia"/>
+              </w:rPr>
+              <w:t>)</w:t>
+            </w:r>
+            <w:r>
+              <w:rPr>
+                <w:rFonts w:hint="eastAsia"/>
+              </w:rPr>
+              <w:t>事件監看紀錄表</w:t>
+            </w:r>
+            <w:r>
+              <w:rPr>
+                <w:rFonts w:hint="eastAsia"/>
+              </w:rPr>
+              <w:t>_</w:t>
+            </w:r>
+            <w:proofErr w:type="spellStart"/>
+            <w:r>
+              <w:rPr>
+                <w:rFonts w:hint="eastAsia"/>
+              </w:rPr>
+              <w:t>yyyyMMdd_mmss</w:t>
+            </w:r>
+            <w:r>
+              <w:t>.ods</w:t>
+            </w:r>
+            <w:proofErr w:type="spellEnd"/>
+          </w:p>
+        </w:tc>
+      </w:tr>
+      <w:tr>
+        <w:tc>
+          <w:tcPr>
+            <w:tcW w:w="390" w:type="pct"/>
+            <w:tcBorders>
+              <w:top w:val="thickThinSmallGap" w:sz="24" w:space="0" w:color="auto"/>
+            </w:tcBorders>
+          </w:tcPr>
+          <w:p>
+            <w:pPr>
+              <w:pStyle w:val="141"/>
+              <w:numPr>
+                <w:ilvl w:val="0"/>
+                <w:numId w:val="15"/>
+              </w:numPr>
+              <w:jc w:val="center"/>
+              <w:rPr>
+                <w:color w:val="auto"/>
+              </w:rPr>
+            </w:pPr>
+          </w:p>
+        </w:tc>
+        <w:tc>
+          <w:tcPr>
+            <w:tcW w:w="1593" w:type="pct"/>
+            <w:tcBorders>
+              <w:top w:val="thickThinSmallGap" w:sz="24" w:space="0" w:color="auto"/>
+            </w:tcBorders>
+          </w:tcPr>
+          <w:p>
+            <w:pPr>
+              <w:pStyle w:val="141"/>
+              <w:rPr>
+                <w:color w:val="auto"/>
+              </w:rPr>
+            </w:pPr>
+            <w:r>
+              <w:rPr>
+                <w:rFonts w:hint="eastAsia"/>
+              </w:rPr>
+              <w:t>發生日期</w:t>
+            </w:r>
+          </w:p>
+        </w:tc>
+        <w:tc>
+          <w:tcPr>
+            <w:tcW w:w="873" w:type="pct"/>
+            <w:tcBorders>
+              <w:top w:val="thickThinSmallGap" w:sz="24" w:space="0" w:color="auto"/>
+            </w:tcBorders>
+          </w:tcPr>
+          <w:p>
+            <w:pPr>
+              <w:pStyle w:val="141"/>
+              <w:rPr>
+                <w:color w:val="auto"/>
+              </w:rPr>
+            </w:pPr>
+            <w:r>
+              <w:rPr>
+                <w:rFonts w:hint="eastAsia"/>
+                <w:color w:val="auto"/>
+              </w:rPr>
+              <w:t>輸出</w:t>
+            </w:r>
+          </w:p>
+        </w:tc>
+        <w:tc>
+          <w:tcPr>
+            <w:tcW w:w="397" w:type="pct"/>
+            <w:tcBorders>
+              <w:top w:val="thickThinSmallGap" w:sz="24" w:space="0" w:color="auto"/>
+            </w:tcBorders>
+          </w:tcPr>
+          <w:p>
+            <w:pPr>
+              <w:pStyle w:val="141"/>
+              <w:rPr>
+                <w:color w:val="auto"/>
+              </w:rPr>
+            </w:pPr>
+          </w:p>
+        </w:tc>
+        <w:tc>
+          <w:tcPr>
+            <w:tcW w:w="1747" w:type="pct"/>
+            <w:tcBorders>
+              <w:top w:val="thickThinSmallGap" w:sz="24" w:space="0" w:color="auto"/>
+            </w:tcBorders>
+          </w:tcPr>
+          <w:p>
+            <w:pPr>
+              <w:pStyle w:val="141"/>
+            </w:pPr>
+            <w:r>
+              <w:rPr>
+                <w:rFonts w:hint="eastAsia"/>
+              </w:rPr>
+              <w:t>格式</w:t>
+            </w:r>
+            <w:r>
+              <w:rPr>
+                <w:rFonts w:hint="eastAsia"/>
+              </w:rPr>
+              <w:t>:</w:t>
+            </w:r>
+            <w:r>
+              <w:t xml:space="preserve"> </w:t>
+            </w:r>
+            <w:proofErr w:type="spellStart"/>
+            <w:r>
+              <w:t>yyyy</w:t>
+            </w:r>
+            <w:proofErr w:type="spellEnd"/>
+            <w:r>
+              <w:t>-MM-</w:t>
+            </w:r>
+            <w:proofErr w:type="spellStart"/>
+            <w:r>
+              <w:t>dd</w:t>
+            </w:r>
+            <w:proofErr w:type="spellEnd"/>
+          </w:p>
+          <w:p>
+            <w:pPr>
+              <w:pStyle w:val="141"/>
+            </w:pPr>
+            <w:r>
+              <w:rPr>
+                <w:rFonts w:hint="eastAsia"/>
+              </w:rPr>
+              <w:t>Hover</w:t>
+            </w:r>
+            <w:r>
+              <w:rPr>
+                <w:rFonts w:hint="eastAsia"/>
+              </w:rPr>
+              <w:t>格式</w:t>
+            </w:r>
+            <w:r>
+              <w:rPr>
+                <w:rFonts w:hint="eastAsia"/>
+              </w:rPr>
+              <w:t>:</w:t>
+            </w:r>
+            <w:r>
+              <w:t xml:space="preserve"> </w:t>
+            </w:r>
+            <w:proofErr w:type="spellStart"/>
+            <w:r>
+              <w:t>yyyy</w:t>
+            </w:r>
+            <w:proofErr w:type="spellEnd"/>
+            <w:r>
+              <w:t>-MM-</w:t>
+            </w:r>
+            <w:proofErr w:type="spellStart"/>
+            <w:r>
+              <w:t>dd</w:t>
+            </w:r>
+            <w:proofErr w:type="spellEnd"/>
+            <w:r>
+              <w:t xml:space="preserve"> </w:t>
+            </w:r>
+            <w:proofErr w:type="spellStart"/>
+            <w:r>
+              <w:t>mm:ss</w:t>
+            </w:r>
+            <w:proofErr w:type="spellEnd"/>
+          </w:p>
+        </w:tc>
+      </w:tr>
+      <w:tr>
+        <w:tc>
+          <w:tcPr>
+            <w:tcW w:w="390" w:type="pct"/>
+          </w:tcPr>
+          <w:p>
+            <w:pPr>
+              <w:pStyle w:val="141"/>
+              <w:numPr>
+                <w:ilvl w:val="0"/>
+                <w:numId w:val="15"/>
+              </w:numPr>
+              <w:jc w:val="center"/>
+              <w:rPr>
+                <w:color w:val="auto"/>
+              </w:rPr>
+            </w:pPr>
+          </w:p>
+        </w:tc>
+        <w:tc>
+          <w:tcPr>
+            <w:tcW w:w="1593" w:type="pct"/>
+          </w:tcPr>
+          <w:p>
+            <w:pPr>
+              <w:pStyle w:val="141"/>
+              <w:rPr>
+                <w:color w:val="auto"/>
+              </w:rPr>
+            </w:pPr>
+            <w:r>
+              <w:rPr>
+                <w:rFonts w:hint="eastAsia"/>
+              </w:rPr>
+              <w:t>災害編號</w:t>
+            </w:r>
+          </w:p>
+        </w:tc>
+        <w:tc>
+          <w:tcPr>
+            <w:tcW w:w="873" w:type="pct"/>
+          </w:tcPr>
+          <w:p>
+            <w:pPr>
+              <w:pStyle w:val="141"/>
+              <w:rPr>
+                <w:color w:val="auto"/>
+              </w:rPr>
+            </w:pPr>
+            <w:r>
+              <w:rPr>
+                <w:rFonts w:hint="eastAsia"/>
+                <w:color w:val="auto"/>
+              </w:rPr>
+              <w:t>輸出</w:t>
+            </w:r>
+          </w:p>
+        </w:tc>
+        <w:tc>
+          <w:tcPr>
+            <w:tcW w:w="397" w:type="pct"/>
+          </w:tcPr>
+          <w:p>
+            <w:pPr>
+              <w:pStyle w:val="141"/>
+              <w:rPr>
+                <w:color w:val="auto"/>
+              </w:rPr>
+            </w:pPr>
+          </w:p>
+        </w:tc>
+        <w:tc>
+          <w:tcPr>
+            <w:tcW w:w="1747" w:type="pct"/>
+          </w:tcPr>
+          <w:p>
+            <w:pPr>
+              <w:pStyle w:val="140"/>
+              <w:numPr>
+                <w:ilvl w:val="0"/>
+                <w:numId w:val="0"/>
+              </w:numPr>
+              <w:ind w:left="227" w:hanging="216"/>
+              <w:rPr>
+                <w:color w:val="000000"/>
+              </w:rPr>
+            </w:pPr>
+          </w:p>
+        </w:tc>
+      </w:tr>
+      <w:tr>
+        <w:tc>
+          <w:tcPr>
+            <w:tcW w:w="390" w:type="pct"/>
+          </w:tcPr>
+          <w:p>
+            <w:pPr>
+              <w:pStyle w:val="141"/>
+              <w:numPr>
+                <w:ilvl w:val="0"/>
+                <w:numId w:val="15"/>
+              </w:numPr>
+              <w:jc w:val="center"/>
+              <w:rPr>
+                <w:color w:val="auto"/>
+              </w:rPr>
+            </w:pPr>
+          </w:p>
+        </w:tc>
+        <w:tc>
+          <w:tcPr>
+            <w:tcW w:w="1593" w:type="pct"/>
+          </w:tcPr>
+          <w:p>
+            <w:pPr>
+              <w:pStyle w:val="141"/>
+              <w:rPr>
+                <w:color w:val="auto"/>
+              </w:rPr>
+            </w:pPr>
+            <w:r>
+              <w:rPr>
+                <w:rFonts w:hint="eastAsia"/>
+              </w:rPr>
+              <w:t>事件</w:t>
+            </w:r>
+            <w:r>
+              <w:rPr>
+                <w:rFonts w:hint="eastAsia"/>
+              </w:rPr>
+              <w:t>名稱</w:t>
+            </w:r>
+          </w:p>
+        </w:tc>
+        <w:tc>
+          <w:tcPr>
+            <w:tcW w:w="873" w:type="pct"/>
+          </w:tcPr>
+          <w:p>
+            <w:pPr>
+              <w:pStyle w:val="141"/>
+              <w:rPr>
+                <w:color w:val="auto"/>
+              </w:rPr>
+            </w:pPr>
+            <w:r>
+              <w:rPr>
+                <w:rFonts w:hint="eastAsia"/>
+                <w:color w:val="auto"/>
+              </w:rPr>
+              <w:t>輸出</w:t>
+            </w:r>
+          </w:p>
+        </w:tc>
+        <w:tc>
+          <w:tcPr>
+            <w:tcW w:w="397" w:type="pct"/>
+          </w:tcPr>
+          <w:p>
+            <w:pPr>
+              <w:pStyle w:val="141"/>
+              <w:rPr>
+                <w:color w:val="auto"/>
+              </w:rPr>
+            </w:pPr>
+          </w:p>
+        </w:tc>
+        <w:tc>
+          <w:tcPr>
+            <w:tcW w:w="1747" w:type="pct"/>
+          </w:tcPr>
+          <w:p>
+            <w:pPr>
+              <w:pStyle w:val="140"/>
+              <w:numPr>
+                <w:ilvl w:val="0"/>
+                <w:numId w:val="17"/>
+              </w:numPr>
+            </w:pPr>
+            <w:r>
+              <w:rPr>
+                <w:rFonts w:hint="eastAsia"/>
+              </w:rPr>
+              <w:t>靠左，超出寬度以</w:t>
+            </w:r>
+            <w:r>
+              <w:rPr>
+                <w:rFonts w:hint="eastAsia"/>
+              </w:rPr>
+              <w:t>...</w:t>
+            </w:r>
+            <w:r>
+              <w:rPr>
+                <w:rFonts w:hint="eastAsia"/>
+              </w:rPr>
+              <w:t>顯示</w:t>
+            </w:r>
+          </w:p>
+          <w:p>
+            <w:pPr>
+              <w:pStyle w:val="140"/>
+            </w:pPr>
+            <w:r>
+              <w:rPr>
+                <w:rFonts w:hint="eastAsia"/>
+              </w:rPr>
+              <w:t xml:space="preserve">Hover </w:t>
+            </w:r>
+            <w:r>
+              <w:rPr>
+                <w:rFonts w:hint="eastAsia"/>
+              </w:rPr>
+              <w:t>顯示完整</w:t>
+            </w:r>
+            <w:r>
+              <w:rPr>
+                <w:rFonts w:hint="eastAsia"/>
+              </w:rPr>
+              <w:t>名稱</w:t>
+            </w:r>
+          </w:p>
+        </w:tc>
+      </w:tr>
+      <w:tr>
+        <w:tc>
+          <w:tcPr>
+            <w:tcW w:w="5000" w:type="pct"/>
+            <w:gridSpan w:val="5"/>
+          </w:tcPr>
+          <w:p>
+            <w:pPr>
+              <w:pStyle w:val="141"/>
+            </w:pPr>
+            <w:r>
+              <w:rPr>
+                <w:rFonts w:hint="eastAsia"/>
+              </w:rPr>
+              <w:t>以上欄位</w:t>
+            </w:r>
+            <w:proofErr w:type="gramStart"/>
+            <w:r>
+              <w:rPr>
+                <w:rFonts w:hint="eastAsia"/>
+              </w:rPr>
+              <w:t>凍結窗格</w:t>
+            </w:r>
+            <w:proofErr w:type="gramEnd"/>
+          </w:p>
+        </w:tc>
+      </w:tr>
+      <w:tr>
+        <w:tc>
+          <w:tcPr>
+            <w:tcW w:w="390" w:type="pct"/>
+          </w:tcPr>
+          <w:p>
+            <w:pPr>
+              <w:pStyle w:val="141"/>
+              <w:numPr>
+                <w:ilvl w:val="0"/>
+                <w:numId w:val="15"/>
+              </w:numPr>
+              <w:jc w:val="center"/>
+              <w:rPr>
+                <w:color w:val="auto"/>
+              </w:rPr>
+            </w:pPr>
+          </w:p>
+        </w:tc>
+        <w:tc>
+          <w:tcPr>
+            <w:tcW w:w="1593" w:type="pct"/>
+          </w:tcPr>
+          <w:p>
+            <w:pPr>
+              <w:pStyle w:val="141"/>
+              <w:rPr>
+                <w:color w:val="auto"/>
+              </w:rPr>
+            </w:pPr>
+            <w:r>
+              <w:rPr>
+                <w:rFonts w:hint="eastAsia"/>
+              </w:rPr>
+              <w:t>區域</w:t>
+            </w:r>
+          </w:p>
+        </w:tc>
+        <w:tc>
+          <w:tcPr>
+            <w:tcW w:w="873" w:type="pct"/>
+          </w:tcPr>
+          <w:p>
+            <w:pPr>
+              <w:pStyle w:val="141"/>
+              <w:rPr>
+                <w:color w:val="auto"/>
+              </w:rPr>
+            </w:pPr>
+            <w:r>
+              <w:rPr>
+                <w:rFonts w:hint="eastAsia"/>
+                <w:color w:val="auto"/>
+              </w:rPr>
+              <w:t>輸出</w:t>
+            </w:r>
+          </w:p>
+        </w:tc>
+        <w:tc>
+          <w:tcPr>
+            <w:tcW w:w="397" w:type="pct"/>
+          </w:tcPr>
+          <w:p>
+            <w:pPr>
+              <w:pStyle w:val="141"/>
+              <w:rPr>
+                <w:color w:val="auto"/>
+              </w:rPr>
+            </w:pPr>
+          </w:p>
+        </w:tc>
+        <w:tc>
+          <w:tcPr>
+            <w:tcW w:w="1747" w:type="pct"/>
+          </w:tcPr>
+          <w:p>
+            <w:pPr>
+              <w:pStyle w:val="140"/>
+              <w:numPr>
+                <w:ilvl w:val="0"/>
+                <w:numId w:val="0"/>
+              </w:numPr>
+              <w:ind w:left="227" w:hanging="216"/>
+              <w:rPr>
+                <w:color w:val="000000"/>
+              </w:rPr>
+            </w:pPr>
+          </w:p>
+        </w:tc>
+      </w:tr>
+      <w:tr>
+        <w:tc>
+          <w:tcPr>
+            <w:tcW w:w="390" w:type="pct"/>
+          </w:tcPr>
+          <w:p>
+            <w:pPr>
+              <w:pStyle w:val="141"/>
+              <w:numPr>
+                <w:ilvl w:val="0"/>
+                <w:numId w:val="15"/>
+              </w:numPr>
+              <w:jc w:val="center"/>
+              <w:rPr>
+                <w:color w:val="auto"/>
+              </w:rPr>
+            </w:pPr>
+          </w:p>
+        </w:tc>
+        <w:tc>
+          <w:tcPr>
+            <w:tcW w:w="1593" w:type="pct"/>
+          </w:tcPr>
+          <w:p>
+            <w:pPr>
+              <w:pStyle w:val="141"/>
+              <w:rPr>
+                <w:color w:val="auto"/>
+              </w:rPr>
+            </w:pPr>
+            <w:r>
+              <w:rPr>
+                <w:rFonts w:hint="eastAsia"/>
+                <w:color w:val="auto"/>
+              </w:rPr>
+              <w:t>發生地</w:t>
+            </w:r>
+          </w:p>
+        </w:tc>
+        <w:tc>
+          <w:tcPr>
+            <w:tcW w:w="873" w:type="pct"/>
+          </w:tcPr>
+          <w:p>
+            <w:pPr>
+              <w:pStyle w:val="141"/>
+              <w:rPr>
+                <w:color w:val="auto"/>
+              </w:rPr>
+            </w:pPr>
+            <w:r>
+              <w:rPr>
+                <w:rFonts w:hint="eastAsia"/>
+                <w:color w:val="auto"/>
+              </w:rPr>
+              <w:t>輸出</w:t>
+            </w:r>
+          </w:p>
+        </w:tc>
+        <w:tc>
+          <w:tcPr>
+            <w:tcW w:w="397" w:type="pct"/>
+          </w:tcPr>
+          <w:p>
+            <w:pPr>
+              <w:pStyle w:val="141"/>
+              <w:rPr>
+                <w:color w:val="auto"/>
+              </w:rPr>
+            </w:pPr>
+          </w:p>
+        </w:tc>
+        <w:tc>
+          <w:tcPr>
+            <w:tcW w:w="1747" w:type="pct"/>
+          </w:tcPr>
+          <w:p>
+            <w:pPr>
+              <w:pStyle w:val="141"/>
+            </w:pPr>
+            <w:r>
+              <w:rPr>
+                <w:rFonts w:ascii="Arial" w:hAnsi="Arial" w:cs="Arial" w:hint="eastAsia"/>
+                <w:color w:val="FF0000"/>
+              </w:rPr>
+              <w:t>發生地縣市，有</w:t>
+            </w:r>
+            <w:r>
+              <w:rPr>
+                <w:rFonts w:hint="eastAsia"/>
+                <w:color w:val="FF0000"/>
+              </w:rPr>
+              <w:t>多筆地區以第一筆做為發生地，如有台灣顯示台灣。</w:t>
+            </w:r>
+          </w:p>
+        </w:tc>
+      </w:tr>
+      <w:tr>
+        <w:tc>
+          <w:tcPr>
+            <w:tcW w:w="390" w:type="pct"/>
+          </w:tcPr>
+          <w:p>
+            <w:pPr>
+              <w:pStyle w:val="141"/>
+              <w:numPr>
+                <w:ilvl w:val="0"/>
+                <w:numId w:val="15"/>
+              </w:numPr>
+              <w:jc w:val="center"/>
+              <w:rPr>
+                <w:color w:val="auto"/>
+              </w:rPr>
+            </w:pPr>
+          </w:p>
+        </w:tc>
+        <w:tc>
+          <w:tcPr>
+            <w:tcW w:w="1593" w:type="pct"/>
+          </w:tcPr>
+          <w:p>
+            <w:pPr>
+              <w:pStyle w:val="141"/>
+              <w:rPr>
+                <w:color w:val="auto"/>
+              </w:rPr>
+            </w:pPr>
+            <w:r>
+              <w:rPr>
+                <w:rFonts w:hint="eastAsia"/>
+              </w:rPr>
+              <w:t>災害種類</w:t>
+            </w:r>
+          </w:p>
+        </w:tc>
+        <w:tc>
+          <w:tcPr>
+            <w:tcW w:w="873" w:type="pct"/>
+          </w:tcPr>
+          <w:p>
+            <w:pPr>
+              <w:pStyle w:val="141"/>
+              <w:rPr>
+                <w:color w:val="auto"/>
+              </w:rPr>
+            </w:pPr>
+            <w:r>
+              <w:rPr>
+                <w:rFonts w:hint="eastAsia"/>
+                <w:color w:val="auto"/>
+              </w:rPr>
+              <w:t>輸出</w:t>
+            </w:r>
+          </w:p>
+        </w:tc>
+        <w:tc>
+          <w:tcPr>
+            <w:tcW w:w="397" w:type="pct"/>
+          </w:tcPr>
+          <w:p>
+            <w:pPr>
+              <w:pStyle w:val="141"/>
+              <w:rPr>
+                <w:color w:val="auto"/>
+              </w:rPr>
+            </w:pPr>
+          </w:p>
+        </w:tc>
+        <w:tc>
+          <w:tcPr>
+            <w:tcW w:w="1747" w:type="pct"/>
+          </w:tcPr>
+          <w:p>
+            <w:pPr>
+              <w:pStyle w:val="141"/>
+              <w:rPr>
+                <w:rFonts w:ascii="Arial" w:hAnsi="Arial" w:cs="Arial"/>
+                <w:color w:val="FF0000"/>
+              </w:rPr>
+            </w:pPr>
+          </w:p>
+        </w:tc>
+      </w:tr>
+      <w:tr>
+        <w:tc>
+          <w:tcPr>
+            <w:tcW w:w="390" w:type="pct"/>
+          </w:tcPr>
+          <w:p>
+            <w:pPr>
+              <w:pStyle w:val="141"/>
+              <w:numPr>
+                <w:ilvl w:val="0"/>
+                <w:numId w:val="15"/>
+              </w:numPr>
+              <w:jc w:val="center"/>
+              <w:rPr>
+                <w:color w:val="auto"/>
+              </w:rPr>
+            </w:pPr>
+          </w:p>
+        </w:tc>
+        <w:tc>
+          <w:tcPr>
+            <w:tcW w:w="1593" w:type="pct"/>
+          </w:tcPr>
+          <w:p>
+            <w:pPr>
+              <w:pStyle w:val="141"/>
+              <w:rPr>
+                <w:color w:val="auto"/>
+              </w:rPr>
+            </w:pPr>
+            <w:r>
+              <w:rPr>
+                <w:rFonts w:hint="eastAsia"/>
+                <w:color w:val="auto"/>
+              </w:rPr>
+              <w:t>訊息</w:t>
+            </w:r>
+            <w:r>
+              <w:rPr>
+                <w:rFonts w:hint="eastAsia"/>
+                <w:color w:val="auto"/>
+              </w:rPr>
+              <w:t>-</w:t>
+            </w:r>
+            <w:r>
+              <w:rPr>
+                <w:rFonts w:hint="eastAsia"/>
+                <w:color w:val="auto"/>
+              </w:rPr>
+              <w:t>來源</w:t>
+            </w:r>
+          </w:p>
+        </w:tc>
+        <w:tc>
+          <w:tcPr>
+            <w:tcW w:w="873" w:type="pct"/>
+          </w:tcPr>
+          <w:p>
+            <w:pPr>
+              <w:pStyle w:val="141"/>
+              <w:rPr>
+                <w:color w:val="auto"/>
+              </w:rPr>
+            </w:pPr>
+            <w:r>
+              <w:rPr>
+                <w:rFonts w:hint="eastAsia"/>
+                <w:color w:val="auto"/>
+              </w:rPr>
+              <w:t>輸出</w:t>
+            </w:r>
+          </w:p>
+        </w:tc>
+        <w:tc>
+          <w:tcPr>
+            <w:tcW w:w="397" w:type="pct"/>
+          </w:tcPr>
+          <w:p>
+            <w:pPr>
+              <w:pStyle w:val="141"/>
+              <w:rPr>
+                <w:color w:val="auto"/>
+              </w:rPr>
+            </w:pPr>
+          </w:p>
+        </w:tc>
+        <w:tc>
+          <w:tcPr>
+            <w:tcW w:w="1747" w:type="pct"/>
+          </w:tcPr>
+          <w:p>
+            <w:pPr>
+              <w:pStyle w:val="140"/>
+              <w:numPr>
+                <w:ilvl w:val="0"/>
+                <w:numId w:val="0"/>
+              </w:numPr>
+              <w:ind w:left="227" w:hanging="216"/>
+              <w:rPr>
+                <w:color w:val="000000"/>
+              </w:rPr>
+            </w:pPr>
+          </w:p>
+        </w:tc>
+      </w:tr>
+      <w:tr>
+        <w:tc>
+          <w:tcPr>
+            <w:tcW w:w="390" w:type="pct"/>
+          </w:tcPr>
+          <w:p>
+            <w:pPr>
+              <w:pStyle w:val="141"/>
+              <w:numPr>
+                <w:ilvl w:val="0"/>
+                <w:numId w:val="15"/>
+              </w:numPr>
+              <w:jc w:val="center"/>
+              <w:rPr>
+                <w:color w:val="auto"/>
+              </w:rPr>
+            </w:pPr>
+          </w:p>
+        </w:tc>
+        <w:tc>
+          <w:tcPr>
+            <w:tcW w:w="1593" w:type="pct"/>
+          </w:tcPr>
+          <w:p>
+            <w:pPr>
+              <w:pStyle w:val="141"/>
+              <w:rPr>
+                <w:color w:val="auto"/>
+              </w:rPr>
+            </w:pPr>
+            <w:r>
+              <w:rPr>
+                <w:rFonts w:hint="eastAsia"/>
+                <w:color w:val="auto"/>
+              </w:rPr>
+              <w:t>訊息</w:t>
+            </w:r>
+            <w:r>
+              <w:rPr>
+                <w:rFonts w:hint="eastAsia"/>
+                <w:color w:val="auto"/>
+              </w:rPr>
+              <w:t>-</w:t>
+            </w:r>
+            <w:r>
+              <w:rPr>
+                <w:rFonts w:hint="eastAsia"/>
+                <w:color w:val="auto"/>
+              </w:rPr>
+              <w:t>來源日期</w:t>
+            </w:r>
+          </w:p>
+        </w:tc>
+        <w:tc>
+          <w:tcPr>
+            <w:tcW w:w="873" w:type="pct"/>
+          </w:tcPr>
+          <w:p>
+            <w:pPr>
+              <w:pStyle w:val="141"/>
+              <w:rPr>
+                <w:color w:val="auto"/>
+              </w:rPr>
+            </w:pPr>
+            <w:r>
+              <w:rPr>
+                <w:rFonts w:hint="eastAsia"/>
+                <w:color w:val="auto"/>
+              </w:rPr>
+              <w:t>輸出</w:t>
+            </w:r>
+          </w:p>
+        </w:tc>
+        <w:tc>
+          <w:tcPr>
+            <w:tcW w:w="397" w:type="pct"/>
+          </w:tcPr>
+          <w:p>
+            <w:pPr>
+              <w:pStyle w:val="141"/>
+              <w:rPr>
+                <w:color w:val="auto"/>
+              </w:rPr>
+            </w:pPr>
+          </w:p>
+        </w:tc>
+        <w:tc>
+          <w:tcPr>
+            <w:tcW w:w="1747" w:type="pct"/>
+          </w:tcPr>
+          <w:p>
+            <w:pPr>
+              <w:pStyle w:val="140"/>
+              <w:numPr>
+                <w:ilvl w:val="0"/>
+                <w:numId w:val="0"/>
+              </w:numPr>
+              <w:ind w:left="227" w:hanging="216"/>
+              <w:rPr>
+                <w:color w:val="000000"/>
+              </w:rPr>
+            </w:pPr>
+            <w:r>
+              <w:rPr>
+                <w:rFonts w:hint="eastAsia"/>
+                <w:color w:val="000000"/>
+              </w:rPr>
+              <w:t>格式</w:t>
+            </w:r>
+            <w:r>
+              <w:rPr>
+                <w:rFonts w:hint="eastAsia"/>
+                <w:color w:val="000000"/>
+              </w:rPr>
+              <w:t>:</w:t>
+            </w:r>
+            <w:r>
+              <w:t xml:space="preserve"> </w:t>
+            </w:r>
+            <w:proofErr w:type="spellStart"/>
+            <w:r>
+              <w:rPr>
+                <w:color w:val="000000"/>
+              </w:rPr>
+              <w:t>yyyy</w:t>
+            </w:r>
+            <w:proofErr w:type="spellEnd"/>
+            <w:r>
+              <w:rPr>
+                <w:color w:val="000000"/>
+              </w:rPr>
+              <w:t>-MM-</w:t>
+            </w:r>
+            <w:proofErr w:type="spellStart"/>
+            <w:r>
+              <w:rPr>
+                <w:color w:val="000000"/>
+              </w:rPr>
+              <w:t>dd</w:t>
+            </w:r>
+            <w:proofErr w:type="spellEnd"/>
+          </w:p>
+          <w:p>
+            <w:pPr>
+              <w:pStyle w:val="141"/>
+            </w:pPr>
+            <w:r>
+              <w:rPr>
+                <w:rFonts w:hint="eastAsia"/>
+              </w:rPr>
+              <w:t>Hover</w:t>
+            </w:r>
+            <w:r>
+              <w:rPr>
+                <w:rFonts w:hint="eastAsia"/>
+              </w:rPr>
+              <w:t>格式</w:t>
+            </w:r>
+            <w:r>
+              <w:rPr>
+                <w:rFonts w:hint="eastAsia"/>
+              </w:rPr>
+              <w:t>:</w:t>
+            </w:r>
+            <w:r>
+              <w:t xml:space="preserve"> </w:t>
+            </w:r>
+            <w:proofErr w:type="spellStart"/>
+            <w:r>
+              <w:t>yyyy</w:t>
+            </w:r>
+            <w:proofErr w:type="spellEnd"/>
+            <w:r>
+              <w:t>-MM-</w:t>
+            </w:r>
+            <w:proofErr w:type="spellStart"/>
+            <w:r>
+              <w:t>dd</w:t>
+            </w:r>
+            <w:proofErr w:type="spellEnd"/>
+            <w:r>
+              <w:t xml:space="preserve"> </w:t>
+            </w:r>
+            <w:proofErr w:type="spellStart"/>
+            <w:r>
+              <w:t>mm:ss</w:t>
+            </w:r>
+            <w:proofErr w:type="spellEnd"/>
+          </w:p>
+        </w:tc>
+      </w:tr>
+      <w:tr>
+        <w:tc>
+          <w:tcPr>
+            <w:tcW w:w="390" w:type="pct"/>
+          </w:tcPr>
+          <w:p>
+            <w:pPr>
+              <w:pStyle w:val="141"/>
+              <w:numPr>
+                <w:ilvl w:val="0"/>
+                <w:numId w:val="15"/>
+              </w:numPr>
+              <w:jc w:val="center"/>
+              <w:rPr>
+                <w:color w:val="auto"/>
+              </w:rPr>
+            </w:pPr>
+          </w:p>
+        </w:tc>
+        <w:tc>
+          <w:tcPr>
+            <w:tcW w:w="1593" w:type="pct"/>
+          </w:tcPr>
+          <w:p>
+            <w:pPr>
+              <w:pStyle w:val="141"/>
+              <w:rPr>
+                <w:color w:val="FF0000"/>
+              </w:rPr>
+            </w:pPr>
+            <w:r>
+              <w:rPr>
+                <w:rFonts w:hint="eastAsia"/>
+                <w:color w:val="FF0000"/>
+              </w:rPr>
+              <w:t>事件分級</w:t>
+            </w:r>
+          </w:p>
+        </w:tc>
+        <w:tc>
+          <w:tcPr>
+            <w:tcW w:w="873" w:type="pct"/>
+          </w:tcPr>
+          <w:p>
+            <w:pPr>
+              <w:pStyle w:val="141"/>
+              <w:rPr>
+                <w:color w:val="FF0000"/>
+              </w:rPr>
+            </w:pPr>
+            <w:r>
+              <w:rPr>
+                <w:rFonts w:hint="eastAsia"/>
+                <w:color w:val="FF0000"/>
+              </w:rPr>
+              <w:t>輸出</w:t>
+            </w:r>
+          </w:p>
+        </w:tc>
+        <w:tc>
+          <w:tcPr>
+            <w:tcW w:w="397" w:type="pct"/>
+          </w:tcPr>
+          <w:p>
+            <w:pPr>
+              <w:pStyle w:val="141"/>
+              <w:rPr>
+                <w:color w:val="FF0000"/>
+              </w:rPr>
+            </w:pPr>
+          </w:p>
+        </w:tc>
+        <w:tc>
+          <w:tcPr>
+            <w:tcW w:w="1747" w:type="pct"/>
+          </w:tcPr>
+          <w:p>
+            <w:pPr>
+              <w:pStyle w:val="140"/>
+              <w:numPr>
+                <w:ilvl w:val="0"/>
+                <w:numId w:val="0"/>
+              </w:numPr>
+              <w:ind w:left="227" w:hanging="216"/>
+              <w:rPr>
+                <w:color w:val="FF0000"/>
+              </w:rPr>
+            </w:pPr>
+          </w:p>
+        </w:tc>
+      </w:tr>
+      <w:tr>
+        <w:tc>
+          <w:tcPr>
+            <w:tcW w:w="390" w:type="pct"/>
+          </w:tcPr>
+          <w:p>
+            <w:pPr>
+              <w:pStyle w:val="141"/>
+              <w:numPr>
+                <w:ilvl w:val="0"/>
+                <w:numId w:val="15"/>
+              </w:numPr>
+              <w:jc w:val="center"/>
+              <w:rPr>
+                <w:color w:val="auto"/>
+              </w:rPr>
+            </w:pPr>
+          </w:p>
+        </w:tc>
+        <w:tc>
+          <w:tcPr>
+            <w:tcW w:w="1593" w:type="pct"/>
+          </w:tcPr>
+          <w:p>
+            <w:pPr>
+              <w:pStyle w:val="141"/>
+              <w:rPr>
+                <w:color w:val="FF0000"/>
+              </w:rPr>
+            </w:pPr>
+            <w:r>
+              <w:rPr>
+                <w:rFonts w:hint="eastAsia"/>
+                <w:color w:val="FF0000"/>
+              </w:rPr>
+              <w:t>死亡</w:t>
+            </w:r>
+          </w:p>
+        </w:tc>
+        <w:tc>
+          <w:tcPr>
+            <w:tcW w:w="873" w:type="pct"/>
+          </w:tcPr>
+          <w:p>
+            <w:pPr>
+              <w:pStyle w:val="141"/>
+              <w:rPr>
+                <w:color w:val="FF0000"/>
+              </w:rPr>
+            </w:pPr>
+            <w:r>
+              <w:rPr>
+                <w:rFonts w:hint="eastAsia"/>
+                <w:color w:val="FF0000"/>
+              </w:rPr>
+              <w:t>輸出</w:t>
+            </w:r>
+          </w:p>
+        </w:tc>
+        <w:tc>
+          <w:tcPr>
+            <w:tcW w:w="397" w:type="pct"/>
+          </w:tcPr>
+          <w:p>
+            <w:pPr>
+              <w:pStyle w:val="141"/>
+              <w:rPr>
+                <w:color w:val="FF0000"/>
+              </w:rPr>
+            </w:pPr>
+          </w:p>
+        </w:tc>
+        <w:tc>
+          <w:tcPr>
+            <w:tcW w:w="1747" w:type="pct"/>
+          </w:tcPr>
+          <w:p>
+            <w:pPr>
+              <w:pStyle w:val="140"/>
+              <w:numPr>
+                <w:ilvl w:val="0"/>
+                <w:numId w:val="0"/>
+              </w:numPr>
+              <w:ind w:left="227" w:hanging="216"/>
+              <w:rPr>
+                <w:color w:val="FF0000"/>
+              </w:rPr>
+            </w:pPr>
+          </w:p>
+        </w:tc>
+      </w:tr>
+      <w:tr>
+        <w:tc>
+          <w:tcPr>
+            <w:tcW w:w="390" w:type="pct"/>
+          </w:tcPr>
+          <w:p>
+            <w:pPr>
+              <w:pStyle w:val="141"/>
+              <w:numPr>
+                <w:ilvl w:val="0"/>
+                <w:numId w:val="15"/>
+              </w:numPr>
+              <w:jc w:val="center"/>
+              <w:rPr>
+                <w:color w:val="auto"/>
+              </w:rPr>
+            </w:pPr>
+          </w:p>
+        </w:tc>
+        <w:tc>
+          <w:tcPr>
+            <w:tcW w:w="1593" w:type="pct"/>
+          </w:tcPr>
+          <w:p>
+            <w:pPr>
+              <w:pStyle w:val="141"/>
+              <w:rPr>
+                <w:color w:val="auto"/>
+              </w:rPr>
+            </w:pPr>
+            <w:r>
+              <w:rPr>
+                <w:rFonts w:hint="eastAsia"/>
+                <w:color w:val="auto"/>
+              </w:rPr>
+              <w:t>醫療檢傷人數</w:t>
+            </w:r>
+            <w:r>
+              <w:rPr>
+                <w:rFonts w:hint="eastAsia"/>
+                <w:color w:val="auto"/>
+              </w:rPr>
+              <w:t>-</w:t>
+            </w:r>
+            <w:r>
+              <w:rPr>
+                <w:color w:val="auto"/>
+              </w:rPr>
+              <w:t>(</w:t>
+            </w:r>
+            <w:proofErr w:type="gramStart"/>
+            <w:r>
+              <w:rPr>
+                <w:rFonts w:ascii="標楷體" w:hAnsi="標楷體" w:hint="eastAsia"/>
+                <w:color w:val="auto"/>
+              </w:rPr>
+              <w:t>一</w:t>
+            </w:r>
+            <w:proofErr w:type="gramEnd"/>
+            <w:r>
+              <w:rPr>
+                <w:rFonts w:ascii="標楷體" w:hAnsi="標楷體" w:hint="eastAsia"/>
+                <w:color w:val="auto"/>
+              </w:rPr>
+              <w:t>~五</w:t>
+            </w:r>
+            <w:r>
+              <w:rPr>
+                <w:rFonts w:hint="eastAsia"/>
+                <w:color w:val="auto"/>
+              </w:rPr>
+              <w:t>)</w:t>
+            </w:r>
+          </w:p>
+        </w:tc>
+        <w:tc>
+          <w:tcPr>
+            <w:tcW w:w="873" w:type="pct"/>
+          </w:tcPr>
+          <w:p>
+            <w:pPr>
+              <w:pStyle w:val="141"/>
+              <w:rPr>
+                <w:color w:val="auto"/>
+              </w:rPr>
+            </w:pPr>
+            <w:r>
+              <w:rPr>
+                <w:rFonts w:hint="eastAsia"/>
+                <w:color w:val="auto"/>
+              </w:rPr>
+              <w:t>多欄位</w:t>
+            </w:r>
+            <w:r>
+              <w:rPr>
+                <w:rFonts w:hint="eastAsia"/>
+                <w:color w:val="auto"/>
+              </w:rPr>
+              <w:t>輸出</w:t>
+            </w:r>
+          </w:p>
+        </w:tc>
+        <w:tc>
+          <w:tcPr>
+            <w:tcW w:w="397" w:type="pct"/>
+          </w:tcPr>
+          <w:p>
+            <w:pPr>
+              <w:pStyle w:val="141"/>
+              <w:rPr>
+                <w:color w:val="auto"/>
+              </w:rPr>
+            </w:pPr>
+          </w:p>
+        </w:tc>
+        <w:tc>
+          <w:tcPr>
+            <w:tcW w:w="1747" w:type="pct"/>
+          </w:tcPr>
+          <w:p>
+            <w:pPr>
+              <w:pStyle w:val="140"/>
+              <w:numPr>
+                <w:ilvl w:val="0"/>
+                <w:numId w:val="0"/>
+              </w:numPr>
+              <w:ind w:left="227" w:hanging="216"/>
+              <w:rPr>
+                <w:color w:val="000000"/>
+              </w:rPr>
+            </w:pPr>
+          </w:p>
+        </w:tc>
+      </w:tr>
+      <w:tr>
+        <w:tc>
+          <w:tcPr>
+            <w:tcW w:w="390" w:type="pct"/>
+          </w:tcPr>
+          <w:p>
+            <w:pPr>
+              <w:pStyle w:val="141"/>
+              <w:numPr>
+                <w:ilvl w:val="0"/>
+                <w:numId w:val="15"/>
+              </w:numPr>
+              <w:jc w:val="center"/>
+              <w:rPr>
+                <w:color w:val="auto"/>
+              </w:rPr>
+            </w:pPr>
+          </w:p>
+        </w:tc>
+        <w:tc>
+          <w:tcPr>
+            <w:tcW w:w="1593" w:type="pct"/>
+          </w:tcPr>
+          <w:p>
+            <w:pPr>
+              <w:pStyle w:val="141"/>
+              <w:rPr>
+                <w:color w:val="auto"/>
+              </w:rPr>
+            </w:pPr>
+            <w:r>
+              <w:rPr>
+                <w:rFonts w:hint="eastAsia"/>
+                <w:color w:val="auto"/>
+              </w:rPr>
+              <w:t>事件傷亡人數</w:t>
+            </w:r>
+            <w:r>
+              <w:rPr>
+                <w:rFonts w:hint="eastAsia"/>
+                <w:color w:val="auto"/>
+              </w:rPr>
+              <w:t>-</w:t>
+            </w:r>
+            <w:r>
+              <w:rPr>
+                <w:rFonts w:hint="eastAsia"/>
+                <w:color w:val="auto"/>
+              </w:rPr>
+              <w:t>死亡</w:t>
+            </w:r>
+          </w:p>
+        </w:tc>
+        <w:tc>
+          <w:tcPr>
+            <w:tcW w:w="873" w:type="pct"/>
+          </w:tcPr>
+          <w:p>
+            <w:pPr>
+              <w:pStyle w:val="141"/>
+              <w:rPr>
+                <w:color w:val="auto"/>
+              </w:rPr>
+            </w:pPr>
+            <w:r>
+              <w:rPr>
+                <w:rFonts w:hint="eastAsia"/>
+                <w:color w:val="auto"/>
+              </w:rPr>
+              <w:t>輸出</w:t>
+            </w:r>
+          </w:p>
+        </w:tc>
+        <w:tc>
+          <w:tcPr>
+            <w:tcW w:w="397" w:type="pct"/>
+          </w:tcPr>
+          <w:p>
+            <w:pPr>
+              <w:pStyle w:val="141"/>
+              <w:rPr>
+                <w:color w:val="auto"/>
+              </w:rPr>
+            </w:pPr>
+          </w:p>
+        </w:tc>
+        <w:tc>
+          <w:tcPr>
+            <w:tcW w:w="1747" w:type="pct"/>
+          </w:tcPr>
+          <w:p>
+            <w:pPr>
+              <w:pStyle w:val="140"/>
+              <w:numPr>
+                <w:ilvl w:val="0"/>
+                <w:numId w:val="0"/>
+              </w:numPr>
+              <w:ind w:left="227" w:hanging="216"/>
+              <w:rPr>
+                <w:color w:val="000000"/>
+              </w:rPr>
+            </w:pPr>
+          </w:p>
+        </w:tc>
+      </w:tr>
+      <w:tr>
+        <w:tc>
+          <w:tcPr>
+            <w:tcW w:w="390" w:type="pct"/>
+          </w:tcPr>
+          <w:p>
+            <w:pPr>
+              <w:pStyle w:val="141"/>
+              <w:numPr>
+                <w:ilvl w:val="0"/>
+                <w:numId w:val="15"/>
+              </w:numPr>
+              <w:jc w:val="center"/>
+              <w:rPr>
+                <w:color w:val="auto"/>
+              </w:rPr>
+            </w:pPr>
+          </w:p>
+        </w:tc>
+        <w:tc>
+          <w:tcPr>
+            <w:tcW w:w="1593" w:type="pct"/>
+          </w:tcPr>
+          <w:p>
+            <w:pPr>
+              <w:pStyle w:val="141"/>
+              <w:rPr>
+                <w:color w:val="auto"/>
+              </w:rPr>
+            </w:pPr>
+            <w:r>
+              <w:rPr>
+                <w:rFonts w:hint="eastAsia"/>
+                <w:color w:val="auto"/>
+              </w:rPr>
+              <w:t>事件傷亡人數</w:t>
+            </w:r>
+            <w:r>
+              <w:rPr>
+                <w:rFonts w:hint="eastAsia"/>
+                <w:color w:val="auto"/>
+              </w:rPr>
+              <w:t>-</w:t>
+            </w:r>
+            <w:r>
+              <w:rPr>
+                <w:rFonts w:hint="eastAsia"/>
+                <w:color w:val="auto"/>
+              </w:rPr>
+              <w:t>傷病</w:t>
+            </w:r>
+          </w:p>
+        </w:tc>
+        <w:tc>
+          <w:tcPr>
+            <w:tcW w:w="873" w:type="pct"/>
+          </w:tcPr>
+          <w:p>
+            <w:pPr>
+              <w:pStyle w:val="141"/>
+              <w:rPr>
+                <w:color w:val="auto"/>
+              </w:rPr>
+            </w:pPr>
+            <w:r>
+              <w:rPr>
+                <w:rFonts w:hint="eastAsia"/>
+                <w:color w:val="auto"/>
+              </w:rPr>
+              <w:t>輸出</w:t>
+            </w:r>
+          </w:p>
+        </w:tc>
+        <w:tc>
+          <w:tcPr>
+            <w:tcW w:w="397" w:type="pct"/>
+          </w:tcPr>
+          <w:p>
+            <w:pPr>
+              <w:pStyle w:val="141"/>
+              <w:rPr>
+                <w:color w:val="auto"/>
+              </w:rPr>
+            </w:pPr>
+          </w:p>
+        </w:tc>
+        <w:tc>
+          <w:tcPr>
+            <w:tcW w:w="1747" w:type="pct"/>
+          </w:tcPr>
+          <w:p>
+            <w:pPr>
+              <w:pStyle w:val="140"/>
+              <w:numPr>
+                <w:ilvl w:val="0"/>
+                <w:numId w:val="0"/>
+              </w:numPr>
+              <w:ind w:left="227" w:hanging="216"/>
+              <w:rPr>
+                <w:color w:val="000000"/>
+              </w:rPr>
+            </w:pPr>
+          </w:p>
+        </w:tc>
+      </w:tr>
+      <w:tr>
+        <w:tc>
+          <w:tcPr>
+            <w:tcW w:w="390" w:type="pct"/>
+          </w:tcPr>
+          <w:p>
+            <w:pPr>
+              <w:pStyle w:val="141"/>
+              <w:numPr>
+                <w:ilvl w:val="0"/>
+                <w:numId w:val="15"/>
+              </w:numPr>
+              <w:jc w:val="center"/>
+              <w:rPr>
+                <w:color w:val="auto"/>
+              </w:rPr>
+            </w:pPr>
+          </w:p>
+        </w:tc>
+        <w:tc>
+          <w:tcPr>
+            <w:tcW w:w="1593" w:type="pct"/>
+          </w:tcPr>
+          <w:p>
+            <w:pPr>
+              <w:pStyle w:val="141"/>
+              <w:rPr>
+                <w:color w:val="auto"/>
+              </w:rPr>
+            </w:pPr>
+            <w:r>
+              <w:rPr>
+                <w:rFonts w:hint="eastAsia"/>
+                <w:color w:val="auto"/>
+              </w:rPr>
+              <w:t>事件傷亡人數</w:t>
+            </w:r>
+            <w:r>
+              <w:rPr>
+                <w:rFonts w:hint="eastAsia"/>
+                <w:color w:val="auto"/>
+              </w:rPr>
+              <w:t>-</w:t>
+            </w:r>
+            <w:r>
+              <w:rPr>
+                <w:rFonts w:hint="eastAsia"/>
+                <w:color w:val="auto"/>
+              </w:rPr>
+              <w:t>失蹤</w:t>
+            </w:r>
+          </w:p>
+        </w:tc>
+        <w:tc>
+          <w:tcPr>
+            <w:tcW w:w="873" w:type="pct"/>
+          </w:tcPr>
+          <w:p>
+            <w:pPr>
+              <w:pStyle w:val="141"/>
+              <w:rPr>
+                <w:color w:val="auto"/>
+              </w:rPr>
+            </w:pPr>
+            <w:r>
+              <w:rPr>
+                <w:rFonts w:hint="eastAsia"/>
+                <w:color w:val="auto"/>
+              </w:rPr>
+              <w:t>輸出</w:t>
+            </w:r>
+          </w:p>
+        </w:tc>
+        <w:tc>
+          <w:tcPr>
+            <w:tcW w:w="397" w:type="pct"/>
+          </w:tcPr>
+          <w:p>
+            <w:pPr>
+              <w:pStyle w:val="141"/>
+              <w:rPr>
+                <w:color w:val="auto"/>
+              </w:rPr>
+            </w:pPr>
+          </w:p>
+        </w:tc>
+        <w:tc>
+          <w:tcPr>
+            <w:tcW w:w="1747" w:type="pct"/>
+          </w:tcPr>
+          <w:p>
+            <w:pPr>
+              <w:pStyle w:val="140"/>
+              <w:numPr>
+                <w:ilvl w:val="0"/>
+                <w:numId w:val="0"/>
+              </w:numPr>
+              <w:ind w:left="227" w:hanging="216"/>
+              <w:rPr>
+                <w:color w:val="000000"/>
+              </w:rPr>
+            </w:pPr>
+          </w:p>
+        </w:tc>
+      </w:tr>
+      <w:tr>
+        <w:tc>
+          <w:tcPr>
+            <w:tcW w:w="390" w:type="pct"/>
+          </w:tcPr>
+          <w:p>
+            <w:pPr>
+              <w:pStyle w:val="141"/>
+              <w:numPr>
+                <w:ilvl w:val="0"/>
+                <w:numId w:val="15"/>
+              </w:numPr>
+              <w:jc w:val="center"/>
+              <w:rPr>
+                <w:color w:val="auto"/>
+              </w:rPr>
+            </w:pPr>
+          </w:p>
+        </w:tc>
+        <w:tc>
+          <w:tcPr>
+            <w:tcW w:w="1593" w:type="pct"/>
+          </w:tcPr>
+          <w:p>
+            <w:pPr>
+              <w:pStyle w:val="141"/>
+              <w:rPr>
+                <w:color w:val="auto"/>
+              </w:rPr>
+            </w:pPr>
+            <w:r>
+              <w:rPr>
+                <w:rFonts w:hint="eastAsia"/>
+                <w:color w:val="auto"/>
+              </w:rPr>
+              <w:t>簡訊通報數</w:t>
+            </w:r>
+            <w:r>
+              <w:rPr>
+                <w:rFonts w:hint="eastAsia"/>
+                <w:color w:val="auto"/>
+              </w:rPr>
+              <w:t>-</w:t>
+            </w:r>
+            <w:proofErr w:type="gramStart"/>
+            <w:r>
+              <w:rPr>
+                <w:rFonts w:hint="eastAsia"/>
+                <w:color w:val="auto"/>
+              </w:rPr>
+              <w:t>衛福部</w:t>
+            </w:r>
+            <w:proofErr w:type="gramEnd"/>
+          </w:p>
+        </w:tc>
+        <w:tc>
+          <w:tcPr>
+            <w:tcW w:w="873" w:type="pct"/>
+          </w:tcPr>
+          <w:p>
+            <w:pPr>
+              <w:pStyle w:val="141"/>
+              <w:rPr>
+                <w:color w:val="auto"/>
+              </w:rPr>
+            </w:pPr>
+            <w:r>
+              <w:rPr>
+                <w:rFonts w:hint="eastAsia"/>
+                <w:color w:val="auto"/>
+              </w:rPr>
+              <w:t>輸出</w:t>
+            </w:r>
+          </w:p>
+        </w:tc>
+        <w:tc>
+          <w:tcPr>
+            <w:tcW w:w="397" w:type="pct"/>
+          </w:tcPr>
+          <w:p>
+            <w:pPr>
+              <w:pStyle w:val="141"/>
+              <w:rPr>
+                <w:color w:val="auto"/>
+              </w:rPr>
+            </w:pPr>
+          </w:p>
+        </w:tc>
+        <w:tc>
+          <w:tcPr>
+            <w:tcW w:w="1747" w:type="pct"/>
+          </w:tcPr>
+          <w:p>
+            <w:pPr>
+              <w:pStyle w:val="140"/>
+              <w:numPr>
+                <w:ilvl w:val="0"/>
+                <w:numId w:val="0"/>
+              </w:numPr>
+              <w:ind w:left="227" w:hanging="216"/>
+              <w:rPr>
+                <w:color w:val="000000"/>
+              </w:rPr>
+            </w:pPr>
+          </w:p>
+        </w:tc>
+      </w:tr>
+      <w:tr>
+        <w:tc>
+          <w:tcPr>
+            <w:tcW w:w="390" w:type="pct"/>
+          </w:tcPr>
+          <w:p>
+            <w:pPr>
+              <w:pStyle w:val="141"/>
+              <w:numPr>
+                <w:ilvl w:val="0"/>
+                <w:numId w:val="15"/>
+              </w:numPr>
+              <w:jc w:val="center"/>
+              <w:rPr>
+                <w:color w:val="auto"/>
+              </w:rPr>
+            </w:pPr>
+          </w:p>
+        </w:tc>
+        <w:tc>
+          <w:tcPr>
+            <w:tcW w:w="1593" w:type="pct"/>
+          </w:tcPr>
+          <w:p>
+            <w:pPr>
+              <w:pStyle w:val="141"/>
+              <w:rPr>
+                <w:color w:val="auto"/>
+              </w:rPr>
+            </w:pPr>
+            <w:r>
+              <w:rPr>
+                <w:rFonts w:hint="eastAsia"/>
+                <w:color w:val="auto"/>
+              </w:rPr>
+              <w:t>簡訊通報數</w:t>
+            </w:r>
+            <w:r>
+              <w:rPr>
+                <w:rFonts w:hint="eastAsia"/>
+                <w:color w:val="auto"/>
+              </w:rPr>
+              <w:t>-</w:t>
+            </w:r>
+            <w:r>
+              <w:rPr>
+                <w:rFonts w:hint="eastAsia"/>
+                <w:color w:val="auto"/>
+              </w:rPr>
+              <w:t>衛生局</w:t>
+            </w:r>
+          </w:p>
+        </w:tc>
+        <w:tc>
+          <w:tcPr>
+            <w:tcW w:w="873" w:type="pct"/>
+          </w:tcPr>
+          <w:p>
+            <w:pPr>
+              <w:pStyle w:val="141"/>
+              <w:rPr>
+                <w:color w:val="auto"/>
+              </w:rPr>
+            </w:pPr>
+            <w:r>
+              <w:rPr>
+                <w:rFonts w:hint="eastAsia"/>
+                <w:color w:val="auto"/>
+              </w:rPr>
+              <w:t>輸出</w:t>
+            </w:r>
+          </w:p>
+        </w:tc>
+        <w:tc>
+          <w:tcPr>
+            <w:tcW w:w="397" w:type="pct"/>
+          </w:tcPr>
+          <w:p>
+            <w:pPr>
+              <w:pStyle w:val="141"/>
+              <w:rPr>
+                <w:color w:val="auto"/>
+              </w:rPr>
+            </w:pPr>
+          </w:p>
+        </w:tc>
+        <w:tc>
+          <w:tcPr>
+            <w:tcW w:w="1747" w:type="pct"/>
+          </w:tcPr>
+          <w:p>
+            <w:pPr>
+              <w:pStyle w:val="140"/>
+              <w:numPr>
+                <w:ilvl w:val="0"/>
+                <w:numId w:val="0"/>
+              </w:numPr>
+              <w:ind w:left="227" w:hanging="216"/>
+              <w:rPr>
+                <w:color w:val="000000"/>
+              </w:rPr>
+            </w:pPr>
+          </w:p>
+        </w:tc>
+      </w:tr>
+      <w:tr>
+        <w:tc>
+          <w:tcPr>
+            <w:tcW w:w="390" w:type="pct"/>
+          </w:tcPr>
+          <w:p>
+            <w:pPr>
+              <w:pStyle w:val="141"/>
+              <w:numPr>
+                <w:ilvl w:val="0"/>
+                <w:numId w:val="15"/>
+              </w:numPr>
+              <w:jc w:val="center"/>
+              <w:rPr>
+                <w:color w:val="auto"/>
+              </w:rPr>
+            </w:pPr>
+          </w:p>
+        </w:tc>
+        <w:tc>
+          <w:tcPr>
+            <w:tcW w:w="1593" w:type="pct"/>
+          </w:tcPr>
+          <w:p>
+            <w:pPr>
+              <w:pStyle w:val="141"/>
+              <w:rPr>
+                <w:color w:val="auto"/>
+              </w:rPr>
+            </w:pPr>
+            <w:r>
+              <w:rPr>
+                <w:rFonts w:hint="eastAsia"/>
+                <w:color w:val="auto"/>
+              </w:rPr>
+              <w:t>簡訊通報數</w:t>
+            </w:r>
+            <w:r>
+              <w:rPr>
+                <w:rFonts w:hint="eastAsia"/>
+                <w:color w:val="auto"/>
+              </w:rPr>
+              <w:t>-</w:t>
+            </w:r>
+            <w:r>
+              <w:rPr>
+                <w:rFonts w:hint="eastAsia"/>
+                <w:color w:val="auto"/>
+              </w:rPr>
+              <w:t>責任醫院</w:t>
+            </w:r>
+          </w:p>
+        </w:tc>
+        <w:tc>
+          <w:tcPr>
+            <w:tcW w:w="873" w:type="pct"/>
+          </w:tcPr>
+          <w:p>
+            <w:pPr>
+              <w:pStyle w:val="141"/>
+              <w:rPr>
+                <w:color w:val="auto"/>
+              </w:rPr>
+            </w:pPr>
+            <w:r>
+              <w:rPr>
+                <w:rFonts w:hint="eastAsia"/>
+                <w:color w:val="auto"/>
+              </w:rPr>
+              <w:t>輸出</w:t>
+            </w:r>
+          </w:p>
+        </w:tc>
+        <w:tc>
+          <w:tcPr>
+            <w:tcW w:w="397" w:type="pct"/>
+          </w:tcPr>
+          <w:p>
+            <w:pPr>
+              <w:pStyle w:val="141"/>
+              <w:rPr>
+                <w:color w:val="auto"/>
+              </w:rPr>
+            </w:pPr>
+          </w:p>
+        </w:tc>
+        <w:tc>
+          <w:tcPr>
+            <w:tcW w:w="1747" w:type="pct"/>
+          </w:tcPr>
+          <w:p>
+            <w:pPr>
+              <w:pStyle w:val="140"/>
+              <w:numPr>
+                <w:ilvl w:val="0"/>
+                <w:numId w:val="0"/>
+              </w:numPr>
+              <w:ind w:left="227" w:hanging="216"/>
+              <w:rPr>
+                <w:color w:val="000000"/>
+              </w:rPr>
+            </w:pPr>
+          </w:p>
+        </w:tc>
+      </w:tr>
+      <w:tr>
+        <w:tc>
+          <w:tcPr>
+            <w:tcW w:w="390" w:type="pct"/>
+          </w:tcPr>
+          <w:p>
+            <w:pPr>
+              <w:pStyle w:val="141"/>
+              <w:numPr>
+                <w:ilvl w:val="0"/>
+                <w:numId w:val="15"/>
+              </w:numPr>
+              <w:jc w:val="center"/>
+              <w:rPr>
+                <w:color w:val="auto"/>
+              </w:rPr>
+            </w:pPr>
+          </w:p>
+        </w:tc>
+        <w:tc>
+          <w:tcPr>
+            <w:tcW w:w="1593" w:type="pct"/>
+          </w:tcPr>
+          <w:p>
+            <w:pPr>
+              <w:pStyle w:val="141"/>
+              <w:rPr>
+                <w:color w:val="auto"/>
+              </w:rPr>
+            </w:pPr>
+            <w:r>
+              <w:rPr>
+                <w:rFonts w:hint="eastAsia"/>
+                <w:color w:val="auto"/>
+              </w:rPr>
+              <w:t>簡訊通報數</w:t>
+            </w:r>
+            <w:r>
+              <w:rPr>
+                <w:rFonts w:hint="eastAsia"/>
+                <w:color w:val="auto"/>
+              </w:rPr>
+              <w:t>-</w:t>
+            </w:r>
+            <w:r>
+              <w:rPr>
+                <w:rFonts w:hint="eastAsia"/>
+                <w:color w:val="auto"/>
+              </w:rPr>
+              <w:t>指揮中心</w:t>
+            </w:r>
+          </w:p>
+        </w:tc>
+        <w:tc>
+          <w:tcPr>
+            <w:tcW w:w="873" w:type="pct"/>
+          </w:tcPr>
+          <w:p>
+            <w:pPr>
+              <w:pStyle w:val="141"/>
+              <w:rPr>
+                <w:color w:val="auto"/>
+              </w:rPr>
+            </w:pPr>
+            <w:r>
+              <w:rPr>
+                <w:rFonts w:hint="eastAsia"/>
+                <w:color w:val="auto"/>
+              </w:rPr>
+              <w:t>輸出</w:t>
+            </w:r>
+          </w:p>
+        </w:tc>
+        <w:tc>
+          <w:tcPr>
+            <w:tcW w:w="397" w:type="pct"/>
+          </w:tcPr>
+          <w:p>
+            <w:pPr>
+              <w:pStyle w:val="141"/>
+              <w:rPr>
+                <w:color w:val="auto"/>
+              </w:rPr>
+            </w:pPr>
+          </w:p>
+        </w:tc>
+        <w:tc>
+          <w:tcPr>
+            <w:tcW w:w="1747" w:type="pct"/>
+          </w:tcPr>
+          <w:p>
+            <w:pPr>
+              <w:pStyle w:val="140"/>
+              <w:numPr>
+                <w:ilvl w:val="0"/>
+                <w:numId w:val="0"/>
+              </w:numPr>
+              <w:ind w:left="227" w:hanging="216"/>
+              <w:rPr>
+                <w:color w:val="000000"/>
+              </w:rPr>
+            </w:pPr>
+          </w:p>
+        </w:tc>
+      </w:tr>
+      <w:tr>
+        <w:tc>
+          <w:tcPr>
+            <w:tcW w:w="390" w:type="pct"/>
+          </w:tcPr>
+          <w:p>
+            <w:pPr>
+              <w:pStyle w:val="141"/>
+              <w:numPr>
+                <w:ilvl w:val="0"/>
+                <w:numId w:val="15"/>
+              </w:numPr>
+              <w:jc w:val="center"/>
+              <w:rPr>
+                <w:color w:val="auto"/>
+              </w:rPr>
+            </w:pPr>
+          </w:p>
+        </w:tc>
+        <w:tc>
+          <w:tcPr>
+            <w:tcW w:w="1593" w:type="pct"/>
+          </w:tcPr>
+          <w:p>
+            <w:pPr>
+              <w:pStyle w:val="141"/>
+              <w:rPr>
+                <w:color w:val="auto"/>
+              </w:rPr>
+            </w:pPr>
+            <w:r>
+              <w:rPr>
+                <w:rFonts w:hint="eastAsia"/>
+                <w:color w:val="auto"/>
+              </w:rPr>
+              <w:t>電話通報數</w:t>
+            </w:r>
+            <w:r>
+              <w:rPr>
+                <w:rFonts w:hint="eastAsia"/>
+                <w:color w:val="auto"/>
+              </w:rPr>
+              <w:t>-</w:t>
+            </w:r>
+            <w:proofErr w:type="gramStart"/>
+            <w:r>
+              <w:rPr>
+                <w:rFonts w:hint="eastAsia"/>
+                <w:color w:val="auto"/>
+              </w:rPr>
+              <w:t>衛福部</w:t>
+            </w:r>
+            <w:proofErr w:type="gramEnd"/>
+          </w:p>
+        </w:tc>
+        <w:tc>
+          <w:tcPr>
+            <w:tcW w:w="873" w:type="pct"/>
+          </w:tcPr>
+          <w:p>
+            <w:pPr>
+              <w:pStyle w:val="141"/>
+              <w:rPr>
+                <w:color w:val="auto"/>
+              </w:rPr>
+            </w:pPr>
+            <w:r>
+              <w:rPr>
+                <w:rFonts w:hint="eastAsia"/>
+                <w:color w:val="auto"/>
+              </w:rPr>
+              <w:t>輸出</w:t>
+            </w:r>
+          </w:p>
+        </w:tc>
+        <w:tc>
+          <w:tcPr>
+            <w:tcW w:w="397" w:type="pct"/>
+          </w:tcPr>
+          <w:p>
+            <w:pPr>
+              <w:pStyle w:val="141"/>
+              <w:rPr>
+                <w:color w:val="auto"/>
+              </w:rPr>
+            </w:pPr>
+          </w:p>
+        </w:tc>
+        <w:tc>
+          <w:tcPr>
+            <w:tcW w:w="1747" w:type="pct"/>
+          </w:tcPr>
+          <w:p>
+            <w:pPr>
+              <w:pStyle w:val="140"/>
+              <w:numPr>
+                <w:ilvl w:val="0"/>
+                <w:numId w:val="0"/>
+              </w:numPr>
+              <w:ind w:left="227" w:hanging="216"/>
+              <w:rPr>
+                <w:color w:val="000000"/>
+              </w:rPr>
+            </w:pPr>
+          </w:p>
+        </w:tc>
+      </w:tr>
+      <w:tr>
+        <w:tc>
+          <w:tcPr>
+            <w:tcW w:w="390" w:type="pct"/>
+          </w:tcPr>
+          <w:p>
+            <w:pPr>
+              <w:pStyle w:val="141"/>
+              <w:numPr>
+                <w:ilvl w:val="0"/>
+                <w:numId w:val="15"/>
+              </w:numPr>
+              <w:jc w:val="center"/>
+              <w:rPr>
+                <w:color w:val="auto"/>
+              </w:rPr>
+            </w:pPr>
+          </w:p>
+        </w:tc>
+        <w:tc>
+          <w:tcPr>
+            <w:tcW w:w="1593" w:type="pct"/>
+          </w:tcPr>
+          <w:p>
+            <w:pPr>
+              <w:pStyle w:val="141"/>
+              <w:rPr>
+                <w:color w:val="auto"/>
+              </w:rPr>
+            </w:pPr>
+            <w:r>
+              <w:rPr>
+                <w:rFonts w:hint="eastAsia"/>
+                <w:color w:val="auto"/>
+              </w:rPr>
+              <w:t>電話通報數</w:t>
+            </w:r>
+            <w:r>
+              <w:rPr>
+                <w:rFonts w:hint="eastAsia"/>
+                <w:color w:val="auto"/>
+              </w:rPr>
+              <w:t>-</w:t>
+            </w:r>
+            <w:r>
+              <w:rPr>
+                <w:rFonts w:hint="eastAsia"/>
+                <w:color w:val="auto"/>
+              </w:rPr>
+              <w:t>衛生局</w:t>
+            </w:r>
+          </w:p>
+        </w:tc>
+        <w:tc>
+          <w:tcPr>
+            <w:tcW w:w="873" w:type="pct"/>
+          </w:tcPr>
+          <w:p>
+            <w:pPr>
+              <w:pStyle w:val="141"/>
+              <w:rPr>
+                <w:color w:val="auto"/>
+              </w:rPr>
+            </w:pPr>
+            <w:r>
+              <w:rPr>
+                <w:rFonts w:hint="eastAsia"/>
+                <w:color w:val="auto"/>
+              </w:rPr>
+              <w:t>輸出</w:t>
+            </w:r>
+          </w:p>
+        </w:tc>
+        <w:tc>
+          <w:tcPr>
+            <w:tcW w:w="397" w:type="pct"/>
+          </w:tcPr>
+          <w:p>
+            <w:pPr>
+              <w:pStyle w:val="141"/>
+              <w:rPr>
+                <w:color w:val="auto"/>
+              </w:rPr>
+            </w:pPr>
+          </w:p>
+        </w:tc>
+        <w:tc>
+          <w:tcPr>
+            <w:tcW w:w="1747" w:type="pct"/>
+          </w:tcPr>
+          <w:p>
+            <w:pPr>
+              <w:pStyle w:val="140"/>
+              <w:numPr>
+                <w:ilvl w:val="0"/>
+                <w:numId w:val="0"/>
+              </w:numPr>
+              <w:ind w:left="227" w:hanging="216"/>
+              <w:rPr>
+                <w:color w:val="000000"/>
+              </w:rPr>
+            </w:pPr>
+          </w:p>
+        </w:tc>
+      </w:tr>
+      <w:tr>
+        <w:tc>
+          <w:tcPr>
+            <w:tcW w:w="390" w:type="pct"/>
+          </w:tcPr>
+          <w:p>
+            <w:pPr>
+              <w:pStyle w:val="141"/>
+              <w:numPr>
+                <w:ilvl w:val="0"/>
+                <w:numId w:val="15"/>
+              </w:numPr>
+              <w:jc w:val="center"/>
+              <w:rPr>
+                <w:color w:val="auto"/>
+              </w:rPr>
+            </w:pPr>
+          </w:p>
+        </w:tc>
+        <w:tc>
+          <w:tcPr>
+            <w:tcW w:w="1593" w:type="pct"/>
+          </w:tcPr>
+          <w:p>
+            <w:pPr>
+              <w:pStyle w:val="141"/>
+              <w:rPr>
+                <w:color w:val="auto"/>
+              </w:rPr>
+            </w:pPr>
+            <w:r>
+              <w:rPr>
+                <w:rFonts w:hint="eastAsia"/>
+                <w:color w:val="auto"/>
+              </w:rPr>
+              <w:t>電話通報數</w:t>
+            </w:r>
+            <w:r>
+              <w:rPr>
+                <w:rFonts w:hint="eastAsia"/>
+                <w:color w:val="auto"/>
+              </w:rPr>
+              <w:t>-</w:t>
+            </w:r>
+            <w:r>
+              <w:rPr>
+                <w:rFonts w:hint="eastAsia"/>
+                <w:color w:val="auto"/>
+              </w:rPr>
+              <w:t>責任醫院</w:t>
+            </w:r>
+          </w:p>
+        </w:tc>
+        <w:tc>
+          <w:tcPr>
+            <w:tcW w:w="873" w:type="pct"/>
+          </w:tcPr>
+          <w:p>
+            <w:pPr>
+              <w:pStyle w:val="141"/>
+              <w:rPr>
+                <w:color w:val="auto"/>
+              </w:rPr>
+            </w:pPr>
+            <w:r>
+              <w:rPr>
+                <w:rFonts w:hint="eastAsia"/>
+                <w:color w:val="auto"/>
+              </w:rPr>
+              <w:t>輸出</w:t>
+            </w:r>
+          </w:p>
+        </w:tc>
+        <w:tc>
+          <w:tcPr>
+            <w:tcW w:w="397" w:type="pct"/>
+          </w:tcPr>
+          <w:p>
+            <w:pPr>
+              <w:pStyle w:val="141"/>
+              <w:rPr>
+                <w:color w:val="auto"/>
+              </w:rPr>
+            </w:pPr>
+          </w:p>
+        </w:tc>
+        <w:tc>
+          <w:tcPr>
+            <w:tcW w:w="1747" w:type="pct"/>
+          </w:tcPr>
+          <w:p>
+            <w:pPr>
+              <w:pStyle w:val="140"/>
+              <w:numPr>
+                <w:ilvl w:val="0"/>
+                <w:numId w:val="0"/>
+              </w:numPr>
+              <w:ind w:left="227" w:hanging="216"/>
+              <w:rPr>
+                <w:color w:val="000000"/>
+              </w:rPr>
+            </w:pPr>
+          </w:p>
+        </w:tc>
+      </w:tr>
+      <w:tr>
+        <w:tc>
+          <w:tcPr>
+            <w:tcW w:w="390" w:type="pct"/>
+          </w:tcPr>
+          <w:p>
+            <w:pPr>
+              <w:pStyle w:val="141"/>
+              <w:numPr>
+                <w:ilvl w:val="0"/>
+                <w:numId w:val="15"/>
+              </w:numPr>
+              <w:jc w:val="center"/>
+              <w:rPr>
+                <w:color w:val="auto"/>
+              </w:rPr>
+            </w:pPr>
+          </w:p>
+        </w:tc>
+        <w:tc>
+          <w:tcPr>
+            <w:tcW w:w="1593" w:type="pct"/>
+          </w:tcPr>
+          <w:p>
+            <w:pPr>
+              <w:pStyle w:val="141"/>
+              <w:rPr>
+                <w:color w:val="auto"/>
+              </w:rPr>
+            </w:pPr>
+            <w:r>
+              <w:rPr>
+                <w:rFonts w:hint="eastAsia"/>
+                <w:color w:val="auto"/>
+              </w:rPr>
+              <w:t>電話通報數</w:t>
+            </w:r>
+            <w:r>
+              <w:rPr>
+                <w:rFonts w:hint="eastAsia"/>
+                <w:color w:val="auto"/>
+              </w:rPr>
+              <w:t>-</w:t>
+            </w:r>
+            <w:r>
+              <w:rPr>
+                <w:rFonts w:hint="eastAsia"/>
+                <w:color w:val="auto"/>
+              </w:rPr>
+              <w:t>指揮中心</w:t>
+            </w:r>
+          </w:p>
+        </w:tc>
+        <w:tc>
+          <w:tcPr>
+            <w:tcW w:w="873" w:type="pct"/>
+          </w:tcPr>
+          <w:p>
+            <w:pPr>
+              <w:pStyle w:val="141"/>
+              <w:rPr>
+                <w:color w:val="auto"/>
+              </w:rPr>
+            </w:pPr>
+            <w:r>
+              <w:rPr>
+                <w:rFonts w:hint="eastAsia"/>
+                <w:color w:val="auto"/>
+              </w:rPr>
+              <w:t>輸出</w:t>
+            </w:r>
+          </w:p>
+        </w:tc>
+        <w:tc>
+          <w:tcPr>
+            <w:tcW w:w="397" w:type="pct"/>
+          </w:tcPr>
+          <w:p>
+            <w:pPr>
+              <w:pStyle w:val="141"/>
+              <w:rPr>
+                <w:color w:val="auto"/>
+              </w:rPr>
+            </w:pPr>
+          </w:p>
+        </w:tc>
+        <w:tc>
+          <w:tcPr>
+            <w:tcW w:w="1747" w:type="pct"/>
+          </w:tcPr>
+          <w:p>
+            <w:pPr>
+              <w:pStyle w:val="140"/>
+              <w:numPr>
+                <w:ilvl w:val="0"/>
+                <w:numId w:val="0"/>
+              </w:numPr>
+              <w:ind w:left="227" w:hanging="216"/>
+              <w:rPr>
+                <w:color w:val="000000"/>
+              </w:rPr>
+            </w:pPr>
+          </w:p>
+        </w:tc>
+      </w:tr>
+      <w:tr>
+        <w:tc>
+          <w:tcPr>
+            <w:tcW w:w="390" w:type="pct"/>
+          </w:tcPr>
+          <w:p>
+            <w:pPr>
+              <w:pStyle w:val="141"/>
+              <w:numPr>
+                <w:ilvl w:val="0"/>
+                <w:numId w:val="15"/>
+              </w:numPr>
+              <w:jc w:val="center"/>
+              <w:rPr>
+                <w:color w:val="auto"/>
+              </w:rPr>
+            </w:pPr>
+          </w:p>
+        </w:tc>
+        <w:tc>
+          <w:tcPr>
+            <w:tcW w:w="1593" w:type="pct"/>
+          </w:tcPr>
+          <w:p>
+            <w:pPr>
+              <w:pStyle w:val="141"/>
+              <w:rPr>
+                <w:color w:val="auto"/>
+              </w:rPr>
+            </w:pPr>
+            <w:r>
+              <w:rPr>
+                <w:rFonts w:hint="eastAsia"/>
+                <w:color w:val="auto"/>
+              </w:rPr>
+              <w:t>監看人員</w:t>
+            </w:r>
+          </w:p>
+        </w:tc>
+        <w:tc>
+          <w:tcPr>
+            <w:tcW w:w="873" w:type="pct"/>
+          </w:tcPr>
+          <w:p>
+            <w:pPr>
+              <w:pStyle w:val="141"/>
+              <w:rPr>
+                <w:color w:val="auto"/>
+              </w:rPr>
+            </w:pPr>
+            <w:r>
+              <w:rPr>
+                <w:rFonts w:hint="eastAsia"/>
+                <w:color w:val="auto"/>
+              </w:rPr>
+              <w:t>輸出</w:t>
+            </w:r>
+          </w:p>
+        </w:tc>
+        <w:tc>
+          <w:tcPr>
+            <w:tcW w:w="397" w:type="pct"/>
+          </w:tcPr>
+          <w:p>
+            <w:pPr>
+              <w:pStyle w:val="141"/>
+              <w:rPr>
+                <w:color w:val="auto"/>
+              </w:rPr>
+            </w:pPr>
+          </w:p>
+        </w:tc>
+        <w:tc>
+          <w:tcPr>
+            <w:tcW w:w="1747" w:type="pct"/>
+          </w:tcPr>
+          <w:p>
+            <w:pPr>
+              <w:pStyle w:val="140"/>
+              <w:numPr>
+                <w:ilvl w:val="0"/>
+                <w:numId w:val="0"/>
+              </w:numPr>
+              <w:ind w:left="227" w:hanging="216"/>
+              <w:rPr>
+                <w:color w:val="000000"/>
+              </w:rPr>
+            </w:pPr>
+            <w:r>
+              <w:rPr>
+                <w:rFonts w:hint="eastAsia"/>
+              </w:rPr>
+              <w:t>Hover</w:t>
+            </w:r>
+            <w:r>
+              <w:rPr>
+                <w:rFonts w:hint="eastAsia"/>
+              </w:rPr>
+              <w:t>:</w:t>
+            </w:r>
+            <w:r>
+              <w:rPr>
+                <w:rFonts w:hint="eastAsia"/>
+              </w:rPr>
+              <w:t>人員</w:t>
+            </w:r>
+            <w:r>
+              <w:rPr>
+                <w:rFonts w:hint="eastAsia"/>
+              </w:rPr>
+              <w:t>/</w:t>
+            </w:r>
+            <w:r>
+              <w:rPr>
+                <w:rFonts w:hint="eastAsia"/>
+              </w:rPr>
+              <w:t>電話</w:t>
+            </w:r>
+          </w:p>
+        </w:tc>
+      </w:tr>
+      <w:tr>
+        <w:tc>
+          <w:tcPr>
+            <w:tcW w:w="390" w:type="pct"/>
+          </w:tcPr>
+          <w:p>
+            <w:pPr>
+              <w:pStyle w:val="141"/>
+              <w:numPr>
+                <w:ilvl w:val="0"/>
+                <w:numId w:val="15"/>
+              </w:numPr>
+              <w:jc w:val="center"/>
+              <w:rPr>
+                <w:color w:val="auto"/>
+              </w:rPr>
+            </w:pPr>
+          </w:p>
+        </w:tc>
+        <w:tc>
+          <w:tcPr>
+            <w:tcW w:w="1593" w:type="pct"/>
+          </w:tcPr>
+          <w:p>
+            <w:pPr>
+              <w:pStyle w:val="141"/>
+              <w:rPr>
+                <w:color w:val="auto"/>
+              </w:rPr>
+            </w:pPr>
+            <w:r>
+              <w:rPr>
+                <w:rFonts w:hint="eastAsia"/>
+                <w:color w:val="auto"/>
+              </w:rPr>
+              <w:t>是否刪除</w:t>
+            </w:r>
+          </w:p>
+        </w:tc>
+        <w:tc>
+          <w:tcPr>
+            <w:tcW w:w="873" w:type="pct"/>
+          </w:tcPr>
+          <w:p>
+            <w:pPr>
+              <w:pStyle w:val="141"/>
+              <w:rPr>
+                <w:color w:val="auto"/>
+              </w:rPr>
+            </w:pPr>
+            <w:r>
+              <w:rPr>
+                <w:rFonts w:hint="eastAsia"/>
+                <w:color w:val="auto"/>
+              </w:rPr>
+              <w:t>輸出</w:t>
+            </w:r>
+          </w:p>
+        </w:tc>
+        <w:tc>
+          <w:tcPr>
+            <w:tcW w:w="397" w:type="pct"/>
+          </w:tcPr>
+          <w:p>
+            <w:pPr>
+              <w:pStyle w:val="141"/>
+              <w:rPr>
+                <w:color w:val="auto"/>
+              </w:rPr>
+            </w:pPr>
+          </w:p>
+        </w:tc>
+        <w:tc>
+          <w:tcPr>
+            <w:tcW w:w="1747" w:type="pct"/>
+          </w:tcPr>
+          <w:p>
+            <w:pPr>
+              <w:pStyle w:val="141"/>
+            </w:pPr>
+            <w:r>
+              <w:rPr>
+                <w:rFonts w:hint="eastAsia"/>
+              </w:rPr>
+              <w:t>項目</w:t>
+            </w:r>
+            <w:r>
+              <w:rPr>
+                <w:rFonts w:hint="eastAsia"/>
+              </w:rPr>
+              <w:t>:</w:t>
+            </w:r>
+          </w:p>
+          <w:p>
+            <w:pPr>
+              <w:pStyle w:val="140"/>
+              <w:numPr>
+                <w:ilvl w:val="0"/>
+                <w:numId w:val="18"/>
+              </w:numPr>
+            </w:pPr>
+            <w:r>
+              <w:rPr>
+                <w:rFonts w:hint="eastAsia"/>
+              </w:rPr>
+              <w:t>是，</w:t>
+            </w:r>
+            <w:r>
+              <w:rPr>
+                <w:rFonts w:hint="eastAsia"/>
+              </w:rPr>
+              <w:t>Hover</w:t>
+            </w:r>
+            <w:r>
+              <w:rPr>
+                <w:rFonts w:hint="eastAsia"/>
+              </w:rPr>
+              <w:t>:</w:t>
+            </w:r>
+            <w:r>
+              <w:rPr>
+                <w:rFonts w:hint="eastAsia"/>
+              </w:rPr>
+              <w:t>刪除原因</w:t>
+            </w:r>
+            <w:r>
+              <w:rPr>
+                <w:rFonts w:hint="eastAsia"/>
+              </w:rPr>
+              <w:t xml:space="preserve"> </w:t>
+            </w:r>
+          </w:p>
+          <w:p>
+            <w:pPr>
+              <w:pStyle w:val="140"/>
+              <w:numPr>
+                <w:ilvl w:val="0"/>
+                <w:numId w:val="18"/>
+              </w:numPr>
+            </w:pPr>
+            <w:r>
+              <w:rPr>
+                <w:rFonts w:hint="eastAsia"/>
+              </w:rPr>
+              <w:t>否</w:t>
+            </w:r>
+          </w:p>
+        </w:tc>
+      </w:tr>
+    </w:tbl>
     <w:p>
       <w:pPr>
         <w:pStyle w:val="4"/>
@@ -5452,6 +11021,7 @@
         <w:rPr>
           <w:rFonts w:hint="eastAsia"/>
         </w:rPr>
+        <w:lastRenderedPageBreak/>
         <w:t>查詢</w:t>
       </w:r>
     </w:p>
@@ -5709,12 +11279,6 @@
             <w:pPr>
               <w:pStyle w:val="141"/>
             </w:pPr>
-            <w:r>
-              <w:rPr>
-                <w:rFonts w:hint="eastAsia"/>
-              </w:rPr>
-              <w:t>模糊查詢</w:t>
-            </w:r>
           </w:p>
         </w:tc>
       </w:tr>
@@ -5809,7 +11373,7 @@
               <w:rPr>
                 <w:rFonts w:hint="eastAsia"/>
               </w:rPr>
-              <w:t>模糊查詢</w:t>
+              <w:t>事件名稱關鍵字查詢</w:t>
             </w:r>
           </w:p>
         </w:tc>
@@ -5904,6 +11468,10 @@
           <w:p>
             <w:pPr>
               <w:pStyle w:val="140"/>
+              <w:numPr>
+                <w:ilvl w:val="0"/>
+                <w:numId w:val="68"/>
+              </w:numPr>
             </w:pPr>
             <w:r>
               <w:rPr>
@@ -6065,7 +11633,7 @@
               <w:pStyle w:val="140"/>
               <w:numPr>
                 <w:ilvl w:val="0"/>
-                <w:numId w:val="10"/>
+                <w:numId w:val="69"/>
               </w:numPr>
             </w:pPr>
             <w:r>
@@ -6396,6 +11964,7 @@
               <w:rPr>
                 <w:rFonts w:hint="eastAsia"/>
               </w:rPr>
+              <w:lastRenderedPageBreak/>
               <w:t>社會矚目事件</w:t>
             </w:r>
           </w:p>
@@ -6429,14 +11998,7 @@
               <w:rPr>
                 <w:rFonts w:hint="eastAsia"/>
               </w:rPr>
-              <w:t>公用氣體與油料管線、</w:t>
-            </w:r>
-            <w:r>
-              <w:rPr>
-                <w:rFonts w:hint="eastAsia"/>
-              </w:rPr>
-              <w:lastRenderedPageBreak/>
-              <w:t>輸電線路災害</w:t>
+              <w:t>公用氣體與油料管線、輸電線路災害</w:t>
             </w:r>
           </w:p>
           <w:p>
@@ -7277,6 +12839,7 @@
               <w:rPr>
                 <w:rFonts w:hint="eastAsia"/>
               </w:rPr>
+              <w:lastRenderedPageBreak/>
               <w:t>桃園市</w:t>
             </w:r>
           </w:p>
@@ -7337,7 +12900,6 @@
               <w:rPr>
                 <w:rFonts w:hint="eastAsia"/>
               </w:rPr>
-              <w:lastRenderedPageBreak/>
               <w:t>台中市</w:t>
             </w:r>
           </w:p>
@@ -8281,6 +13843,7 @@
               <w:rPr>
                 <w:color w:val="auto"/>
               </w:rPr>
+              <w:lastRenderedPageBreak/>
               <w:t>yyyy</w:t>
             </w:r>
             <w:r>
@@ -8353,6 +13916,7 @@
         <w:rPr>
           <w:rFonts w:hint="eastAsia"/>
         </w:rPr>
+        <w:lastRenderedPageBreak/>
         <w:t>事件監看紀錄維護</w:t>
       </w:r>
       <w:r>
@@ -10068,6 +15632,7 @@
               <w:rPr>
                 <w:rFonts w:hint="eastAsia"/>
               </w:rPr>
+              <w:lastRenderedPageBreak/>
               <w:t>以上</w:t>
             </w:r>
             <w:r>
@@ -12800,6 +18365,7 @@
               <w:rPr>
                 <w:rFonts w:hint="eastAsia"/>
               </w:rPr>
+              <w:lastRenderedPageBreak/>
               <w:t>儲存至資料庫</w:t>
             </w:r>
           </w:p>
@@ -13097,7 +18663,7 @@
               </w:numPr>
               <w:jc w:val="center"/>
               <w:rPr>
-                <w:color w:val="FF0000"/>
+                <w:color w:val="auto"/>
               </w:rPr>
             </w:pPr>
           </w:p>
@@ -13111,13 +18677,13 @@
               <w:pStyle w:val="141"/>
               <w:rPr>
                 <w:rFonts w:ascii="Arial" w:hAnsi="Arial" w:cs="Arial"/>
-                <w:color w:val="FF0000"/>
+                <w:color w:val="auto"/>
               </w:rPr>
             </w:pPr>
             <w:r>
               <w:rPr>
                 <w:rFonts w:ascii="Arial" w:hAnsi="Arial" w:cs="Arial" w:hint="eastAsia"/>
-                <w:color w:val="FF0000"/>
+                <w:color w:val="auto"/>
               </w:rPr>
               <w:t>建立日期</w:t>
             </w:r>
@@ -13132,13 +18698,13 @@
               <w:pStyle w:val="141"/>
               <w:rPr>
                 <w:rFonts w:ascii="Arial" w:hAnsi="Arial" w:cs="Arial"/>
-                <w:color w:val="FF0000"/>
+                <w:color w:val="auto"/>
               </w:rPr>
             </w:pPr>
             <w:r>
               <w:rPr>
                 <w:rFonts w:ascii="Arial" w:hAnsi="Arial" w:cs="Arial" w:hint="eastAsia"/>
-                <w:color w:val="FF0000"/>
+                <w:color w:val="auto"/>
               </w:rPr>
               <w:t>輸出</w:t>
             </w:r>
@@ -13153,7 +18719,7 @@
               <w:pStyle w:val="141"/>
               <w:jc w:val="center"/>
               <w:rPr>
-                <w:color w:val="FF0000"/>
+                <w:color w:val="auto"/>
               </w:rPr>
             </w:pPr>
           </w:p>
@@ -13188,10 +18754,14 @@
           <w:p>
             <w:pPr>
               <w:pStyle w:val="141"/>
-            </w:pPr>
-            <w:r>
-              <w:rPr>
-                <w:rFonts w:hint="eastAsia"/>
+              <w:rPr>
+                <w:color w:val="auto"/>
+              </w:rPr>
+            </w:pPr>
+            <w:r>
+              <w:rPr>
+                <w:rFonts w:hint="eastAsia"/>
+                <w:color w:val="auto"/>
               </w:rPr>
               <w:t>基本通報資訊</w:t>
             </w:r>
@@ -13717,19 +19287,7 @@
               <w:rPr>
                 <w:rFonts w:hint="eastAsia"/>
               </w:rPr>
-              <w:t>」一個月內，且</w:t>
-            </w:r>
-            <w:r>
-              <w:rPr>
-                <w:rFonts w:hint="eastAsia"/>
-              </w:rPr>
-              <w:t>發生地縣市</w:t>
-            </w:r>
-            <w:r>
-              <w:rPr>
-                <w:rFonts w:hint="eastAsia"/>
-              </w:rPr>
-              <w:t>位於所屬「區域」內且該災害尚未監聽</w:t>
+              <w:t>」一個月內，且該災害尚未監聽</w:t>
             </w:r>
           </w:p>
         </w:tc>
@@ -14541,6 +20099,9 @@
                 <w:ilvl w:val="0"/>
                 <w:numId w:val="55"/>
               </w:numPr>
+              <w:rPr>
+                <w:rFonts w:hint="eastAsia"/>
+              </w:rPr>
             </w:pPr>
             <w:r>
               <w:rPr>
@@ -14552,29 +20113,157 @@
           <w:p>
             <w:pPr>
               <w:pStyle w:val="140"/>
-            </w:pPr>
-            <w:r>
-              <w:rPr>
-                <w:rFonts w:hint="eastAsia"/>
-              </w:rPr>
-              <w:lastRenderedPageBreak/>
+              <w:numPr>
+                <w:ilvl w:val="0"/>
+                <w:numId w:val="55"/>
+              </w:numPr>
+              <w:rPr>
+                <w:rFonts w:hint="eastAsia"/>
+              </w:rPr>
+            </w:pPr>
+            <w:r>
+              <w:rPr>
+                <w:rFonts w:hint="eastAsia"/>
+              </w:rPr>
+              <w:t>土石流</w:t>
+            </w:r>
+          </w:p>
+          <w:p>
+            <w:pPr>
+              <w:pStyle w:val="140"/>
+              <w:numPr>
+                <w:ilvl w:val="0"/>
+                <w:numId w:val="55"/>
+              </w:numPr>
+              <w:rPr>
+                <w:rFonts w:hint="eastAsia"/>
+              </w:rPr>
+            </w:pPr>
+            <w:r>
+              <w:rPr>
+                <w:rFonts w:hint="eastAsia"/>
+              </w:rPr>
               <w:t>水災</w:t>
             </w:r>
           </w:p>
           <w:p>
             <w:pPr>
               <w:pStyle w:val="140"/>
-            </w:pPr>
-            <w:r>
-              <w:rPr>
-                <w:rFonts w:hint="eastAsia"/>
-              </w:rPr>
-              <w:t>震災（含土壤液化）</w:t>
+              <w:numPr>
+                <w:ilvl w:val="0"/>
+                <w:numId w:val="55"/>
+              </w:numPr>
+              <w:rPr>
+                <w:rFonts w:hint="eastAsia"/>
+              </w:rPr>
+            </w:pPr>
+            <w:r>
+              <w:rPr>
+                <w:rFonts w:hint="eastAsia"/>
+              </w:rPr>
+              <w:t>震災</w:t>
             </w:r>
           </w:p>
           <w:p>
             <w:pPr>
               <w:pStyle w:val="140"/>
+              <w:numPr>
+                <w:ilvl w:val="0"/>
+                <w:numId w:val="55"/>
+              </w:numPr>
+              <w:rPr>
+                <w:rFonts w:hint="eastAsia"/>
+              </w:rPr>
+            </w:pPr>
+            <w:r>
+              <w:rPr>
+                <w:rFonts w:hint="eastAsia"/>
+              </w:rPr>
+              <w:t>生物病原</w:t>
+            </w:r>
+          </w:p>
+          <w:p>
+            <w:pPr>
+              <w:pStyle w:val="140"/>
+              <w:numPr>
+                <w:ilvl w:val="0"/>
+                <w:numId w:val="55"/>
+              </w:numPr>
+              <w:rPr>
+                <w:rFonts w:hint="eastAsia"/>
+              </w:rPr>
+            </w:pPr>
+            <w:r>
+              <w:rPr>
+                <w:rFonts w:hint="eastAsia"/>
+              </w:rPr>
+              <w:t>火災</w:t>
+            </w:r>
+          </w:p>
+          <w:p>
+            <w:pPr>
+              <w:pStyle w:val="140"/>
+              <w:numPr>
+                <w:ilvl w:val="0"/>
+                <w:numId w:val="55"/>
+              </w:numPr>
+              <w:rPr>
+                <w:rFonts w:hint="eastAsia"/>
+              </w:rPr>
+            </w:pPr>
+            <w:r>
+              <w:rPr>
+                <w:rFonts w:hint="eastAsia"/>
+              </w:rPr>
+              <w:t>森林火災</w:t>
+            </w:r>
+          </w:p>
+          <w:p>
+            <w:pPr>
+              <w:pStyle w:val="140"/>
+              <w:numPr>
+                <w:ilvl w:val="0"/>
+                <w:numId w:val="55"/>
+              </w:numPr>
+              <w:rPr>
+                <w:rFonts w:hint="eastAsia"/>
+              </w:rPr>
+            </w:pPr>
+            <w:r>
+              <w:rPr>
+                <w:rFonts w:hint="eastAsia"/>
+              </w:rPr>
+              <w:t>毒性化學物質災害</w:t>
+            </w:r>
+          </w:p>
+          <w:p>
+            <w:pPr>
+              <w:pStyle w:val="140"/>
+              <w:numPr>
+                <w:ilvl w:val="0"/>
+                <w:numId w:val="55"/>
+              </w:numPr>
+              <w:rPr>
+                <w:rFonts w:hint="eastAsia"/>
+              </w:rPr>
+            </w:pPr>
+            <w:r>
+              <w:rPr>
+                <w:rFonts w:hint="eastAsia"/>
+              </w:rPr>
+              <w:t>輻射</w:t>
+            </w:r>
+          </w:p>
+          <w:p>
+            <w:pPr>
+              <w:pStyle w:val="140"/>
+              <w:numPr>
+                <w:ilvl w:val="0"/>
+                <w:numId w:val="55"/>
+              </w:numPr>
+              <w:rPr>
+                <w:rFonts w:hint="eastAsia"/>
+              </w:rPr>
             </w:pPr>
             <w:r>
               <w:rPr>
@@ -14586,6 +20275,13 @@
           <w:p>
             <w:pPr>
               <w:pStyle w:val="140"/>
+              <w:numPr>
+                <w:ilvl w:val="0"/>
+                <w:numId w:val="55"/>
+              </w:numPr>
+              <w:rPr>
+                <w:rFonts w:hint="eastAsia"/>
+              </w:rPr>
             </w:pPr>
             <w:r>
               <w:rPr>
@@ -14597,6 +20293,67 @@
           <w:p>
             <w:pPr>
               <w:pStyle w:val="140"/>
+              <w:numPr>
+                <w:ilvl w:val="0"/>
+                <w:numId w:val="55"/>
+              </w:numPr>
+              <w:rPr>
+                <w:rFonts w:hint="eastAsia"/>
+              </w:rPr>
+            </w:pPr>
+            <w:r>
+              <w:rPr>
+                <w:rFonts w:hint="eastAsia"/>
+              </w:rPr>
+              <w:t>陸上交通事故</w:t>
+            </w:r>
+          </w:p>
+          <w:p>
+            <w:pPr>
+              <w:pStyle w:val="140"/>
+              <w:numPr>
+                <w:ilvl w:val="0"/>
+                <w:numId w:val="55"/>
+              </w:numPr>
+              <w:rPr>
+                <w:rFonts w:hint="eastAsia"/>
+              </w:rPr>
+            </w:pPr>
+            <w:r>
+              <w:rPr>
+                <w:rFonts w:hint="eastAsia"/>
+              </w:rPr>
+              <w:t>其他</w:t>
+            </w:r>
+          </w:p>
+          <w:p>
+            <w:pPr>
+              <w:pStyle w:val="140"/>
+              <w:numPr>
+                <w:ilvl w:val="0"/>
+                <w:numId w:val="55"/>
+              </w:numPr>
+              <w:rPr>
+                <w:rFonts w:hint="eastAsia"/>
+              </w:rPr>
+            </w:pPr>
+            <w:r>
+              <w:rPr>
+                <w:rFonts w:hint="eastAsia"/>
+              </w:rPr>
+              <w:t>旱災</w:t>
+            </w:r>
+          </w:p>
+          <w:p>
+            <w:pPr>
+              <w:pStyle w:val="140"/>
+              <w:numPr>
+                <w:ilvl w:val="0"/>
+                <w:numId w:val="55"/>
+              </w:numPr>
+              <w:rPr>
+                <w:rFonts w:hint="eastAsia"/>
+              </w:rPr>
             </w:pPr>
             <w:r>
               <w:rPr>
@@ -14608,152 +20365,64 @@
           <w:p>
             <w:pPr>
               <w:pStyle w:val="140"/>
-            </w:pPr>
-            <w:r>
-              <w:rPr>
-                <w:rFonts w:hint="eastAsia"/>
-              </w:rPr>
-              <w:t>動植物</w:t>
-            </w:r>
-            <w:proofErr w:type="gramStart"/>
-            <w:r>
-              <w:rPr>
-                <w:rFonts w:hint="eastAsia"/>
-              </w:rPr>
-              <w:t>疫</w:t>
-            </w:r>
-            <w:proofErr w:type="gramEnd"/>
-            <w:r>
-              <w:rPr>
-                <w:rFonts w:hint="eastAsia"/>
-              </w:rPr>
-              <w:t>災</w:t>
+              <w:numPr>
+                <w:ilvl w:val="0"/>
+                <w:numId w:val="55"/>
+              </w:numPr>
+              <w:rPr>
+                <w:rFonts w:hint="eastAsia"/>
+              </w:rPr>
+            </w:pPr>
+            <w:r>
+              <w:rPr>
+                <w:rFonts w:hint="eastAsia"/>
+              </w:rPr>
+              <w:t>爆炸</w:t>
             </w:r>
           </w:p>
           <w:p>
             <w:pPr>
               <w:pStyle w:val="140"/>
-            </w:pPr>
-            <w:r>
-              <w:rPr>
-                <w:rFonts w:hint="eastAsia"/>
-              </w:rPr>
-              <w:t>生物病原災害</w:t>
+              <w:numPr>
+                <w:ilvl w:val="0"/>
+                <w:numId w:val="55"/>
+              </w:numPr>
+              <w:rPr>
+                <w:rFonts w:hint="eastAsia"/>
+              </w:rPr>
+            </w:pPr>
+            <w:r>
+              <w:rPr>
+                <w:rFonts w:hint="eastAsia"/>
+              </w:rPr>
+              <w:t>輸電線路災害</w:t>
             </w:r>
           </w:p>
           <w:p>
             <w:pPr>
               <w:pStyle w:val="140"/>
-            </w:pPr>
-            <w:r>
-              <w:rPr>
-                <w:rFonts w:hint="eastAsia"/>
-              </w:rPr>
-              <w:t>火災</w:t>
+              <w:numPr>
+                <w:ilvl w:val="0"/>
+                <w:numId w:val="55"/>
+              </w:numPr>
+              <w:rPr>
+                <w:rFonts w:hint="eastAsia"/>
+              </w:rPr>
+            </w:pPr>
+            <w:r>
+              <w:rPr>
+                <w:rFonts w:hint="eastAsia"/>
+              </w:rPr>
+              <w:t>公用氣體與油料管線</w:t>
             </w:r>
           </w:p>
           <w:p>
             <w:pPr>
               <w:pStyle w:val="140"/>
-            </w:pPr>
-            <w:r>
-              <w:rPr>
-                <w:rFonts w:hint="eastAsia"/>
-              </w:rPr>
-              <w:t>陸上交通事故</w:t>
-            </w:r>
-          </w:p>
-          <w:p>
-            <w:pPr>
-              <w:pStyle w:val="140"/>
-            </w:pPr>
-            <w:r>
-              <w:rPr>
-                <w:rFonts w:hint="eastAsia"/>
-              </w:rPr>
-              <w:t>工業管線災害</w:t>
-            </w:r>
-          </w:p>
-          <w:p>
-            <w:pPr>
-              <w:pStyle w:val="140"/>
-            </w:pPr>
-            <w:r>
-              <w:rPr>
-                <w:rFonts w:hint="eastAsia"/>
-              </w:rPr>
-              <w:t>爆炸</w:t>
-            </w:r>
-          </w:p>
-          <w:p>
-            <w:pPr>
-              <w:pStyle w:val="140"/>
-            </w:pPr>
-            <w:r>
-              <w:rPr>
-                <w:rFonts w:hint="eastAsia"/>
-              </w:rPr>
-              <w:t>公用氣體與油料管線、輸電線路災害</w:t>
-            </w:r>
-          </w:p>
-          <w:p>
-            <w:pPr>
-              <w:pStyle w:val="140"/>
-            </w:pPr>
-            <w:r>
-              <w:rPr>
-                <w:rFonts w:hint="eastAsia"/>
-              </w:rPr>
-              <w:t>輻射災害</w:t>
-            </w:r>
-          </w:p>
-          <w:p>
-            <w:pPr>
-              <w:pStyle w:val="140"/>
-            </w:pPr>
-            <w:r>
-              <w:rPr>
-                <w:rFonts w:hint="eastAsia"/>
-              </w:rPr>
-              <w:t>懸浮微粒物質災害</w:t>
-            </w:r>
-          </w:p>
-          <w:p>
-            <w:pPr>
-              <w:pStyle w:val="140"/>
-            </w:pPr>
-            <w:r>
-              <w:rPr>
-                <w:rFonts w:hint="eastAsia"/>
-              </w:rPr>
-              <w:t>旱災</w:t>
-            </w:r>
-          </w:p>
-          <w:p>
-            <w:pPr>
-              <w:pStyle w:val="140"/>
-            </w:pPr>
-            <w:r>
-              <w:rPr>
-                <w:rFonts w:hint="eastAsia"/>
-              </w:rPr>
-              <w:t>火山災害</w:t>
-            </w:r>
-          </w:p>
-          <w:p>
-            <w:pPr>
-              <w:pStyle w:val="140"/>
-            </w:pPr>
-            <w:r>
-              <w:rPr>
-                <w:rFonts w:hint="eastAsia"/>
-              </w:rPr>
-              <w:t>森林火災</w:t>
-            </w:r>
-          </w:p>
-          <w:p>
-            <w:pPr>
-              <w:pStyle w:val="140"/>
+              <w:numPr>
+                <w:ilvl w:val="0"/>
+                <w:numId w:val="55"/>
+              </w:numPr>
             </w:pPr>
             <w:r>
               <w:rPr>
@@ -14761,39 +20430,8 @@
               </w:rPr>
               <w:t>礦災</w:t>
             </w:r>
-          </w:p>
-          <w:p>
-            <w:pPr>
-              <w:pStyle w:val="140"/>
-            </w:pPr>
-            <w:r>
-              <w:rPr>
-                <w:rFonts w:hint="eastAsia"/>
-              </w:rPr>
-              <w:t>毒性及關注化學物質災害</w:t>
-            </w:r>
-          </w:p>
-          <w:p>
-            <w:pPr>
-              <w:pStyle w:val="140"/>
-            </w:pPr>
-            <w:r>
-              <w:rPr>
-                <w:rFonts w:hint="eastAsia"/>
-              </w:rPr>
-              <w:t>土石流及大規模崩塌災害</w:t>
-            </w:r>
-          </w:p>
-          <w:p>
-            <w:pPr>
-              <w:pStyle w:val="140"/>
-            </w:pPr>
-            <w:r>
-              <w:rPr>
-                <w:rFonts w:hint="eastAsia"/>
-              </w:rPr>
-              <w:t>其他</w:t>
-            </w:r>
+            <w:bookmarkStart w:id="10" w:name="_GoBack"/>
+            <w:bookmarkEnd w:id="10"/>
           </w:p>
         </w:tc>
       </w:tr>
@@ -15458,15 +21096,7 @@
                 <w:rFonts w:hint="eastAsia"/>
                 <w:color w:val="FF0000"/>
               </w:rPr>
-              <w:t>帶入個人基本資料「聯絡電</w:t>
-            </w:r>
-            <w:r>
-              <w:rPr>
-                <w:rFonts w:hint="eastAsia"/>
-                <w:color w:val="FF0000"/>
-              </w:rPr>
-              <w:lastRenderedPageBreak/>
-              <w:t>話」</w:t>
+              <w:t>帶入個人基本資料「聯絡電話」</w:t>
             </w:r>
             <w:r>
               <w:rPr>
@@ -19038,7 +24668,7 @@
       <w:pPr>
         <w:pStyle w:val="5"/>
       </w:pPr>
-      <w:bookmarkStart w:id="10" w:name="_Toc219471640"/>
+      <w:bookmarkStart w:id="11" w:name="_Toc219471640"/>
       <w:r>
         <w:rPr>
           <w:rFonts w:hint="eastAsia"/>
@@ -31004,13 +36634,22 @@
               <w:rPr>
                 <w:rFonts w:hint="eastAsia"/>
               </w:rPr>
+              <w:t>全部</w:t>
+            </w:r>
+          </w:p>
+          <w:p>
+            <w:pPr>
+              <w:pStyle w:val="140"/>
+              <w:numPr>
+                <w:ilvl w:val="0"/>
+                <w:numId w:val="51"/>
+              </w:numPr>
+            </w:pPr>
+            <w:r>
+              <w:rPr>
+                <w:rFonts w:hint="eastAsia"/>
+              </w:rPr>
               <w:t>台北區</w:t>
-            </w:r>
-            <w:r>
-              <w:rPr>
-                <w:rFonts w:hint="eastAsia"/>
-              </w:rPr>
-              <w:t>【預設】</w:t>
             </w:r>
           </w:p>
           <w:p>
@@ -32271,7 +37910,15 @@
                 <w:rFonts w:hint="eastAsia"/>
                 <w:shd w:val="pct15" w:color="auto" w:fill="FFFFFF"/>
               </w:rPr>
-              <w:t>筆寒害</w:t>
+              <w:t>筆</w:t>
+            </w:r>
+            <w:r>
+              <w:rPr>
+                <w:rFonts w:hint="eastAsia"/>
+                <w:shd w:val="pct15" w:color="auto" w:fill="FFFFFF"/>
+              </w:rPr>
+              <w:lastRenderedPageBreak/>
+              <w:t>寒害</w:t>
             </w:r>
             <w:r>
               <w:rPr>
@@ -33329,8 +38976,6 @@
               </w:rPr>
               <w:t>總</w:t>
             </w:r>
-            <w:bookmarkStart w:id="11" w:name="_GoBack"/>
-            <w:bookmarkEnd w:id="11"/>
             <w:r>
               <w:rPr>
                 <w:rFonts w:hint="eastAsia"/>
@@ -33416,9 +39061,6 @@
           <w:p>
             <w:pPr>
               <w:pStyle w:val="141"/>
-              <w:rPr>
-                <w:rFonts w:hint="eastAsia"/>
-              </w:rPr>
             </w:pPr>
             <w:r>
               <w:rPr>
@@ -36484,7 +42126,6 @@
                 <w:rFonts w:hint="eastAsia"/>
                 <w:color w:val="auto"/>
               </w:rPr>
-              <w:lastRenderedPageBreak/>
               <w:t>點擊後下載報表</w:t>
             </w:r>
           </w:p>
@@ -36583,7 +42224,6 @@
               <w:rPr>
                 <w:rFonts w:hint="eastAsia"/>
               </w:rPr>
-              <w:lastRenderedPageBreak/>
               <w:t>總表</w:t>
             </w:r>
             <w:r>
@@ -38382,7 +44022,14 @@
               <w:rPr>
                 <w:rFonts w:hint="eastAsia"/>
               </w:rPr>
-              <w:t>』活動數量</w:t>
+              <w:t>』活動數</w:t>
+            </w:r>
+            <w:r>
+              <w:rPr>
+                <w:rFonts w:hint="eastAsia"/>
+              </w:rPr>
+              <w:lastRenderedPageBreak/>
+              <w:t>量</w:t>
             </w:r>
           </w:p>
         </w:tc>
@@ -38405,7 +44052,7 @@
         <w:lastRenderedPageBreak/>
         <w:t>自動發送電子郵件</w:t>
       </w:r>
-      <w:bookmarkEnd w:id="10"/>
+      <w:bookmarkEnd w:id="11"/>
     </w:p>
     <w:p>
       <w:pPr>
@@ -39032,7 +44679,7 @@
           <w:rPr>
             <w:noProof/>
           </w:rPr>
-          <w:t>25</w:t>
+          <w:t>21</w:t>
         </w:r>
         <w:r>
           <w:fldChar w:fldCharType="end"/>
@@ -41065,7 +46712,7 @@
       <w:lvlText w:val="%1."/>
       <w:lvlJc w:val="left"/>
       <w:pPr>
-        <w:ind w:left="227" w:hanging="216"/>
+        <w:ind w:left="216" w:hanging="216"/>
       </w:pPr>
       <w:rPr>
         <w:rFonts w:hint="eastAsia"/>
@@ -41677,6 +47324,39 @@
   </w:num>
   <w:num w:numId="67">
     <w:abstractNumId w:val="15"/>
+  </w:num>
+  <w:num w:numId="68">
+    <w:abstractNumId w:val="18"/>
+    <w:lvlOverride w:ilvl="0">
+      <w:startOverride w:val="1"/>
+    </w:lvlOverride>
+  </w:num>
+  <w:num w:numId="69">
+    <w:abstractNumId w:val="18"/>
+    <w:lvlOverride w:ilvl="0">
+      <w:startOverride w:val="1"/>
+    </w:lvlOverride>
+  </w:num>
+  <w:num w:numId="70">
+    <w:abstractNumId w:val="18"/>
+    <w:lvlOverride w:ilvl="0">
+      <w:startOverride w:val="1"/>
+    </w:lvlOverride>
+  </w:num>
+  <w:num w:numId="71">
+    <w:abstractNumId w:val="18"/>
+    <w:lvlOverride w:ilvl="0">
+      <w:startOverride w:val="1"/>
+    </w:lvlOverride>
+  </w:num>
+  <w:num w:numId="72">
+    <w:abstractNumId w:val="18"/>
+  </w:num>
+  <w:num w:numId="73">
+    <w:abstractNumId w:val="18"/>
+    <w:lvlOverride w:ilvl="0">
+      <w:startOverride w:val="1"/>
+    </w:lvlOverride>
   </w:num>
   <w:numIdMacAtCleanup w:val="64"/>
 </w:numbering>
@@ -44048,7 +49728,7 @@
 </file>
 
 <file path=customXml/itemProps1.xml><?xml version="1.0" encoding="utf-8"?>
-<ds:datastoreItem xmlns:ds="http://schemas.openxmlformats.org/officeDocument/2006/customXml" ds:itemID="{91F93C61-90A9-4B49-9674-142F9D867A7F}">
+<ds:datastoreItem xmlns:ds="http://schemas.openxmlformats.org/officeDocument/2006/customXml" ds:itemID="{9F98D4F7-6054-41FF-98F5-8622B350CF12}">
   <ds:schemaRefs>
     <ds:schemaRef ds:uri="http://schemas.openxmlformats.org/officeDocument/2006/bibliography"/>
   </ds:schemaRefs>

--- a/系統分析/需求規格書.docx
+++ b/系統分析/需求規格書.docx
@@ -4582,6 +4582,13 @@
                 <w:color w:val="auto"/>
               </w:rPr>
             </w:pPr>
+            <w:r>
+              <w:rPr>
+                <w:rFonts w:hint="eastAsia"/>
+                <w:color w:val="auto"/>
+              </w:rPr>
+              <w:t>資產管理</w:t>
+            </w:r>
           </w:p>
         </w:tc>
         <w:tc>
@@ -4595,6 +4602,20 @@
                 <w:color w:val="auto"/>
               </w:rPr>
             </w:pPr>
+            <w:r>
+              <w:rPr>
+                <w:rFonts w:hint="eastAsia"/>
+                <w:color w:val="auto"/>
+              </w:rPr>
+              <w:t>REMOC</w:t>
+            </w:r>
+            <w:r>
+              <w:rPr>
+                <w:rFonts w:hint="eastAsia"/>
+                <w:color w:val="auto"/>
+              </w:rPr>
+              <w:t>資產管理</w:t>
+            </w:r>
           </w:p>
         </w:tc>
         <w:tc>
@@ -4609,6 +4630,12 @@
                 <w:color w:val="auto"/>
               </w:rPr>
             </w:pPr>
+            <w:r>
+              <w:rPr>
+                <w:color w:val="auto"/>
+              </w:rPr>
+              <w:t>V</w:t>
+            </w:r>
           </w:p>
         </w:tc>
         <w:tc>
@@ -4623,6 +4650,12 @@
                 <w:color w:val="auto"/>
               </w:rPr>
             </w:pPr>
+            <w:r>
+              <w:rPr>
+                <w:color w:val="auto"/>
+              </w:rPr>
+              <w:t>V</w:t>
+            </w:r>
           </w:p>
         </w:tc>
         <w:tc>
@@ -4637,6 +4670,450 @@
                 <w:color w:val="auto"/>
               </w:rPr>
             </w:pPr>
+            <w:r>
+              <w:rPr>
+                <w:color w:val="auto"/>
+              </w:rPr>
+              <w:t>V</w:t>
+            </w:r>
+          </w:p>
+        </w:tc>
+        <w:tc>
+          <w:tcPr>
+            <w:tcW w:w="482" w:type="dxa"/>
+            <w:vAlign w:val="center"/>
+          </w:tcPr>
+          <w:p>
+            <w:pPr>
+              <w:pStyle w:val="141"/>
+              <w:rPr>
+                <w:color w:val="auto"/>
+              </w:rPr>
+            </w:pPr>
+          </w:p>
+        </w:tc>
+        <w:tc>
+          <w:tcPr>
+            <w:tcW w:w="482" w:type="dxa"/>
+            <w:vAlign w:val="center"/>
+          </w:tcPr>
+          <w:p>
+            <w:pPr>
+              <w:pStyle w:val="141"/>
+              <w:rPr>
+                <w:color w:val="auto"/>
+              </w:rPr>
+            </w:pPr>
+          </w:p>
+        </w:tc>
+        <w:tc>
+          <w:tcPr>
+            <w:tcW w:w="482" w:type="dxa"/>
+            <w:vAlign w:val="center"/>
+          </w:tcPr>
+          <w:p>
+            <w:pPr>
+              <w:pStyle w:val="141"/>
+              <w:rPr>
+                <w:color w:val="auto"/>
+              </w:rPr>
+            </w:pPr>
+          </w:p>
+        </w:tc>
+        <w:tc>
+          <w:tcPr>
+            <w:tcW w:w="482" w:type="dxa"/>
+            <w:vAlign w:val="center"/>
+          </w:tcPr>
+          <w:p>
+            <w:pPr>
+              <w:pStyle w:val="141"/>
+              <w:rPr>
+                <w:color w:val="auto"/>
+              </w:rPr>
+            </w:pPr>
+          </w:p>
+        </w:tc>
+        <w:tc>
+          <w:tcPr>
+            <w:tcW w:w="482" w:type="dxa"/>
+            <w:vAlign w:val="center"/>
+          </w:tcPr>
+          <w:p>
+            <w:pPr>
+              <w:pStyle w:val="141"/>
+              <w:rPr>
+                <w:color w:val="auto"/>
+              </w:rPr>
+            </w:pPr>
+          </w:p>
+        </w:tc>
+      </w:tr>
+      <w:tr>
+        <w:tc>
+          <w:tcPr>
+            <w:tcW w:w="442" w:type="dxa"/>
+          </w:tcPr>
+          <w:p>
+            <w:pPr>
+              <w:pStyle w:val="141"/>
+              <w:numPr>
+                <w:ilvl w:val="0"/>
+                <w:numId w:val="5"/>
+              </w:numPr>
+              <w:rPr>
+                <w:color w:val="auto"/>
+                <w:szCs w:val="24"/>
+              </w:rPr>
+            </w:pPr>
+          </w:p>
+        </w:tc>
+        <w:tc>
+          <w:tcPr>
+            <w:tcW w:w="1538" w:type="dxa"/>
+            <w:vAlign w:val="center"/>
+          </w:tcPr>
+          <w:p>
+            <w:pPr>
+              <w:pStyle w:val="141"/>
+              <w:rPr>
+                <w:color w:val="auto"/>
+              </w:rPr>
+            </w:pPr>
+          </w:p>
+        </w:tc>
+        <w:tc>
+          <w:tcPr>
+            <w:tcW w:w="1874" w:type="dxa"/>
+            <w:vAlign w:val="center"/>
+          </w:tcPr>
+          <w:p>
+            <w:pPr>
+              <w:pStyle w:val="141"/>
+              <w:rPr>
+                <w:color w:val="auto"/>
+              </w:rPr>
+            </w:pPr>
+            <w:r>
+              <w:rPr>
+                <w:rFonts w:hint="eastAsia"/>
+                <w:color w:val="auto"/>
+              </w:rPr>
+              <w:t>統計分析表</w:t>
+            </w:r>
+          </w:p>
+        </w:tc>
+        <w:tc>
+          <w:tcPr>
+            <w:tcW w:w="1924" w:type="dxa"/>
+          </w:tcPr>
+          <w:p>
+            <w:pPr>
+              <w:pStyle w:val="141"/>
+              <w:rPr>
+                <w:color w:val="auto"/>
+              </w:rPr>
+            </w:pPr>
+            <w:r>
+              <w:rPr>
+                <w:rFonts w:hint="eastAsia"/>
+                <w:color w:val="auto"/>
+              </w:rPr>
+              <w:t>事件監看</w:t>
+            </w:r>
+            <w:r>
+              <w:rPr>
+                <w:rFonts w:hint="eastAsia"/>
+                <w:color w:val="auto"/>
+              </w:rPr>
+              <w:t>(</w:t>
+            </w:r>
+            <w:r>
+              <w:rPr>
+                <w:rFonts w:hint="eastAsia"/>
+                <w:color w:val="auto"/>
+              </w:rPr>
+              <w:t>含應變</w:t>
+            </w:r>
+            <w:r>
+              <w:rPr>
+                <w:rFonts w:hint="eastAsia"/>
+                <w:color w:val="auto"/>
+              </w:rPr>
+              <w:t>)</w:t>
+            </w:r>
+            <w:r>
+              <w:rPr>
+                <w:rFonts w:hint="eastAsia"/>
+                <w:color w:val="auto"/>
+              </w:rPr>
+              <w:t>統計表</w:t>
+            </w:r>
+          </w:p>
+        </w:tc>
+        <w:tc>
+          <w:tcPr>
+            <w:tcW w:w="482" w:type="dxa"/>
+            <w:vAlign w:val="center"/>
+          </w:tcPr>
+          <w:p>
+            <w:pPr>
+              <w:pStyle w:val="141"/>
+              <w:rPr>
+                <w:color w:val="auto"/>
+              </w:rPr>
+            </w:pPr>
+            <w:r>
+              <w:rPr>
+                <w:color w:val="auto"/>
+              </w:rPr>
+              <w:t>V</w:t>
+            </w:r>
+          </w:p>
+        </w:tc>
+        <w:tc>
+          <w:tcPr>
+            <w:tcW w:w="482" w:type="dxa"/>
+            <w:vAlign w:val="center"/>
+          </w:tcPr>
+          <w:p>
+            <w:pPr>
+              <w:pStyle w:val="141"/>
+              <w:rPr>
+                <w:color w:val="auto"/>
+              </w:rPr>
+            </w:pPr>
+            <w:r>
+              <w:rPr>
+                <w:color w:val="auto"/>
+              </w:rPr>
+              <w:t>V</w:t>
+            </w:r>
+          </w:p>
+        </w:tc>
+        <w:tc>
+          <w:tcPr>
+            <w:tcW w:w="482" w:type="dxa"/>
+            <w:vAlign w:val="center"/>
+          </w:tcPr>
+          <w:p>
+            <w:pPr>
+              <w:pStyle w:val="141"/>
+              <w:rPr>
+                <w:color w:val="auto"/>
+              </w:rPr>
+            </w:pPr>
+            <w:r>
+              <w:rPr>
+                <w:color w:val="auto"/>
+              </w:rPr>
+              <w:t>V</w:t>
+            </w:r>
+          </w:p>
+        </w:tc>
+        <w:tc>
+          <w:tcPr>
+            <w:tcW w:w="482" w:type="dxa"/>
+            <w:vAlign w:val="center"/>
+          </w:tcPr>
+          <w:p>
+            <w:pPr>
+              <w:pStyle w:val="141"/>
+              <w:rPr>
+                <w:color w:val="auto"/>
+              </w:rPr>
+            </w:pPr>
+          </w:p>
+        </w:tc>
+        <w:tc>
+          <w:tcPr>
+            <w:tcW w:w="482" w:type="dxa"/>
+            <w:vAlign w:val="center"/>
+          </w:tcPr>
+          <w:p>
+            <w:pPr>
+              <w:pStyle w:val="141"/>
+              <w:rPr>
+                <w:color w:val="auto"/>
+              </w:rPr>
+            </w:pPr>
+          </w:p>
+        </w:tc>
+        <w:tc>
+          <w:tcPr>
+            <w:tcW w:w="482" w:type="dxa"/>
+            <w:vAlign w:val="center"/>
+          </w:tcPr>
+          <w:p>
+            <w:pPr>
+              <w:pStyle w:val="141"/>
+              <w:rPr>
+                <w:color w:val="auto"/>
+              </w:rPr>
+            </w:pPr>
+          </w:p>
+        </w:tc>
+        <w:tc>
+          <w:tcPr>
+            <w:tcW w:w="482" w:type="dxa"/>
+            <w:vAlign w:val="center"/>
+          </w:tcPr>
+          <w:p>
+            <w:pPr>
+              <w:pStyle w:val="141"/>
+              <w:rPr>
+                <w:color w:val="auto"/>
+              </w:rPr>
+            </w:pPr>
+          </w:p>
+        </w:tc>
+        <w:tc>
+          <w:tcPr>
+            <w:tcW w:w="482" w:type="dxa"/>
+            <w:vAlign w:val="center"/>
+          </w:tcPr>
+          <w:p>
+            <w:pPr>
+              <w:pStyle w:val="141"/>
+              <w:rPr>
+                <w:color w:val="auto"/>
+              </w:rPr>
+            </w:pPr>
+          </w:p>
+        </w:tc>
+      </w:tr>
+      <w:tr>
+        <w:tc>
+          <w:tcPr>
+            <w:tcW w:w="442" w:type="dxa"/>
+          </w:tcPr>
+          <w:p>
+            <w:pPr>
+              <w:pStyle w:val="141"/>
+              <w:numPr>
+                <w:ilvl w:val="0"/>
+                <w:numId w:val="5"/>
+              </w:numPr>
+              <w:rPr>
+                <w:color w:val="auto"/>
+                <w:szCs w:val="24"/>
+              </w:rPr>
+            </w:pPr>
+          </w:p>
+        </w:tc>
+        <w:tc>
+          <w:tcPr>
+            <w:tcW w:w="1538" w:type="dxa"/>
+            <w:vAlign w:val="center"/>
+          </w:tcPr>
+          <w:p>
+            <w:pPr>
+              <w:pStyle w:val="141"/>
+              <w:rPr>
+                <w:color w:val="auto"/>
+              </w:rPr>
+            </w:pPr>
+          </w:p>
+        </w:tc>
+        <w:tc>
+          <w:tcPr>
+            <w:tcW w:w="1874" w:type="dxa"/>
+            <w:vAlign w:val="center"/>
+          </w:tcPr>
+          <w:p>
+            <w:pPr>
+              <w:pStyle w:val="141"/>
+              <w:rPr>
+                <w:color w:val="auto"/>
+              </w:rPr>
+            </w:pPr>
+          </w:p>
+        </w:tc>
+        <w:tc>
+          <w:tcPr>
+            <w:tcW w:w="1924" w:type="dxa"/>
+          </w:tcPr>
+          <w:p>
+            <w:pPr>
+              <w:pStyle w:val="141"/>
+              <w:rPr>
+                <w:color w:val="auto"/>
+              </w:rPr>
+            </w:pPr>
+            <w:r>
+              <w:rPr>
+                <w:rFonts w:hint="eastAsia"/>
+                <w:color w:val="auto"/>
+              </w:rPr>
+              <w:t>REMOC</w:t>
+            </w:r>
+            <w:r>
+              <w:rPr>
+                <w:rFonts w:hint="eastAsia"/>
+                <w:color w:val="auto"/>
+              </w:rPr>
+              <w:t>年度報表</w:t>
+            </w:r>
+          </w:p>
+        </w:tc>
+        <w:tc>
+          <w:tcPr>
+            <w:tcW w:w="482" w:type="dxa"/>
+            <w:vAlign w:val="center"/>
+          </w:tcPr>
+          <w:p>
+            <w:pPr>
+              <w:pStyle w:val="141"/>
+              <w:rPr>
+                <w:color w:val="auto"/>
+              </w:rPr>
+            </w:pPr>
+            <w:r>
+              <w:rPr>
+                <w:color w:val="auto"/>
+              </w:rPr>
+              <w:t>V</w:t>
+            </w:r>
+          </w:p>
+        </w:tc>
+        <w:tc>
+          <w:tcPr>
+            <w:tcW w:w="482" w:type="dxa"/>
+            <w:vAlign w:val="center"/>
+          </w:tcPr>
+          <w:p>
+            <w:pPr>
+              <w:pStyle w:val="141"/>
+              <w:rPr>
+                <w:color w:val="auto"/>
+              </w:rPr>
+            </w:pPr>
+            <w:r>
+              <w:rPr>
+                <w:color w:val="auto"/>
+              </w:rPr>
+              <w:t>V</w:t>
+            </w:r>
+          </w:p>
+        </w:tc>
+        <w:tc>
+          <w:tcPr>
+            <w:tcW w:w="482" w:type="dxa"/>
+            <w:vAlign w:val="center"/>
+          </w:tcPr>
+          <w:p>
+            <w:pPr>
+              <w:pStyle w:val="141"/>
+              <w:rPr>
+                <w:color w:val="auto"/>
+              </w:rPr>
+            </w:pPr>
+            <w:r>
+              <w:rPr>
+                <w:color w:val="auto"/>
+              </w:rPr>
+              <w:t>V</w:t>
+            </w:r>
           </w:p>
         </w:tc>
         <w:tc>
@@ -5080,26 +5557,12 @@
                 <w:rFonts w:hint="eastAsia"/>
                 <w:u w:val="single"/>
               </w:rPr>
-              <w:t>查詢</w:t>
-            </w:r>
-            <w:r>
-              <w:rPr>
-                <w:rFonts w:hint="eastAsia"/>
+              <w:t>查詢列表欄位說明</w:t>
+            </w:r>
+            <w:r>
+              <w:rPr>
                 <w:u w:val="single"/>
               </w:rPr>
-              <w:t>列</w:t>
-            </w:r>
-            <w:r>
-              <w:rPr>
-                <w:rFonts w:hint="eastAsia"/>
-                <w:u w:val="single"/>
-              </w:rPr>
-              <w:t>表欄位說明</w:t>
-            </w:r>
-            <w:r>
-              <w:rPr>
-                <w:u w:val="single"/>
-              </w:rPr>
               <w:fldChar w:fldCharType="end"/>
             </w:r>
           </w:p>
@@ -5111,21 +5574,12 @@
                 <w:numId w:val="0"/>
               </w:numPr>
               <w:ind w:left="216" w:hanging="216"/>
-              <w:rPr>
-                <w:rFonts w:hint="eastAsia"/>
-              </w:rPr>
-            </w:pPr>
-            <w:r>
-              <w:rPr>
-                <w:rFonts w:hint="eastAsia"/>
-              </w:rPr>
-              <w:t>不需要『入院日期</w:t>
-            </w:r>
-            <w:r>
-              <w:rPr>
-                <w:rFonts w:hint="eastAsia"/>
-              </w:rPr>
-              <w:t>』</w:t>
+            </w:pPr>
+            <w:r>
+              <w:rPr>
+                <w:rFonts w:hint="eastAsia"/>
+              </w:rPr>
+              <w:t>不需要『入院日期』</w:t>
             </w:r>
           </w:p>
         </w:tc>
@@ -8475,7 +8929,6 @@
               <w:rPr>
                 <w:rFonts w:hint="eastAsia"/>
               </w:rPr>
-              <w:lastRenderedPageBreak/>
               <w:t>一般病房</w:t>
             </w:r>
             <w:r>
@@ -9303,6 +9756,7 @@
               <w:rPr>
                 <w:rFonts w:hint="eastAsia"/>
               </w:rPr>
+              <w:lastRenderedPageBreak/>
               <w:t>於系統日期的資料。</w:t>
             </w:r>
           </w:p>
@@ -11368,9 +11822,6 @@
     <w:p>
       <w:pPr>
         <w:pStyle w:val="3"/>
-        <w:rPr>
-          <w:rFonts w:hint="eastAsia"/>
-        </w:rPr>
       </w:pPr>
       <w:r>
         <w:rPr>
@@ -11382,9 +11833,6 @@
     <w:p>
       <w:pPr>
         <w:pStyle w:val="4"/>
-        <w:rPr>
-          <w:rFonts w:hint="eastAsia"/>
-        </w:rPr>
       </w:pPr>
       <w:r>
         <w:rPr>
@@ -11396,14 +11844,12 @@
     <w:p>
       <w:pPr>
         <w:pStyle w:val="5"/>
-        <w:rPr>
-          <w:rFonts w:hint="eastAsia"/>
-        </w:rPr>
       </w:pPr>
       <w:r>
         <w:rPr>
           <w:rFonts w:hint="eastAsia"/>
         </w:rPr>
+        <w:lastRenderedPageBreak/>
         <w:t>緊急醫療救護傷患通報查詢維護</w:t>
       </w:r>
     </w:p>
@@ -12663,7 +13109,14 @@
               <w:rPr>
                 <w:rFonts w:hint="eastAsia"/>
               </w:rPr>
-              <w:t>衛生福利部】</w:t>
+              <w:t>衛生福利</w:t>
+            </w:r>
+            <w:r>
+              <w:rPr>
+                <w:rFonts w:hint="eastAsia"/>
+              </w:rPr>
+              <w:lastRenderedPageBreak/>
+              <w:t>部】</w:t>
             </w:r>
           </w:p>
           <w:p>
@@ -12752,7 +13205,6 @@
               <w:rPr>
                 <w:rFonts w:hint="eastAsia"/>
               </w:rPr>
-              <w:lastRenderedPageBreak/>
               <w:t>資料來源：資料表「</w:t>
             </w:r>
             <w:r>
@@ -13270,7 +13722,6 @@
             <w:pPr>
               <w:pStyle w:val="141"/>
               <w:rPr>
-                <w:rFonts w:hint="eastAsia"/>
                 <w:color w:val="auto"/>
               </w:rPr>
             </w:pPr>
@@ -13319,7 +13770,6 @@
             <w:pPr>
               <w:pStyle w:val="141"/>
               <w:rPr>
-                <w:rFonts w:hint="eastAsia"/>
                 <w:color w:val="auto"/>
               </w:rPr>
             </w:pPr>
@@ -13352,9 +13802,6 @@
           <w:p>
             <w:pPr>
               <w:pStyle w:val="141"/>
-              <w:rPr>
-                <w:rFonts w:hint="eastAsia"/>
-              </w:rPr>
             </w:pPr>
           </w:p>
         </w:tc>
@@ -13386,7 +13833,6 @@
             <w:pPr>
               <w:pStyle w:val="141"/>
               <w:rPr>
-                <w:rFonts w:hint="eastAsia"/>
                 <w:color w:val="auto"/>
               </w:rPr>
             </w:pPr>
@@ -13435,7 +13881,6 @@
             <w:pPr>
               <w:pStyle w:val="141"/>
               <w:rPr>
-                <w:rFonts w:hint="eastAsia"/>
                 <w:color w:val="auto"/>
               </w:rPr>
             </w:pPr>
@@ -13468,9 +13913,6 @@
           <w:p>
             <w:pPr>
               <w:pStyle w:val="141"/>
-              <w:rPr>
-                <w:rFonts w:hint="eastAsia"/>
-              </w:rPr>
             </w:pPr>
           </w:p>
         </w:tc>
@@ -13748,15 +14190,19 @@
                 <w:ilvl w:val="0"/>
                 <w:numId w:val="0"/>
               </w:numPr>
-              <w:rPr>
-                <w:rFonts w:hint="eastAsia"/>
-              </w:rPr>
-            </w:pPr>
-            <w:r>
-              <w:rPr>
-                <w:rFonts w:hint="eastAsia"/>
-              </w:rPr>
-              <w:t>依選取【收治單位縣市】呈現選單</w:t>
+            </w:pPr>
+            <w:r>
+              <w:rPr>
+                <w:rFonts w:hint="eastAsia"/>
+              </w:rPr>
+              <w:t>依選取【收治單位縣市】呈</w:t>
+            </w:r>
+            <w:r>
+              <w:rPr>
+                <w:rFonts w:hint="eastAsia"/>
+              </w:rPr>
+              <w:lastRenderedPageBreak/>
+              <w:t>現選單</w:t>
             </w:r>
           </w:p>
         </w:tc>
@@ -14038,7 +14484,6 @@
         <w:rPr>
           <w:rFonts w:hint="eastAsia"/>
         </w:rPr>
-        <w:lastRenderedPageBreak/>
         <w:t>緊急醫療救護傷患通報查詢維護</w:t>
       </w:r>
       <w:r>
@@ -15053,7 +15498,6 @@
             <w:pPr>
               <w:pStyle w:val="141"/>
               <w:rPr>
-                <w:rFonts w:hint="eastAsia"/>
                 <w:color w:val="auto"/>
               </w:rPr>
             </w:pPr>
@@ -15099,9 +15543,6 @@
           <w:p>
             <w:pPr>
               <w:pStyle w:val="141"/>
-              <w:rPr>
-                <w:rFonts w:hint="eastAsia"/>
-              </w:rPr>
             </w:pPr>
             <w:r>
               <w:rPr>
@@ -15145,7 +15586,6 @@
             <w:pPr>
               <w:pStyle w:val="141"/>
               <w:rPr>
-                <w:rFonts w:hint="eastAsia"/>
                 <w:color w:val="auto"/>
               </w:rPr>
             </w:pPr>
@@ -15191,9 +15631,6 @@
           <w:p>
             <w:pPr>
               <w:pStyle w:val="141"/>
-              <w:rPr>
-                <w:rFonts w:hint="eastAsia"/>
-              </w:rPr>
             </w:pPr>
             <w:r>
               <w:rPr>
@@ -15261,7 +15698,6 @@
             <w:pPr>
               <w:pStyle w:val="141"/>
               <w:rPr>
-                <w:rFonts w:hint="eastAsia"/>
                 <w:color w:val="auto"/>
               </w:rPr>
             </w:pPr>
@@ -15318,9 +15754,6 @@
           <w:p>
             <w:pPr>
               <w:pStyle w:val="141"/>
-              <w:rPr>
-                <w:rFonts w:hint="eastAsia"/>
-              </w:rPr>
             </w:pPr>
             <w:r>
               <w:rPr>
@@ -15427,7 +15860,6 @@
             <w:pPr>
               <w:pStyle w:val="141"/>
               <w:rPr>
-                <w:rFonts w:hint="eastAsia"/>
                 <w:color w:val="auto"/>
               </w:rPr>
             </w:pPr>
@@ -15473,9 +15905,6 @@
           <w:p>
             <w:pPr>
               <w:pStyle w:val="141"/>
-              <w:rPr>
-                <w:rFonts w:hint="eastAsia"/>
-              </w:rPr>
             </w:pPr>
             <w:r>
               <w:rPr>
@@ -15845,14 +16274,7 @@
               <w:rPr>
                 <w:rFonts w:hint="eastAsia"/>
               </w:rPr>
-              <w:t>多筆地區以</w:t>
-            </w:r>
-            <w:r>
-              <w:rPr>
-                <w:rFonts w:hint="eastAsia"/>
-              </w:rPr>
-              <w:lastRenderedPageBreak/>
-              <w:t>第一筆做為發生地，如有台灣顯示台灣。</w:t>
+              <w:t>多筆地區以第一筆做為發生地，如有台灣顯示台灣。</w:t>
             </w:r>
           </w:p>
         </w:tc>
@@ -15883,9 +16305,6 @@
           <w:p>
             <w:pPr>
               <w:pStyle w:val="141"/>
-              <w:rPr>
-                <w:rFonts w:hint="eastAsia"/>
-              </w:rPr>
             </w:pPr>
             <w:r>
               <w:rPr>
@@ -15903,7 +16322,6 @@
             <w:pPr>
               <w:pStyle w:val="141"/>
               <w:rPr>
-                <w:rFonts w:hint="eastAsia"/>
                 <w:color w:val="auto"/>
               </w:rPr>
             </w:pPr>
@@ -16013,9 +16431,6 @@
           <w:p>
             <w:pPr>
               <w:pStyle w:val="141"/>
-              <w:rPr>
-                <w:rFonts w:hint="eastAsia"/>
-              </w:rPr>
             </w:pPr>
             <w:r>
               <w:rPr>
@@ -16033,7 +16448,6 @@
             <w:pPr>
               <w:pStyle w:val="141"/>
               <w:rPr>
-                <w:rFonts w:hint="eastAsia"/>
                 <w:color w:val="auto"/>
               </w:rPr>
             </w:pPr>
@@ -16066,9 +16480,6 @@
           <w:p>
             <w:pPr>
               <w:pStyle w:val="141"/>
-              <w:rPr>
-                <w:rFonts w:hint="eastAsia"/>
-              </w:rPr>
             </w:pPr>
           </w:p>
         </w:tc>
@@ -16349,9 +16760,6 @@
           <w:p>
             <w:pPr>
               <w:pStyle w:val="141"/>
-              <w:rPr>
-                <w:rFonts w:hint="eastAsia"/>
-              </w:rPr>
             </w:pPr>
             <w:r>
               <w:rPr>
@@ -16370,7 +16778,6 @@
             <w:pPr>
               <w:pStyle w:val="141"/>
               <w:rPr>
-                <w:rFonts w:hint="eastAsia"/>
                 <w:color w:val="auto"/>
               </w:rPr>
             </w:pPr>
@@ -16600,8 +17007,6 @@
               </w:rPr>
               <w:t>病</w:t>
             </w:r>
-            <w:bookmarkStart w:id="11" w:name="_GoBack"/>
-            <w:bookmarkEnd w:id="11"/>
             <w:r>
               <w:rPr>
                 <w:rFonts w:hint="eastAsia"/>
@@ -16678,9 +17083,6 @@
           <w:p>
             <w:pPr>
               <w:pStyle w:val="141"/>
-              <w:rPr>
-                <w:rFonts w:hint="eastAsia"/>
-              </w:rPr>
             </w:pPr>
             <w:r>
               <w:rPr>
@@ -16709,6 +17111,5792 @@
             <w:r>
               <w:t>m:ss</w:t>
             </w:r>
+          </w:p>
+        </w:tc>
+      </w:tr>
+    </w:tbl>
+    <w:p>
+      <w:pPr>
+        <w:pStyle w:val="6"/>
+      </w:pPr>
+      <w:r>
+        <w:rPr>
+          <w:rFonts w:hint="eastAsia"/>
+        </w:rPr>
+        <w:t>新增</w:t>
+      </w:r>
+      <w:r>
+        <w:rPr>
+          <w:rFonts w:hint="eastAsia"/>
+        </w:rPr>
+        <w:t>/</w:t>
+      </w:r>
+      <w:r>
+        <w:rPr>
+          <w:rFonts w:hint="eastAsia"/>
+        </w:rPr>
+        <w:t>修改</w:t>
+      </w:r>
+      <w:r>
+        <w:rPr>
+          <w:rFonts w:hint="eastAsia"/>
+        </w:rPr>
+        <w:t>/</w:t>
+      </w:r>
+      <w:r>
+        <w:rPr>
+          <w:rFonts w:hint="eastAsia"/>
+        </w:rPr>
+        <w:t>檢視</w:t>
+      </w:r>
+    </w:p>
+    <w:p>
+      <w:pPr>
+        <w:pStyle w:val="15-"/>
+      </w:pPr>
+      <w:r>
+        <w:rPr>
+          <w:rFonts w:hint="eastAsia"/>
+        </w:rPr>
+        <w:t>緊急醫療救護傷患通報查詢維護</w:t>
+      </w:r>
+      <w:r>
+        <w:rPr>
+          <w:rFonts w:hint="eastAsia"/>
+        </w:rPr>
+        <w:t>-</w:t>
+      </w:r>
+      <w:r>
+        <w:rPr>
+          <w:rFonts w:hint="eastAsia"/>
+        </w:rPr>
+        <w:t>查詢列表</w:t>
+      </w:r>
+      <w:r>
+        <w:rPr>
+          <w:rFonts w:hint="eastAsia"/>
+        </w:rPr>
+        <w:t>欄位說明</w:t>
+      </w:r>
+    </w:p>
+    <w:tbl>
+      <w:tblPr>
+        <w:tblStyle w:val="ab"/>
+        <w:tblW w:w="4926" w:type="pct"/>
+        <w:tblLook w:val="04A0" w:firstRow="1" w:lastRow="0" w:firstColumn="1" w:lastColumn="0" w:noHBand="0" w:noVBand="1"/>
+      </w:tblPr>
+      <w:tblGrid>
+        <w:gridCol w:w="696"/>
+        <w:gridCol w:w="2844"/>
+        <w:gridCol w:w="1558"/>
+        <w:gridCol w:w="709"/>
+        <w:gridCol w:w="3119"/>
+      </w:tblGrid>
+      <w:tr>
+        <w:tc>
+          <w:tcPr>
+            <w:tcW w:w="390" w:type="pct"/>
+            <w:shd w:val="clear" w:color="auto" w:fill="D9D9D9" w:themeFill="background1" w:themeFillShade="D9"/>
+          </w:tcPr>
+          <w:p>
+            <w:pPr>
+              <w:pStyle w:val="141"/>
+              <w:rPr>
+                <w:color w:val="auto"/>
+              </w:rPr>
+            </w:pPr>
+            <w:r>
+              <w:rPr>
+                <w:rFonts w:hint="eastAsia"/>
+                <w:color w:val="auto"/>
+              </w:rPr>
+              <w:t>項次</w:t>
+            </w:r>
+          </w:p>
+        </w:tc>
+        <w:tc>
+          <w:tcPr>
+            <w:tcW w:w="1593" w:type="pct"/>
+            <w:shd w:val="clear" w:color="auto" w:fill="D9D9D9" w:themeFill="background1" w:themeFillShade="D9"/>
+          </w:tcPr>
+          <w:p>
+            <w:pPr>
+              <w:pStyle w:val="141"/>
+              <w:rPr>
+                <w:color w:val="auto"/>
+              </w:rPr>
+            </w:pPr>
+            <w:r>
+              <w:rPr>
+                <w:rFonts w:hint="eastAsia"/>
+                <w:color w:val="auto"/>
+              </w:rPr>
+              <w:t>UI</w:t>
+            </w:r>
+            <w:r>
+              <w:rPr>
+                <w:rFonts w:hint="eastAsia"/>
+                <w:color w:val="auto"/>
+              </w:rPr>
+              <w:t>欄位名稱</w:t>
+            </w:r>
+          </w:p>
+        </w:tc>
+        <w:tc>
+          <w:tcPr>
+            <w:tcW w:w="873" w:type="pct"/>
+            <w:shd w:val="clear" w:color="auto" w:fill="D9D9D9" w:themeFill="background1" w:themeFillShade="D9"/>
+          </w:tcPr>
+          <w:p>
+            <w:pPr>
+              <w:pStyle w:val="141"/>
+              <w:rPr>
+                <w:color w:val="auto"/>
+              </w:rPr>
+            </w:pPr>
+            <w:r>
+              <w:rPr>
+                <w:rFonts w:hint="eastAsia"/>
+                <w:color w:val="auto"/>
+              </w:rPr>
+              <w:t>呈現方式</w:t>
+            </w:r>
+          </w:p>
+        </w:tc>
+        <w:tc>
+          <w:tcPr>
+            <w:tcW w:w="397" w:type="pct"/>
+            <w:shd w:val="clear" w:color="auto" w:fill="D9D9D9" w:themeFill="background1" w:themeFillShade="D9"/>
+          </w:tcPr>
+          <w:p>
+            <w:pPr>
+              <w:pStyle w:val="141"/>
+              <w:rPr>
+                <w:color w:val="auto"/>
+              </w:rPr>
+            </w:pPr>
+            <w:proofErr w:type="gramStart"/>
+            <w:r>
+              <w:rPr>
+                <w:rFonts w:hint="eastAsia"/>
+                <w:color w:val="auto"/>
+              </w:rPr>
+              <w:t>必填</w:t>
+            </w:r>
+            <w:proofErr w:type="gramEnd"/>
+          </w:p>
+        </w:tc>
+        <w:tc>
+          <w:tcPr>
+            <w:tcW w:w="1747" w:type="pct"/>
+            <w:shd w:val="clear" w:color="auto" w:fill="D9D9D9" w:themeFill="background1" w:themeFillShade="D9"/>
+          </w:tcPr>
+          <w:p>
+            <w:pPr>
+              <w:pStyle w:val="141"/>
+              <w:rPr>
+                <w:color w:val="auto"/>
+              </w:rPr>
+            </w:pPr>
+            <w:r>
+              <w:rPr>
+                <w:rFonts w:hint="eastAsia"/>
+                <w:color w:val="auto"/>
+              </w:rPr>
+              <w:t>備註</w:t>
+            </w:r>
+            <w:r>
+              <w:rPr>
+                <w:rFonts w:hint="eastAsia"/>
+                <w:color w:val="auto"/>
+              </w:rPr>
+              <w:t>/</w:t>
+            </w:r>
+            <w:r>
+              <w:rPr>
+                <w:rFonts w:hint="eastAsia"/>
+                <w:color w:val="auto"/>
+              </w:rPr>
+              <w:t>說明</w:t>
+            </w:r>
+          </w:p>
+        </w:tc>
+      </w:tr>
+      <w:tr>
+        <w:tc>
+          <w:tcPr>
+            <w:tcW w:w="5000" w:type="pct"/>
+            <w:gridSpan w:val="5"/>
+          </w:tcPr>
+          <w:p>
+            <w:pPr>
+              <w:pStyle w:val="141"/>
+            </w:pPr>
+            <w:r>
+              <w:rPr>
+                <w:rFonts w:hint="eastAsia"/>
+              </w:rPr>
+              <w:t>新增</w:t>
+            </w:r>
+            <w:r>
+              <w:rPr>
+                <w:rFonts w:hint="eastAsia"/>
+              </w:rPr>
+              <w:t>/</w:t>
+            </w:r>
+            <w:r>
+              <w:rPr>
+                <w:rFonts w:hint="eastAsia"/>
+              </w:rPr>
+              <w:t>修改</w:t>
+            </w:r>
+            <w:r>
+              <w:rPr>
+                <w:rFonts w:hint="eastAsia"/>
+              </w:rPr>
+              <w:t>/</w:t>
+            </w:r>
+            <w:r>
+              <w:rPr>
+                <w:rFonts w:hint="eastAsia"/>
+              </w:rPr>
+              <w:t>檢視</w:t>
+            </w:r>
+            <w:r>
+              <w:rPr>
+                <w:rFonts w:hint="eastAsia"/>
+              </w:rPr>
+              <w:t xml:space="preserve"> </w:t>
+            </w:r>
+            <w:r>
+              <w:rPr>
+                <w:rFonts w:hint="eastAsia"/>
+              </w:rPr>
+              <w:t>監看紀錄</w:t>
+            </w:r>
+            <w:r>
+              <w:rPr>
+                <w:rFonts w:hint="eastAsia"/>
+              </w:rPr>
+              <w:t xml:space="preserve">                            </w:t>
+            </w:r>
+          </w:p>
+        </w:tc>
+      </w:tr>
+      <w:tr>
+        <w:tc>
+          <w:tcPr>
+            <w:tcW w:w="390" w:type="pct"/>
+          </w:tcPr>
+          <w:p>
+            <w:pPr>
+              <w:pStyle w:val="141"/>
+              <w:numPr>
+                <w:ilvl w:val="0"/>
+                <w:numId w:val="19"/>
+              </w:numPr>
+              <w:jc w:val="center"/>
+              <w:rPr>
+                <w:color w:val="auto"/>
+              </w:rPr>
+            </w:pPr>
+          </w:p>
+        </w:tc>
+        <w:tc>
+          <w:tcPr>
+            <w:tcW w:w="1593" w:type="pct"/>
+          </w:tcPr>
+          <w:p>
+            <w:pPr>
+              <w:pStyle w:val="141"/>
+              <w:rPr>
+                <w:rFonts w:ascii="Arial" w:hAnsi="Arial" w:cs="Arial"/>
+                <w:color w:val="1F1F1F"/>
+              </w:rPr>
+            </w:pPr>
+            <w:r>
+              <w:rPr>
+                <w:rFonts w:ascii="Arial" w:hAnsi="Arial" w:cs="Arial" w:hint="eastAsia"/>
+                <w:color w:val="1F1F1F"/>
+              </w:rPr>
+              <w:t>儲存</w:t>
+            </w:r>
+          </w:p>
+        </w:tc>
+        <w:tc>
+          <w:tcPr>
+            <w:tcW w:w="873" w:type="pct"/>
+          </w:tcPr>
+          <w:p>
+            <w:pPr>
+              <w:pStyle w:val="141"/>
+              <w:rPr>
+                <w:rFonts w:ascii="Arial" w:hAnsi="Arial" w:cs="Arial"/>
+                <w:color w:val="1F1F1F"/>
+              </w:rPr>
+            </w:pPr>
+            <w:r>
+              <w:rPr>
+                <w:rFonts w:ascii="Arial" w:hAnsi="Arial" w:cs="Arial" w:hint="eastAsia"/>
+                <w:color w:val="1F1F1F"/>
+              </w:rPr>
+              <w:t>按鈕</w:t>
+            </w:r>
+          </w:p>
+        </w:tc>
+        <w:tc>
+          <w:tcPr>
+            <w:tcW w:w="397" w:type="pct"/>
+          </w:tcPr>
+          <w:p>
+            <w:pPr>
+              <w:pStyle w:val="141"/>
+              <w:jc w:val="center"/>
+            </w:pPr>
+          </w:p>
+        </w:tc>
+        <w:tc>
+          <w:tcPr>
+            <w:tcW w:w="1747" w:type="pct"/>
+          </w:tcPr>
+          <w:p>
+            <w:pPr>
+              <w:pStyle w:val="141"/>
+            </w:pPr>
+            <w:r>
+              <w:rPr>
+                <w:rFonts w:hint="eastAsia"/>
+              </w:rPr>
+              <w:t>新增</w:t>
+            </w:r>
+            <w:r>
+              <w:rPr>
+                <w:rFonts w:hint="eastAsia"/>
+              </w:rPr>
+              <w:t>/</w:t>
+            </w:r>
+            <w:r>
+              <w:rPr>
+                <w:rFonts w:hint="eastAsia"/>
+              </w:rPr>
+              <w:t>編輯時顯示</w:t>
+            </w:r>
+          </w:p>
+          <w:p>
+            <w:pPr>
+              <w:pStyle w:val="14"/>
+            </w:pPr>
+            <w:r>
+              <w:rPr>
+                <w:rFonts w:hint="eastAsia"/>
+              </w:rPr>
+              <w:t>按下後檢核所有欄位</w:t>
+            </w:r>
+          </w:p>
+          <w:p>
+            <w:pPr>
+              <w:pStyle w:val="14"/>
+            </w:pPr>
+            <w:r>
+              <w:rPr>
+                <w:rFonts w:hint="eastAsia"/>
+              </w:rPr>
+              <w:t>儲存至資料庫</w:t>
+            </w:r>
+          </w:p>
+        </w:tc>
+      </w:tr>
+      <w:tr>
+        <w:tc>
+          <w:tcPr>
+            <w:tcW w:w="390" w:type="pct"/>
+          </w:tcPr>
+          <w:p>
+            <w:pPr>
+              <w:pStyle w:val="141"/>
+              <w:numPr>
+                <w:ilvl w:val="0"/>
+                <w:numId w:val="19"/>
+              </w:numPr>
+              <w:jc w:val="center"/>
+              <w:rPr>
+                <w:color w:val="auto"/>
+              </w:rPr>
+            </w:pPr>
+          </w:p>
+        </w:tc>
+        <w:tc>
+          <w:tcPr>
+            <w:tcW w:w="1593" w:type="pct"/>
+          </w:tcPr>
+          <w:p>
+            <w:pPr>
+              <w:pStyle w:val="141"/>
+              <w:rPr>
+                <w:rFonts w:ascii="Arial" w:hAnsi="Arial" w:cs="Arial"/>
+                <w:color w:val="1F1F1F"/>
+              </w:rPr>
+            </w:pPr>
+            <w:r>
+              <w:rPr>
+                <w:rFonts w:ascii="Arial" w:hAnsi="Arial" w:cs="Arial" w:hint="eastAsia"/>
+                <w:color w:val="1F1F1F"/>
+              </w:rPr>
+              <w:t>關閉</w:t>
+            </w:r>
+          </w:p>
+        </w:tc>
+        <w:tc>
+          <w:tcPr>
+            <w:tcW w:w="873" w:type="pct"/>
+          </w:tcPr>
+          <w:p>
+            <w:pPr>
+              <w:pStyle w:val="141"/>
+              <w:rPr>
+                <w:rFonts w:ascii="Arial" w:hAnsi="Arial" w:cs="Arial"/>
+                <w:color w:val="1F1F1F"/>
+              </w:rPr>
+            </w:pPr>
+            <w:r>
+              <w:rPr>
+                <w:rFonts w:ascii="Arial" w:hAnsi="Arial" w:cs="Arial" w:hint="eastAsia"/>
+                <w:color w:val="1F1F1F"/>
+              </w:rPr>
+              <w:t>按鈕</w:t>
+            </w:r>
+          </w:p>
+        </w:tc>
+        <w:tc>
+          <w:tcPr>
+            <w:tcW w:w="397" w:type="pct"/>
+          </w:tcPr>
+          <w:p>
+            <w:pPr>
+              <w:pStyle w:val="141"/>
+              <w:jc w:val="center"/>
+            </w:pPr>
+          </w:p>
+        </w:tc>
+        <w:tc>
+          <w:tcPr>
+            <w:tcW w:w="1747" w:type="pct"/>
+          </w:tcPr>
+          <w:p>
+            <w:pPr>
+              <w:pStyle w:val="141"/>
+            </w:pPr>
+            <w:r>
+              <w:rPr>
+                <w:rFonts w:hint="eastAsia"/>
+              </w:rPr>
+              <w:t>新增</w:t>
+            </w:r>
+            <w:r>
+              <w:rPr>
+                <w:rFonts w:hint="eastAsia"/>
+              </w:rPr>
+              <w:t>/</w:t>
+            </w:r>
+            <w:r>
+              <w:rPr>
+                <w:rFonts w:hint="eastAsia"/>
+              </w:rPr>
+              <w:t>編輯時顯示</w:t>
+            </w:r>
+            <w:r>
+              <w:br/>
+            </w:r>
+            <w:r>
+              <w:rPr>
+                <w:rFonts w:hint="eastAsia"/>
+              </w:rPr>
+              <w:t>{</w:t>
+            </w:r>
+            <w:r>
+              <w:rPr>
+                <w:rFonts w:hint="eastAsia"/>
+                <w:b/>
+              </w:rPr>
+              <w:t>確認取消？</w:t>
+            </w:r>
+            <w:r>
+              <w:rPr>
+                <w:rFonts w:hint="eastAsia"/>
+              </w:rPr>
+              <w:t>資料尚未儲存，確定要離開嗎？</w:t>
+            </w:r>
+            <w:r>
+              <w:rPr>
+                <w:rFonts w:hint="eastAsia"/>
+              </w:rPr>
+              <w:t>&lt;</w:t>
+            </w:r>
+            <w:r>
+              <w:rPr>
+                <w:rFonts w:hint="eastAsia"/>
+              </w:rPr>
+              <w:t>確定</w:t>
+            </w:r>
+            <w:r>
+              <w:rPr>
+                <w:rFonts w:hint="eastAsia"/>
+              </w:rPr>
+              <w:t>&gt;&lt;</w:t>
+            </w:r>
+            <w:r>
+              <w:rPr>
+                <w:rFonts w:hint="eastAsia"/>
+              </w:rPr>
+              <w:t>取消</w:t>
+            </w:r>
+            <w:r>
+              <w:rPr>
+                <w:rFonts w:hint="eastAsia"/>
+              </w:rPr>
+              <w:t>&gt;}</w:t>
+            </w:r>
+            <w:r>
+              <w:rPr>
+                <w:rFonts w:hint="eastAsia"/>
+              </w:rPr>
+              <w:t>，</w:t>
+            </w:r>
+            <w:r>
+              <w:rPr>
+                <w:rFonts w:hint="eastAsia"/>
+              </w:rPr>
+              <w:t>&lt;</w:t>
+            </w:r>
+            <w:r>
+              <w:rPr>
+                <w:rFonts w:hint="eastAsia"/>
+              </w:rPr>
+              <w:t>確定</w:t>
+            </w:r>
+            <w:r>
+              <w:rPr>
+                <w:rFonts w:hint="eastAsia"/>
+              </w:rPr>
+              <w:t>&gt;</w:t>
+            </w:r>
+            <w:r>
+              <w:rPr>
+                <w:rFonts w:hint="eastAsia"/>
+              </w:rPr>
+              <w:t>關閉視窗</w:t>
+            </w:r>
+            <w:r>
+              <w:rPr>
+                <w:rFonts w:hint="eastAsia"/>
+              </w:rPr>
+              <w:t>}</w:t>
+            </w:r>
+          </w:p>
+        </w:tc>
+      </w:tr>
+      <w:tr>
+        <w:tc>
+          <w:tcPr>
+            <w:tcW w:w="390" w:type="pct"/>
+          </w:tcPr>
+          <w:p>
+            <w:pPr>
+              <w:pStyle w:val="141"/>
+              <w:numPr>
+                <w:ilvl w:val="0"/>
+                <w:numId w:val="19"/>
+              </w:numPr>
+              <w:jc w:val="center"/>
+              <w:rPr>
+                <w:color w:val="auto"/>
+              </w:rPr>
+            </w:pPr>
+          </w:p>
+        </w:tc>
+        <w:tc>
+          <w:tcPr>
+            <w:tcW w:w="1593" w:type="pct"/>
+          </w:tcPr>
+          <w:p>
+            <w:pPr>
+              <w:pStyle w:val="141"/>
+              <w:rPr>
+                <w:rFonts w:ascii="Arial" w:hAnsi="Arial" w:cs="Arial"/>
+                <w:color w:val="1F1F1F"/>
+              </w:rPr>
+            </w:pPr>
+            <w:r>
+              <w:rPr>
+                <w:rFonts w:ascii="Arial" w:hAnsi="Arial" w:cs="Arial" w:hint="eastAsia"/>
+                <w:color w:val="1F1F1F"/>
+              </w:rPr>
+              <w:t>關閉</w:t>
+            </w:r>
+          </w:p>
+        </w:tc>
+        <w:tc>
+          <w:tcPr>
+            <w:tcW w:w="873" w:type="pct"/>
+          </w:tcPr>
+          <w:p>
+            <w:pPr>
+              <w:pStyle w:val="141"/>
+              <w:rPr>
+                <w:rFonts w:ascii="Arial" w:hAnsi="Arial" w:cs="Arial"/>
+                <w:color w:val="1F1F1F"/>
+              </w:rPr>
+            </w:pPr>
+            <w:r>
+              <w:rPr>
+                <w:rFonts w:ascii="Arial" w:hAnsi="Arial" w:cs="Arial" w:hint="eastAsia"/>
+                <w:color w:val="1F1F1F"/>
+              </w:rPr>
+              <w:t>按鈕</w:t>
+            </w:r>
+          </w:p>
+        </w:tc>
+        <w:tc>
+          <w:tcPr>
+            <w:tcW w:w="397" w:type="pct"/>
+          </w:tcPr>
+          <w:p>
+            <w:pPr>
+              <w:pStyle w:val="141"/>
+              <w:jc w:val="center"/>
+            </w:pPr>
+          </w:p>
+        </w:tc>
+        <w:tc>
+          <w:tcPr>
+            <w:tcW w:w="1747" w:type="pct"/>
+          </w:tcPr>
+          <w:p>
+            <w:pPr>
+              <w:pStyle w:val="141"/>
+            </w:pPr>
+            <w:r>
+              <w:rPr>
+                <w:rFonts w:hint="eastAsia"/>
+              </w:rPr>
+              <w:t>檢視時顯示</w:t>
+            </w:r>
+          </w:p>
+        </w:tc>
+      </w:tr>
+      <w:tr>
+        <w:tc>
+          <w:tcPr>
+            <w:tcW w:w="390" w:type="pct"/>
+          </w:tcPr>
+          <w:p>
+            <w:pPr>
+              <w:pStyle w:val="141"/>
+              <w:numPr>
+                <w:ilvl w:val="0"/>
+                <w:numId w:val="19"/>
+              </w:numPr>
+              <w:jc w:val="center"/>
+              <w:rPr>
+                <w:color w:val="auto"/>
+              </w:rPr>
+            </w:pPr>
+          </w:p>
+        </w:tc>
+        <w:tc>
+          <w:tcPr>
+            <w:tcW w:w="1593" w:type="pct"/>
+          </w:tcPr>
+          <w:p>
+            <w:pPr>
+              <w:pStyle w:val="141"/>
+              <w:rPr>
+                <w:rFonts w:ascii="Arial" w:hAnsi="Arial" w:cs="Arial"/>
+                <w:color w:val="auto"/>
+              </w:rPr>
+            </w:pPr>
+            <w:r>
+              <w:rPr>
+                <w:rFonts w:ascii="Arial" w:hAnsi="Arial" w:cs="Arial" w:hint="eastAsia"/>
+                <w:color w:val="auto"/>
+              </w:rPr>
+              <w:t>建立日期</w:t>
+            </w:r>
+          </w:p>
+        </w:tc>
+        <w:tc>
+          <w:tcPr>
+            <w:tcW w:w="873" w:type="pct"/>
+          </w:tcPr>
+          <w:p>
+            <w:pPr>
+              <w:pStyle w:val="141"/>
+              <w:rPr>
+                <w:rFonts w:ascii="Arial" w:hAnsi="Arial" w:cs="Arial"/>
+                <w:color w:val="auto"/>
+              </w:rPr>
+            </w:pPr>
+            <w:r>
+              <w:rPr>
+                <w:rFonts w:ascii="Arial" w:hAnsi="Arial" w:cs="Arial" w:hint="eastAsia"/>
+                <w:color w:val="auto"/>
+              </w:rPr>
+              <w:t>輸出</w:t>
+            </w:r>
+          </w:p>
+        </w:tc>
+        <w:tc>
+          <w:tcPr>
+            <w:tcW w:w="397" w:type="pct"/>
+          </w:tcPr>
+          <w:p>
+            <w:pPr>
+              <w:pStyle w:val="141"/>
+              <w:jc w:val="center"/>
+              <w:rPr>
+                <w:color w:val="auto"/>
+              </w:rPr>
+            </w:pPr>
+          </w:p>
+        </w:tc>
+        <w:tc>
+          <w:tcPr>
+            <w:tcW w:w="1747" w:type="pct"/>
+          </w:tcPr>
+          <w:p>
+            <w:pPr>
+              <w:pStyle w:val="141"/>
+              <w:rPr>
+                <w:color w:val="FF0000"/>
+              </w:rPr>
+            </w:pPr>
+            <w:r>
+              <w:rPr>
+                <w:rFonts w:hint="eastAsia"/>
+                <w:color w:val="FF0000"/>
+              </w:rPr>
+              <w:t>新增時不顯示</w:t>
+            </w:r>
+          </w:p>
+        </w:tc>
+      </w:tr>
+      <w:tr>
+        <w:tc>
+          <w:tcPr>
+            <w:tcW w:w="5000" w:type="pct"/>
+            <w:gridSpan w:val="5"/>
+          </w:tcPr>
+          <w:p>
+            <w:pPr>
+              <w:pStyle w:val="141"/>
+              <w:rPr>
+                <w:color w:val="auto"/>
+              </w:rPr>
+            </w:pPr>
+            <w:r>
+              <w:rPr>
+                <w:rFonts w:hint="eastAsia"/>
+                <w:color w:val="auto"/>
+              </w:rPr>
+              <w:t>基本通報資訊</w:t>
+            </w:r>
+          </w:p>
+        </w:tc>
+      </w:tr>
+      <w:tr>
+        <w:tc>
+          <w:tcPr>
+            <w:tcW w:w="390" w:type="pct"/>
+          </w:tcPr>
+          <w:p>
+            <w:pPr>
+              <w:pStyle w:val="141"/>
+              <w:numPr>
+                <w:ilvl w:val="0"/>
+                <w:numId w:val="19"/>
+              </w:numPr>
+              <w:jc w:val="center"/>
+              <w:rPr>
+                <w:color w:val="auto"/>
+              </w:rPr>
+            </w:pPr>
+          </w:p>
+        </w:tc>
+        <w:tc>
+          <w:tcPr>
+            <w:tcW w:w="1593" w:type="pct"/>
+          </w:tcPr>
+          <w:p>
+            <w:pPr>
+              <w:pStyle w:val="141"/>
+              <w:rPr>
+                <w:color w:val="auto"/>
+              </w:rPr>
+            </w:pPr>
+            <w:r>
+              <w:rPr>
+                <w:rFonts w:hint="eastAsia"/>
+                <w:color w:val="auto"/>
+              </w:rPr>
+              <w:t>區域</w:t>
+            </w:r>
+          </w:p>
+        </w:tc>
+        <w:tc>
+          <w:tcPr>
+            <w:tcW w:w="873" w:type="pct"/>
+          </w:tcPr>
+          <w:p>
+            <w:pPr>
+              <w:pStyle w:val="141"/>
+              <w:rPr>
+                <w:rFonts w:ascii="Arial" w:hAnsi="Arial" w:cs="Arial"/>
+                <w:color w:val="1F1F1F"/>
+              </w:rPr>
+            </w:pPr>
+            <w:r>
+              <w:rPr>
+                <w:rFonts w:hint="eastAsia"/>
+                <w:color w:val="auto"/>
+              </w:rPr>
+              <w:t>下拉選單</w:t>
+            </w:r>
+            <w:r>
+              <w:rPr>
+                <w:rFonts w:hint="eastAsia"/>
+                <w:color w:val="auto"/>
+              </w:rPr>
+              <w:t>(</w:t>
+            </w:r>
+            <w:r>
+              <w:rPr>
+                <w:rFonts w:hint="eastAsia"/>
+                <w:color w:val="auto"/>
+              </w:rPr>
+              <w:t>唯獨</w:t>
+            </w:r>
+            <w:r>
+              <w:rPr>
+                <w:rFonts w:hint="eastAsia"/>
+                <w:color w:val="auto"/>
+              </w:rPr>
+              <w:t>)</w:t>
+            </w:r>
+          </w:p>
+        </w:tc>
+        <w:tc>
+          <w:tcPr>
+            <w:tcW w:w="397" w:type="pct"/>
+          </w:tcPr>
+          <w:p>
+            <w:pPr>
+              <w:pStyle w:val="141"/>
+              <w:jc w:val="center"/>
+            </w:pPr>
+          </w:p>
+        </w:tc>
+        <w:tc>
+          <w:tcPr>
+            <w:tcW w:w="1747" w:type="pct"/>
+          </w:tcPr>
+          <w:p>
+            <w:pPr>
+              <w:pStyle w:val="141"/>
+            </w:pPr>
+            <w:r>
+              <w:rPr>
+                <w:rFonts w:hint="eastAsia"/>
+              </w:rPr>
+              <w:t>選項</w:t>
+            </w:r>
+          </w:p>
+          <w:p>
+            <w:pPr>
+              <w:pStyle w:val="140"/>
+              <w:numPr>
+                <w:ilvl w:val="0"/>
+                <w:numId w:val="22"/>
+              </w:numPr>
+            </w:pPr>
+            <w:r>
+              <w:rPr>
+                <w:rFonts w:hint="eastAsia"/>
+              </w:rPr>
+              <w:t>台北區</w:t>
+            </w:r>
+          </w:p>
+          <w:p>
+            <w:pPr>
+              <w:pStyle w:val="140"/>
+              <w:numPr>
+                <w:ilvl w:val="0"/>
+                <w:numId w:val="11"/>
+              </w:numPr>
+            </w:pPr>
+            <w:r>
+              <w:rPr>
+                <w:rFonts w:hint="eastAsia"/>
+              </w:rPr>
+              <w:t>北區</w:t>
+            </w:r>
+          </w:p>
+          <w:p>
+            <w:pPr>
+              <w:pStyle w:val="140"/>
+              <w:numPr>
+                <w:ilvl w:val="0"/>
+                <w:numId w:val="11"/>
+              </w:numPr>
+            </w:pPr>
+            <w:r>
+              <w:rPr>
+                <w:rFonts w:hint="eastAsia"/>
+              </w:rPr>
+              <w:t>中區</w:t>
+            </w:r>
+          </w:p>
+          <w:p>
+            <w:pPr>
+              <w:pStyle w:val="140"/>
+              <w:numPr>
+                <w:ilvl w:val="0"/>
+                <w:numId w:val="11"/>
+              </w:numPr>
+            </w:pPr>
+            <w:r>
+              <w:rPr>
+                <w:rFonts w:hint="eastAsia"/>
+              </w:rPr>
+              <w:t>南區</w:t>
+            </w:r>
+          </w:p>
+          <w:p>
+            <w:pPr>
+              <w:pStyle w:val="140"/>
+              <w:numPr>
+                <w:ilvl w:val="0"/>
+                <w:numId w:val="11"/>
+              </w:numPr>
+            </w:pPr>
+            <w:r>
+              <w:rPr>
+                <w:rFonts w:hint="eastAsia"/>
+              </w:rPr>
+              <w:t>高屏區</w:t>
+            </w:r>
+          </w:p>
+          <w:p>
+            <w:pPr>
+              <w:pStyle w:val="140"/>
+              <w:numPr>
+                <w:ilvl w:val="0"/>
+                <w:numId w:val="11"/>
+              </w:numPr>
+            </w:pPr>
+            <w:r>
+              <w:rPr>
+                <w:rFonts w:hint="eastAsia"/>
+              </w:rPr>
+              <w:t>東區</w:t>
+            </w:r>
+          </w:p>
+        </w:tc>
+      </w:tr>
+      <w:tr>
+        <w:tc>
+          <w:tcPr>
+            <w:tcW w:w="390" w:type="pct"/>
+          </w:tcPr>
+          <w:p>
+            <w:pPr>
+              <w:pStyle w:val="141"/>
+              <w:numPr>
+                <w:ilvl w:val="0"/>
+                <w:numId w:val="19"/>
+              </w:numPr>
+              <w:jc w:val="center"/>
+              <w:rPr>
+                <w:color w:val="auto"/>
+              </w:rPr>
+            </w:pPr>
+          </w:p>
+        </w:tc>
+        <w:tc>
+          <w:tcPr>
+            <w:tcW w:w="1593" w:type="pct"/>
+          </w:tcPr>
+          <w:p>
+            <w:pPr>
+              <w:pStyle w:val="141"/>
+              <w:rPr>
+                <w:color w:val="auto"/>
+              </w:rPr>
+            </w:pPr>
+            <w:r>
+              <w:rPr>
+                <w:rFonts w:hint="eastAsia"/>
+                <w:color w:val="auto"/>
+              </w:rPr>
+              <w:t>EMS</w:t>
+            </w:r>
+            <w:r>
+              <w:rPr>
+                <w:rFonts w:hint="eastAsia"/>
+                <w:color w:val="auto"/>
+              </w:rPr>
+              <w:t>是否開案</w:t>
+            </w:r>
+          </w:p>
+        </w:tc>
+        <w:tc>
+          <w:tcPr>
+            <w:tcW w:w="873" w:type="pct"/>
+            <w:vAlign w:val="center"/>
+          </w:tcPr>
+          <w:p>
+            <w:pPr>
+              <w:pStyle w:val="141"/>
+              <w:rPr>
+                <w:color w:val="auto"/>
+              </w:rPr>
+            </w:pPr>
+            <w:r>
+              <w:rPr>
+                <w:rFonts w:ascii="Arial" w:hAnsi="Arial" w:cs="Arial"/>
+                <w:color w:val="1F1F1F"/>
+              </w:rPr>
+              <w:t>下拉選單</w:t>
+            </w:r>
+          </w:p>
+        </w:tc>
+        <w:tc>
+          <w:tcPr>
+            <w:tcW w:w="397" w:type="pct"/>
+            <w:vAlign w:val="center"/>
+          </w:tcPr>
+          <w:p>
+            <w:pPr>
+              <w:pStyle w:val="141"/>
+              <w:jc w:val="center"/>
+            </w:pPr>
+            <w:r>
+              <w:rPr>
+                <w:rFonts w:hint="eastAsia"/>
+              </w:rPr>
+              <w:t>V</w:t>
+            </w:r>
+          </w:p>
+        </w:tc>
+        <w:tc>
+          <w:tcPr>
+            <w:tcW w:w="1747" w:type="pct"/>
+          </w:tcPr>
+          <w:p>
+            <w:pPr>
+              <w:pStyle w:val="141"/>
+            </w:pPr>
+            <w:r>
+              <w:rPr>
+                <w:rFonts w:hint="eastAsia"/>
+              </w:rPr>
+              <w:t>選項</w:t>
+            </w:r>
+            <w:r>
+              <w:rPr>
+                <w:rFonts w:hint="eastAsia"/>
+              </w:rPr>
+              <w:t>:</w:t>
+            </w:r>
+          </w:p>
+          <w:p>
+            <w:pPr>
+              <w:pStyle w:val="140"/>
+              <w:numPr>
+                <w:ilvl w:val="0"/>
+                <w:numId w:val="20"/>
+              </w:numPr>
+            </w:pPr>
+            <w:r>
+              <w:rPr>
+                <w:rFonts w:hint="eastAsia"/>
+              </w:rPr>
+              <w:t>是</w:t>
+            </w:r>
+          </w:p>
+          <w:p>
+            <w:pPr>
+              <w:pStyle w:val="140"/>
+              <w:numPr>
+                <w:ilvl w:val="0"/>
+                <w:numId w:val="20"/>
+              </w:numPr>
+            </w:pPr>
+            <w:r>
+              <w:rPr>
+                <w:rFonts w:hint="eastAsia"/>
+              </w:rPr>
+              <w:t>否</w:t>
+            </w:r>
+          </w:p>
+        </w:tc>
+      </w:tr>
+      <w:tr>
+        <w:tc>
+          <w:tcPr>
+            <w:tcW w:w="390" w:type="pct"/>
+          </w:tcPr>
+          <w:p>
+            <w:pPr>
+              <w:pStyle w:val="141"/>
+              <w:numPr>
+                <w:ilvl w:val="0"/>
+                <w:numId w:val="19"/>
+              </w:numPr>
+              <w:jc w:val="center"/>
+              <w:rPr>
+                <w:color w:val="auto"/>
+              </w:rPr>
+            </w:pPr>
+          </w:p>
+        </w:tc>
+        <w:tc>
+          <w:tcPr>
+            <w:tcW w:w="1593" w:type="pct"/>
+            <w:vAlign w:val="center"/>
+          </w:tcPr>
+          <w:p>
+            <w:pPr>
+              <w:pStyle w:val="141"/>
+              <w:rPr>
+                <w:color w:val="auto"/>
+              </w:rPr>
+            </w:pPr>
+            <w:r>
+              <w:rPr>
+                <w:rFonts w:ascii="Arial" w:hAnsi="Arial" w:cs="Arial"/>
+                <w:color w:val="1F1F1F"/>
+              </w:rPr>
+              <w:t>事件名稱</w:t>
+            </w:r>
+          </w:p>
+        </w:tc>
+        <w:tc>
+          <w:tcPr>
+            <w:tcW w:w="873" w:type="pct"/>
+            <w:vAlign w:val="center"/>
+          </w:tcPr>
+          <w:p>
+            <w:pPr>
+              <w:pStyle w:val="141"/>
+              <w:rPr>
+                <w:rFonts w:ascii="Arial" w:hAnsi="Arial" w:cs="Arial"/>
+                <w:color w:val="1F1F1F"/>
+              </w:rPr>
+            </w:pPr>
+            <w:r>
+              <w:rPr>
+                <w:rFonts w:ascii="Arial" w:hAnsi="Arial" w:cs="Arial" w:hint="eastAsia"/>
+                <w:color w:val="1F1F1F"/>
+              </w:rPr>
+              <w:t>開案</w:t>
+            </w:r>
+            <w:r>
+              <w:rPr>
+                <w:rFonts w:ascii="Arial" w:hAnsi="Arial" w:cs="Arial" w:hint="eastAsia"/>
+                <w:color w:val="1F1F1F"/>
+              </w:rPr>
+              <w:t>:</w:t>
+            </w:r>
+            <w:r>
+              <w:rPr>
+                <w:rFonts w:ascii="Arial" w:hAnsi="Arial" w:cs="Arial" w:hint="eastAsia"/>
+                <w:color w:val="1F1F1F"/>
+              </w:rPr>
+              <w:t>下拉選單</w:t>
+            </w:r>
+          </w:p>
+          <w:p>
+            <w:pPr>
+              <w:pStyle w:val="141"/>
+              <w:rPr>
+                <w:color w:val="auto"/>
+              </w:rPr>
+            </w:pPr>
+            <w:r>
+              <w:rPr>
+                <w:rFonts w:ascii="Arial" w:hAnsi="Arial" w:cs="Arial" w:hint="eastAsia"/>
+                <w:color w:val="1F1F1F"/>
+              </w:rPr>
+              <w:t>未開案</w:t>
+            </w:r>
+            <w:r>
+              <w:rPr>
+                <w:rFonts w:ascii="Arial" w:hAnsi="Arial" w:cs="Arial" w:hint="eastAsia"/>
+                <w:color w:val="1F1F1F"/>
+              </w:rPr>
+              <w:t>:</w:t>
+            </w:r>
+            <w:r>
+              <w:rPr>
+                <w:rFonts w:ascii="Arial" w:hAnsi="Arial" w:cs="Arial"/>
+                <w:color w:val="1F1F1F"/>
+              </w:rPr>
+              <w:t>輸入框</w:t>
+            </w:r>
+          </w:p>
+        </w:tc>
+        <w:tc>
+          <w:tcPr>
+            <w:tcW w:w="397" w:type="pct"/>
+            <w:vAlign w:val="center"/>
+          </w:tcPr>
+          <w:p>
+            <w:pPr>
+              <w:pStyle w:val="141"/>
+              <w:jc w:val="center"/>
+            </w:pPr>
+            <w:r>
+              <w:t>V</w:t>
+            </w:r>
+          </w:p>
+        </w:tc>
+        <w:tc>
+          <w:tcPr>
+            <w:tcW w:w="1747" w:type="pct"/>
+          </w:tcPr>
+          <w:p>
+            <w:pPr>
+              <w:pStyle w:val="141"/>
+            </w:pPr>
+            <w:r>
+              <w:rPr>
+                <w:rFonts w:hint="eastAsia"/>
+              </w:rPr>
+              <w:t>選項</w:t>
+            </w:r>
+            <w:r>
+              <w:rPr>
+                <w:rFonts w:hint="eastAsia"/>
+              </w:rPr>
+              <w:t>:</w:t>
+            </w:r>
+          </w:p>
+          <w:p>
+            <w:pPr>
+              <w:pStyle w:val="140"/>
+              <w:numPr>
+                <w:ilvl w:val="0"/>
+                <w:numId w:val="21"/>
+              </w:numPr>
+            </w:pPr>
+            <w:r>
+              <w:rPr>
+                <w:rFonts w:hint="eastAsia"/>
+              </w:rPr>
+              <w:t>請選擇</w:t>
+            </w:r>
+          </w:p>
+          <w:p>
+            <w:pPr>
+              <w:pStyle w:val="140"/>
+            </w:pPr>
+            <w:r>
+              <w:rPr>
+                <w:rFonts w:hint="eastAsia"/>
+              </w:rPr>
+              <w:t>重大災害</w:t>
+            </w:r>
+            <w:r>
+              <w:rPr>
+                <w:rFonts w:hint="eastAsia"/>
+              </w:rPr>
+              <w:t>中「</w:t>
+            </w:r>
+            <w:r>
+              <w:rPr>
+                <w:rFonts w:hint="eastAsia"/>
+              </w:rPr>
+              <w:t>發生時間</w:t>
+            </w:r>
+            <w:r>
+              <w:rPr>
+                <w:rFonts w:hint="eastAsia"/>
+              </w:rPr>
+              <w:t>」一個月內，且該災害尚未監聽</w:t>
+            </w:r>
+          </w:p>
+        </w:tc>
+      </w:tr>
+      <w:tr>
+        <w:tc>
+          <w:tcPr>
+            <w:tcW w:w="390" w:type="pct"/>
+          </w:tcPr>
+          <w:p>
+            <w:pPr>
+              <w:pStyle w:val="141"/>
+              <w:numPr>
+                <w:ilvl w:val="0"/>
+                <w:numId w:val="19"/>
+              </w:numPr>
+              <w:jc w:val="center"/>
+              <w:rPr>
+                <w:color w:val="auto"/>
+              </w:rPr>
+            </w:pPr>
+          </w:p>
+        </w:tc>
+        <w:tc>
+          <w:tcPr>
+            <w:tcW w:w="1593" w:type="pct"/>
+            <w:vAlign w:val="center"/>
+          </w:tcPr>
+          <w:p>
+            <w:pPr>
+              <w:pStyle w:val="141"/>
+              <w:rPr>
+                <w:rFonts w:ascii="Arial" w:hAnsi="Arial" w:cs="Arial"/>
+                <w:color w:val="1F1F1F"/>
+              </w:rPr>
+            </w:pPr>
+            <w:r>
+              <w:rPr>
+                <w:rFonts w:ascii="Arial" w:hAnsi="Arial" w:cs="Arial" w:hint="eastAsia"/>
+                <w:color w:val="1F1F1F"/>
+              </w:rPr>
+              <w:t>發生</w:t>
+            </w:r>
+            <w:r>
+              <w:rPr>
+                <w:rFonts w:ascii="Arial" w:hAnsi="Arial" w:cs="Arial"/>
+                <w:color w:val="1F1F1F"/>
+              </w:rPr>
+              <w:t>日期</w:t>
+            </w:r>
+          </w:p>
+        </w:tc>
+        <w:tc>
+          <w:tcPr>
+            <w:tcW w:w="873" w:type="pct"/>
+            <w:vAlign w:val="center"/>
+          </w:tcPr>
+          <w:p>
+            <w:pPr>
+              <w:pStyle w:val="141"/>
+              <w:rPr>
+                <w:rFonts w:ascii="Arial" w:hAnsi="Arial" w:cs="Arial"/>
+                <w:color w:val="1F1F1F"/>
+              </w:rPr>
+            </w:pPr>
+            <w:r>
+              <w:rPr>
+                <w:rFonts w:ascii="Arial" w:hAnsi="Arial" w:cs="Arial" w:hint="eastAsia"/>
+                <w:color w:val="1F1F1F"/>
+              </w:rPr>
+              <w:t>日期</w:t>
+            </w:r>
+            <w:r>
+              <w:rPr>
+                <w:rFonts w:ascii="Arial" w:hAnsi="Arial" w:cs="Arial"/>
+                <w:color w:val="1F1F1F"/>
+              </w:rPr>
+              <w:t>選擇</w:t>
+            </w:r>
+          </w:p>
+        </w:tc>
+        <w:tc>
+          <w:tcPr>
+            <w:tcW w:w="397" w:type="pct"/>
+            <w:vAlign w:val="center"/>
+          </w:tcPr>
+          <w:p>
+            <w:pPr>
+              <w:pStyle w:val="141"/>
+              <w:jc w:val="center"/>
+            </w:pPr>
+            <w:r>
+              <w:t>V</w:t>
+            </w:r>
+          </w:p>
+        </w:tc>
+        <w:tc>
+          <w:tcPr>
+            <w:tcW w:w="1747" w:type="pct"/>
+          </w:tcPr>
+          <w:p>
+            <w:pPr>
+              <w:pStyle w:val="141"/>
+            </w:pPr>
+            <w:r>
+              <w:t>EMS</w:t>
+            </w:r>
+            <w:r>
+              <w:rPr>
+                <w:rFonts w:hint="eastAsia"/>
+              </w:rPr>
+              <w:t>已開案，唯獨</w:t>
+            </w:r>
+            <w:r>
+              <w:br/>
+            </w:r>
+            <w:r>
+              <w:rPr>
+                <w:rFonts w:hint="eastAsia"/>
+              </w:rPr>
+              <w:t>格式</w:t>
+            </w:r>
+            <w:r>
+              <w:rPr>
+                <w:rFonts w:hint="eastAsia"/>
+              </w:rPr>
+              <w:t>:</w:t>
+            </w:r>
+            <w:r>
+              <w:t xml:space="preserve"> </w:t>
+            </w:r>
+            <w:r>
+              <w:t>yyyy-MM-dd</w:t>
+            </w:r>
+          </w:p>
+          <w:p>
+            <w:pPr>
+              <w:pStyle w:val="141"/>
+            </w:pPr>
+            <w:r>
+              <w:rPr>
+                <w:rFonts w:hint="eastAsia"/>
+              </w:rPr>
+              <w:t>帶入值為災害『</w:t>
+            </w:r>
+            <w:r>
+              <w:rPr>
+                <w:rFonts w:hint="eastAsia"/>
+              </w:rPr>
+              <w:t>發生時間</w:t>
+            </w:r>
+            <w:r>
+              <w:rPr>
+                <w:rFonts w:hint="eastAsia"/>
+              </w:rPr>
+              <w:t>』</w:t>
+            </w:r>
+          </w:p>
+        </w:tc>
+      </w:tr>
+      <w:tr>
+        <w:tc>
+          <w:tcPr>
+            <w:tcW w:w="390" w:type="pct"/>
+          </w:tcPr>
+          <w:p>
+            <w:pPr>
+              <w:pStyle w:val="141"/>
+              <w:numPr>
+                <w:ilvl w:val="0"/>
+                <w:numId w:val="19"/>
+              </w:numPr>
+              <w:jc w:val="center"/>
+              <w:rPr>
+                <w:color w:val="auto"/>
+              </w:rPr>
+            </w:pPr>
+          </w:p>
+        </w:tc>
+        <w:tc>
+          <w:tcPr>
+            <w:tcW w:w="1593" w:type="pct"/>
+            <w:vAlign w:val="center"/>
+          </w:tcPr>
+          <w:p>
+            <w:pPr>
+              <w:pStyle w:val="141"/>
+              <w:rPr>
+                <w:rFonts w:ascii="Arial" w:hAnsi="Arial" w:cs="Arial"/>
+                <w:color w:val="1F1F1F"/>
+              </w:rPr>
+            </w:pPr>
+            <w:r>
+              <w:rPr>
+                <w:rFonts w:ascii="Arial" w:hAnsi="Arial" w:cs="Arial" w:hint="eastAsia"/>
+                <w:color w:val="1F1F1F"/>
+              </w:rPr>
+              <w:t>發生</w:t>
+            </w:r>
+            <w:r>
+              <w:rPr>
+                <w:rFonts w:ascii="Arial" w:hAnsi="Arial" w:cs="Arial"/>
+                <w:color w:val="1F1F1F"/>
+              </w:rPr>
+              <w:t>時間</w:t>
+            </w:r>
+          </w:p>
+        </w:tc>
+        <w:tc>
+          <w:tcPr>
+            <w:tcW w:w="873" w:type="pct"/>
+            <w:vAlign w:val="center"/>
+          </w:tcPr>
+          <w:p>
+            <w:pPr>
+              <w:pStyle w:val="141"/>
+              <w:rPr>
+                <w:rFonts w:ascii="Arial" w:hAnsi="Arial" w:cs="Arial"/>
+                <w:color w:val="1F1F1F"/>
+              </w:rPr>
+            </w:pPr>
+            <w:r>
+              <w:rPr>
+                <w:rFonts w:ascii="Arial" w:hAnsi="Arial" w:cs="Arial" w:hint="eastAsia"/>
+                <w:color w:val="1F1F1F"/>
+              </w:rPr>
+              <w:t>時間選擇</w:t>
+            </w:r>
+          </w:p>
+        </w:tc>
+        <w:tc>
+          <w:tcPr>
+            <w:tcW w:w="397" w:type="pct"/>
+            <w:vAlign w:val="center"/>
+          </w:tcPr>
+          <w:p>
+            <w:pPr>
+              <w:pStyle w:val="141"/>
+              <w:jc w:val="center"/>
+            </w:pPr>
+            <w:r>
+              <w:t>V</w:t>
+            </w:r>
+          </w:p>
+        </w:tc>
+        <w:tc>
+          <w:tcPr>
+            <w:tcW w:w="1747" w:type="pct"/>
+          </w:tcPr>
+          <w:p>
+            <w:pPr>
+              <w:pStyle w:val="141"/>
+            </w:pPr>
+            <w:r>
+              <w:t>EMS</w:t>
+            </w:r>
+            <w:r>
+              <w:rPr>
+                <w:rFonts w:hint="eastAsia"/>
+              </w:rPr>
+              <w:t>已開案，唯獨</w:t>
+            </w:r>
+          </w:p>
+          <w:p>
+            <w:pPr>
+              <w:pStyle w:val="141"/>
+            </w:pPr>
+            <w:r>
+              <w:rPr>
+                <w:rFonts w:hint="eastAsia"/>
+              </w:rPr>
+              <w:t>格式</w:t>
+            </w:r>
+            <w:r>
+              <w:rPr>
+                <w:rFonts w:hint="eastAsia"/>
+              </w:rPr>
+              <w:t>:</w:t>
+            </w:r>
+            <w:r>
+              <w:t xml:space="preserve"> </w:t>
+            </w:r>
+            <w:r>
+              <w:rPr>
+                <w:rFonts w:hint="eastAsia"/>
+              </w:rPr>
+              <w:t>m</w:t>
+            </w:r>
+            <w:r>
+              <w:t>m:ss</w:t>
+            </w:r>
+          </w:p>
+          <w:p>
+            <w:pPr>
+              <w:pStyle w:val="141"/>
+            </w:pPr>
+            <w:r>
+              <w:rPr>
+                <w:rFonts w:hint="eastAsia"/>
+              </w:rPr>
+              <w:t>帶入值為災害『</w:t>
+            </w:r>
+            <w:r>
+              <w:rPr>
+                <w:rFonts w:hint="eastAsia"/>
+              </w:rPr>
+              <w:t>發生時間</w:t>
+            </w:r>
+            <w:r>
+              <w:rPr>
+                <w:rFonts w:hint="eastAsia"/>
+              </w:rPr>
+              <w:t>』</w:t>
+            </w:r>
+          </w:p>
+        </w:tc>
+      </w:tr>
+      <w:tr>
+        <w:tc>
+          <w:tcPr>
+            <w:tcW w:w="390" w:type="pct"/>
+          </w:tcPr>
+          <w:p>
+            <w:pPr>
+              <w:pStyle w:val="141"/>
+              <w:numPr>
+                <w:ilvl w:val="0"/>
+                <w:numId w:val="19"/>
+              </w:numPr>
+              <w:jc w:val="center"/>
+              <w:rPr>
+                <w:color w:val="auto"/>
+              </w:rPr>
+            </w:pPr>
+          </w:p>
+        </w:tc>
+        <w:tc>
+          <w:tcPr>
+            <w:tcW w:w="1593" w:type="pct"/>
+            <w:vAlign w:val="center"/>
+          </w:tcPr>
+          <w:p>
+            <w:pPr>
+              <w:pStyle w:val="141"/>
+              <w:rPr>
+                <w:rFonts w:ascii="Arial" w:hAnsi="Arial" w:cs="Arial"/>
+                <w:color w:val="1F1F1F"/>
+              </w:rPr>
+            </w:pPr>
+            <w:r>
+              <w:rPr>
+                <w:rFonts w:ascii="Arial" w:hAnsi="Arial" w:cs="Arial" w:hint="eastAsia"/>
+                <w:color w:val="1F1F1F"/>
+              </w:rPr>
+              <w:t>事件分級</w:t>
+            </w:r>
+          </w:p>
+        </w:tc>
+        <w:tc>
+          <w:tcPr>
+            <w:tcW w:w="873" w:type="pct"/>
+            <w:vAlign w:val="center"/>
+          </w:tcPr>
+          <w:p>
+            <w:pPr>
+              <w:pStyle w:val="141"/>
+              <w:rPr>
+                <w:rFonts w:ascii="Arial" w:hAnsi="Arial" w:cs="Arial"/>
+                <w:color w:val="1F1F1F"/>
+              </w:rPr>
+            </w:pPr>
+            <w:r>
+              <w:rPr>
+                <w:rFonts w:ascii="Arial" w:hAnsi="Arial" w:cs="Arial" w:hint="eastAsia"/>
+                <w:color w:val="1F1F1F"/>
+              </w:rPr>
+              <w:t>開關選項</w:t>
+            </w:r>
+          </w:p>
+        </w:tc>
+        <w:tc>
+          <w:tcPr>
+            <w:tcW w:w="397" w:type="pct"/>
+            <w:vAlign w:val="center"/>
+          </w:tcPr>
+          <w:p>
+            <w:pPr>
+              <w:pStyle w:val="141"/>
+              <w:jc w:val="center"/>
+            </w:pPr>
+          </w:p>
+        </w:tc>
+        <w:tc>
+          <w:tcPr>
+            <w:tcW w:w="1747" w:type="pct"/>
+          </w:tcPr>
+          <w:p>
+            <w:pPr>
+              <w:pStyle w:val="141"/>
+            </w:pPr>
+            <w:r>
+              <w:rPr>
+                <w:rFonts w:hint="eastAsia"/>
+              </w:rPr>
+              <w:t>選項</w:t>
+            </w:r>
+          </w:p>
+          <w:p>
+            <w:pPr>
+              <w:pStyle w:val="140"/>
+              <w:numPr>
+                <w:ilvl w:val="0"/>
+                <w:numId w:val="54"/>
+              </w:numPr>
+            </w:pPr>
+            <w:r>
+              <w:rPr>
+                <w:rFonts w:hint="eastAsia"/>
+              </w:rPr>
+              <w:t>非應變事件【預設選取】</w:t>
+            </w:r>
+          </w:p>
+          <w:p>
+            <w:pPr>
+              <w:pStyle w:val="140"/>
+              <w:numPr>
+                <w:ilvl w:val="0"/>
+                <w:numId w:val="54"/>
+              </w:numPr>
+            </w:pPr>
+            <w:r>
+              <w:rPr>
+                <w:rFonts w:hint="eastAsia"/>
+              </w:rPr>
+              <w:t>應變事件</w:t>
+            </w:r>
+          </w:p>
+        </w:tc>
+      </w:tr>
+      <w:tr>
+        <w:tc>
+          <w:tcPr>
+            <w:tcW w:w="390" w:type="pct"/>
+          </w:tcPr>
+          <w:p>
+            <w:pPr>
+              <w:pStyle w:val="141"/>
+              <w:numPr>
+                <w:ilvl w:val="0"/>
+                <w:numId w:val="19"/>
+              </w:numPr>
+              <w:jc w:val="center"/>
+              <w:rPr>
+                <w:color w:val="auto"/>
+              </w:rPr>
+            </w:pPr>
+          </w:p>
+        </w:tc>
+        <w:tc>
+          <w:tcPr>
+            <w:tcW w:w="1593" w:type="pct"/>
+            <w:vAlign w:val="center"/>
+          </w:tcPr>
+          <w:p>
+            <w:pPr>
+              <w:pStyle w:val="141"/>
+              <w:rPr>
+                <w:color w:val="auto"/>
+              </w:rPr>
+            </w:pPr>
+            <w:r>
+              <w:rPr>
+                <w:rFonts w:ascii="Arial" w:hAnsi="Arial" w:cs="Arial"/>
+                <w:color w:val="1F1F1F"/>
+              </w:rPr>
+              <w:t>災害屬性</w:t>
+            </w:r>
+          </w:p>
+        </w:tc>
+        <w:tc>
+          <w:tcPr>
+            <w:tcW w:w="873" w:type="pct"/>
+            <w:vAlign w:val="center"/>
+          </w:tcPr>
+          <w:p>
+            <w:pPr>
+              <w:pStyle w:val="141"/>
+              <w:rPr>
+                <w:color w:val="auto"/>
+              </w:rPr>
+            </w:pPr>
+            <w:r>
+              <w:rPr>
+                <w:rFonts w:hint="eastAsia"/>
+                <w:color w:val="auto"/>
+              </w:rPr>
+              <w:t>單選</w:t>
+            </w:r>
+          </w:p>
+        </w:tc>
+        <w:tc>
+          <w:tcPr>
+            <w:tcW w:w="397" w:type="pct"/>
+            <w:vAlign w:val="center"/>
+          </w:tcPr>
+          <w:p>
+            <w:pPr>
+              <w:pStyle w:val="141"/>
+              <w:jc w:val="center"/>
+            </w:pPr>
+            <w:r>
+              <w:t>V</w:t>
+            </w:r>
+          </w:p>
+        </w:tc>
+        <w:tc>
+          <w:tcPr>
+            <w:tcW w:w="1747" w:type="pct"/>
+          </w:tcPr>
+          <w:p>
+            <w:pPr>
+              <w:pStyle w:val="141"/>
+            </w:pPr>
+            <w:r>
+              <w:t>EMS</w:t>
+            </w:r>
+            <w:r>
+              <w:rPr>
+                <w:rFonts w:hint="eastAsia"/>
+              </w:rPr>
+              <w:t>已開案，唯獨</w:t>
+            </w:r>
+          </w:p>
+          <w:p>
+            <w:pPr>
+              <w:pStyle w:val="141"/>
+            </w:pPr>
+            <w:r>
+              <w:rPr>
+                <w:rFonts w:hint="eastAsia"/>
+              </w:rPr>
+              <w:t>帶入值為災害『</w:t>
+            </w:r>
+            <w:r>
+              <w:rPr>
+                <w:rFonts w:hint="eastAsia"/>
+              </w:rPr>
+              <w:t>災害屬性</w:t>
+            </w:r>
+            <w:r>
+              <w:rPr>
+                <w:rFonts w:hint="eastAsia"/>
+              </w:rPr>
+              <w:t>』</w:t>
+            </w:r>
+          </w:p>
+        </w:tc>
+      </w:tr>
+      <w:tr>
+        <w:tc>
+          <w:tcPr>
+            <w:tcW w:w="390" w:type="pct"/>
+          </w:tcPr>
+          <w:p>
+            <w:pPr>
+              <w:pStyle w:val="141"/>
+              <w:numPr>
+                <w:ilvl w:val="0"/>
+                <w:numId w:val="19"/>
+              </w:numPr>
+              <w:jc w:val="center"/>
+              <w:rPr>
+                <w:color w:val="auto"/>
+              </w:rPr>
+            </w:pPr>
+          </w:p>
+        </w:tc>
+        <w:tc>
+          <w:tcPr>
+            <w:tcW w:w="1593" w:type="pct"/>
+            <w:vAlign w:val="center"/>
+          </w:tcPr>
+          <w:p>
+            <w:pPr>
+              <w:pStyle w:val="141"/>
+              <w:rPr>
+                <w:color w:val="auto"/>
+              </w:rPr>
+            </w:pPr>
+            <w:r>
+              <w:rPr>
+                <w:rFonts w:asciiTheme="minorHAnsi" w:hAnsiTheme="minorHAnsi" w:cstheme="minorHAnsi"/>
+                <w:color w:val="1F1F1F"/>
+              </w:rPr>
+              <w:t>EMS</w:t>
+            </w:r>
+            <w:r>
+              <w:rPr>
+                <w:rFonts w:ascii="Arial" w:hAnsi="Arial" w:cs="Arial"/>
+                <w:color w:val="1F1F1F"/>
+              </w:rPr>
+              <w:t>災害種類</w:t>
+            </w:r>
+          </w:p>
+        </w:tc>
+        <w:tc>
+          <w:tcPr>
+            <w:tcW w:w="873" w:type="pct"/>
+            <w:vAlign w:val="center"/>
+          </w:tcPr>
+          <w:p>
+            <w:pPr>
+              <w:pStyle w:val="141"/>
+              <w:rPr>
+                <w:color w:val="auto"/>
+              </w:rPr>
+            </w:pPr>
+            <w:r>
+              <w:rPr>
+                <w:rFonts w:ascii="Arial" w:hAnsi="Arial" w:cs="Arial"/>
+                <w:color w:val="1F1F1F"/>
+              </w:rPr>
+              <w:t>下拉選單</w:t>
+            </w:r>
+          </w:p>
+        </w:tc>
+        <w:tc>
+          <w:tcPr>
+            <w:tcW w:w="397" w:type="pct"/>
+            <w:vAlign w:val="center"/>
+          </w:tcPr>
+          <w:p>
+            <w:pPr>
+              <w:pStyle w:val="141"/>
+              <w:jc w:val="center"/>
+            </w:pPr>
+            <w:r>
+              <w:rPr>
+                <w:rFonts w:hint="eastAsia"/>
+              </w:rPr>
+              <w:t>V</w:t>
+            </w:r>
+          </w:p>
+        </w:tc>
+        <w:tc>
+          <w:tcPr>
+            <w:tcW w:w="1747" w:type="pct"/>
+          </w:tcPr>
+          <w:p>
+            <w:pPr>
+              <w:pStyle w:val="141"/>
+            </w:pPr>
+            <w:r>
+              <w:t>EMS</w:t>
+            </w:r>
+            <w:r>
+              <w:rPr>
+                <w:rFonts w:hint="eastAsia"/>
+              </w:rPr>
+              <w:t>已開案，唯獨</w:t>
+            </w:r>
+          </w:p>
+          <w:p>
+            <w:pPr>
+              <w:pStyle w:val="141"/>
+            </w:pPr>
+            <w:r>
+              <w:rPr>
+                <w:rFonts w:hint="eastAsia"/>
+              </w:rPr>
+              <w:t>帶入值為災害『</w:t>
+            </w:r>
+            <w:r>
+              <w:rPr>
+                <w:rFonts w:hint="eastAsia"/>
+              </w:rPr>
+              <w:t>災害種類</w:t>
+            </w:r>
+            <w:r>
+              <w:rPr>
+                <w:rFonts w:hint="eastAsia"/>
+              </w:rPr>
+              <w:t>』</w:t>
+            </w:r>
+          </w:p>
+        </w:tc>
+      </w:tr>
+      <w:tr>
+        <w:tc>
+          <w:tcPr>
+            <w:tcW w:w="390" w:type="pct"/>
+          </w:tcPr>
+          <w:p>
+            <w:pPr>
+              <w:pStyle w:val="141"/>
+              <w:numPr>
+                <w:ilvl w:val="0"/>
+                <w:numId w:val="19"/>
+              </w:numPr>
+              <w:jc w:val="center"/>
+              <w:rPr>
+                <w:color w:val="auto"/>
+              </w:rPr>
+            </w:pPr>
+          </w:p>
+        </w:tc>
+        <w:tc>
+          <w:tcPr>
+            <w:tcW w:w="1593" w:type="pct"/>
+            <w:vAlign w:val="center"/>
+          </w:tcPr>
+          <w:p>
+            <w:pPr>
+              <w:pStyle w:val="141"/>
+              <w:rPr>
+                <w:rFonts w:ascii="Arial" w:hAnsi="Arial" w:cs="Arial"/>
+                <w:color w:val="1F1F1F"/>
+              </w:rPr>
+            </w:pPr>
+            <w:proofErr w:type="gramStart"/>
+            <w:r>
+              <w:rPr>
+                <w:rFonts w:ascii="Arial" w:hAnsi="Arial" w:cs="Arial" w:hint="eastAsia"/>
+                <w:color w:val="1F1F1F"/>
+              </w:rPr>
+              <w:t>災防會</w:t>
+            </w:r>
+            <w:proofErr w:type="gramEnd"/>
+            <w:r>
+              <w:rPr>
+                <w:rFonts w:ascii="Arial" w:hAnsi="Arial" w:cs="Arial" w:hint="eastAsia"/>
+                <w:color w:val="1F1F1F"/>
+              </w:rPr>
+              <w:t>災害種類</w:t>
+            </w:r>
+          </w:p>
+        </w:tc>
+        <w:tc>
+          <w:tcPr>
+            <w:tcW w:w="873" w:type="pct"/>
+            <w:vAlign w:val="center"/>
+          </w:tcPr>
+          <w:p>
+            <w:pPr>
+              <w:pStyle w:val="141"/>
+              <w:rPr>
+                <w:rFonts w:ascii="Arial" w:hAnsi="Arial" w:cs="Arial"/>
+                <w:color w:val="1F1F1F"/>
+              </w:rPr>
+            </w:pPr>
+            <w:r>
+              <w:rPr>
+                <w:rFonts w:ascii="Arial" w:hAnsi="Arial" w:cs="Arial"/>
+                <w:color w:val="1F1F1F"/>
+              </w:rPr>
+              <w:t>下拉選單</w:t>
+            </w:r>
+          </w:p>
+        </w:tc>
+        <w:tc>
+          <w:tcPr>
+            <w:tcW w:w="397" w:type="pct"/>
+            <w:vAlign w:val="center"/>
+          </w:tcPr>
+          <w:p>
+            <w:pPr>
+              <w:pStyle w:val="141"/>
+              <w:jc w:val="center"/>
+            </w:pPr>
+            <w:r>
+              <w:rPr>
+                <w:rFonts w:hint="eastAsia"/>
+              </w:rPr>
+              <w:t>V</w:t>
+            </w:r>
+          </w:p>
+        </w:tc>
+        <w:tc>
+          <w:tcPr>
+            <w:tcW w:w="1747" w:type="pct"/>
+          </w:tcPr>
+          <w:p>
+            <w:pPr>
+              <w:pStyle w:val="141"/>
+            </w:pPr>
+            <w:r>
+              <w:rPr>
+                <w:rFonts w:hint="eastAsia"/>
+              </w:rPr>
+              <w:t>選項</w:t>
+            </w:r>
+          </w:p>
+          <w:p>
+            <w:pPr>
+              <w:pStyle w:val="140"/>
+              <w:numPr>
+                <w:ilvl w:val="0"/>
+                <w:numId w:val="55"/>
+              </w:numPr>
+            </w:pPr>
+            <w:r>
+              <w:rPr>
+                <w:rFonts w:hint="eastAsia"/>
+              </w:rPr>
+              <w:t>風災</w:t>
+            </w:r>
+          </w:p>
+          <w:p>
+            <w:pPr>
+              <w:pStyle w:val="140"/>
+              <w:numPr>
+                <w:ilvl w:val="0"/>
+                <w:numId w:val="55"/>
+              </w:numPr>
+            </w:pPr>
+            <w:r>
+              <w:rPr>
+                <w:rFonts w:hint="eastAsia"/>
+              </w:rPr>
+              <w:t>土石流</w:t>
+            </w:r>
+          </w:p>
+          <w:p>
+            <w:pPr>
+              <w:pStyle w:val="140"/>
+              <w:numPr>
+                <w:ilvl w:val="0"/>
+                <w:numId w:val="55"/>
+              </w:numPr>
+            </w:pPr>
+            <w:r>
+              <w:rPr>
+                <w:rFonts w:hint="eastAsia"/>
+              </w:rPr>
+              <w:t>水災</w:t>
+            </w:r>
+          </w:p>
+          <w:p>
+            <w:pPr>
+              <w:pStyle w:val="140"/>
+              <w:numPr>
+                <w:ilvl w:val="0"/>
+                <w:numId w:val="55"/>
+              </w:numPr>
+            </w:pPr>
+            <w:r>
+              <w:rPr>
+                <w:rFonts w:hint="eastAsia"/>
+              </w:rPr>
+              <w:t>震災</w:t>
+            </w:r>
+          </w:p>
+          <w:p>
+            <w:pPr>
+              <w:pStyle w:val="140"/>
+              <w:numPr>
+                <w:ilvl w:val="0"/>
+                <w:numId w:val="55"/>
+              </w:numPr>
+            </w:pPr>
+            <w:r>
+              <w:rPr>
+                <w:rFonts w:hint="eastAsia"/>
+              </w:rPr>
+              <w:t>生物病原</w:t>
+            </w:r>
+          </w:p>
+          <w:p>
+            <w:pPr>
+              <w:pStyle w:val="140"/>
+              <w:numPr>
+                <w:ilvl w:val="0"/>
+                <w:numId w:val="55"/>
+              </w:numPr>
+            </w:pPr>
+            <w:r>
+              <w:rPr>
+                <w:rFonts w:hint="eastAsia"/>
+              </w:rPr>
+              <w:lastRenderedPageBreak/>
+              <w:t>火災</w:t>
+            </w:r>
+          </w:p>
+          <w:p>
+            <w:pPr>
+              <w:pStyle w:val="140"/>
+              <w:numPr>
+                <w:ilvl w:val="0"/>
+                <w:numId w:val="55"/>
+              </w:numPr>
+            </w:pPr>
+            <w:r>
+              <w:rPr>
+                <w:rFonts w:hint="eastAsia"/>
+              </w:rPr>
+              <w:t>森林火災</w:t>
+            </w:r>
+          </w:p>
+          <w:p>
+            <w:pPr>
+              <w:pStyle w:val="140"/>
+              <w:numPr>
+                <w:ilvl w:val="0"/>
+                <w:numId w:val="55"/>
+              </w:numPr>
+            </w:pPr>
+            <w:r>
+              <w:rPr>
+                <w:rFonts w:hint="eastAsia"/>
+              </w:rPr>
+              <w:t>毒性化學物質災害</w:t>
+            </w:r>
+          </w:p>
+          <w:p>
+            <w:pPr>
+              <w:pStyle w:val="140"/>
+              <w:numPr>
+                <w:ilvl w:val="0"/>
+                <w:numId w:val="55"/>
+              </w:numPr>
+            </w:pPr>
+            <w:r>
+              <w:rPr>
+                <w:rFonts w:hint="eastAsia"/>
+              </w:rPr>
+              <w:t>輻射</w:t>
+            </w:r>
+          </w:p>
+          <w:p>
+            <w:pPr>
+              <w:pStyle w:val="140"/>
+              <w:numPr>
+                <w:ilvl w:val="0"/>
+                <w:numId w:val="55"/>
+              </w:numPr>
+            </w:pPr>
+            <w:r>
+              <w:rPr>
+                <w:rFonts w:hint="eastAsia"/>
+              </w:rPr>
+              <w:t>空難</w:t>
+            </w:r>
+          </w:p>
+          <w:p>
+            <w:pPr>
+              <w:pStyle w:val="140"/>
+              <w:numPr>
+                <w:ilvl w:val="0"/>
+                <w:numId w:val="55"/>
+              </w:numPr>
+            </w:pPr>
+            <w:r>
+              <w:rPr>
+                <w:rFonts w:hint="eastAsia"/>
+              </w:rPr>
+              <w:t>海難</w:t>
+            </w:r>
+          </w:p>
+          <w:p>
+            <w:pPr>
+              <w:pStyle w:val="140"/>
+              <w:numPr>
+                <w:ilvl w:val="0"/>
+                <w:numId w:val="55"/>
+              </w:numPr>
+            </w:pPr>
+            <w:r>
+              <w:rPr>
+                <w:rFonts w:hint="eastAsia"/>
+              </w:rPr>
+              <w:t>陸上交通事故</w:t>
+            </w:r>
+          </w:p>
+          <w:p>
+            <w:pPr>
+              <w:pStyle w:val="140"/>
+              <w:numPr>
+                <w:ilvl w:val="0"/>
+                <w:numId w:val="55"/>
+              </w:numPr>
+            </w:pPr>
+            <w:r>
+              <w:rPr>
+                <w:rFonts w:hint="eastAsia"/>
+              </w:rPr>
+              <w:t>其他</w:t>
+            </w:r>
+          </w:p>
+          <w:p>
+            <w:pPr>
+              <w:pStyle w:val="140"/>
+              <w:numPr>
+                <w:ilvl w:val="0"/>
+                <w:numId w:val="55"/>
+              </w:numPr>
+            </w:pPr>
+            <w:r>
+              <w:rPr>
+                <w:rFonts w:hint="eastAsia"/>
+              </w:rPr>
+              <w:t>旱災</w:t>
+            </w:r>
+          </w:p>
+          <w:p>
+            <w:pPr>
+              <w:pStyle w:val="140"/>
+              <w:numPr>
+                <w:ilvl w:val="0"/>
+                <w:numId w:val="55"/>
+              </w:numPr>
+            </w:pPr>
+            <w:r>
+              <w:rPr>
+                <w:rFonts w:hint="eastAsia"/>
+              </w:rPr>
+              <w:t>寒害</w:t>
+            </w:r>
+          </w:p>
+          <w:p>
+            <w:pPr>
+              <w:pStyle w:val="140"/>
+              <w:numPr>
+                <w:ilvl w:val="0"/>
+                <w:numId w:val="55"/>
+              </w:numPr>
+            </w:pPr>
+            <w:r>
+              <w:rPr>
+                <w:rFonts w:hint="eastAsia"/>
+              </w:rPr>
+              <w:t>爆炸</w:t>
+            </w:r>
+          </w:p>
+          <w:p>
+            <w:pPr>
+              <w:pStyle w:val="140"/>
+              <w:numPr>
+                <w:ilvl w:val="0"/>
+                <w:numId w:val="55"/>
+              </w:numPr>
+            </w:pPr>
+            <w:r>
+              <w:rPr>
+                <w:rFonts w:hint="eastAsia"/>
+              </w:rPr>
+              <w:t>輸電線路災害</w:t>
+            </w:r>
+          </w:p>
+          <w:p>
+            <w:pPr>
+              <w:pStyle w:val="140"/>
+              <w:numPr>
+                <w:ilvl w:val="0"/>
+                <w:numId w:val="55"/>
+              </w:numPr>
+            </w:pPr>
+            <w:r>
+              <w:rPr>
+                <w:rFonts w:hint="eastAsia"/>
+              </w:rPr>
+              <w:t>公用氣體與油料管線</w:t>
+            </w:r>
+          </w:p>
+          <w:p>
+            <w:pPr>
+              <w:pStyle w:val="140"/>
+              <w:numPr>
+                <w:ilvl w:val="0"/>
+                <w:numId w:val="55"/>
+              </w:numPr>
+            </w:pPr>
+            <w:r>
+              <w:rPr>
+                <w:rFonts w:hint="eastAsia"/>
+              </w:rPr>
+              <w:t>礦災</w:t>
+            </w:r>
+          </w:p>
+        </w:tc>
+      </w:tr>
+      <w:tr>
+        <w:tc>
+          <w:tcPr>
+            <w:tcW w:w="390" w:type="pct"/>
+          </w:tcPr>
+          <w:p>
+            <w:pPr>
+              <w:pStyle w:val="141"/>
+              <w:numPr>
+                <w:ilvl w:val="0"/>
+                <w:numId w:val="19"/>
+              </w:numPr>
+              <w:jc w:val="center"/>
+              <w:rPr>
+                <w:color w:val="auto"/>
+              </w:rPr>
+            </w:pPr>
+          </w:p>
+        </w:tc>
+        <w:tc>
+          <w:tcPr>
+            <w:tcW w:w="1593" w:type="pct"/>
+            <w:vAlign w:val="center"/>
+          </w:tcPr>
+          <w:p>
+            <w:pPr>
+              <w:pStyle w:val="141"/>
+              <w:rPr>
+                <w:rFonts w:ascii="Arial" w:hAnsi="Arial" w:cs="Arial"/>
+                <w:color w:val="1F1F1F"/>
+              </w:rPr>
+            </w:pPr>
+            <w:r>
+              <w:rPr>
+                <w:rFonts w:ascii="Arial" w:hAnsi="Arial" w:cs="Arial" w:hint="eastAsia"/>
+                <w:color w:val="1F1F1F"/>
+              </w:rPr>
+              <w:t>訊息</w:t>
+            </w:r>
+            <w:r>
+              <w:rPr>
+                <w:rFonts w:ascii="Arial" w:hAnsi="Arial" w:cs="Arial"/>
+                <w:color w:val="1F1F1F"/>
+              </w:rPr>
+              <w:t>來源</w:t>
+            </w:r>
+          </w:p>
+        </w:tc>
+        <w:tc>
+          <w:tcPr>
+            <w:tcW w:w="873" w:type="pct"/>
+            <w:vAlign w:val="center"/>
+          </w:tcPr>
+          <w:p>
+            <w:pPr>
+              <w:pStyle w:val="141"/>
+              <w:rPr>
+                <w:rFonts w:ascii="Arial" w:hAnsi="Arial" w:cs="Arial"/>
+                <w:color w:val="1F1F1F"/>
+              </w:rPr>
+            </w:pPr>
+            <w:r>
+              <w:rPr>
+                <w:rFonts w:ascii="Arial" w:hAnsi="Arial" w:cs="Arial"/>
+                <w:color w:val="1F1F1F"/>
+              </w:rPr>
+              <w:t>輸入框</w:t>
+            </w:r>
+          </w:p>
+        </w:tc>
+        <w:tc>
+          <w:tcPr>
+            <w:tcW w:w="397" w:type="pct"/>
+            <w:vAlign w:val="center"/>
+          </w:tcPr>
+          <w:p>
+            <w:pPr>
+              <w:pStyle w:val="141"/>
+              <w:jc w:val="center"/>
+            </w:pPr>
+            <w:r>
+              <w:t>V</w:t>
+            </w:r>
+          </w:p>
+        </w:tc>
+        <w:tc>
+          <w:tcPr>
+            <w:tcW w:w="1747" w:type="pct"/>
+          </w:tcPr>
+          <w:p>
+            <w:pPr>
+              <w:pStyle w:val="141"/>
+            </w:pPr>
+            <w:r>
+              <w:t>EMS</w:t>
+            </w:r>
+            <w:r>
+              <w:rPr>
+                <w:rFonts w:hint="eastAsia"/>
+              </w:rPr>
+              <w:t>已開案，唯獨</w:t>
+            </w:r>
+            <w:r>
+              <w:br/>
+            </w:r>
+            <w:r>
+              <w:rPr>
+                <w:rFonts w:hint="eastAsia"/>
+              </w:rPr>
+              <w:t>帶入值為『</w:t>
+            </w:r>
+            <w:r>
+              <w:rPr>
+                <w:rFonts w:hint="eastAsia"/>
+              </w:rPr>
+              <w:t>EMS</w:t>
+            </w:r>
+            <w:r>
+              <w:rPr>
+                <w:rFonts w:hint="eastAsia"/>
+              </w:rPr>
+              <w:t>』</w:t>
+            </w:r>
+          </w:p>
+        </w:tc>
+      </w:tr>
+      <w:tr>
+        <w:tc>
+          <w:tcPr>
+            <w:tcW w:w="390" w:type="pct"/>
+          </w:tcPr>
+          <w:p>
+            <w:pPr>
+              <w:pStyle w:val="141"/>
+              <w:numPr>
+                <w:ilvl w:val="0"/>
+                <w:numId w:val="19"/>
+              </w:numPr>
+              <w:jc w:val="center"/>
+              <w:rPr>
+                <w:color w:val="auto"/>
+              </w:rPr>
+            </w:pPr>
+          </w:p>
+        </w:tc>
+        <w:tc>
+          <w:tcPr>
+            <w:tcW w:w="1593" w:type="pct"/>
+            <w:vAlign w:val="center"/>
+          </w:tcPr>
+          <w:p>
+            <w:pPr>
+              <w:pStyle w:val="141"/>
+              <w:rPr>
+                <w:rFonts w:ascii="Arial" w:hAnsi="Arial" w:cs="Arial"/>
+                <w:color w:val="1F1F1F"/>
+              </w:rPr>
+            </w:pPr>
+            <w:r>
+              <w:rPr>
+                <w:rFonts w:ascii="Arial" w:hAnsi="Arial" w:cs="Arial" w:hint="eastAsia"/>
+                <w:color w:val="1F1F1F"/>
+              </w:rPr>
+              <w:t>訊息</w:t>
+            </w:r>
+            <w:r>
+              <w:rPr>
+                <w:rFonts w:ascii="Arial" w:hAnsi="Arial" w:cs="Arial"/>
+                <w:color w:val="1F1F1F"/>
+              </w:rPr>
+              <w:t>來源</w:t>
+            </w:r>
+            <w:r>
+              <w:rPr>
+                <w:rFonts w:ascii="Arial" w:hAnsi="Arial" w:cs="Arial" w:hint="eastAsia"/>
+                <w:color w:val="1F1F1F"/>
+              </w:rPr>
+              <w:t>日期</w:t>
+            </w:r>
+          </w:p>
+        </w:tc>
+        <w:tc>
+          <w:tcPr>
+            <w:tcW w:w="873" w:type="pct"/>
+            <w:vAlign w:val="center"/>
+          </w:tcPr>
+          <w:p>
+            <w:pPr>
+              <w:pStyle w:val="141"/>
+              <w:rPr>
+                <w:rFonts w:ascii="Arial" w:hAnsi="Arial" w:cs="Arial"/>
+                <w:color w:val="1F1F1F"/>
+              </w:rPr>
+            </w:pPr>
+            <w:r>
+              <w:rPr>
+                <w:rFonts w:ascii="Arial" w:hAnsi="Arial" w:cs="Arial" w:hint="eastAsia"/>
+                <w:color w:val="1F1F1F"/>
+              </w:rPr>
+              <w:t>日期</w:t>
+            </w:r>
+            <w:r>
+              <w:rPr>
+                <w:rFonts w:ascii="Arial" w:hAnsi="Arial" w:cs="Arial"/>
+                <w:color w:val="1F1F1F"/>
+              </w:rPr>
+              <w:t>選擇</w:t>
+            </w:r>
+          </w:p>
+        </w:tc>
+        <w:tc>
+          <w:tcPr>
+            <w:tcW w:w="397" w:type="pct"/>
+            <w:vAlign w:val="center"/>
+          </w:tcPr>
+          <w:p>
+            <w:pPr>
+              <w:pStyle w:val="141"/>
+              <w:jc w:val="center"/>
+            </w:pPr>
+            <w:r>
+              <w:t>V</w:t>
+            </w:r>
+          </w:p>
+        </w:tc>
+        <w:tc>
+          <w:tcPr>
+            <w:tcW w:w="1747" w:type="pct"/>
+          </w:tcPr>
+          <w:p>
+            <w:pPr>
+              <w:pStyle w:val="141"/>
+            </w:pPr>
+            <w:r>
+              <w:t>EMS</w:t>
+            </w:r>
+            <w:r>
+              <w:rPr>
+                <w:rFonts w:hint="eastAsia"/>
+              </w:rPr>
+              <w:t>已開案，唯獨</w:t>
+            </w:r>
+            <w:r>
+              <w:br/>
+            </w:r>
+            <w:r>
+              <w:rPr>
+                <w:rFonts w:hint="eastAsia"/>
+              </w:rPr>
+              <w:t>格式</w:t>
+            </w:r>
+            <w:r>
+              <w:rPr>
+                <w:rFonts w:hint="eastAsia"/>
+              </w:rPr>
+              <w:t>:</w:t>
+            </w:r>
+            <w:r>
+              <w:t xml:space="preserve"> </w:t>
+            </w:r>
+            <w:r>
+              <w:t>yyyy-MM-dd</w:t>
+            </w:r>
+          </w:p>
+          <w:p>
+            <w:pPr>
+              <w:pStyle w:val="141"/>
+            </w:pPr>
+            <w:r>
+              <w:rPr>
+                <w:rFonts w:hint="eastAsia"/>
+              </w:rPr>
+              <w:t>帶入值為災害『</w:t>
+            </w:r>
+            <w:r>
+              <w:rPr>
+                <w:rFonts w:hint="eastAsia"/>
+              </w:rPr>
+              <w:t>開案時間</w:t>
+            </w:r>
+            <w:r>
+              <w:rPr>
+                <w:rFonts w:hint="eastAsia"/>
+              </w:rPr>
+              <w:t>』</w:t>
+            </w:r>
+          </w:p>
+        </w:tc>
+      </w:tr>
+      <w:tr>
+        <w:tc>
+          <w:tcPr>
+            <w:tcW w:w="390" w:type="pct"/>
+          </w:tcPr>
+          <w:p>
+            <w:pPr>
+              <w:pStyle w:val="141"/>
+              <w:numPr>
+                <w:ilvl w:val="0"/>
+                <w:numId w:val="19"/>
+              </w:numPr>
+              <w:jc w:val="center"/>
+              <w:rPr>
+                <w:color w:val="auto"/>
+              </w:rPr>
+            </w:pPr>
+          </w:p>
+        </w:tc>
+        <w:tc>
+          <w:tcPr>
+            <w:tcW w:w="1593" w:type="pct"/>
+            <w:vAlign w:val="center"/>
+          </w:tcPr>
+          <w:p>
+            <w:pPr>
+              <w:pStyle w:val="141"/>
+              <w:rPr>
+                <w:rFonts w:ascii="Arial" w:hAnsi="Arial" w:cs="Arial"/>
+                <w:color w:val="1F1F1F"/>
+              </w:rPr>
+            </w:pPr>
+            <w:r>
+              <w:rPr>
+                <w:rFonts w:ascii="Arial" w:hAnsi="Arial" w:cs="Arial" w:hint="eastAsia"/>
+                <w:color w:val="1F1F1F"/>
+              </w:rPr>
+              <w:t>訊息</w:t>
+            </w:r>
+            <w:r>
+              <w:rPr>
+                <w:rFonts w:ascii="Arial" w:hAnsi="Arial" w:cs="Arial"/>
+                <w:color w:val="1F1F1F"/>
+              </w:rPr>
+              <w:t>來源</w:t>
+            </w:r>
+            <w:r>
+              <w:rPr>
+                <w:rFonts w:ascii="Arial" w:hAnsi="Arial" w:cs="Arial" w:hint="eastAsia"/>
+                <w:color w:val="1F1F1F"/>
+              </w:rPr>
+              <w:t>時間</w:t>
+            </w:r>
+          </w:p>
+        </w:tc>
+        <w:tc>
+          <w:tcPr>
+            <w:tcW w:w="873" w:type="pct"/>
+            <w:vAlign w:val="center"/>
+          </w:tcPr>
+          <w:p>
+            <w:pPr>
+              <w:pStyle w:val="141"/>
+              <w:rPr>
+                <w:rFonts w:ascii="Arial" w:hAnsi="Arial" w:cs="Arial"/>
+                <w:color w:val="1F1F1F"/>
+              </w:rPr>
+            </w:pPr>
+            <w:r>
+              <w:rPr>
+                <w:rFonts w:ascii="Arial" w:hAnsi="Arial" w:cs="Arial" w:hint="eastAsia"/>
+                <w:color w:val="1F1F1F"/>
+              </w:rPr>
+              <w:t>時間選擇</w:t>
+            </w:r>
+          </w:p>
+        </w:tc>
+        <w:tc>
+          <w:tcPr>
+            <w:tcW w:w="397" w:type="pct"/>
+            <w:vAlign w:val="center"/>
+          </w:tcPr>
+          <w:p>
+            <w:pPr>
+              <w:pStyle w:val="141"/>
+              <w:jc w:val="center"/>
+            </w:pPr>
+            <w:r>
+              <w:rPr>
+                <w:rFonts w:hint="eastAsia"/>
+              </w:rPr>
+              <w:t>V</w:t>
+            </w:r>
+          </w:p>
+        </w:tc>
+        <w:tc>
+          <w:tcPr>
+            <w:tcW w:w="1747" w:type="pct"/>
+          </w:tcPr>
+          <w:p>
+            <w:pPr>
+              <w:pStyle w:val="141"/>
+            </w:pPr>
+            <w:r>
+              <w:t>EMS</w:t>
+            </w:r>
+            <w:r>
+              <w:rPr>
+                <w:rFonts w:hint="eastAsia"/>
+              </w:rPr>
+              <w:t>已開案，唯獨</w:t>
+            </w:r>
+          </w:p>
+          <w:p>
+            <w:pPr>
+              <w:pStyle w:val="141"/>
+            </w:pPr>
+            <w:r>
+              <w:rPr>
+                <w:rFonts w:hint="eastAsia"/>
+              </w:rPr>
+              <w:t>格式</w:t>
+            </w:r>
+            <w:r>
+              <w:rPr>
+                <w:rFonts w:hint="eastAsia"/>
+              </w:rPr>
+              <w:t>:</w:t>
+            </w:r>
+            <w:r>
+              <w:t xml:space="preserve"> </w:t>
+            </w:r>
+            <w:r>
+              <w:rPr>
+                <w:rFonts w:hint="eastAsia"/>
+              </w:rPr>
+              <w:t>m</w:t>
+            </w:r>
+            <w:r>
+              <w:t>m:ss</w:t>
+            </w:r>
+          </w:p>
+          <w:p>
+            <w:pPr>
+              <w:pStyle w:val="141"/>
+            </w:pPr>
+            <w:r>
+              <w:rPr>
+                <w:rFonts w:hint="eastAsia"/>
+              </w:rPr>
+              <w:t>帶入值為災害『</w:t>
+            </w:r>
+            <w:r>
+              <w:rPr>
+                <w:rFonts w:hint="eastAsia"/>
+              </w:rPr>
+              <w:t>開案時間</w:t>
+            </w:r>
+            <w:r>
+              <w:rPr>
+                <w:rFonts w:hint="eastAsia"/>
+              </w:rPr>
+              <w:t>』</w:t>
+            </w:r>
+          </w:p>
+        </w:tc>
+      </w:tr>
+      <w:tr>
+        <w:tc>
+          <w:tcPr>
+            <w:tcW w:w="390" w:type="pct"/>
+          </w:tcPr>
+          <w:p>
+            <w:pPr>
+              <w:pStyle w:val="141"/>
+              <w:numPr>
+                <w:ilvl w:val="0"/>
+                <w:numId w:val="19"/>
+              </w:numPr>
+              <w:jc w:val="center"/>
+              <w:rPr>
+                <w:color w:val="auto"/>
+              </w:rPr>
+            </w:pPr>
+          </w:p>
+        </w:tc>
+        <w:tc>
+          <w:tcPr>
+            <w:tcW w:w="1593" w:type="pct"/>
+            <w:vAlign w:val="center"/>
+          </w:tcPr>
+          <w:p>
+            <w:pPr>
+              <w:pStyle w:val="141"/>
+              <w:rPr>
+                <w:rFonts w:ascii="Arial" w:hAnsi="Arial" w:cs="Arial"/>
+                <w:color w:val="1F1F1F"/>
+              </w:rPr>
+            </w:pPr>
+            <w:r>
+              <w:rPr>
+                <w:rFonts w:ascii="Arial" w:hAnsi="Arial" w:cs="Arial"/>
+                <w:color w:val="auto"/>
+              </w:rPr>
+              <w:t>監看人員</w:t>
+            </w:r>
+          </w:p>
+        </w:tc>
+        <w:tc>
+          <w:tcPr>
+            <w:tcW w:w="873" w:type="pct"/>
+            <w:vAlign w:val="center"/>
+          </w:tcPr>
+          <w:p>
+            <w:pPr>
+              <w:pStyle w:val="141"/>
+              <w:rPr>
+                <w:rFonts w:ascii="Arial" w:hAnsi="Arial" w:cs="Arial"/>
+                <w:color w:val="1F1F1F"/>
+              </w:rPr>
+            </w:pPr>
+            <w:r>
+              <w:rPr>
+                <w:rFonts w:ascii="Arial" w:hAnsi="Arial" w:cs="Arial"/>
+                <w:color w:val="auto"/>
+              </w:rPr>
+              <w:t>輸入框</w:t>
+            </w:r>
+          </w:p>
+        </w:tc>
+        <w:tc>
+          <w:tcPr>
+            <w:tcW w:w="397" w:type="pct"/>
+            <w:vAlign w:val="center"/>
+          </w:tcPr>
+          <w:p>
+            <w:pPr>
+              <w:pStyle w:val="141"/>
+              <w:jc w:val="center"/>
+            </w:pPr>
+            <w:r>
+              <w:rPr>
+                <w:color w:val="auto"/>
+              </w:rPr>
+              <w:t>V</w:t>
+            </w:r>
+          </w:p>
+        </w:tc>
+        <w:tc>
+          <w:tcPr>
+            <w:tcW w:w="1747" w:type="pct"/>
+          </w:tcPr>
+          <w:p>
+            <w:pPr>
+              <w:pStyle w:val="141"/>
+            </w:pPr>
+            <w:r>
+              <w:rPr>
+                <w:rFonts w:hint="eastAsia"/>
+                <w:color w:val="FF0000"/>
+              </w:rPr>
+              <w:t>帶入個人基本資料「姓名」</w:t>
+            </w:r>
+          </w:p>
+        </w:tc>
+      </w:tr>
+      <w:tr>
+        <w:tc>
+          <w:tcPr>
+            <w:tcW w:w="390" w:type="pct"/>
+          </w:tcPr>
+          <w:p>
+            <w:pPr>
+              <w:pStyle w:val="141"/>
+              <w:numPr>
+                <w:ilvl w:val="0"/>
+                <w:numId w:val="19"/>
+              </w:numPr>
+              <w:jc w:val="center"/>
+              <w:rPr>
+                <w:color w:val="auto"/>
+              </w:rPr>
+            </w:pPr>
+          </w:p>
+        </w:tc>
+        <w:tc>
+          <w:tcPr>
+            <w:tcW w:w="1593" w:type="pct"/>
+            <w:vAlign w:val="center"/>
+          </w:tcPr>
+          <w:p>
+            <w:pPr>
+              <w:pStyle w:val="141"/>
+              <w:rPr>
+                <w:rFonts w:ascii="Arial" w:hAnsi="Arial" w:cs="Arial"/>
+                <w:color w:val="1F1F1F"/>
+              </w:rPr>
+            </w:pPr>
+            <w:r>
+              <w:rPr>
+                <w:rFonts w:ascii="Arial" w:hAnsi="Arial" w:cs="Arial"/>
+                <w:color w:val="auto"/>
+              </w:rPr>
+              <w:t>連絡電話</w:t>
+            </w:r>
+          </w:p>
+        </w:tc>
+        <w:tc>
+          <w:tcPr>
+            <w:tcW w:w="873" w:type="pct"/>
+            <w:vAlign w:val="center"/>
+          </w:tcPr>
+          <w:p>
+            <w:pPr>
+              <w:pStyle w:val="141"/>
+              <w:rPr>
+                <w:rFonts w:ascii="Arial" w:hAnsi="Arial" w:cs="Arial"/>
+                <w:color w:val="1F1F1F"/>
+              </w:rPr>
+            </w:pPr>
+            <w:r>
+              <w:rPr>
+                <w:rFonts w:ascii="Arial" w:hAnsi="Arial" w:cs="Arial"/>
+                <w:color w:val="auto"/>
+              </w:rPr>
+              <w:t>輸入框</w:t>
+            </w:r>
+          </w:p>
+        </w:tc>
+        <w:tc>
+          <w:tcPr>
+            <w:tcW w:w="397" w:type="pct"/>
+            <w:vAlign w:val="center"/>
+          </w:tcPr>
+          <w:p>
+            <w:pPr>
+              <w:pStyle w:val="141"/>
+              <w:jc w:val="center"/>
+            </w:pPr>
+            <w:r>
+              <w:rPr>
+                <w:color w:val="auto"/>
+              </w:rPr>
+              <w:t>V</w:t>
+            </w:r>
+          </w:p>
+        </w:tc>
+        <w:tc>
+          <w:tcPr>
+            <w:tcW w:w="1747" w:type="pct"/>
+          </w:tcPr>
+          <w:p>
+            <w:pPr>
+              <w:pStyle w:val="141"/>
+            </w:pPr>
+            <w:r>
+              <w:rPr>
+                <w:rFonts w:hint="eastAsia"/>
+                <w:color w:val="FF0000"/>
+              </w:rPr>
+              <w:t>帶入個人基本資料「聯絡電話」</w:t>
+            </w:r>
+            <w:r>
+              <w:rPr>
+                <w:rFonts w:hint="eastAsia"/>
+                <w:color w:val="FF0000"/>
+              </w:rPr>
+              <w:t>(</w:t>
+            </w:r>
+            <w:r>
+              <w:rPr>
+                <w:rFonts w:hint="eastAsia"/>
+                <w:color w:val="FF0000"/>
+              </w:rPr>
+              <w:t>含區碼及分機</w:t>
+            </w:r>
+            <w:r>
+              <w:rPr>
+                <w:rFonts w:hint="eastAsia"/>
+                <w:color w:val="FF0000"/>
+              </w:rPr>
+              <w:t>)</w:t>
+            </w:r>
+          </w:p>
+        </w:tc>
+      </w:tr>
+      <w:tr>
+        <w:tc>
+          <w:tcPr>
+            <w:tcW w:w="390" w:type="pct"/>
+          </w:tcPr>
+          <w:p>
+            <w:pPr>
+              <w:pStyle w:val="141"/>
+              <w:numPr>
+                <w:ilvl w:val="0"/>
+                <w:numId w:val="19"/>
+              </w:numPr>
+              <w:jc w:val="center"/>
+              <w:rPr>
+                <w:color w:val="auto"/>
+              </w:rPr>
+            </w:pPr>
+          </w:p>
+        </w:tc>
+        <w:tc>
+          <w:tcPr>
+            <w:tcW w:w="1593" w:type="pct"/>
+            <w:vAlign w:val="center"/>
+          </w:tcPr>
+          <w:p>
+            <w:pPr>
+              <w:pStyle w:val="141"/>
+              <w:rPr>
+                <w:rFonts w:ascii="Arial" w:hAnsi="Arial" w:cs="Arial"/>
+                <w:color w:val="1F1F1F"/>
+              </w:rPr>
+            </w:pPr>
+            <w:r>
+              <w:rPr>
+                <w:rFonts w:ascii="Arial" w:hAnsi="Arial" w:cs="Arial" w:hint="eastAsia"/>
+                <w:color w:val="1F1F1F"/>
+              </w:rPr>
+              <w:t>事件摘要</w:t>
+            </w:r>
+          </w:p>
+        </w:tc>
+        <w:tc>
+          <w:tcPr>
+            <w:tcW w:w="873" w:type="pct"/>
+          </w:tcPr>
+          <w:p>
+            <w:pPr>
+              <w:pStyle w:val="141"/>
+              <w:rPr>
+                <w:color w:val="auto"/>
+              </w:rPr>
+            </w:pPr>
+            <w:r>
+              <w:rPr>
+                <w:rFonts w:hint="eastAsia"/>
+                <w:color w:val="auto"/>
+              </w:rPr>
+              <w:t>多行輸入</w:t>
+            </w:r>
+          </w:p>
+        </w:tc>
+        <w:tc>
+          <w:tcPr>
+            <w:tcW w:w="397" w:type="pct"/>
+          </w:tcPr>
+          <w:p>
+            <w:pPr>
+              <w:pStyle w:val="141"/>
+              <w:jc w:val="center"/>
+            </w:pPr>
+            <w:r>
+              <w:rPr>
+                <w:rFonts w:hint="eastAsia"/>
+              </w:rPr>
+              <w:t>V</w:t>
+            </w:r>
+          </w:p>
+        </w:tc>
+        <w:tc>
+          <w:tcPr>
+            <w:tcW w:w="1747" w:type="pct"/>
+          </w:tcPr>
+          <w:p>
+            <w:pPr>
+              <w:pStyle w:val="141"/>
+            </w:pPr>
+          </w:p>
+        </w:tc>
+      </w:tr>
+      <w:tr>
+        <w:tc>
+          <w:tcPr>
+            <w:tcW w:w="390" w:type="pct"/>
+          </w:tcPr>
+          <w:p>
+            <w:pPr>
+              <w:pStyle w:val="141"/>
+              <w:numPr>
+                <w:ilvl w:val="0"/>
+                <w:numId w:val="19"/>
+              </w:numPr>
+              <w:jc w:val="center"/>
+              <w:rPr>
+                <w:color w:val="auto"/>
+              </w:rPr>
+            </w:pPr>
+          </w:p>
+        </w:tc>
+        <w:tc>
+          <w:tcPr>
+            <w:tcW w:w="1593" w:type="pct"/>
+            <w:vAlign w:val="center"/>
+          </w:tcPr>
+          <w:p>
+            <w:pPr>
+              <w:pStyle w:val="141"/>
+              <w:rPr>
+                <w:rFonts w:ascii="Arial" w:hAnsi="Arial" w:cs="Arial"/>
+                <w:color w:val="1F1F1F"/>
+              </w:rPr>
+            </w:pPr>
+            <w:r>
+              <w:rPr>
+                <w:rFonts w:ascii="Arial" w:hAnsi="Arial" w:cs="Arial" w:hint="eastAsia"/>
+                <w:color w:val="1F1F1F"/>
+              </w:rPr>
+              <w:t>處置作為概述</w:t>
+            </w:r>
+          </w:p>
+        </w:tc>
+        <w:tc>
+          <w:tcPr>
+            <w:tcW w:w="873" w:type="pct"/>
+          </w:tcPr>
+          <w:p>
+            <w:pPr>
+              <w:pStyle w:val="141"/>
+              <w:rPr>
+                <w:color w:val="auto"/>
+              </w:rPr>
+            </w:pPr>
+            <w:r>
+              <w:rPr>
+                <w:rFonts w:hint="eastAsia"/>
+                <w:color w:val="auto"/>
+              </w:rPr>
+              <w:t>多行輸入</w:t>
+            </w:r>
+          </w:p>
+        </w:tc>
+        <w:tc>
+          <w:tcPr>
+            <w:tcW w:w="397" w:type="pct"/>
+          </w:tcPr>
+          <w:p>
+            <w:pPr>
+              <w:pStyle w:val="141"/>
+              <w:jc w:val="center"/>
+            </w:pPr>
+          </w:p>
+        </w:tc>
+        <w:tc>
+          <w:tcPr>
+            <w:tcW w:w="1747" w:type="pct"/>
+          </w:tcPr>
+          <w:p>
+            <w:pPr>
+              <w:pStyle w:val="141"/>
+            </w:pPr>
+          </w:p>
+        </w:tc>
+      </w:tr>
+      <w:tr>
+        <w:tc>
+          <w:tcPr>
+            <w:tcW w:w="5000" w:type="pct"/>
+            <w:gridSpan w:val="5"/>
+          </w:tcPr>
+          <w:p>
+            <w:pPr>
+              <w:pStyle w:val="141"/>
+            </w:pPr>
+            <w:r>
+              <w:rPr>
+                <w:rFonts w:hint="eastAsia"/>
+              </w:rPr>
+              <w:t>事故發生地</w:t>
+            </w:r>
+          </w:p>
+        </w:tc>
+      </w:tr>
+      <w:tr>
+        <w:tc>
+          <w:tcPr>
+            <w:tcW w:w="5000" w:type="pct"/>
+            <w:gridSpan w:val="5"/>
+          </w:tcPr>
+          <w:p>
+            <w:pPr>
+              <w:pStyle w:val="141"/>
+            </w:pPr>
+            <w:r>
+              <w:t>EMS</w:t>
+            </w:r>
+            <w:r>
+              <w:rPr>
+                <w:rFonts w:hint="eastAsia"/>
+              </w:rPr>
+              <w:t>已開案，唯獨，帶入『</w:t>
+            </w:r>
+            <w:r>
+              <w:rPr>
+                <w:rFonts w:hint="eastAsia"/>
+              </w:rPr>
+              <w:t>事故發生地</w:t>
+            </w:r>
+            <w:r>
+              <w:rPr>
+                <w:rFonts w:hint="eastAsia"/>
+              </w:rPr>
+              <w:t>』，至少要有</w:t>
+            </w:r>
+            <w:r>
+              <w:rPr>
+                <w:rFonts w:hint="eastAsia"/>
+              </w:rPr>
+              <w:t>1</w:t>
+            </w:r>
+            <w:r>
+              <w:rPr>
+                <w:rFonts w:hint="eastAsia"/>
+              </w:rPr>
+              <w:t>筆</w:t>
+            </w:r>
+          </w:p>
+        </w:tc>
+      </w:tr>
+      <w:tr>
+        <w:tc>
+          <w:tcPr>
+            <w:tcW w:w="390" w:type="pct"/>
+          </w:tcPr>
+          <w:p>
+            <w:pPr>
+              <w:pStyle w:val="141"/>
+              <w:numPr>
+                <w:ilvl w:val="0"/>
+                <w:numId w:val="19"/>
+              </w:numPr>
+              <w:jc w:val="center"/>
+              <w:rPr>
+                <w:color w:val="auto"/>
+              </w:rPr>
+            </w:pPr>
+          </w:p>
+        </w:tc>
+        <w:tc>
+          <w:tcPr>
+            <w:tcW w:w="1593" w:type="pct"/>
+            <w:vAlign w:val="center"/>
+          </w:tcPr>
+          <w:p>
+            <w:pPr>
+              <w:pStyle w:val="141"/>
+              <w:rPr>
+                <w:rFonts w:ascii="Arial" w:hAnsi="Arial" w:cs="Arial"/>
+                <w:color w:val="1F1F1F"/>
+              </w:rPr>
+            </w:pPr>
+            <w:r>
+              <w:rPr>
+                <w:rFonts w:ascii="Arial" w:hAnsi="Arial" w:cs="Arial" w:hint="eastAsia"/>
+                <w:color w:val="1F1F1F"/>
+              </w:rPr>
+              <w:t>發生地縣市</w:t>
+            </w:r>
+            <w:r>
+              <w:rPr>
+                <w:rFonts w:ascii="Arial" w:hAnsi="Arial" w:cs="Arial" w:hint="eastAsia"/>
+                <w:color w:val="1F1F1F"/>
+              </w:rPr>
+              <w:t>(</w:t>
+            </w:r>
+            <w:r>
+              <w:rPr>
+                <w:rFonts w:ascii="Arial" w:hAnsi="Arial" w:cs="Arial" w:hint="eastAsia"/>
+                <w:color w:val="1F1F1F"/>
+              </w:rPr>
+              <w:t>鄉鎮市區</w:t>
+            </w:r>
+            <w:r>
+              <w:rPr>
+                <w:rFonts w:ascii="Arial" w:hAnsi="Arial" w:cs="Arial" w:hint="eastAsia"/>
+                <w:color w:val="1F1F1F"/>
+              </w:rPr>
+              <w:t>)</w:t>
+            </w:r>
+          </w:p>
+        </w:tc>
+        <w:tc>
+          <w:tcPr>
+            <w:tcW w:w="873" w:type="pct"/>
+          </w:tcPr>
+          <w:p>
+            <w:pPr>
+              <w:pStyle w:val="141"/>
+              <w:rPr>
+                <w:color w:val="auto"/>
+              </w:rPr>
+            </w:pPr>
+            <w:r>
+              <w:rPr>
+                <w:rFonts w:ascii="Arial" w:hAnsi="Arial" w:cs="Arial"/>
+                <w:color w:val="1F1F1F"/>
+              </w:rPr>
+              <w:t>下拉選單</w:t>
+            </w:r>
+          </w:p>
+        </w:tc>
+        <w:tc>
+          <w:tcPr>
+            <w:tcW w:w="397" w:type="pct"/>
+          </w:tcPr>
+          <w:p>
+            <w:pPr>
+              <w:pStyle w:val="141"/>
+              <w:jc w:val="center"/>
+            </w:pPr>
+            <w:r>
+              <w:rPr>
+                <w:rFonts w:hint="eastAsia"/>
+              </w:rPr>
+              <w:t>V</w:t>
+            </w:r>
+          </w:p>
+        </w:tc>
+        <w:tc>
+          <w:tcPr>
+            <w:tcW w:w="1747" w:type="pct"/>
+          </w:tcPr>
+          <w:p>
+            <w:pPr>
+              <w:pStyle w:val="141"/>
+            </w:pPr>
+            <w:r>
+              <w:t>EMS</w:t>
+            </w:r>
+            <w:r>
+              <w:rPr>
+                <w:rFonts w:hint="eastAsia"/>
+              </w:rPr>
+              <w:t>已開案，帶入</w:t>
+            </w:r>
+            <w:r>
+              <w:rPr>
+                <w:rFonts w:ascii="Arial" w:hAnsi="Arial" w:cs="Arial" w:hint="eastAsia"/>
+                <w:color w:val="1F1F1F"/>
+              </w:rPr>
+              <w:t>發生地縣市</w:t>
+            </w:r>
+          </w:p>
+          <w:p>
+            <w:pPr>
+              <w:pStyle w:val="141"/>
+            </w:pPr>
+            <w:r>
+              <w:rPr>
+                <w:rFonts w:hint="eastAsia"/>
+              </w:rPr>
+              <w:t>選項</w:t>
+            </w:r>
+            <w:r>
+              <w:rPr>
+                <w:rFonts w:hint="eastAsia"/>
+              </w:rPr>
+              <w:t>:</w:t>
+            </w:r>
+            <w:r>
+              <w:rPr>
+                <w:rFonts w:hint="eastAsia"/>
+              </w:rPr>
+              <w:t>請選擇</w:t>
+            </w:r>
+            <w:r>
+              <w:rPr>
+                <w:rFonts w:hint="eastAsia"/>
+              </w:rPr>
+              <w:t>+</w:t>
+            </w:r>
+            <w:r>
+              <w:rPr>
+                <w:rFonts w:ascii="Arial" w:hAnsi="Arial" w:cs="Arial" w:hint="eastAsia"/>
+                <w:color w:val="1F1F1F"/>
+              </w:rPr>
+              <w:t>鄉鎮市區</w:t>
+            </w:r>
+            <w:r>
+              <w:rPr>
+                <w:rFonts w:ascii="Arial" w:hAnsi="Arial" w:cs="Arial" w:hint="eastAsia"/>
+                <w:color w:val="1F1F1F"/>
+              </w:rPr>
+              <w:t>項目</w:t>
+            </w:r>
+          </w:p>
+        </w:tc>
+      </w:tr>
+      <w:tr>
+        <w:tc>
+          <w:tcPr>
+            <w:tcW w:w="390" w:type="pct"/>
+          </w:tcPr>
+          <w:p>
+            <w:pPr>
+              <w:pStyle w:val="141"/>
+              <w:numPr>
+                <w:ilvl w:val="0"/>
+                <w:numId w:val="19"/>
+              </w:numPr>
+              <w:jc w:val="center"/>
+              <w:rPr>
+                <w:color w:val="auto"/>
+              </w:rPr>
+            </w:pPr>
+          </w:p>
+        </w:tc>
+        <w:tc>
+          <w:tcPr>
+            <w:tcW w:w="1593" w:type="pct"/>
+            <w:vAlign w:val="center"/>
+          </w:tcPr>
+          <w:p>
+            <w:pPr>
+              <w:pStyle w:val="141"/>
+              <w:rPr>
+                <w:rFonts w:ascii="Arial" w:hAnsi="Arial" w:cs="Arial"/>
+                <w:color w:val="1F1F1F"/>
+              </w:rPr>
+            </w:pPr>
+            <w:r>
+              <w:rPr>
+                <w:rFonts w:ascii="Arial" w:hAnsi="Arial" w:cs="Arial" w:hint="eastAsia"/>
+                <w:color w:val="1F1F1F"/>
+              </w:rPr>
+              <w:t>詳細發生地</w:t>
+            </w:r>
+          </w:p>
+        </w:tc>
+        <w:tc>
+          <w:tcPr>
+            <w:tcW w:w="873" w:type="pct"/>
+          </w:tcPr>
+          <w:p>
+            <w:pPr>
+              <w:pStyle w:val="141"/>
+              <w:rPr>
+                <w:color w:val="auto"/>
+              </w:rPr>
+            </w:pPr>
+            <w:r>
+              <w:rPr>
+                <w:rFonts w:ascii="Arial" w:hAnsi="Arial" w:cs="Arial"/>
+                <w:color w:val="1F1F1F"/>
+              </w:rPr>
+              <w:t>輸入框</w:t>
+            </w:r>
+          </w:p>
+        </w:tc>
+        <w:tc>
+          <w:tcPr>
+            <w:tcW w:w="397" w:type="pct"/>
+          </w:tcPr>
+          <w:p>
+            <w:pPr>
+              <w:pStyle w:val="141"/>
+              <w:jc w:val="center"/>
+            </w:pPr>
+          </w:p>
+        </w:tc>
+        <w:tc>
+          <w:tcPr>
+            <w:tcW w:w="1747" w:type="pct"/>
+          </w:tcPr>
+          <w:p>
+            <w:pPr>
+              <w:pStyle w:val="141"/>
+            </w:pPr>
+            <w:r>
+              <w:t>EMS</w:t>
+            </w:r>
+            <w:r>
+              <w:rPr>
+                <w:rFonts w:hint="eastAsia"/>
+              </w:rPr>
+              <w:t>已開案，帶入</w:t>
+            </w:r>
+            <w:r>
+              <w:rPr>
+                <w:rFonts w:ascii="Arial" w:hAnsi="Arial" w:cs="Arial" w:hint="eastAsia"/>
+                <w:color w:val="1F1F1F"/>
+              </w:rPr>
+              <w:t>詳細發生地</w:t>
+            </w:r>
+          </w:p>
+        </w:tc>
+      </w:tr>
+      <w:tr>
+        <w:tc>
+          <w:tcPr>
+            <w:tcW w:w="390" w:type="pct"/>
+          </w:tcPr>
+          <w:p>
+            <w:pPr>
+              <w:pStyle w:val="141"/>
+              <w:numPr>
+                <w:ilvl w:val="0"/>
+                <w:numId w:val="19"/>
+              </w:numPr>
+              <w:jc w:val="center"/>
+              <w:rPr>
+                <w:color w:val="auto"/>
+              </w:rPr>
+            </w:pPr>
+          </w:p>
+        </w:tc>
+        <w:tc>
+          <w:tcPr>
+            <w:tcW w:w="1593" w:type="pct"/>
+            <w:vAlign w:val="center"/>
+          </w:tcPr>
+          <w:p>
+            <w:pPr>
+              <w:pStyle w:val="141"/>
+              <w:rPr>
+                <w:rFonts w:ascii="Arial" w:hAnsi="Arial" w:cs="Arial"/>
+                <w:color w:val="1F1F1F"/>
+              </w:rPr>
+            </w:pPr>
+            <w:r>
+              <w:rPr>
+                <w:rFonts w:ascii="Arial" w:hAnsi="Arial" w:cs="Arial" w:hint="eastAsia"/>
+                <w:color w:val="1F1F1F"/>
+              </w:rPr>
+              <w:t>刪除</w:t>
+            </w:r>
+            <w:r>
+              <w:rPr>
+                <w:rFonts w:ascii="Arial" w:hAnsi="Arial" w:cs="Arial" w:hint="eastAsia"/>
+                <w:color w:val="1F1F1F"/>
+              </w:rPr>
+              <w:t>icon</w:t>
+            </w:r>
+          </w:p>
+        </w:tc>
+        <w:tc>
+          <w:tcPr>
+            <w:tcW w:w="873" w:type="pct"/>
+          </w:tcPr>
+          <w:p>
+            <w:pPr>
+              <w:pStyle w:val="141"/>
+              <w:rPr>
+                <w:rFonts w:ascii="Arial" w:hAnsi="Arial" w:cs="Arial"/>
+                <w:color w:val="1F1F1F"/>
+              </w:rPr>
+            </w:pPr>
+            <w:r>
+              <w:rPr>
+                <w:rFonts w:ascii="Arial" w:hAnsi="Arial" w:cs="Arial" w:hint="eastAsia"/>
+                <w:color w:val="1F1F1F"/>
+              </w:rPr>
+              <w:t>按鈕</w:t>
+            </w:r>
+          </w:p>
+        </w:tc>
+        <w:tc>
+          <w:tcPr>
+            <w:tcW w:w="397" w:type="pct"/>
+          </w:tcPr>
+          <w:p>
+            <w:pPr>
+              <w:pStyle w:val="141"/>
+              <w:jc w:val="center"/>
+            </w:pPr>
+          </w:p>
+        </w:tc>
+        <w:tc>
+          <w:tcPr>
+            <w:tcW w:w="1747" w:type="pct"/>
+          </w:tcPr>
+          <w:p>
+            <w:pPr>
+              <w:pStyle w:val="141"/>
+            </w:pPr>
+            <w:r>
+              <w:t>EMS</w:t>
+            </w:r>
+            <w:r>
+              <w:rPr>
+                <w:rFonts w:hint="eastAsia"/>
+              </w:rPr>
+              <w:t>已開案，不顯示</w:t>
+            </w:r>
+          </w:p>
+          <w:p>
+            <w:pPr>
+              <w:pStyle w:val="141"/>
+            </w:pPr>
+            <w:r>
+              <w:rPr>
+                <w:rFonts w:hint="eastAsia"/>
+              </w:rPr>
+              <w:t>按下後刪除該筆發生地</w:t>
+            </w:r>
+            <w:r>
+              <w:br/>
+            </w:r>
+            <w:r>
+              <w:rPr>
+                <w:rFonts w:hint="eastAsia"/>
+              </w:rPr>
+              <w:t>【檢核</w:t>
+            </w:r>
+            <w:r>
+              <w:rPr>
+                <w:rFonts w:hint="eastAsia"/>
+              </w:rPr>
+              <w:t>{</w:t>
+            </w:r>
+            <w:r>
+              <w:rPr>
+                <w:rFonts w:hint="eastAsia"/>
+              </w:rPr>
+              <w:t>錯誤訊息</w:t>
+            </w:r>
+            <w:r>
+              <w:rPr>
+                <w:rFonts w:hint="eastAsia"/>
+              </w:rPr>
+              <w:t>}</w:t>
+            </w:r>
+            <w:r>
+              <w:rPr>
+                <w:rFonts w:hint="eastAsia"/>
+              </w:rPr>
+              <w:t>】</w:t>
+            </w:r>
+          </w:p>
+          <w:p>
+            <w:pPr>
+              <w:pStyle w:val="141"/>
+            </w:pPr>
+            <w:r>
+              <w:rPr>
+                <w:rFonts w:hint="eastAsia"/>
+              </w:rPr>
+              <w:t>至少要有一筆</w:t>
+            </w:r>
+            <w:r>
+              <w:rPr>
+                <w:rFonts w:hint="eastAsia"/>
+              </w:rPr>
+              <w:t>{</w:t>
+            </w:r>
+            <w:r>
+              <w:rPr>
+                <w:rFonts w:hint="eastAsia"/>
+              </w:rPr>
+              <w:t>至少需要一個事故發生地</w:t>
+            </w:r>
+            <w:r>
+              <w:rPr>
+                <w:rFonts w:hint="eastAsia"/>
+              </w:rPr>
+              <w:t>}</w:t>
+            </w:r>
+          </w:p>
+        </w:tc>
+      </w:tr>
+      <w:tr>
+        <w:tc>
+          <w:tcPr>
+            <w:tcW w:w="390" w:type="pct"/>
+          </w:tcPr>
+          <w:p>
+            <w:pPr>
+              <w:pStyle w:val="141"/>
+              <w:numPr>
+                <w:ilvl w:val="0"/>
+                <w:numId w:val="19"/>
+              </w:numPr>
+              <w:jc w:val="center"/>
+              <w:rPr>
+                <w:color w:val="auto"/>
+              </w:rPr>
+            </w:pPr>
+          </w:p>
+        </w:tc>
+        <w:tc>
+          <w:tcPr>
+            <w:tcW w:w="1593" w:type="pct"/>
+            <w:vAlign w:val="center"/>
+          </w:tcPr>
+          <w:p>
+            <w:pPr>
+              <w:pStyle w:val="141"/>
+              <w:rPr>
+                <w:rFonts w:ascii="Arial" w:hAnsi="Arial" w:cs="Arial"/>
+                <w:color w:val="1F1F1F"/>
+              </w:rPr>
+            </w:pPr>
+            <w:r>
+              <w:rPr>
+                <w:rFonts w:ascii="Arial" w:hAnsi="Arial" w:cs="Arial" w:hint="eastAsia"/>
+                <w:color w:val="1F1F1F"/>
+              </w:rPr>
+              <w:t>新增發生地</w:t>
+            </w:r>
+          </w:p>
+        </w:tc>
+        <w:tc>
+          <w:tcPr>
+            <w:tcW w:w="873" w:type="pct"/>
+          </w:tcPr>
+          <w:p>
+            <w:pPr>
+              <w:pStyle w:val="141"/>
+              <w:rPr>
+                <w:rFonts w:ascii="Arial" w:hAnsi="Arial" w:cs="Arial"/>
+                <w:color w:val="1F1F1F"/>
+              </w:rPr>
+            </w:pPr>
+            <w:r>
+              <w:rPr>
+                <w:rFonts w:ascii="Arial" w:hAnsi="Arial" w:cs="Arial" w:hint="eastAsia"/>
+                <w:color w:val="1F1F1F"/>
+              </w:rPr>
+              <w:t>按鈕</w:t>
+            </w:r>
+          </w:p>
+        </w:tc>
+        <w:tc>
+          <w:tcPr>
+            <w:tcW w:w="397" w:type="pct"/>
+          </w:tcPr>
+          <w:p>
+            <w:pPr>
+              <w:pStyle w:val="141"/>
+              <w:jc w:val="center"/>
+            </w:pPr>
+          </w:p>
+        </w:tc>
+        <w:tc>
+          <w:tcPr>
+            <w:tcW w:w="1747" w:type="pct"/>
+          </w:tcPr>
+          <w:p>
+            <w:pPr>
+              <w:pStyle w:val="141"/>
+            </w:pPr>
+            <w:r>
+              <w:t>EMS</w:t>
+            </w:r>
+            <w:r>
+              <w:rPr>
+                <w:rFonts w:hint="eastAsia"/>
+              </w:rPr>
+              <w:t>已開案、檢視，不顯示</w:t>
+            </w:r>
+          </w:p>
+          <w:p>
+            <w:pPr>
+              <w:pStyle w:val="141"/>
+            </w:pPr>
+            <w:r>
+              <w:rPr>
+                <w:rFonts w:hint="eastAsia"/>
+              </w:rPr>
+              <w:t>按下後新增一組『</w:t>
+            </w:r>
+            <w:r>
+              <w:rPr>
+                <w:rFonts w:hint="eastAsia"/>
+              </w:rPr>
+              <w:t>事故發生地</w:t>
+            </w:r>
+            <w:r>
+              <w:rPr>
+                <w:rFonts w:hint="eastAsia"/>
+              </w:rPr>
+              <w:t>』</w:t>
+            </w:r>
+          </w:p>
+        </w:tc>
+      </w:tr>
+      <w:tr>
+        <w:tc>
+          <w:tcPr>
+            <w:tcW w:w="5000" w:type="pct"/>
+            <w:gridSpan w:val="5"/>
+          </w:tcPr>
+          <w:p>
+            <w:pPr>
+              <w:pStyle w:val="141"/>
+            </w:pPr>
+            <w:r>
+              <w:rPr>
+                <w:rFonts w:hint="eastAsia"/>
+              </w:rPr>
+              <w:t>簡訊</w:t>
+            </w:r>
+            <w:r>
+              <w:rPr>
+                <w:rFonts w:hint="eastAsia"/>
+              </w:rPr>
+              <w:t>/</w:t>
+            </w:r>
+            <w:r>
+              <w:rPr>
+                <w:rFonts w:hint="eastAsia"/>
+              </w:rPr>
+              <w:t>電話通報數</w:t>
+            </w:r>
+          </w:p>
+        </w:tc>
+      </w:tr>
+      <w:tr>
+        <w:tc>
+          <w:tcPr>
+            <w:tcW w:w="390" w:type="pct"/>
+          </w:tcPr>
+          <w:p>
+            <w:pPr>
+              <w:pStyle w:val="141"/>
+              <w:numPr>
+                <w:ilvl w:val="0"/>
+                <w:numId w:val="19"/>
+              </w:numPr>
+              <w:jc w:val="center"/>
+              <w:rPr>
+                <w:color w:val="auto"/>
+              </w:rPr>
+            </w:pPr>
+          </w:p>
+        </w:tc>
+        <w:tc>
+          <w:tcPr>
+            <w:tcW w:w="1593" w:type="pct"/>
+            <w:vAlign w:val="center"/>
+          </w:tcPr>
+          <w:p>
+            <w:pPr>
+              <w:pStyle w:val="141"/>
+              <w:rPr>
+                <w:rFonts w:ascii="Arial" w:hAnsi="Arial" w:cs="Arial"/>
+                <w:color w:val="1F1F1F"/>
+              </w:rPr>
+            </w:pPr>
+            <w:r>
+              <w:rPr>
+                <w:rFonts w:ascii="Arial" w:hAnsi="Arial" w:cs="Arial" w:hint="eastAsia"/>
+                <w:color w:val="1F1F1F"/>
+              </w:rPr>
+              <w:t>簡訊通報數</w:t>
+            </w:r>
+            <w:r>
+              <w:rPr>
+                <w:rFonts w:ascii="Arial" w:hAnsi="Arial" w:cs="Arial" w:hint="eastAsia"/>
+                <w:color w:val="1F1F1F"/>
+              </w:rPr>
+              <w:t>-</w:t>
+            </w:r>
+            <w:proofErr w:type="gramStart"/>
+            <w:r>
+              <w:rPr>
+                <w:rFonts w:ascii="Arial" w:hAnsi="Arial" w:cs="Arial" w:hint="eastAsia"/>
+                <w:color w:val="1F1F1F"/>
+              </w:rPr>
+              <w:t>衛福部</w:t>
+            </w:r>
+            <w:proofErr w:type="gramEnd"/>
+          </w:p>
+        </w:tc>
+        <w:tc>
+          <w:tcPr>
+            <w:tcW w:w="873" w:type="pct"/>
+          </w:tcPr>
+          <w:p>
+            <w:pPr>
+              <w:pStyle w:val="141"/>
+              <w:rPr>
+                <w:rFonts w:ascii="Arial" w:hAnsi="Arial" w:cs="Arial"/>
+                <w:color w:val="1F1F1F"/>
+              </w:rPr>
+            </w:pPr>
+            <w:r>
+              <w:rPr>
+                <w:rFonts w:ascii="Arial" w:hAnsi="Arial" w:cs="Arial" w:hint="eastAsia"/>
+                <w:color w:val="1F1F1F"/>
+              </w:rPr>
+              <w:t>整數輸入</w:t>
+            </w:r>
+          </w:p>
+        </w:tc>
+        <w:tc>
+          <w:tcPr>
+            <w:tcW w:w="397" w:type="pct"/>
+          </w:tcPr>
+          <w:p>
+            <w:pPr>
+              <w:pStyle w:val="141"/>
+              <w:jc w:val="center"/>
+            </w:pPr>
+            <w:r>
+              <w:rPr>
+                <w:rFonts w:hint="eastAsia"/>
+              </w:rPr>
+              <w:t>V</w:t>
+            </w:r>
+          </w:p>
+        </w:tc>
+        <w:tc>
+          <w:tcPr>
+            <w:tcW w:w="1747" w:type="pct"/>
+          </w:tcPr>
+          <w:p>
+            <w:pPr>
+              <w:pStyle w:val="141"/>
+            </w:pPr>
+          </w:p>
+        </w:tc>
+      </w:tr>
+      <w:tr>
+        <w:tc>
+          <w:tcPr>
+            <w:tcW w:w="390" w:type="pct"/>
+          </w:tcPr>
+          <w:p>
+            <w:pPr>
+              <w:pStyle w:val="141"/>
+              <w:numPr>
+                <w:ilvl w:val="0"/>
+                <w:numId w:val="19"/>
+              </w:numPr>
+              <w:jc w:val="center"/>
+              <w:rPr>
+                <w:color w:val="auto"/>
+              </w:rPr>
+            </w:pPr>
+          </w:p>
+        </w:tc>
+        <w:tc>
+          <w:tcPr>
+            <w:tcW w:w="1593" w:type="pct"/>
+          </w:tcPr>
+          <w:p>
+            <w:pPr>
+              <w:pStyle w:val="141"/>
+              <w:rPr>
+                <w:rFonts w:ascii="Arial" w:hAnsi="Arial" w:cs="Arial"/>
+                <w:color w:val="1F1F1F"/>
+              </w:rPr>
+            </w:pPr>
+            <w:r>
+              <w:rPr>
+                <w:rFonts w:ascii="Arial" w:hAnsi="Arial" w:cs="Arial" w:hint="eastAsia"/>
+                <w:color w:val="1F1F1F"/>
+              </w:rPr>
+              <w:t>簡訊通報數</w:t>
+            </w:r>
+            <w:r>
+              <w:rPr>
+                <w:rFonts w:ascii="Arial" w:hAnsi="Arial" w:cs="Arial" w:hint="eastAsia"/>
+                <w:color w:val="1F1F1F"/>
+              </w:rPr>
+              <w:t>-</w:t>
+            </w:r>
+            <w:r>
+              <w:rPr>
+                <w:rFonts w:ascii="Arial" w:hAnsi="Arial" w:cs="Arial" w:hint="eastAsia"/>
+                <w:color w:val="1F1F1F"/>
+              </w:rPr>
+              <w:t>衛生局</w:t>
+            </w:r>
+          </w:p>
+        </w:tc>
+        <w:tc>
+          <w:tcPr>
+            <w:tcW w:w="873" w:type="pct"/>
+          </w:tcPr>
+          <w:p>
+            <w:pPr>
+              <w:pStyle w:val="141"/>
+              <w:rPr>
+                <w:rFonts w:ascii="Arial" w:hAnsi="Arial" w:cs="Arial"/>
+                <w:color w:val="1F1F1F"/>
+              </w:rPr>
+            </w:pPr>
+            <w:r>
+              <w:rPr>
+                <w:rFonts w:ascii="Arial" w:hAnsi="Arial" w:cs="Arial" w:hint="eastAsia"/>
+                <w:color w:val="1F1F1F"/>
+              </w:rPr>
+              <w:t>整數輸入</w:t>
+            </w:r>
+          </w:p>
+        </w:tc>
+        <w:tc>
+          <w:tcPr>
+            <w:tcW w:w="397" w:type="pct"/>
+          </w:tcPr>
+          <w:p>
+            <w:pPr>
+              <w:pStyle w:val="141"/>
+              <w:jc w:val="center"/>
+            </w:pPr>
+            <w:r>
+              <w:rPr>
+                <w:rFonts w:hint="eastAsia"/>
+              </w:rPr>
+              <w:t>V</w:t>
+            </w:r>
+          </w:p>
+        </w:tc>
+        <w:tc>
+          <w:tcPr>
+            <w:tcW w:w="1747" w:type="pct"/>
+          </w:tcPr>
+          <w:p>
+            <w:pPr>
+              <w:pStyle w:val="141"/>
+            </w:pPr>
+          </w:p>
+        </w:tc>
+      </w:tr>
+      <w:tr>
+        <w:tc>
+          <w:tcPr>
+            <w:tcW w:w="390" w:type="pct"/>
+          </w:tcPr>
+          <w:p>
+            <w:pPr>
+              <w:pStyle w:val="141"/>
+              <w:numPr>
+                <w:ilvl w:val="0"/>
+                <w:numId w:val="19"/>
+              </w:numPr>
+              <w:jc w:val="center"/>
+              <w:rPr>
+                <w:color w:val="auto"/>
+              </w:rPr>
+            </w:pPr>
+          </w:p>
+        </w:tc>
+        <w:tc>
+          <w:tcPr>
+            <w:tcW w:w="1593" w:type="pct"/>
+          </w:tcPr>
+          <w:p>
+            <w:pPr>
+              <w:pStyle w:val="141"/>
+              <w:rPr>
+                <w:rFonts w:ascii="Arial" w:hAnsi="Arial" w:cs="Arial"/>
+                <w:color w:val="1F1F1F"/>
+              </w:rPr>
+            </w:pPr>
+            <w:r>
+              <w:rPr>
+                <w:rFonts w:ascii="Arial" w:hAnsi="Arial" w:cs="Arial" w:hint="eastAsia"/>
+                <w:color w:val="1F1F1F"/>
+              </w:rPr>
+              <w:t>簡訊通報數</w:t>
+            </w:r>
+            <w:r>
+              <w:rPr>
+                <w:rFonts w:ascii="Arial" w:hAnsi="Arial" w:cs="Arial" w:hint="eastAsia"/>
+                <w:color w:val="1F1F1F"/>
+              </w:rPr>
+              <w:t>-</w:t>
+            </w:r>
+            <w:r>
+              <w:rPr>
+                <w:rFonts w:ascii="Arial" w:hAnsi="Arial" w:cs="Arial" w:hint="eastAsia"/>
+                <w:color w:val="1F1F1F"/>
+              </w:rPr>
+              <w:t>責任醫院</w:t>
+            </w:r>
+          </w:p>
+        </w:tc>
+        <w:tc>
+          <w:tcPr>
+            <w:tcW w:w="873" w:type="pct"/>
+          </w:tcPr>
+          <w:p>
+            <w:pPr>
+              <w:pStyle w:val="141"/>
+              <w:rPr>
+                <w:rFonts w:ascii="Arial" w:hAnsi="Arial" w:cs="Arial"/>
+                <w:color w:val="1F1F1F"/>
+              </w:rPr>
+            </w:pPr>
+            <w:r>
+              <w:rPr>
+                <w:rFonts w:ascii="Arial" w:hAnsi="Arial" w:cs="Arial" w:hint="eastAsia"/>
+                <w:color w:val="1F1F1F"/>
+              </w:rPr>
+              <w:t>整數輸入</w:t>
+            </w:r>
+          </w:p>
+        </w:tc>
+        <w:tc>
+          <w:tcPr>
+            <w:tcW w:w="397" w:type="pct"/>
+          </w:tcPr>
+          <w:p>
+            <w:pPr>
+              <w:pStyle w:val="141"/>
+              <w:jc w:val="center"/>
+            </w:pPr>
+            <w:r>
+              <w:rPr>
+                <w:rFonts w:hint="eastAsia"/>
+              </w:rPr>
+              <w:t>V</w:t>
+            </w:r>
+          </w:p>
+        </w:tc>
+        <w:tc>
+          <w:tcPr>
+            <w:tcW w:w="1747" w:type="pct"/>
+          </w:tcPr>
+          <w:p>
+            <w:pPr>
+              <w:pStyle w:val="141"/>
+            </w:pPr>
+          </w:p>
+        </w:tc>
+      </w:tr>
+      <w:tr>
+        <w:tc>
+          <w:tcPr>
+            <w:tcW w:w="390" w:type="pct"/>
+          </w:tcPr>
+          <w:p>
+            <w:pPr>
+              <w:pStyle w:val="141"/>
+              <w:numPr>
+                <w:ilvl w:val="0"/>
+                <w:numId w:val="19"/>
+              </w:numPr>
+              <w:jc w:val="center"/>
+              <w:rPr>
+                <w:color w:val="auto"/>
+              </w:rPr>
+            </w:pPr>
+          </w:p>
+        </w:tc>
+        <w:tc>
+          <w:tcPr>
+            <w:tcW w:w="1593" w:type="pct"/>
+          </w:tcPr>
+          <w:p>
+            <w:pPr>
+              <w:pStyle w:val="141"/>
+              <w:rPr>
+                <w:rFonts w:ascii="Arial" w:hAnsi="Arial" w:cs="Arial"/>
+                <w:color w:val="1F1F1F"/>
+              </w:rPr>
+            </w:pPr>
+            <w:r>
+              <w:rPr>
+                <w:rFonts w:ascii="Arial" w:hAnsi="Arial" w:cs="Arial" w:hint="eastAsia"/>
+                <w:color w:val="1F1F1F"/>
+              </w:rPr>
+              <w:t>簡訊通報數</w:t>
+            </w:r>
+            <w:r>
+              <w:rPr>
+                <w:rFonts w:ascii="Arial" w:hAnsi="Arial" w:cs="Arial" w:hint="eastAsia"/>
+                <w:color w:val="1F1F1F"/>
+              </w:rPr>
+              <w:t>-</w:t>
+            </w:r>
+            <w:r>
+              <w:rPr>
+                <w:rFonts w:ascii="Arial" w:hAnsi="Arial" w:cs="Arial" w:hint="eastAsia"/>
+                <w:color w:val="1F1F1F"/>
+              </w:rPr>
+              <w:t>指揮中心</w:t>
+            </w:r>
+          </w:p>
+        </w:tc>
+        <w:tc>
+          <w:tcPr>
+            <w:tcW w:w="873" w:type="pct"/>
+          </w:tcPr>
+          <w:p>
+            <w:pPr>
+              <w:pStyle w:val="141"/>
+              <w:rPr>
+                <w:rFonts w:ascii="Arial" w:hAnsi="Arial" w:cs="Arial"/>
+                <w:color w:val="1F1F1F"/>
+              </w:rPr>
+            </w:pPr>
+            <w:r>
+              <w:rPr>
+                <w:rFonts w:ascii="Arial" w:hAnsi="Arial" w:cs="Arial" w:hint="eastAsia"/>
+                <w:color w:val="1F1F1F"/>
+              </w:rPr>
+              <w:t>整數輸入</w:t>
+            </w:r>
+          </w:p>
+        </w:tc>
+        <w:tc>
+          <w:tcPr>
+            <w:tcW w:w="397" w:type="pct"/>
+          </w:tcPr>
+          <w:p>
+            <w:pPr>
+              <w:pStyle w:val="141"/>
+              <w:jc w:val="center"/>
+            </w:pPr>
+            <w:r>
+              <w:rPr>
+                <w:rFonts w:hint="eastAsia"/>
+              </w:rPr>
+              <w:t>V</w:t>
+            </w:r>
+          </w:p>
+        </w:tc>
+        <w:tc>
+          <w:tcPr>
+            <w:tcW w:w="1747" w:type="pct"/>
+          </w:tcPr>
+          <w:p>
+            <w:pPr>
+              <w:pStyle w:val="141"/>
+            </w:pPr>
+          </w:p>
+        </w:tc>
+      </w:tr>
+      <w:tr>
+        <w:tc>
+          <w:tcPr>
+            <w:tcW w:w="390" w:type="pct"/>
+          </w:tcPr>
+          <w:p>
+            <w:pPr>
+              <w:pStyle w:val="141"/>
+              <w:numPr>
+                <w:ilvl w:val="0"/>
+                <w:numId w:val="19"/>
+              </w:numPr>
+              <w:jc w:val="center"/>
+              <w:rPr>
+                <w:color w:val="auto"/>
+              </w:rPr>
+            </w:pPr>
+          </w:p>
+        </w:tc>
+        <w:tc>
+          <w:tcPr>
+            <w:tcW w:w="1593" w:type="pct"/>
+            <w:vAlign w:val="center"/>
+          </w:tcPr>
+          <w:p>
+            <w:pPr>
+              <w:pStyle w:val="141"/>
+              <w:rPr>
+                <w:rFonts w:ascii="Arial" w:hAnsi="Arial" w:cs="Arial"/>
+                <w:color w:val="1F1F1F"/>
+              </w:rPr>
+            </w:pPr>
+            <w:r>
+              <w:rPr>
+                <w:rFonts w:ascii="Arial" w:hAnsi="Arial" w:cs="Arial" w:hint="eastAsia"/>
+                <w:color w:val="1F1F1F"/>
+              </w:rPr>
+              <w:t>電話通報數</w:t>
+            </w:r>
+            <w:r>
+              <w:rPr>
+                <w:rFonts w:ascii="Arial" w:hAnsi="Arial" w:cs="Arial" w:hint="eastAsia"/>
+                <w:color w:val="1F1F1F"/>
+              </w:rPr>
+              <w:t>-</w:t>
+            </w:r>
+            <w:proofErr w:type="gramStart"/>
+            <w:r>
+              <w:rPr>
+                <w:rFonts w:ascii="Arial" w:hAnsi="Arial" w:cs="Arial" w:hint="eastAsia"/>
+                <w:color w:val="1F1F1F"/>
+              </w:rPr>
+              <w:t>衛福部</w:t>
+            </w:r>
+            <w:proofErr w:type="gramEnd"/>
+          </w:p>
+        </w:tc>
+        <w:tc>
+          <w:tcPr>
+            <w:tcW w:w="873" w:type="pct"/>
+          </w:tcPr>
+          <w:p>
+            <w:pPr>
+              <w:pStyle w:val="141"/>
+              <w:rPr>
+                <w:rFonts w:ascii="Arial" w:hAnsi="Arial" w:cs="Arial"/>
+                <w:color w:val="1F1F1F"/>
+              </w:rPr>
+            </w:pPr>
+            <w:r>
+              <w:rPr>
+                <w:rFonts w:ascii="Arial" w:hAnsi="Arial" w:cs="Arial" w:hint="eastAsia"/>
+                <w:color w:val="1F1F1F"/>
+              </w:rPr>
+              <w:t>整數輸入</w:t>
+            </w:r>
+          </w:p>
+        </w:tc>
+        <w:tc>
+          <w:tcPr>
+            <w:tcW w:w="397" w:type="pct"/>
+          </w:tcPr>
+          <w:p>
+            <w:pPr>
+              <w:pStyle w:val="141"/>
+              <w:jc w:val="center"/>
+            </w:pPr>
+            <w:r>
+              <w:rPr>
+                <w:rFonts w:hint="eastAsia"/>
+              </w:rPr>
+              <w:t>V</w:t>
+            </w:r>
+          </w:p>
+        </w:tc>
+        <w:tc>
+          <w:tcPr>
+            <w:tcW w:w="1747" w:type="pct"/>
+          </w:tcPr>
+          <w:p>
+            <w:pPr>
+              <w:pStyle w:val="141"/>
+            </w:pPr>
+          </w:p>
+        </w:tc>
+      </w:tr>
+      <w:tr>
+        <w:tc>
+          <w:tcPr>
+            <w:tcW w:w="390" w:type="pct"/>
+          </w:tcPr>
+          <w:p>
+            <w:pPr>
+              <w:pStyle w:val="141"/>
+              <w:numPr>
+                <w:ilvl w:val="0"/>
+                <w:numId w:val="19"/>
+              </w:numPr>
+              <w:jc w:val="center"/>
+              <w:rPr>
+                <w:color w:val="auto"/>
+              </w:rPr>
+            </w:pPr>
+          </w:p>
+        </w:tc>
+        <w:tc>
+          <w:tcPr>
+            <w:tcW w:w="1593" w:type="pct"/>
+          </w:tcPr>
+          <w:p>
+            <w:pPr>
+              <w:pStyle w:val="141"/>
+              <w:rPr>
+                <w:rFonts w:ascii="Arial" w:hAnsi="Arial" w:cs="Arial"/>
+                <w:color w:val="1F1F1F"/>
+              </w:rPr>
+            </w:pPr>
+            <w:r>
+              <w:rPr>
+                <w:rFonts w:ascii="Arial" w:hAnsi="Arial" w:cs="Arial" w:hint="eastAsia"/>
+                <w:color w:val="1F1F1F"/>
+              </w:rPr>
+              <w:t>電話</w:t>
+            </w:r>
+            <w:r>
+              <w:rPr>
+                <w:rFonts w:ascii="Arial" w:hAnsi="Arial" w:cs="Arial" w:hint="eastAsia"/>
+                <w:color w:val="1F1F1F"/>
+              </w:rPr>
+              <w:t>通報數</w:t>
+            </w:r>
+            <w:r>
+              <w:rPr>
+                <w:rFonts w:ascii="Arial" w:hAnsi="Arial" w:cs="Arial" w:hint="eastAsia"/>
+                <w:color w:val="1F1F1F"/>
+              </w:rPr>
+              <w:t>-</w:t>
+            </w:r>
+            <w:r>
+              <w:rPr>
+                <w:rFonts w:ascii="Arial" w:hAnsi="Arial" w:cs="Arial" w:hint="eastAsia"/>
+                <w:color w:val="1F1F1F"/>
+              </w:rPr>
+              <w:t>衛生局</w:t>
+            </w:r>
+          </w:p>
+        </w:tc>
+        <w:tc>
+          <w:tcPr>
+            <w:tcW w:w="873" w:type="pct"/>
+          </w:tcPr>
+          <w:p>
+            <w:pPr>
+              <w:pStyle w:val="141"/>
+              <w:rPr>
+                <w:rFonts w:ascii="Arial" w:hAnsi="Arial" w:cs="Arial"/>
+                <w:color w:val="1F1F1F"/>
+              </w:rPr>
+            </w:pPr>
+            <w:r>
+              <w:rPr>
+                <w:rFonts w:ascii="Arial" w:hAnsi="Arial" w:cs="Arial" w:hint="eastAsia"/>
+                <w:color w:val="1F1F1F"/>
+              </w:rPr>
+              <w:t>整數輸入</w:t>
+            </w:r>
+          </w:p>
+        </w:tc>
+        <w:tc>
+          <w:tcPr>
+            <w:tcW w:w="397" w:type="pct"/>
+          </w:tcPr>
+          <w:p>
+            <w:pPr>
+              <w:pStyle w:val="141"/>
+              <w:jc w:val="center"/>
+            </w:pPr>
+            <w:r>
+              <w:rPr>
+                <w:rFonts w:hint="eastAsia"/>
+              </w:rPr>
+              <w:t>V</w:t>
+            </w:r>
+          </w:p>
+        </w:tc>
+        <w:tc>
+          <w:tcPr>
+            <w:tcW w:w="1747" w:type="pct"/>
+          </w:tcPr>
+          <w:p>
+            <w:pPr>
+              <w:pStyle w:val="141"/>
+            </w:pPr>
+          </w:p>
+        </w:tc>
+      </w:tr>
+      <w:tr>
+        <w:tc>
+          <w:tcPr>
+            <w:tcW w:w="390" w:type="pct"/>
+          </w:tcPr>
+          <w:p>
+            <w:pPr>
+              <w:pStyle w:val="141"/>
+              <w:numPr>
+                <w:ilvl w:val="0"/>
+                <w:numId w:val="19"/>
+              </w:numPr>
+              <w:jc w:val="center"/>
+              <w:rPr>
+                <w:color w:val="auto"/>
+              </w:rPr>
+            </w:pPr>
+          </w:p>
+        </w:tc>
+        <w:tc>
+          <w:tcPr>
+            <w:tcW w:w="1593" w:type="pct"/>
+          </w:tcPr>
+          <w:p>
+            <w:pPr>
+              <w:pStyle w:val="141"/>
+              <w:rPr>
+                <w:rFonts w:ascii="Arial" w:hAnsi="Arial" w:cs="Arial"/>
+                <w:color w:val="1F1F1F"/>
+              </w:rPr>
+            </w:pPr>
+            <w:r>
+              <w:rPr>
+                <w:rFonts w:ascii="Arial" w:hAnsi="Arial" w:cs="Arial" w:hint="eastAsia"/>
+                <w:color w:val="1F1F1F"/>
+              </w:rPr>
+              <w:t>電話</w:t>
+            </w:r>
+            <w:r>
+              <w:rPr>
+                <w:rFonts w:ascii="Arial" w:hAnsi="Arial" w:cs="Arial" w:hint="eastAsia"/>
+                <w:color w:val="1F1F1F"/>
+              </w:rPr>
+              <w:t>通報數</w:t>
+            </w:r>
+            <w:r>
+              <w:rPr>
+                <w:rFonts w:ascii="Arial" w:hAnsi="Arial" w:cs="Arial" w:hint="eastAsia"/>
+                <w:color w:val="1F1F1F"/>
+              </w:rPr>
+              <w:t>-</w:t>
+            </w:r>
+            <w:r>
+              <w:rPr>
+                <w:rFonts w:ascii="Arial" w:hAnsi="Arial" w:cs="Arial" w:hint="eastAsia"/>
+                <w:color w:val="1F1F1F"/>
+              </w:rPr>
+              <w:t>責任醫院</w:t>
+            </w:r>
+          </w:p>
+        </w:tc>
+        <w:tc>
+          <w:tcPr>
+            <w:tcW w:w="873" w:type="pct"/>
+          </w:tcPr>
+          <w:p>
+            <w:pPr>
+              <w:pStyle w:val="141"/>
+              <w:rPr>
+                <w:rFonts w:ascii="Arial" w:hAnsi="Arial" w:cs="Arial"/>
+                <w:color w:val="1F1F1F"/>
+              </w:rPr>
+            </w:pPr>
+            <w:r>
+              <w:rPr>
+                <w:rFonts w:ascii="Arial" w:hAnsi="Arial" w:cs="Arial" w:hint="eastAsia"/>
+                <w:color w:val="1F1F1F"/>
+              </w:rPr>
+              <w:t>整數輸入</w:t>
+            </w:r>
+          </w:p>
+        </w:tc>
+        <w:tc>
+          <w:tcPr>
+            <w:tcW w:w="397" w:type="pct"/>
+          </w:tcPr>
+          <w:p>
+            <w:pPr>
+              <w:pStyle w:val="141"/>
+              <w:jc w:val="center"/>
+            </w:pPr>
+            <w:r>
+              <w:rPr>
+                <w:rFonts w:hint="eastAsia"/>
+              </w:rPr>
+              <w:t>V</w:t>
+            </w:r>
+          </w:p>
+        </w:tc>
+        <w:tc>
+          <w:tcPr>
+            <w:tcW w:w="1747" w:type="pct"/>
+          </w:tcPr>
+          <w:p>
+            <w:pPr>
+              <w:pStyle w:val="141"/>
+            </w:pPr>
+          </w:p>
+        </w:tc>
+      </w:tr>
+      <w:tr>
+        <w:tc>
+          <w:tcPr>
+            <w:tcW w:w="390" w:type="pct"/>
+          </w:tcPr>
+          <w:p>
+            <w:pPr>
+              <w:pStyle w:val="141"/>
+              <w:numPr>
+                <w:ilvl w:val="0"/>
+                <w:numId w:val="19"/>
+              </w:numPr>
+              <w:jc w:val="center"/>
+              <w:rPr>
+                <w:color w:val="auto"/>
+              </w:rPr>
+            </w:pPr>
+          </w:p>
+        </w:tc>
+        <w:tc>
+          <w:tcPr>
+            <w:tcW w:w="1593" w:type="pct"/>
+          </w:tcPr>
+          <w:p>
+            <w:pPr>
+              <w:pStyle w:val="141"/>
+              <w:rPr>
+                <w:rFonts w:ascii="Arial" w:hAnsi="Arial" w:cs="Arial"/>
+                <w:color w:val="1F1F1F"/>
+              </w:rPr>
+            </w:pPr>
+            <w:r>
+              <w:rPr>
+                <w:rFonts w:ascii="Arial" w:hAnsi="Arial" w:cs="Arial" w:hint="eastAsia"/>
+                <w:color w:val="1F1F1F"/>
+              </w:rPr>
+              <w:t>電話</w:t>
+            </w:r>
+            <w:r>
+              <w:rPr>
+                <w:rFonts w:ascii="Arial" w:hAnsi="Arial" w:cs="Arial" w:hint="eastAsia"/>
+                <w:color w:val="1F1F1F"/>
+              </w:rPr>
+              <w:t>通報數</w:t>
+            </w:r>
+            <w:r>
+              <w:rPr>
+                <w:rFonts w:ascii="Arial" w:hAnsi="Arial" w:cs="Arial" w:hint="eastAsia"/>
+                <w:color w:val="1F1F1F"/>
+              </w:rPr>
+              <w:t>-</w:t>
+            </w:r>
+            <w:r>
+              <w:rPr>
+                <w:rFonts w:ascii="Arial" w:hAnsi="Arial" w:cs="Arial" w:hint="eastAsia"/>
+                <w:color w:val="1F1F1F"/>
+              </w:rPr>
+              <w:t>指揮中心</w:t>
+            </w:r>
+          </w:p>
+        </w:tc>
+        <w:tc>
+          <w:tcPr>
+            <w:tcW w:w="873" w:type="pct"/>
+          </w:tcPr>
+          <w:p>
+            <w:pPr>
+              <w:pStyle w:val="141"/>
+              <w:rPr>
+                <w:rFonts w:ascii="Arial" w:hAnsi="Arial" w:cs="Arial"/>
+                <w:color w:val="1F1F1F"/>
+              </w:rPr>
+            </w:pPr>
+            <w:r>
+              <w:rPr>
+                <w:rFonts w:ascii="Arial" w:hAnsi="Arial" w:cs="Arial" w:hint="eastAsia"/>
+                <w:color w:val="1F1F1F"/>
+              </w:rPr>
+              <w:t>整數輸入</w:t>
+            </w:r>
+          </w:p>
+        </w:tc>
+        <w:tc>
+          <w:tcPr>
+            <w:tcW w:w="397" w:type="pct"/>
+          </w:tcPr>
+          <w:p>
+            <w:pPr>
+              <w:pStyle w:val="141"/>
+              <w:jc w:val="center"/>
+            </w:pPr>
+            <w:r>
+              <w:rPr>
+                <w:rFonts w:hint="eastAsia"/>
+              </w:rPr>
+              <w:t>V</w:t>
+            </w:r>
+          </w:p>
+        </w:tc>
+        <w:tc>
+          <w:tcPr>
+            <w:tcW w:w="1747" w:type="pct"/>
+          </w:tcPr>
+          <w:p>
+            <w:pPr>
+              <w:pStyle w:val="141"/>
+            </w:pPr>
+          </w:p>
+        </w:tc>
+      </w:tr>
+      <w:tr>
+        <w:tc>
+          <w:tcPr>
+            <w:tcW w:w="5000" w:type="pct"/>
+            <w:gridSpan w:val="5"/>
+          </w:tcPr>
+          <w:p>
+            <w:pPr>
+              <w:pStyle w:val="141"/>
+              <w:rPr>
+                <w:rFonts w:ascii="Arial" w:hAnsi="Arial" w:cs="Arial"/>
+                <w:color w:val="1F1F1F"/>
+              </w:rPr>
+            </w:pPr>
+            <w:r>
+              <w:rPr>
+                <w:rFonts w:ascii="Arial" w:hAnsi="Arial" w:cs="Arial" w:hint="eastAsia"/>
+                <w:color w:val="1F1F1F"/>
+              </w:rPr>
+              <w:t>事件傷亡人數</w:t>
+            </w:r>
+          </w:p>
+          <w:p>
+            <w:pPr>
+              <w:pStyle w:val="141"/>
+            </w:pPr>
+            <w:r>
+              <w:rPr>
+                <w:rFonts w:ascii="Arial" w:hAnsi="Arial" w:cs="Arial" w:hint="eastAsia"/>
+                <w:color w:val="1F1F1F"/>
+              </w:rPr>
+              <w:t>『</w:t>
+            </w:r>
+            <w:r>
+              <w:t>EMS</w:t>
+            </w:r>
+            <w:r>
+              <w:rPr>
+                <w:rFonts w:hint="eastAsia"/>
+              </w:rPr>
+              <w:t>未開案方顯示</w:t>
+            </w:r>
+            <w:r>
+              <w:rPr>
+                <w:rFonts w:ascii="Arial" w:hAnsi="Arial" w:cs="Arial" w:hint="eastAsia"/>
+                <w:color w:val="1F1F1F"/>
+              </w:rPr>
+              <w:t>』</w:t>
+            </w:r>
+          </w:p>
+        </w:tc>
+      </w:tr>
+      <w:tr>
+        <w:tc>
+          <w:tcPr>
+            <w:tcW w:w="390" w:type="pct"/>
+          </w:tcPr>
+          <w:p>
+            <w:pPr>
+              <w:pStyle w:val="141"/>
+              <w:numPr>
+                <w:ilvl w:val="0"/>
+                <w:numId w:val="19"/>
+              </w:numPr>
+              <w:jc w:val="center"/>
+              <w:rPr>
+                <w:color w:val="auto"/>
+              </w:rPr>
+            </w:pPr>
+          </w:p>
+        </w:tc>
+        <w:tc>
+          <w:tcPr>
+            <w:tcW w:w="1593" w:type="pct"/>
+          </w:tcPr>
+          <w:p>
+            <w:pPr>
+              <w:pStyle w:val="141"/>
+              <w:rPr>
+                <w:rFonts w:ascii="Arial" w:hAnsi="Arial" w:cs="Arial"/>
+                <w:color w:val="1F1F1F"/>
+              </w:rPr>
+            </w:pPr>
+            <w:r>
+              <w:rPr>
+                <w:rFonts w:ascii="Arial" w:hAnsi="Arial" w:cs="Arial" w:hint="eastAsia"/>
+                <w:color w:val="1F1F1F"/>
+              </w:rPr>
+              <w:t>死亡</w:t>
+            </w:r>
+          </w:p>
+        </w:tc>
+        <w:tc>
+          <w:tcPr>
+            <w:tcW w:w="873" w:type="pct"/>
+          </w:tcPr>
+          <w:p>
+            <w:pPr>
+              <w:pStyle w:val="141"/>
+              <w:rPr>
+                <w:rFonts w:ascii="Arial" w:hAnsi="Arial" w:cs="Arial"/>
+                <w:color w:val="1F1F1F"/>
+              </w:rPr>
+            </w:pPr>
+            <w:r>
+              <w:rPr>
+                <w:rFonts w:ascii="Arial" w:hAnsi="Arial" w:cs="Arial" w:hint="eastAsia"/>
+                <w:color w:val="1F1F1F"/>
+              </w:rPr>
+              <w:t>整數輸入</w:t>
+            </w:r>
+          </w:p>
+        </w:tc>
+        <w:tc>
+          <w:tcPr>
+            <w:tcW w:w="397" w:type="pct"/>
+          </w:tcPr>
+          <w:p>
+            <w:pPr>
+              <w:pStyle w:val="141"/>
+              <w:jc w:val="center"/>
+            </w:pPr>
+            <w:r>
+              <w:rPr>
+                <w:rFonts w:hint="eastAsia"/>
+              </w:rPr>
+              <w:t>V</w:t>
+            </w:r>
+          </w:p>
+        </w:tc>
+        <w:tc>
+          <w:tcPr>
+            <w:tcW w:w="1747" w:type="pct"/>
+          </w:tcPr>
+          <w:p>
+            <w:pPr>
+              <w:pStyle w:val="141"/>
+            </w:pPr>
+          </w:p>
+        </w:tc>
+      </w:tr>
+      <w:tr>
+        <w:tc>
+          <w:tcPr>
+            <w:tcW w:w="390" w:type="pct"/>
+          </w:tcPr>
+          <w:p>
+            <w:pPr>
+              <w:pStyle w:val="141"/>
+              <w:numPr>
+                <w:ilvl w:val="0"/>
+                <w:numId w:val="19"/>
+              </w:numPr>
+              <w:jc w:val="center"/>
+              <w:rPr>
+                <w:color w:val="auto"/>
+              </w:rPr>
+            </w:pPr>
+          </w:p>
+        </w:tc>
+        <w:tc>
+          <w:tcPr>
+            <w:tcW w:w="1593" w:type="pct"/>
+          </w:tcPr>
+          <w:p>
+            <w:pPr>
+              <w:pStyle w:val="141"/>
+              <w:rPr>
+                <w:rFonts w:ascii="Arial" w:hAnsi="Arial" w:cs="Arial"/>
+                <w:color w:val="1F1F1F"/>
+              </w:rPr>
+            </w:pPr>
+            <w:r>
+              <w:rPr>
+                <w:rFonts w:ascii="Arial" w:hAnsi="Arial" w:cs="Arial" w:hint="eastAsia"/>
+                <w:color w:val="1F1F1F"/>
+              </w:rPr>
+              <w:t>傷病</w:t>
+            </w:r>
+          </w:p>
+        </w:tc>
+        <w:tc>
+          <w:tcPr>
+            <w:tcW w:w="873" w:type="pct"/>
+          </w:tcPr>
+          <w:p>
+            <w:pPr>
+              <w:pStyle w:val="141"/>
+              <w:rPr>
+                <w:rFonts w:ascii="Arial" w:hAnsi="Arial" w:cs="Arial"/>
+                <w:color w:val="1F1F1F"/>
+              </w:rPr>
+            </w:pPr>
+            <w:r>
+              <w:rPr>
+                <w:rFonts w:ascii="Arial" w:hAnsi="Arial" w:cs="Arial" w:hint="eastAsia"/>
+                <w:color w:val="1F1F1F"/>
+              </w:rPr>
+              <w:t>整數輸入</w:t>
+            </w:r>
+          </w:p>
+        </w:tc>
+        <w:tc>
+          <w:tcPr>
+            <w:tcW w:w="397" w:type="pct"/>
+          </w:tcPr>
+          <w:p>
+            <w:pPr>
+              <w:pStyle w:val="141"/>
+              <w:jc w:val="center"/>
+            </w:pPr>
+            <w:r>
+              <w:rPr>
+                <w:rFonts w:hint="eastAsia"/>
+              </w:rPr>
+              <w:t>V</w:t>
+            </w:r>
+          </w:p>
+        </w:tc>
+        <w:tc>
+          <w:tcPr>
+            <w:tcW w:w="1747" w:type="pct"/>
+          </w:tcPr>
+          <w:p>
+            <w:pPr>
+              <w:pStyle w:val="141"/>
+            </w:pPr>
+          </w:p>
+        </w:tc>
+      </w:tr>
+      <w:tr>
+        <w:tc>
+          <w:tcPr>
+            <w:tcW w:w="390" w:type="pct"/>
+          </w:tcPr>
+          <w:p>
+            <w:pPr>
+              <w:pStyle w:val="141"/>
+              <w:numPr>
+                <w:ilvl w:val="0"/>
+                <w:numId w:val="19"/>
+              </w:numPr>
+              <w:jc w:val="center"/>
+              <w:rPr>
+                <w:color w:val="auto"/>
+              </w:rPr>
+            </w:pPr>
+          </w:p>
+        </w:tc>
+        <w:tc>
+          <w:tcPr>
+            <w:tcW w:w="1593" w:type="pct"/>
+          </w:tcPr>
+          <w:p>
+            <w:pPr>
+              <w:pStyle w:val="141"/>
+              <w:rPr>
+                <w:rFonts w:ascii="Arial" w:hAnsi="Arial" w:cs="Arial"/>
+                <w:color w:val="1F1F1F"/>
+              </w:rPr>
+            </w:pPr>
+            <w:r>
+              <w:rPr>
+                <w:rFonts w:ascii="Arial" w:hAnsi="Arial" w:cs="Arial" w:hint="eastAsia"/>
+                <w:color w:val="1F1F1F"/>
+              </w:rPr>
+              <w:t>失蹤</w:t>
+            </w:r>
+          </w:p>
+        </w:tc>
+        <w:tc>
+          <w:tcPr>
+            <w:tcW w:w="873" w:type="pct"/>
+          </w:tcPr>
+          <w:p>
+            <w:pPr>
+              <w:pStyle w:val="141"/>
+              <w:rPr>
+                <w:rFonts w:ascii="Arial" w:hAnsi="Arial" w:cs="Arial"/>
+                <w:color w:val="1F1F1F"/>
+              </w:rPr>
+            </w:pPr>
+            <w:r>
+              <w:rPr>
+                <w:rFonts w:ascii="Arial" w:hAnsi="Arial" w:cs="Arial" w:hint="eastAsia"/>
+                <w:color w:val="1F1F1F"/>
+              </w:rPr>
+              <w:t>整數輸入</w:t>
+            </w:r>
+          </w:p>
+        </w:tc>
+        <w:tc>
+          <w:tcPr>
+            <w:tcW w:w="397" w:type="pct"/>
+          </w:tcPr>
+          <w:p>
+            <w:pPr>
+              <w:pStyle w:val="141"/>
+              <w:jc w:val="center"/>
+            </w:pPr>
+            <w:r>
+              <w:rPr>
+                <w:rFonts w:hint="eastAsia"/>
+              </w:rPr>
+              <w:t>V</w:t>
+            </w:r>
+          </w:p>
+        </w:tc>
+        <w:tc>
+          <w:tcPr>
+            <w:tcW w:w="1747" w:type="pct"/>
+          </w:tcPr>
+          <w:p>
+            <w:pPr>
+              <w:pStyle w:val="141"/>
+            </w:pPr>
+          </w:p>
+        </w:tc>
+      </w:tr>
+      <w:tr>
+        <w:tc>
+          <w:tcPr>
+            <w:tcW w:w="5000" w:type="pct"/>
+            <w:gridSpan w:val="5"/>
+          </w:tcPr>
+          <w:p>
+            <w:pPr>
+              <w:pStyle w:val="141"/>
+            </w:pPr>
+            <w:r>
+              <w:rPr>
+                <w:rFonts w:hint="eastAsia"/>
+              </w:rPr>
+              <w:t>醫療檢傷人數</w:t>
+            </w:r>
+          </w:p>
+          <w:p>
+            <w:pPr>
+              <w:pStyle w:val="141"/>
+            </w:pPr>
+            <w:r>
+              <w:rPr>
+                <w:rFonts w:ascii="Arial" w:hAnsi="Arial" w:cs="Arial" w:hint="eastAsia"/>
+                <w:color w:val="1F1F1F"/>
+              </w:rPr>
+              <w:t>『</w:t>
+            </w:r>
+            <w:r>
+              <w:t>EMS</w:t>
+            </w:r>
+            <w:r>
+              <w:rPr>
+                <w:rFonts w:hint="eastAsia"/>
+              </w:rPr>
+              <w:t>開案方顯示</w:t>
+            </w:r>
+            <w:r>
+              <w:rPr>
+                <w:rFonts w:ascii="Arial" w:hAnsi="Arial" w:cs="Arial" w:hint="eastAsia"/>
+                <w:color w:val="1F1F1F"/>
+              </w:rPr>
+              <w:t>』</w:t>
+            </w:r>
+            <w:r>
+              <w:rPr>
+                <w:rFonts w:ascii="Arial" w:hAnsi="Arial" w:cs="Arial" w:hint="eastAsia"/>
+                <w:color w:val="1F1F1F"/>
+              </w:rPr>
+              <w:t>-</w:t>
+            </w:r>
+            <w:r>
+              <w:rPr>
+                <w:rFonts w:ascii="Arial" w:hAnsi="Arial" w:cs="Arial" w:hint="eastAsia"/>
+                <w:color w:val="1F1F1F"/>
+              </w:rPr>
+              <w:t>帶入事件檢傷人數</w:t>
+            </w:r>
+          </w:p>
+        </w:tc>
+      </w:tr>
+      <w:tr>
+        <w:tc>
+          <w:tcPr>
+            <w:tcW w:w="390" w:type="pct"/>
+          </w:tcPr>
+          <w:p>
+            <w:pPr>
+              <w:pStyle w:val="141"/>
+              <w:numPr>
+                <w:ilvl w:val="0"/>
+                <w:numId w:val="19"/>
+              </w:numPr>
+              <w:jc w:val="center"/>
+              <w:rPr>
+                <w:color w:val="auto"/>
+              </w:rPr>
+            </w:pPr>
+          </w:p>
+        </w:tc>
+        <w:tc>
+          <w:tcPr>
+            <w:tcW w:w="1593" w:type="pct"/>
+          </w:tcPr>
+          <w:p>
+            <w:pPr>
+              <w:pStyle w:val="141"/>
+              <w:rPr>
+                <w:rFonts w:ascii="Arial" w:hAnsi="Arial" w:cs="Arial"/>
+                <w:color w:val="1F1F1F"/>
+              </w:rPr>
+            </w:pPr>
+            <w:r>
+              <w:rPr>
+                <w:rFonts w:ascii="Arial" w:hAnsi="Arial" w:cs="Arial" w:hint="eastAsia"/>
+                <w:color w:val="1F1F1F"/>
+              </w:rPr>
+              <w:t>一級</w:t>
+            </w:r>
+          </w:p>
+        </w:tc>
+        <w:tc>
+          <w:tcPr>
+            <w:tcW w:w="873" w:type="pct"/>
+          </w:tcPr>
+          <w:p>
+            <w:pPr>
+              <w:pStyle w:val="141"/>
+              <w:rPr>
+                <w:rFonts w:ascii="Arial" w:hAnsi="Arial" w:cs="Arial"/>
+                <w:color w:val="1F1F1F"/>
+              </w:rPr>
+            </w:pPr>
+            <w:r>
+              <w:rPr>
+                <w:rFonts w:ascii="Arial" w:hAnsi="Arial" w:cs="Arial" w:hint="eastAsia"/>
+                <w:color w:val="1F1F1F"/>
+              </w:rPr>
+              <w:t>輸出</w:t>
+            </w:r>
+          </w:p>
+        </w:tc>
+        <w:tc>
+          <w:tcPr>
+            <w:tcW w:w="397" w:type="pct"/>
+          </w:tcPr>
+          <w:p>
+            <w:pPr>
+              <w:pStyle w:val="141"/>
+              <w:jc w:val="center"/>
+            </w:pPr>
+          </w:p>
+        </w:tc>
+        <w:tc>
+          <w:tcPr>
+            <w:tcW w:w="1747" w:type="pct"/>
+          </w:tcPr>
+          <w:p>
+            <w:pPr>
+              <w:pStyle w:val="141"/>
+            </w:pPr>
+          </w:p>
+        </w:tc>
+      </w:tr>
+      <w:tr>
+        <w:tc>
+          <w:tcPr>
+            <w:tcW w:w="390" w:type="pct"/>
+          </w:tcPr>
+          <w:p>
+            <w:pPr>
+              <w:pStyle w:val="141"/>
+              <w:numPr>
+                <w:ilvl w:val="0"/>
+                <w:numId w:val="19"/>
+              </w:numPr>
+              <w:jc w:val="center"/>
+              <w:rPr>
+                <w:color w:val="auto"/>
+              </w:rPr>
+            </w:pPr>
+          </w:p>
+        </w:tc>
+        <w:tc>
+          <w:tcPr>
+            <w:tcW w:w="1593" w:type="pct"/>
+          </w:tcPr>
+          <w:p>
+            <w:pPr>
+              <w:pStyle w:val="141"/>
+              <w:rPr>
+                <w:rFonts w:ascii="Arial" w:hAnsi="Arial" w:cs="Arial"/>
+                <w:color w:val="1F1F1F"/>
+              </w:rPr>
+            </w:pPr>
+            <w:r>
+              <w:rPr>
+                <w:rFonts w:ascii="Arial" w:hAnsi="Arial" w:cs="Arial" w:hint="eastAsia"/>
+                <w:color w:val="1F1F1F"/>
+              </w:rPr>
+              <w:t>二級</w:t>
+            </w:r>
+          </w:p>
+        </w:tc>
+        <w:tc>
+          <w:tcPr>
+            <w:tcW w:w="873" w:type="pct"/>
+          </w:tcPr>
+          <w:p>
+            <w:pPr>
+              <w:pStyle w:val="141"/>
+              <w:rPr>
+                <w:rFonts w:ascii="Arial" w:hAnsi="Arial" w:cs="Arial"/>
+                <w:color w:val="1F1F1F"/>
+              </w:rPr>
+            </w:pPr>
+            <w:r>
+              <w:rPr>
+                <w:rFonts w:ascii="Arial" w:hAnsi="Arial" w:cs="Arial" w:hint="eastAsia"/>
+                <w:color w:val="1F1F1F"/>
+              </w:rPr>
+              <w:t>輸出</w:t>
+            </w:r>
+          </w:p>
+        </w:tc>
+        <w:tc>
+          <w:tcPr>
+            <w:tcW w:w="397" w:type="pct"/>
+          </w:tcPr>
+          <w:p>
+            <w:pPr>
+              <w:pStyle w:val="141"/>
+              <w:jc w:val="center"/>
+            </w:pPr>
+          </w:p>
+        </w:tc>
+        <w:tc>
+          <w:tcPr>
+            <w:tcW w:w="1747" w:type="pct"/>
+          </w:tcPr>
+          <w:p>
+            <w:pPr>
+              <w:pStyle w:val="141"/>
+            </w:pPr>
+          </w:p>
+        </w:tc>
+      </w:tr>
+      <w:tr>
+        <w:tc>
+          <w:tcPr>
+            <w:tcW w:w="390" w:type="pct"/>
+          </w:tcPr>
+          <w:p>
+            <w:pPr>
+              <w:pStyle w:val="141"/>
+              <w:numPr>
+                <w:ilvl w:val="0"/>
+                <w:numId w:val="19"/>
+              </w:numPr>
+              <w:jc w:val="center"/>
+              <w:rPr>
+                <w:color w:val="auto"/>
+              </w:rPr>
+            </w:pPr>
+          </w:p>
+        </w:tc>
+        <w:tc>
+          <w:tcPr>
+            <w:tcW w:w="1593" w:type="pct"/>
+          </w:tcPr>
+          <w:p>
+            <w:pPr>
+              <w:pStyle w:val="141"/>
+              <w:rPr>
+                <w:rFonts w:ascii="Arial" w:hAnsi="Arial" w:cs="Arial"/>
+                <w:color w:val="1F1F1F"/>
+              </w:rPr>
+            </w:pPr>
+            <w:r>
+              <w:rPr>
+                <w:rFonts w:ascii="Arial" w:hAnsi="Arial" w:cs="Arial" w:hint="eastAsia"/>
+                <w:color w:val="1F1F1F"/>
+              </w:rPr>
+              <w:t>三級</w:t>
+            </w:r>
+          </w:p>
+        </w:tc>
+        <w:tc>
+          <w:tcPr>
+            <w:tcW w:w="873" w:type="pct"/>
+          </w:tcPr>
+          <w:p>
+            <w:pPr>
+              <w:pStyle w:val="141"/>
+              <w:rPr>
+                <w:rFonts w:ascii="Arial" w:hAnsi="Arial" w:cs="Arial"/>
+                <w:color w:val="1F1F1F"/>
+              </w:rPr>
+            </w:pPr>
+            <w:r>
+              <w:rPr>
+                <w:rFonts w:ascii="Arial" w:hAnsi="Arial" w:cs="Arial" w:hint="eastAsia"/>
+                <w:color w:val="1F1F1F"/>
+              </w:rPr>
+              <w:t>輸出</w:t>
+            </w:r>
+          </w:p>
+        </w:tc>
+        <w:tc>
+          <w:tcPr>
+            <w:tcW w:w="397" w:type="pct"/>
+          </w:tcPr>
+          <w:p>
+            <w:pPr>
+              <w:pStyle w:val="141"/>
+              <w:jc w:val="center"/>
+            </w:pPr>
+          </w:p>
+        </w:tc>
+        <w:tc>
+          <w:tcPr>
+            <w:tcW w:w="1747" w:type="pct"/>
+          </w:tcPr>
+          <w:p>
+            <w:pPr>
+              <w:pStyle w:val="141"/>
+            </w:pPr>
+          </w:p>
+        </w:tc>
+      </w:tr>
+      <w:tr>
+        <w:tc>
+          <w:tcPr>
+            <w:tcW w:w="390" w:type="pct"/>
+          </w:tcPr>
+          <w:p>
+            <w:pPr>
+              <w:pStyle w:val="141"/>
+              <w:numPr>
+                <w:ilvl w:val="0"/>
+                <w:numId w:val="19"/>
+              </w:numPr>
+              <w:jc w:val="center"/>
+              <w:rPr>
+                <w:color w:val="auto"/>
+              </w:rPr>
+            </w:pPr>
+          </w:p>
+        </w:tc>
+        <w:tc>
+          <w:tcPr>
+            <w:tcW w:w="1593" w:type="pct"/>
+          </w:tcPr>
+          <w:p>
+            <w:pPr>
+              <w:pStyle w:val="141"/>
+              <w:rPr>
+                <w:rFonts w:ascii="Arial" w:hAnsi="Arial" w:cs="Arial"/>
+                <w:color w:val="1F1F1F"/>
+              </w:rPr>
+            </w:pPr>
+            <w:r>
+              <w:rPr>
+                <w:rFonts w:ascii="Arial" w:hAnsi="Arial" w:cs="Arial" w:hint="eastAsia"/>
+                <w:color w:val="1F1F1F"/>
+              </w:rPr>
+              <w:t>四級</w:t>
+            </w:r>
+          </w:p>
+        </w:tc>
+        <w:tc>
+          <w:tcPr>
+            <w:tcW w:w="873" w:type="pct"/>
+          </w:tcPr>
+          <w:p>
+            <w:pPr>
+              <w:pStyle w:val="141"/>
+              <w:rPr>
+                <w:rFonts w:ascii="Arial" w:hAnsi="Arial" w:cs="Arial"/>
+                <w:color w:val="1F1F1F"/>
+              </w:rPr>
+            </w:pPr>
+            <w:r>
+              <w:rPr>
+                <w:rFonts w:ascii="Arial" w:hAnsi="Arial" w:cs="Arial" w:hint="eastAsia"/>
+                <w:color w:val="1F1F1F"/>
+              </w:rPr>
+              <w:t>輸出</w:t>
+            </w:r>
+          </w:p>
+        </w:tc>
+        <w:tc>
+          <w:tcPr>
+            <w:tcW w:w="397" w:type="pct"/>
+          </w:tcPr>
+          <w:p>
+            <w:pPr>
+              <w:pStyle w:val="141"/>
+              <w:jc w:val="center"/>
+            </w:pPr>
+          </w:p>
+        </w:tc>
+        <w:tc>
+          <w:tcPr>
+            <w:tcW w:w="1747" w:type="pct"/>
+          </w:tcPr>
+          <w:p>
+            <w:pPr>
+              <w:pStyle w:val="141"/>
+            </w:pPr>
+          </w:p>
+        </w:tc>
+      </w:tr>
+      <w:tr>
+        <w:tc>
+          <w:tcPr>
+            <w:tcW w:w="390" w:type="pct"/>
+          </w:tcPr>
+          <w:p>
+            <w:pPr>
+              <w:pStyle w:val="141"/>
+              <w:numPr>
+                <w:ilvl w:val="0"/>
+                <w:numId w:val="19"/>
+              </w:numPr>
+              <w:jc w:val="center"/>
+              <w:rPr>
+                <w:color w:val="auto"/>
+              </w:rPr>
+            </w:pPr>
+          </w:p>
+        </w:tc>
+        <w:tc>
+          <w:tcPr>
+            <w:tcW w:w="1593" w:type="pct"/>
+          </w:tcPr>
+          <w:p>
+            <w:pPr>
+              <w:pStyle w:val="141"/>
+              <w:rPr>
+                <w:rFonts w:ascii="Arial" w:hAnsi="Arial" w:cs="Arial"/>
+                <w:color w:val="1F1F1F"/>
+              </w:rPr>
+            </w:pPr>
+            <w:r>
+              <w:rPr>
+                <w:rFonts w:ascii="Arial" w:hAnsi="Arial" w:cs="Arial" w:hint="eastAsia"/>
+                <w:color w:val="1F1F1F"/>
+              </w:rPr>
+              <w:t>五級</w:t>
+            </w:r>
+          </w:p>
+        </w:tc>
+        <w:tc>
+          <w:tcPr>
+            <w:tcW w:w="873" w:type="pct"/>
+          </w:tcPr>
+          <w:p>
+            <w:pPr>
+              <w:pStyle w:val="141"/>
+              <w:rPr>
+                <w:rFonts w:ascii="Arial" w:hAnsi="Arial" w:cs="Arial"/>
+                <w:color w:val="1F1F1F"/>
+              </w:rPr>
+            </w:pPr>
+            <w:r>
+              <w:rPr>
+                <w:rFonts w:ascii="Arial" w:hAnsi="Arial" w:cs="Arial" w:hint="eastAsia"/>
+                <w:color w:val="1F1F1F"/>
+              </w:rPr>
+              <w:t>輸出</w:t>
+            </w:r>
+          </w:p>
+        </w:tc>
+        <w:tc>
+          <w:tcPr>
+            <w:tcW w:w="397" w:type="pct"/>
+          </w:tcPr>
+          <w:p>
+            <w:pPr>
+              <w:pStyle w:val="141"/>
+              <w:jc w:val="center"/>
+            </w:pPr>
+          </w:p>
+        </w:tc>
+        <w:tc>
+          <w:tcPr>
+            <w:tcW w:w="1747" w:type="pct"/>
+          </w:tcPr>
+          <w:p>
+            <w:pPr>
+              <w:pStyle w:val="141"/>
+            </w:pPr>
+          </w:p>
+        </w:tc>
+      </w:tr>
+      <w:tr>
+        <w:tc>
+          <w:tcPr>
+            <w:tcW w:w="390" w:type="pct"/>
+          </w:tcPr>
+          <w:p>
+            <w:pPr>
+              <w:pStyle w:val="141"/>
+              <w:numPr>
+                <w:ilvl w:val="0"/>
+                <w:numId w:val="19"/>
+              </w:numPr>
+              <w:jc w:val="center"/>
+              <w:rPr>
+                <w:color w:val="auto"/>
+              </w:rPr>
+            </w:pPr>
+          </w:p>
+        </w:tc>
+        <w:tc>
+          <w:tcPr>
+            <w:tcW w:w="1593" w:type="pct"/>
+          </w:tcPr>
+          <w:p>
+            <w:pPr>
+              <w:pStyle w:val="141"/>
+              <w:rPr>
+                <w:rFonts w:ascii="Arial" w:hAnsi="Arial" w:cs="Arial"/>
+                <w:color w:val="1F1F1F"/>
+              </w:rPr>
+            </w:pPr>
+            <w:r>
+              <w:rPr>
+                <w:rFonts w:ascii="Arial" w:hAnsi="Arial" w:cs="Arial" w:hint="eastAsia"/>
+                <w:color w:val="1F1F1F"/>
+              </w:rPr>
+              <w:t>未填</w:t>
+            </w:r>
+          </w:p>
+        </w:tc>
+        <w:tc>
+          <w:tcPr>
+            <w:tcW w:w="873" w:type="pct"/>
+          </w:tcPr>
+          <w:p>
+            <w:pPr>
+              <w:pStyle w:val="141"/>
+              <w:rPr>
+                <w:rFonts w:ascii="Arial" w:hAnsi="Arial" w:cs="Arial"/>
+                <w:color w:val="1F1F1F"/>
+              </w:rPr>
+            </w:pPr>
+            <w:r>
+              <w:rPr>
+                <w:rFonts w:ascii="Arial" w:hAnsi="Arial" w:cs="Arial" w:hint="eastAsia"/>
+                <w:color w:val="1F1F1F"/>
+              </w:rPr>
+              <w:t>輸出</w:t>
+            </w:r>
+          </w:p>
+        </w:tc>
+        <w:tc>
+          <w:tcPr>
+            <w:tcW w:w="397" w:type="pct"/>
+          </w:tcPr>
+          <w:p>
+            <w:pPr>
+              <w:pStyle w:val="141"/>
+              <w:jc w:val="center"/>
+            </w:pPr>
+          </w:p>
+        </w:tc>
+        <w:tc>
+          <w:tcPr>
+            <w:tcW w:w="1747" w:type="pct"/>
+          </w:tcPr>
+          <w:p>
+            <w:pPr>
+              <w:pStyle w:val="141"/>
+            </w:pPr>
+          </w:p>
+        </w:tc>
+      </w:tr>
+      <w:tr>
+        <w:tc>
+          <w:tcPr>
+            <w:tcW w:w="390" w:type="pct"/>
+          </w:tcPr>
+          <w:p>
+            <w:pPr>
+              <w:pStyle w:val="141"/>
+              <w:numPr>
+                <w:ilvl w:val="0"/>
+                <w:numId w:val="19"/>
+              </w:numPr>
+              <w:jc w:val="center"/>
+              <w:rPr>
+                <w:color w:val="auto"/>
+              </w:rPr>
+            </w:pPr>
+          </w:p>
+        </w:tc>
+        <w:tc>
+          <w:tcPr>
+            <w:tcW w:w="1593" w:type="pct"/>
+          </w:tcPr>
+          <w:p>
+            <w:pPr>
+              <w:pStyle w:val="141"/>
+              <w:rPr>
+                <w:rFonts w:ascii="Arial" w:hAnsi="Arial" w:cs="Arial"/>
+                <w:color w:val="1F1F1F"/>
+              </w:rPr>
+            </w:pPr>
+            <w:proofErr w:type="gramStart"/>
+            <w:r>
+              <w:rPr>
+                <w:rFonts w:ascii="Arial" w:hAnsi="Arial" w:cs="Arial" w:hint="eastAsia"/>
+                <w:color w:val="1F1F1F"/>
+              </w:rPr>
+              <w:t>檢傷總人數</w:t>
+            </w:r>
+            <w:proofErr w:type="gramEnd"/>
+          </w:p>
+        </w:tc>
+        <w:tc>
+          <w:tcPr>
+            <w:tcW w:w="873" w:type="pct"/>
+          </w:tcPr>
+          <w:p>
+            <w:pPr>
+              <w:pStyle w:val="141"/>
+              <w:rPr>
+                <w:rFonts w:ascii="Arial" w:hAnsi="Arial" w:cs="Arial"/>
+                <w:color w:val="1F1F1F"/>
+              </w:rPr>
+            </w:pPr>
+            <w:r>
+              <w:rPr>
+                <w:rFonts w:ascii="Arial" w:hAnsi="Arial" w:cs="Arial" w:hint="eastAsia"/>
+                <w:color w:val="1F1F1F"/>
+              </w:rPr>
+              <w:t>輸出</w:t>
+            </w:r>
+          </w:p>
+        </w:tc>
+        <w:tc>
+          <w:tcPr>
+            <w:tcW w:w="397" w:type="pct"/>
+          </w:tcPr>
+          <w:p>
+            <w:pPr>
+              <w:pStyle w:val="141"/>
+              <w:jc w:val="center"/>
+            </w:pPr>
+          </w:p>
+        </w:tc>
+        <w:tc>
+          <w:tcPr>
+            <w:tcW w:w="1747" w:type="pct"/>
+          </w:tcPr>
+          <w:p>
+            <w:pPr>
+              <w:pStyle w:val="141"/>
+            </w:pPr>
+          </w:p>
+        </w:tc>
+      </w:tr>
+      <w:tr>
+        <w:tc>
+          <w:tcPr>
+            <w:tcW w:w="390" w:type="pct"/>
+          </w:tcPr>
+          <w:p>
+            <w:pPr>
+              <w:pStyle w:val="141"/>
+              <w:numPr>
+                <w:ilvl w:val="0"/>
+                <w:numId w:val="19"/>
+              </w:numPr>
+              <w:jc w:val="center"/>
+              <w:rPr>
+                <w:color w:val="auto"/>
+              </w:rPr>
+            </w:pPr>
+          </w:p>
+        </w:tc>
+        <w:tc>
+          <w:tcPr>
+            <w:tcW w:w="1593" w:type="pct"/>
+          </w:tcPr>
+          <w:p>
+            <w:pPr>
+              <w:pStyle w:val="141"/>
+              <w:rPr>
+                <w:rFonts w:ascii="Arial" w:hAnsi="Arial" w:cs="Arial"/>
+                <w:color w:val="1F1F1F"/>
+              </w:rPr>
+            </w:pPr>
+            <w:r>
+              <w:rPr>
+                <w:rFonts w:ascii="Arial" w:hAnsi="Arial" w:cs="Arial" w:hint="eastAsia"/>
+                <w:color w:val="1F1F1F"/>
+              </w:rPr>
+              <w:t>死亡</w:t>
+            </w:r>
+          </w:p>
+        </w:tc>
+        <w:tc>
+          <w:tcPr>
+            <w:tcW w:w="873" w:type="pct"/>
+          </w:tcPr>
+          <w:p>
+            <w:pPr>
+              <w:pStyle w:val="141"/>
+              <w:rPr>
+                <w:rFonts w:ascii="Arial" w:hAnsi="Arial" w:cs="Arial"/>
+                <w:color w:val="1F1F1F"/>
+              </w:rPr>
+            </w:pPr>
+            <w:r>
+              <w:rPr>
+                <w:rFonts w:ascii="Arial" w:hAnsi="Arial" w:cs="Arial" w:hint="eastAsia"/>
+                <w:color w:val="1F1F1F"/>
+              </w:rPr>
+              <w:t>輸出</w:t>
+            </w:r>
+          </w:p>
+        </w:tc>
+        <w:tc>
+          <w:tcPr>
+            <w:tcW w:w="397" w:type="pct"/>
+          </w:tcPr>
+          <w:p>
+            <w:pPr>
+              <w:pStyle w:val="141"/>
+              <w:jc w:val="center"/>
+            </w:pPr>
+          </w:p>
+        </w:tc>
+        <w:tc>
+          <w:tcPr>
+            <w:tcW w:w="1747" w:type="pct"/>
+          </w:tcPr>
+          <w:p>
+            <w:pPr>
+              <w:pStyle w:val="141"/>
+            </w:pPr>
           </w:p>
         </w:tc>
       </w:tr>
@@ -16741,6 +22929,7 @@
         <w:rPr>
           <w:rFonts w:hint="eastAsia"/>
         </w:rPr>
+        <w:lastRenderedPageBreak/>
         <w:t>事件</w:t>
       </w:r>
       <w:r>
@@ -16767,13 +22956,31 @@
         <w:rPr>
           <w:rFonts w:hint="eastAsia"/>
         </w:rPr>
-        <w:t>事件監看紀錄</w:t>
+        <w:t>事件監看</w:t>
       </w:r>
       <w:r>
         <w:rPr>
           <w:rFonts w:hint="eastAsia"/>
         </w:rPr>
-        <w:t>維護</w:t>
+        <w:t>(</w:t>
+      </w:r>
+      <w:r>
+        <w:rPr>
+          <w:rFonts w:hint="eastAsia"/>
+        </w:rPr>
+        <w:t>含應變</w:t>
+      </w:r>
+      <w:r>
+        <w:rPr>
+          <w:rFonts w:hint="eastAsia"/>
+        </w:rPr>
+        <w:t>)</w:t>
+      </w:r>
+      <w:r>
+        <w:rPr>
+          <w:rFonts w:hint="eastAsia"/>
+        </w:rPr>
+        <w:t>記錄</w:t>
       </w:r>
     </w:p>
     <w:p>
@@ -16791,7 +22998,7 @@
       <w:pPr>
         <w:pStyle w:val="15-"/>
       </w:pPr>
-      <w:bookmarkStart w:id="12" w:name="_Toc219471642"/>
+      <w:bookmarkStart w:id="11" w:name="_Toc219471642"/>
       <w:r>
         <w:rPr>
           <w:rFonts w:hint="eastAsia"/>
@@ -16816,7 +23023,7 @@
         </w:rPr>
         <w:t>欄位說明</w:t>
       </w:r>
-      <w:bookmarkEnd w:id="12"/>
+      <w:bookmarkEnd w:id="11"/>
     </w:p>
     <w:tbl>
       <w:tblPr>
@@ -17469,231 +23676,231 @@
               <w:rPr>
                 <w:rFonts w:hint="eastAsia"/>
               </w:rPr>
+              <w:t>水災</w:t>
+            </w:r>
+          </w:p>
+          <w:p>
+            <w:pPr>
+              <w:pStyle w:val="140"/>
+            </w:pPr>
+            <w:r>
+              <w:rPr>
+                <w:rFonts w:hint="eastAsia"/>
+              </w:rPr>
+              <w:t>震災（含土壤液化）</w:t>
+            </w:r>
+          </w:p>
+          <w:p>
+            <w:pPr>
+              <w:pStyle w:val="140"/>
+            </w:pPr>
+            <w:r>
+              <w:rPr>
+                <w:rFonts w:hint="eastAsia"/>
+              </w:rPr>
+              <w:t>其他自然災害</w:t>
+            </w:r>
+          </w:p>
+          <w:p>
+            <w:pPr>
+              <w:pStyle w:val="140"/>
+            </w:pPr>
+            <w:r>
+              <w:rPr>
+                <w:rFonts w:hint="eastAsia"/>
+              </w:rPr>
+              <w:t>空難</w:t>
+            </w:r>
+          </w:p>
+          <w:p>
+            <w:pPr>
+              <w:pStyle w:val="140"/>
+            </w:pPr>
+            <w:r>
+              <w:rPr>
+                <w:rFonts w:hint="eastAsia"/>
+              </w:rPr>
+              <w:t>海難</w:t>
+            </w:r>
+          </w:p>
+          <w:p>
+            <w:pPr>
+              <w:pStyle w:val="140"/>
+            </w:pPr>
+            <w:r>
+              <w:rPr>
+                <w:rFonts w:hint="eastAsia"/>
+              </w:rPr>
+              <w:t>旱災</w:t>
+            </w:r>
+          </w:p>
+          <w:p>
+            <w:pPr>
+              <w:pStyle w:val="140"/>
+            </w:pPr>
+            <w:r>
+              <w:rPr>
+                <w:rFonts w:hint="eastAsia"/>
+              </w:rPr>
+              <w:t>寒害</w:t>
+            </w:r>
+          </w:p>
+          <w:p>
+            <w:pPr>
+              <w:pStyle w:val="140"/>
+            </w:pPr>
+            <w:r>
+              <w:rPr>
+                <w:rFonts w:hint="eastAsia"/>
+              </w:rPr>
+              <w:t>火山災害</w:t>
+            </w:r>
+          </w:p>
+          <w:p>
+            <w:pPr>
+              <w:pStyle w:val="140"/>
+            </w:pPr>
+            <w:r>
+              <w:rPr>
+                <w:rFonts w:hint="eastAsia"/>
+              </w:rPr>
+              <w:t>森林火災</w:t>
+            </w:r>
+          </w:p>
+          <w:p>
+            <w:pPr>
+              <w:pStyle w:val="140"/>
+            </w:pPr>
+            <w:r>
+              <w:rPr>
+                <w:rFonts w:hint="eastAsia"/>
+              </w:rPr>
+              <w:t>動植物</w:t>
+            </w:r>
+            <w:proofErr w:type="gramStart"/>
+            <w:r>
+              <w:rPr>
+                <w:rFonts w:hint="eastAsia"/>
+              </w:rPr>
+              <w:t>疫</w:t>
+            </w:r>
+            <w:proofErr w:type="gramEnd"/>
+            <w:r>
+              <w:rPr>
+                <w:rFonts w:hint="eastAsia"/>
+              </w:rPr>
+              <w:t>災</w:t>
+            </w:r>
+          </w:p>
+          <w:p>
+            <w:pPr>
+              <w:pStyle w:val="140"/>
+              <w:numPr>
+                <w:ilvl w:val="0"/>
+                <w:numId w:val="0"/>
+              </w:numPr>
+              <w:ind w:left="11"/>
+            </w:pPr>
+            <w:r>
+              <w:rPr>
+                <w:rFonts w:hint="eastAsia"/>
+              </w:rPr>
+              <w:t>【</w:t>
+            </w:r>
+            <w:r>
+              <w:rPr>
+                <w:rFonts w:hint="eastAsia"/>
+              </w:rPr>
+              <w:t>災害屬性</w:t>
+            </w:r>
+            <w:r>
+              <w:rPr>
+                <w:rFonts w:hint="eastAsia"/>
+              </w:rPr>
+              <w:t xml:space="preserve"> = </w:t>
+            </w:r>
+            <w:r>
+              <w:rPr>
+                <w:rFonts w:hint="eastAsia"/>
+              </w:rPr>
+              <w:t>人為】</w:t>
+            </w:r>
+          </w:p>
+          <w:p>
+            <w:pPr>
+              <w:pStyle w:val="140"/>
+            </w:pPr>
+            <w:r>
+              <w:rPr>
+                <w:rFonts w:hint="eastAsia"/>
+              </w:rPr>
+              <w:t>生物病原災害</w:t>
+            </w:r>
+          </w:p>
+          <w:p>
+            <w:pPr>
+              <w:pStyle w:val="140"/>
+            </w:pPr>
+            <w:r>
+              <w:rPr>
+                <w:rFonts w:hint="eastAsia"/>
+              </w:rPr>
+              <w:t>火災</w:t>
+            </w:r>
+          </w:p>
+          <w:p>
+            <w:pPr>
+              <w:pStyle w:val="140"/>
+            </w:pPr>
+            <w:r>
+              <w:rPr>
+                <w:rFonts w:hint="eastAsia"/>
+              </w:rPr>
+              <w:t>毒性化學物質災害</w:t>
+            </w:r>
+          </w:p>
+          <w:p>
+            <w:pPr>
+              <w:pStyle w:val="140"/>
+            </w:pPr>
+            <w:r>
+              <w:rPr>
+                <w:rFonts w:hint="eastAsia"/>
+              </w:rPr>
+              <w:t>陸上交通事故</w:t>
+            </w:r>
+          </w:p>
+          <w:p>
+            <w:pPr>
+              <w:pStyle w:val="140"/>
+            </w:pPr>
+            <w:r>
+              <w:rPr>
+                <w:rFonts w:hint="eastAsia"/>
+              </w:rPr>
+              <w:t>工業管線災害</w:t>
+            </w:r>
+          </w:p>
+          <w:p>
+            <w:pPr>
+              <w:pStyle w:val="140"/>
+            </w:pPr>
+            <w:r>
+              <w:rPr>
+                <w:rFonts w:hint="eastAsia"/>
+              </w:rPr>
+              <w:t>停電</w:t>
+            </w:r>
+          </w:p>
+          <w:p>
+            <w:pPr>
+              <w:pStyle w:val="140"/>
+            </w:pPr>
+            <w:r>
+              <w:rPr>
+                <w:rFonts w:hint="eastAsia"/>
+              </w:rPr>
               <w:lastRenderedPageBreak/>
-              <w:t>水災</w:t>
-            </w:r>
-          </w:p>
-          <w:p>
-            <w:pPr>
-              <w:pStyle w:val="140"/>
-            </w:pPr>
-            <w:r>
-              <w:rPr>
-                <w:rFonts w:hint="eastAsia"/>
-              </w:rPr>
-              <w:t>震災（含土壤液化）</w:t>
-            </w:r>
-          </w:p>
-          <w:p>
-            <w:pPr>
-              <w:pStyle w:val="140"/>
-            </w:pPr>
-            <w:r>
-              <w:rPr>
-                <w:rFonts w:hint="eastAsia"/>
-              </w:rPr>
-              <w:t>其他自然災害</w:t>
-            </w:r>
-          </w:p>
-          <w:p>
-            <w:pPr>
-              <w:pStyle w:val="140"/>
-            </w:pPr>
-            <w:r>
-              <w:rPr>
-                <w:rFonts w:hint="eastAsia"/>
-              </w:rPr>
-              <w:t>空難</w:t>
-            </w:r>
-          </w:p>
-          <w:p>
-            <w:pPr>
-              <w:pStyle w:val="140"/>
-            </w:pPr>
-            <w:r>
-              <w:rPr>
-                <w:rFonts w:hint="eastAsia"/>
-              </w:rPr>
-              <w:t>海難</w:t>
-            </w:r>
-          </w:p>
-          <w:p>
-            <w:pPr>
-              <w:pStyle w:val="140"/>
-            </w:pPr>
-            <w:r>
-              <w:rPr>
-                <w:rFonts w:hint="eastAsia"/>
-              </w:rPr>
-              <w:t>旱災</w:t>
-            </w:r>
-          </w:p>
-          <w:p>
-            <w:pPr>
-              <w:pStyle w:val="140"/>
-            </w:pPr>
-            <w:r>
-              <w:rPr>
-                <w:rFonts w:hint="eastAsia"/>
-              </w:rPr>
-              <w:t>寒害</w:t>
-            </w:r>
-          </w:p>
-          <w:p>
-            <w:pPr>
-              <w:pStyle w:val="140"/>
-            </w:pPr>
-            <w:r>
-              <w:rPr>
-                <w:rFonts w:hint="eastAsia"/>
-              </w:rPr>
-              <w:t>火山災害</w:t>
-            </w:r>
-          </w:p>
-          <w:p>
-            <w:pPr>
-              <w:pStyle w:val="140"/>
-            </w:pPr>
-            <w:r>
-              <w:rPr>
-                <w:rFonts w:hint="eastAsia"/>
-              </w:rPr>
-              <w:t>森林火災</w:t>
-            </w:r>
-          </w:p>
-          <w:p>
-            <w:pPr>
-              <w:pStyle w:val="140"/>
-            </w:pPr>
-            <w:r>
-              <w:rPr>
-                <w:rFonts w:hint="eastAsia"/>
-              </w:rPr>
-              <w:t>動植物</w:t>
-            </w:r>
-            <w:proofErr w:type="gramStart"/>
-            <w:r>
-              <w:rPr>
-                <w:rFonts w:hint="eastAsia"/>
-              </w:rPr>
-              <w:t>疫</w:t>
-            </w:r>
-            <w:proofErr w:type="gramEnd"/>
-            <w:r>
-              <w:rPr>
-                <w:rFonts w:hint="eastAsia"/>
-              </w:rPr>
-              <w:t>災</w:t>
-            </w:r>
-          </w:p>
-          <w:p>
-            <w:pPr>
-              <w:pStyle w:val="140"/>
-              <w:numPr>
-                <w:ilvl w:val="0"/>
-                <w:numId w:val="0"/>
-              </w:numPr>
-              <w:ind w:left="11"/>
-            </w:pPr>
-            <w:r>
-              <w:rPr>
-                <w:rFonts w:hint="eastAsia"/>
-              </w:rPr>
-              <w:t>【</w:t>
-            </w:r>
-            <w:r>
-              <w:rPr>
-                <w:rFonts w:hint="eastAsia"/>
-              </w:rPr>
-              <w:t>災害屬性</w:t>
-            </w:r>
-            <w:r>
-              <w:rPr>
-                <w:rFonts w:hint="eastAsia"/>
-              </w:rPr>
-              <w:t xml:space="preserve"> = </w:t>
-            </w:r>
-            <w:r>
-              <w:rPr>
-                <w:rFonts w:hint="eastAsia"/>
-              </w:rPr>
-              <w:t>人為】</w:t>
-            </w:r>
-          </w:p>
-          <w:p>
-            <w:pPr>
-              <w:pStyle w:val="140"/>
-            </w:pPr>
-            <w:r>
-              <w:rPr>
-                <w:rFonts w:hint="eastAsia"/>
-              </w:rPr>
-              <w:t>生物病原災害</w:t>
-            </w:r>
-          </w:p>
-          <w:p>
-            <w:pPr>
-              <w:pStyle w:val="140"/>
-            </w:pPr>
-            <w:r>
-              <w:rPr>
-                <w:rFonts w:hint="eastAsia"/>
-              </w:rPr>
-              <w:t>火災</w:t>
-            </w:r>
-          </w:p>
-          <w:p>
-            <w:pPr>
-              <w:pStyle w:val="140"/>
-            </w:pPr>
-            <w:r>
-              <w:rPr>
-                <w:rFonts w:hint="eastAsia"/>
-              </w:rPr>
-              <w:t>毒性化學物質災害</w:t>
-            </w:r>
-          </w:p>
-          <w:p>
-            <w:pPr>
-              <w:pStyle w:val="140"/>
-            </w:pPr>
-            <w:r>
-              <w:rPr>
-                <w:rFonts w:hint="eastAsia"/>
-              </w:rPr>
-              <w:t>陸上交通事故</w:t>
-            </w:r>
-          </w:p>
-          <w:p>
-            <w:pPr>
-              <w:pStyle w:val="140"/>
-            </w:pPr>
-            <w:r>
-              <w:rPr>
-                <w:rFonts w:hint="eastAsia"/>
-              </w:rPr>
-              <w:t>工業管線災害</w:t>
-            </w:r>
-          </w:p>
-          <w:p>
-            <w:pPr>
-              <w:pStyle w:val="140"/>
-            </w:pPr>
-            <w:r>
-              <w:rPr>
-                <w:rFonts w:hint="eastAsia"/>
-              </w:rPr>
-              <w:t>停電</w:t>
-            </w:r>
-          </w:p>
-          <w:p>
-            <w:pPr>
-              <w:pStyle w:val="140"/>
-            </w:pPr>
-            <w:r>
-              <w:rPr>
-                <w:rFonts w:hint="eastAsia"/>
-              </w:rPr>
               <w:t>停水</w:t>
             </w:r>
           </w:p>
@@ -18556,6 +24763,7 @@
               <w:rPr>
                 <w:rFonts w:hint="eastAsia"/>
               </w:rPr>
+              <w:lastRenderedPageBreak/>
               <w:t>宜蘭縣</w:t>
             </w:r>
           </w:p>
@@ -18811,7 +25019,6 @@
               <w:rPr>
                 <w:rFonts w:hint="eastAsia"/>
               </w:rPr>
-              <w:lastRenderedPageBreak/>
               <w:t>花蓮縣</w:t>
             </w:r>
           </w:p>
@@ -19111,6 +25318,39 @@
           <w:p>
             <w:pPr>
               <w:pStyle w:val="140"/>
+              <w:numPr>
+                <w:ilvl w:val="0"/>
+                <w:numId w:val="53"/>
+              </w:numPr>
+            </w:pPr>
+            <w:r>
+              <w:rPr>
+                <w:rFonts w:hint="eastAsia"/>
+              </w:rPr>
+              <w:t>監看事件</w:t>
+            </w:r>
+            <w:r>
+              <w:rPr>
+                <w:rFonts w:hint="eastAsia"/>
+              </w:rPr>
+              <w:t>(</w:t>
+            </w:r>
+            <w:r>
+              <w:rPr>
+                <w:rFonts w:hint="eastAsia"/>
+              </w:rPr>
+              <w:t>不含應變</w:t>
+            </w:r>
+            <w:r>
+              <w:rPr>
+                <w:rFonts w:hint="eastAsia"/>
+              </w:rPr>
+              <w:t>)</w:t>
+            </w:r>
+          </w:p>
+          <w:p>
+            <w:pPr>
+              <w:pStyle w:val="140"/>
             </w:pPr>
             <w:r>
               <w:rPr>
@@ -19118,11 +25358,8 @@
               </w:rPr>
               <w:t>應變事件</w:t>
             </w:r>
-          </w:p>
-          <w:p>
-            <w:pPr>
-              <w:pStyle w:val="141"/>
-            </w:pPr>
+            <w:bookmarkStart w:id="12" w:name="_GoBack"/>
+            <w:bookmarkEnd w:id="12"/>
           </w:p>
         </w:tc>
       </w:tr>
@@ -19218,7 +25455,7 @@
               <w:pStyle w:val="140"/>
               <w:numPr>
                 <w:ilvl w:val="0"/>
-                <w:numId w:val="14"/>
+                <w:numId w:val="84"/>
               </w:numPr>
             </w:pPr>
             <w:r>
@@ -25367,6 +31604,7 @@
               <w:rPr>
                 <w:rFonts w:hint="eastAsia"/>
               </w:rPr>
+              <w:lastRenderedPageBreak/>
               <w:t>應變事件</w:t>
             </w:r>
           </w:p>
@@ -25917,7 +32155,6 @@
               <w:rPr>
                 <w:rFonts w:hint="eastAsia"/>
               </w:rPr>
-              <w:lastRenderedPageBreak/>
               <w:t>其他</w:t>
             </w:r>
           </w:p>
@@ -27471,14 +33708,7 @@
               <w:rPr>
                 <w:rFonts w:hint="eastAsia"/>
               </w:rPr>
-              <w:t>事故發生</w:t>
-            </w:r>
-            <w:r>
-              <w:rPr>
-                <w:rFonts w:hint="eastAsia"/>
-              </w:rPr>
-              <w:lastRenderedPageBreak/>
-              <w:t>地</w:t>
+              <w:t>事故發生地</w:t>
             </w:r>
             <w:r>
               <w:rPr>
@@ -27503,7 +33733,6 @@
               <w:rPr>
                 <w:rFonts w:hint="eastAsia"/>
               </w:rPr>
-              <w:lastRenderedPageBreak/>
               <w:t>簡訊</w:t>
             </w:r>
             <w:r>
@@ -28717,6 +34946,7 @@
                 <w:rFonts w:ascii="Arial" w:hAnsi="Arial" w:cs="Arial" w:hint="eastAsia"/>
                 <w:color w:val="1F1F1F"/>
               </w:rPr>
+              <w:lastRenderedPageBreak/>
               <w:t>『</w:t>
             </w:r>
             <w:r>
@@ -29902,7 +36132,6 @@
               <w:rPr>
                 <w:rFonts w:hint="eastAsia"/>
               </w:rPr>
-              <w:lastRenderedPageBreak/>
               <w:t>輸入錯誤</w:t>
             </w:r>
           </w:p>
@@ -41802,7 +48031,31 @@
         <w:rPr>
           <w:rFonts w:hint="eastAsia"/>
         </w:rPr>
-        <w:t>事件監控統計表</w:t>
+        <w:t>事件監看</w:t>
+      </w:r>
+      <w:r>
+        <w:rPr>
+          <w:rFonts w:hint="eastAsia"/>
+        </w:rPr>
+        <w:t>(</w:t>
+      </w:r>
+      <w:r>
+        <w:rPr>
+          <w:rFonts w:hint="eastAsia"/>
+        </w:rPr>
+        <w:t>含應變</w:t>
+      </w:r>
+      <w:r>
+        <w:rPr>
+          <w:rFonts w:hint="eastAsia"/>
+        </w:rPr>
+        <w:t>)</w:t>
+      </w:r>
+      <w:r>
+        <w:rPr>
+          <w:rFonts w:hint="eastAsia"/>
+        </w:rPr>
+        <w:t>統計表</w:t>
       </w:r>
     </w:p>
     <w:p>
@@ -42309,7 +48562,25 @@
               <w:rPr>
                 <w:rFonts w:hint="eastAsia"/>
               </w:rPr>
-              <w:t>非應變事件</w:t>
+              <w:t>全部監看事件</w:t>
+            </w:r>
+            <w:r>
+              <w:rPr>
+                <w:rFonts w:hint="eastAsia"/>
+              </w:rPr>
+              <w:t>(</w:t>
+            </w:r>
+            <w:r>
+              <w:rPr>
+                <w:rFonts w:hint="eastAsia"/>
+              </w:rPr>
+              <w:t>含應變</w:t>
+            </w:r>
+            <w:r>
+              <w:rPr>
+                <w:rFonts w:hint="eastAsia"/>
+              </w:rPr>
+              <w:t>)</w:t>
             </w:r>
           </w:p>
           <w:p>
@@ -44765,7 +51036,51 @@
               <w:rPr>
                 <w:rFonts w:hint="eastAsia"/>
               </w:rPr>
-              <w:t>:X%</w:t>
+              <w:t>:X</w:t>
+            </w:r>
+            <w:r>
+              <w:t>.xx</w:t>
+            </w:r>
+            <w:r>
+              <w:rPr>
+                <w:rFonts w:hint="eastAsia"/>
+              </w:rPr>
+              <w:t>%</w:t>
+            </w:r>
+            <w:r>
+              <w:rPr>
+                <w:rFonts w:hint="eastAsia"/>
+              </w:rPr>
+              <w:t>(</w:t>
+            </w:r>
+            <w:r>
+              <w:t>4</w:t>
+            </w:r>
+            <w:proofErr w:type="gramStart"/>
+            <w:r>
+              <w:rPr>
+                <w:rFonts w:hint="eastAsia"/>
+              </w:rPr>
+              <w:t>捨</w:t>
+            </w:r>
+            <w:proofErr w:type="gramEnd"/>
+            <w:r>
+              <w:rPr>
+                <w:rFonts w:hint="eastAsia"/>
+              </w:rPr>
+              <w:t>5</w:t>
+            </w:r>
+            <w:r>
+              <w:rPr>
+                <w:rFonts w:hint="eastAsia"/>
+              </w:rPr>
+              <w:t>入</w:t>
+            </w:r>
+            <w:r>
+              <w:rPr>
+                <w:rFonts w:hint="eastAsia"/>
+              </w:rPr>
+              <w:t>)</w:t>
             </w:r>
           </w:p>
         </w:tc>
@@ -45088,16 +51403,52 @@
             <w:r>
               <w:rPr>
                 <w:rFonts w:hint="eastAsia"/>
-                <w:color w:val="000000"/>
               </w:rPr>
               <w:t>格式</w:t>
             </w:r>
             <w:r>
               <w:rPr>
                 <w:rFonts w:hint="eastAsia"/>
-                <w:color w:val="000000"/>
-              </w:rPr>
-              <w:t>:X%</w:t>
+              </w:rPr>
+              <w:t>:X</w:t>
+            </w:r>
+            <w:r>
+              <w:t>.xx</w:t>
+            </w:r>
+            <w:r>
+              <w:rPr>
+                <w:rFonts w:hint="eastAsia"/>
+              </w:rPr>
+              <w:t>%(</w:t>
+            </w:r>
+            <w:r>
+              <w:t>4</w:t>
+            </w:r>
+            <w:proofErr w:type="gramStart"/>
+            <w:r>
+              <w:rPr>
+                <w:rFonts w:hint="eastAsia"/>
+              </w:rPr>
+              <w:t>捨</w:t>
+            </w:r>
+            <w:proofErr w:type="gramEnd"/>
+            <w:r>
+              <w:rPr>
+                <w:rFonts w:hint="eastAsia"/>
+              </w:rPr>
+              <w:t>5</w:t>
+            </w:r>
+            <w:r>
+              <w:rPr>
+                <w:rFonts w:hint="eastAsia"/>
+              </w:rPr>
+              <w:t>入</w:t>
+            </w:r>
+            <w:r>
+              <w:rPr>
+                <w:rFonts w:hint="eastAsia"/>
+              </w:rPr>
+              <w:t>)</w:t>
             </w:r>
           </w:p>
         </w:tc>
@@ -45417,16 +51768,52 @@
             <w:r>
               <w:rPr>
                 <w:rFonts w:hint="eastAsia"/>
-                <w:color w:val="000000"/>
               </w:rPr>
               <w:t>格式</w:t>
             </w:r>
             <w:r>
               <w:rPr>
                 <w:rFonts w:hint="eastAsia"/>
-                <w:color w:val="000000"/>
-              </w:rPr>
-              <w:t>:X%</w:t>
+              </w:rPr>
+              <w:t>:X</w:t>
+            </w:r>
+            <w:r>
+              <w:t>.xx</w:t>
+            </w:r>
+            <w:r>
+              <w:rPr>
+                <w:rFonts w:hint="eastAsia"/>
+              </w:rPr>
+              <w:t>%(</w:t>
+            </w:r>
+            <w:r>
+              <w:t>4</w:t>
+            </w:r>
+            <w:proofErr w:type="gramStart"/>
+            <w:r>
+              <w:rPr>
+                <w:rFonts w:hint="eastAsia"/>
+              </w:rPr>
+              <w:t>捨</w:t>
+            </w:r>
+            <w:proofErr w:type="gramEnd"/>
+            <w:r>
+              <w:rPr>
+                <w:rFonts w:hint="eastAsia"/>
+              </w:rPr>
+              <w:t>5</w:t>
+            </w:r>
+            <w:r>
+              <w:rPr>
+                <w:rFonts w:hint="eastAsia"/>
+              </w:rPr>
+              <w:t>入</w:t>
+            </w:r>
+            <w:r>
+              <w:rPr>
+                <w:rFonts w:hint="eastAsia"/>
+              </w:rPr>
+              <w:t>)</w:t>
             </w:r>
           </w:p>
         </w:tc>
@@ -49979,6 +56366,7 @@
         <w:docPartUnique/>
       </w:docPartObj>
     </w:sdtPr>
+    <w:sdtEndPr/>
     <w:sdtContent>
       <w:p>
         <w:pPr>
@@ -50027,6 +56415,7 @@
         <w:docPartUnique/>
       </w:docPartObj>
     </w:sdtPr>
+    <w:sdtEndPr/>
     <w:sdtContent>
       <w:p>
         <w:pPr>
@@ -50054,7 +56443,7 @@
           <w:rPr>
             <w:noProof/>
           </w:rPr>
-          <w:t>9</w:t>
+          <w:t>10</w:t>
         </w:r>
         <w:r>
           <w:fldChar w:fldCharType="end"/>
@@ -53404,6 +59793,12 @@
   <w:num w:numId="83">
     <w:abstractNumId w:val="3"/>
   </w:num>
+  <w:num w:numId="84">
+    <w:abstractNumId w:val="23"/>
+    <w:lvlOverride w:ilvl="0">
+      <w:startOverride w:val="1"/>
+    </w:lvlOverride>
+  </w:num>
   <w:numIdMacAtCleanup w:val="83"/>
 </w:numbering>
 </file>
@@ -55759,7 +62154,7 @@
 </file>
 
 <file path=customXml/itemProps1.xml><?xml version="1.0" encoding="utf-8"?>
-<ds:datastoreItem xmlns:ds="http://schemas.openxmlformats.org/officeDocument/2006/customXml" ds:itemID="{CC9E67E6-1CA6-4F73-9FFF-D97F32DB0F8A}">
+<ds:datastoreItem xmlns:ds="http://schemas.openxmlformats.org/officeDocument/2006/customXml" ds:itemID="{50DAF0EC-289F-442C-9B70-4E6C9C7C052A}">
   <ds:schemaRefs>
     <ds:schemaRef ds:uri="http://schemas.openxmlformats.org/officeDocument/2006/bibliography"/>
   </ds:schemaRefs>
